--- a/06-学生侧材料/讲义/6-有机化学/亲核取代与消除反应.docx
+++ b/06-学生侧材料/讲义/6-有机化学/亲核取代与消除反应.docx
@@ -22039,7 +22039,7 @@
         <w:t>典型例题</w:t>
       </w:r>
     </w:p>
-    <w:bookmarkStart w:id="41" w:name="例1-sn1sn2-底物活性排序"/>
+    <w:bookmarkStart w:id="41" w:name="例1-sn1sn2-底物活性排序进阶"/>
     <w:p>
       <w:pPr>
         <w:pStyle w:val="Heading3"/>
@@ -22067,13 +22067,25 @@
         <w:rPr>
           <w:rFonts w:hint="eastAsia" w:ascii="Times New Roman" w:hAnsi="Times New Roman" w:eastAsia="SimHei" w:cs="Times New Roman"/>
         </w:rPr>
-        <w:t xml:space="preserve">底物活性排序</w:t>
-      </w:r>
-      <w:r>
-        <w:rPr>
-          <w:rFonts w:ascii="Times New Roman" w:hAnsi="Times New Roman" w:eastAsia="Times New Roman" w:cs="Times New Roman"/>
-        </w:rPr>
-        <w:t xml:space="preserve"> ⭐⭐⭐</w:t>
+        <w:t>底物活性排序</w:t>
+      </w:r>
+      <w:r>
+        <w:rPr>
+          <w:rFonts w:hint="eastAsia" w:ascii="Times New Roman" w:hAnsi="Times New Roman" w:eastAsia="Times New Roman" w:cs="Times New Roman"/>
+        </w:rPr>
+        <w:t>（</w:t>
+      </w:r>
+      <w:r>
+        <w:rPr>
+          <w:rFonts w:hint="eastAsia" w:ascii="Times New Roman" w:hAnsi="Times New Roman" w:eastAsia="SimHei" w:cs="Times New Roman"/>
+        </w:rPr>
+        <w:t>进阶</w:t>
+      </w:r>
+      <w:r>
+        <w:rPr>
+          <w:rFonts w:hint="eastAsia" w:ascii="Times New Roman" w:hAnsi="Times New Roman" w:eastAsia="Times New Roman" w:cs="Times New Roman"/>
+        </w:rPr>
+        <w:t>）</w:t>
       </w:r>
     </w:p>
     <w:p>
@@ -22591,7 +22603,7 @@
       </w:r>
     </w:p>
     <w:bookmarkEnd w:id="41"/>
-    <w:bookmarkStart w:id="45" w:name="例2-sn2-立体化学walden-翻转"/>
+    <w:bookmarkStart w:id="45" w:name="例2-sn2-立体化学walden-翻转进阶"/>
     <w:p>
       <w:pPr>
         <w:pStyle w:val="Heading3"/>
@@ -22637,13 +22649,25 @@
         <w:rPr>
           <w:rFonts w:hint="eastAsia" w:ascii="Times New Roman" w:hAnsi="Times New Roman" w:eastAsia="SimHei" w:cs="Times New Roman"/>
         </w:rPr>
-        <w:t xml:space="preserve">翻转</w:t>
-      </w:r>
-      <w:r>
-        <w:rPr>
-          <w:rFonts w:ascii="Times New Roman" w:hAnsi="Times New Roman" w:eastAsia="Times New Roman" w:cs="Times New Roman"/>
-        </w:rPr>
-        <w:t xml:space="preserve"> ⭐⭐⭐</w:t>
+        <w:t>翻转</w:t>
+      </w:r>
+      <w:r>
+        <w:rPr>
+          <w:rFonts w:hint="eastAsia" w:ascii="Times New Roman" w:hAnsi="Times New Roman" w:eastAsia="Times New Roman" w:cs="Times New Roman"/>
+        </w:rPr>
+        <w:t>（</w:t>
+      </w:r>
+      <w:r>
+        <w:rPr>
+          <w:rFonts w:hint="eastAsia" w:ascii="Times New Roman" w:hAnsi="Times New Roman" w:eastAsia="SimHei" w:cs="Times New Roman"/>
+        </w:rPr>
+        <w:t>进阶</w:t>
+      </w:r>
+      <w:r>
+        <w:rPr>
+          <w:rFonts w:hint="eastAsia" w:ascii="Times New Roman" w:hAnsi="Times New Roman" w:eastAsia="Times New Roman" w:cs="Times New Roman"/>
+        </w:rPr>
+        <w:t>）</w:t>
       </w:r>
     </w:p>
     <w:p>
@@ -23293,7 +23317,7 @@
       </w:r>
     </w:p>
     <w:bookmarkEnd w:id="45"/>
-    <w:bookmarkStart w:id="46" w:name="例3-e2-区域选择性zaitsev-vs-hofmann"/>
+    <w:bookmarkStart w:id="46" w:name="例3-e2-区域选择性zaitsev-vs-hofmann进阶"/>
     <w:p>
       <w:pPr>
         <w:pStyle w:val="Heading3"/>
@@ -23333,7 +23357,25 @@
         <w:rPr>
           <w:rFonts w:ascii="Times New Roman" w:hAnsi="Times New Roman" w:eastAsia="Times New Roman" w:cs="Times New Roman"/>
         </w:rPr>
-        <w:t xml:space="preserve"> vs Hofmann ⭐⭐⭐</w:t>
+        <w:t xml:space="preserve"> vs </w:t>
+      </w:r>
+      <w:r>
+        <w:rPr>
+          <w:rFonts w:hint="eastAsia" w:ascii="Times New Roman" w:hAnsi="Times New Roman" w:eastAsia="Times New Roman" w:cs="Times New Roman"/>
+        </w:rPr>
+        <w:t>Hofmann（</w:t>
+      </w:r>
+      <w:r>
+        <w:rPr>
+          <w:rFonts w:hint="eastAsia" w:ascii="Times New Roman" w:hAnsi="Times New Roman" w:eastAsia="SimHei" w:cs="Times New Roman"/>
+        </w:rPr>
+        <w:t>进阶</w:t>
+      </w:r>
+      <w:r>
+        <w:rPr>
+          <w:rFonts w:hint="eastAsia" w:ascii="Times New Roman" w:hAnsi="Times New Roman" w:eastAsia="Times New Roman" w:cs="Times New Roman"/>
+        </w:rPr>
+        <w:t>）</w:t>
       </w:r>
     </w:p>
     <w:p>
@@ -24590,7 +24632,7 @@
       </w:r>
     </w:p>
     <w:bookmarkEnd w:id="46"/>
-    <w:bookmarkStart w:id="47" w:name="例4-环己烷-e2-构象分析"/>
+    <w:bookmarkStart w:id="47" w:name="例4-环己烷-e2-构象分析挑战"/>
     <w:p>
       <w:pPr>
         <w:pStyle w:val="Heading3"/>
@@ -24630,13 +24672,25 @@
         <w:rPr>
           <w:rFonts w:hint="eastAsia" w:ascii="Times New Roman" w:hAnsi="Times New Roman" w:eastAsia="SimHei" w:cs="Times New Roman"/>
         </w:rPr>
-        <w:t xml:space="preserve">构象分析</w:t>
-      </w:r>
-      <w:r>
-        <w:rPr>
-          <w:rFonts w:ascii="Times New Roman" w:hAnsi="Times New Roman" w:eastAsia="Times New Roman" w:cs="Times New Roman"/>
-        </w:rPr>
-        <w:t xml:space="preserve"> ⭐⭐⭐⭐</w:t>
+        <w:t>构象分析</w:t>
+      </w:r>
+      <w:r>
+        <w:rPr>
+          <w:rFonts w:hint="eastAsia" w:ascii="Times New Roman" w:hAnsi="Times New Roman" w:eastAsia="Times New Roman" w:cs="Times New Roman"/>
+        </w:rPr>
+        <w:t>（</w:t>
+      </w:r>
+      <w:r>
+        <w:rPr>
+          <w:rFonts w:hint="eastAsia" w:ascii="Times New Roman" w:hAnsi="Times New Roman" w:eastAsia="SimHei" w:cs="Times New Roman"/>
+        </w:rPr>
+        <w:t>挑战</w:t>
+      </w:r>
+      <w:r>
+        <w:rPr>
+          <w:rFonts w:hint="eastAsia" w:ascii="Times New Roman" w:hAnsi="Times New Roman" w:eastAsia="Times New Roman" w:cs="Times New Roman"/>
+        </w:rPr>
+        <w:t>）</w:t>
       </w:r>
     </w:p>
     <w:p>
@@ -26084,7 +26138,7 @@
       </w:r>
     </w:p>
     <w:bookmarkEnd w:id="47"/>
-    <w:bookmarkStart w:id="48" w:name="例5-二级底物竞争判断"/>
+    <w:bookmarkStart w:id="48" w:name="例5-二级底物竞争判断挑战"/>
     <w:p>
       <w:pPr>
         <w:pStyle w:val="Heading3"/>
@@ -26112,13 +26166,25 @@
         <w:rPr>
           <w:rFonts w:hint="eastAsia" w:ascii="Times New Roman" w:hAnsi="Times New Roman" w:eastAsia="SimHei" w:cs="Times New Roman"/>
         </w:rPr>
-        <w:t xml:space="preserve">二级底物竞争判断</w:t>
-      </w:r>
-      <w:r>
-        <w:rPr>
-          <w:rFonts w:ascii="Times New Roman" w:hAnsi="Times New Roman" w:eastAsia="Times New Roman" w:cs="Times New Roman"/>
-        </w:rPr>
-        <w:t xml:space="preserve"> ⭐⭐⭐⭐</w:t>
+        <w:t>二级底物竞争判断</w:t>
+      </w:r>
+      <w:r>
+        <w:rPr>
+          <w:rFonts w:hint="eastAsia" w:ascii="Times New Roman" w:hAnsi="Times New Roman" w:eastAsia="Times New Roman" w:cs="Times New Roman"/>
+        </w:rPr>
+        <w:t>（</w:t>
+      </w:r>
+      <w:r>
+        <w:rPr>
+          <w:rFonts w:hint="eastAsia" w:ascii="Times New Roman" w:hAnsi="Times New Roman" w:eastAsia="SimHei" w:cs="Times New Roman"/>
+        </w:rPr>
+        <w:t>挑战</w:t>
+      </w:r>
+      <w:r>
+        <w:rPr>
+          <w:rFonts w:hint="eastAsia" w:ascii="Times New Roman" w:hAnsi="Times New Roman" w:eastAsia="Times New Roman" w:cs="Times New Roman"/>
+        </w:rPr>
+        <w:t>）</w:t>
       </w:r>
     </w:p>
     <w:p>
@@ -27674,7 +27740,7 @@
       </w:r>
     </w:p>
     <w:bookmarkEnd w:id="48"/>
-    <w:bookmarkStart w:id="49" w:name="例6-综合竞争产物反推机理"/>
+    <w:bookmarkStart w:id="49" w:name="例6-综合竞争产物反推机理挑战"/>
     <w:p>
       <w:pPr>
         <w:pStyle w:val="Heading3"/>
@@ -27718,9 +27784,21 @@
       </w:r>
       <w:r>
         <w:rPr>
-          <w:rFonts w:ascii="Times New Roman" w:hAnsi="Times New Roman" w:eastAsia="Times New Roman" w:cs="Times New Roman"/>
-        </w:rPr>
-        <w:t xml:space="preserve"> ⭐⭐⭐⭐</w:t>
+          <w:rFonts w:hint="eastAsia" w:ascii="Times New Roman" w:hAnsi="Times New Roman" w:eastAsia="Times New Roman" w:cs="Times New Roman"/>
+        </w:rPr>
+        <w:t>（</w:t>
+      </w:r>
+      <w:r>
+        <w:rPr>
+          <w:rFonts w:hint="eastAsia" w:ascii="Times New Roman" w:hAnsi="Times New Roman" w:eastAsia="SimHei" w:cs="Times New Roman"/>
+        </w:rPr>
+        <w:t>挑战</w:t>
+      </w:r>
+      <w:r>
+        <w:rPr>
+          <w:rFonts w:hint="eastAsia" w:ascii="Times New Roman" w:hAnsi="Times New Roman" w:eastAsia="Times New Roman" w:cs="Times New Roman"/>
+        </w:rPr>
+        <w:t>）</w:t>
       </w:r>
     </w:p>
     <w:p>
@@ -35293,13 +35371,7 @@
         <w:rPr>
           <w:rFonts w:hint="eastAsia" w:ascii="Times New Roman" w:hAnsi="Times New Roman" w:eastAsia="SimHei" w:cs="Times New Roman"/>
         </w:rPr>
-        <w:t>基础巩固</w:t>
-      </w:r>
-      <w:r>
-        <w:rPr>
-          <w:rFonts w:hint="eastAsia" w:ascii="Times New Roman" w:hAnsi="Times New Roman" w:eastAsia="Times New Roman" w:cs="Times New Roman"/>
-        </w:rPr>
-        <w:t>（⭐⭐）</w:t>
+        <w:t xml:space="preserve">基础巩固</w:t>
       </w:r>
     </w:p>
     <w:p>
@@ -35710,13 +35782,7 @@
         <w:rPr>
           <w:rFonts w:hint="eastAsia" w:ascii="Times New Roman" w:hAnsi="Times New Roman" w:eastAsia="SimHei" w:cs="Times New Roman"/>
         </w:rPr>
-        <w:t>提高训练</w:t>
-      </w:r>
-      <w:r>
-        <w:rPr>
-          <w:rFonts w:hint="eastAsia" w:ascii="Times New Roman" w:hAnsi="Times New Roman" w:eastAsia="Times New Roman" w:cs="Times New Roman"/>
-        </w:rPr>
-        <w:t>（⭐⭐⭐）</w:t>
+        <w:t xml:space="preserve">提高训练</w:t>
       </w:r>
     </w:p>
     <w:p>
@@ -36231,13 +36297,7 @@
         <w:rPr>
           <w:rFonts w:hint="eastAsia" w:ascii="Times New Roman" w:hAnsi="Times New Roman" w:eastAsia="SimHei" w:cs="Times New Roman"/>
         </w:rPr>
-        <w:t>挑战</w:t>
-      </w:r>
-      <w:r>
-        <w:rPr>
-          <w:rFonts w:hint="eastAsia" w:ascii="Times New Roman" w:hAnsi="Times New Roman" w:eastAsia="Times New Roman" w:cs="Times New Roman"/>
-        </w:rPr>
-        <w:t>（⭐⭐⭐⭐）</w:t>
+        <w:t xml:space="preserve">挑战</w:t>
       </w:r>
     </w:p>
     <w:p>

--- a/06-学生侧材料/讲义/6-有机化学/亲核取代与消除反应.docx
+++ b/06-学生侧材料/讲义/6-有机化学/亲核取代与消除反应.docx
@@ -35376,13 +35376,24 @@
     </w:p>
     <w:p>
       <w:pPr>
-        <w:numPr>
-          <w:ilvl w:val="0"/>
-          <w:numId w:val="1029"/>
-        </w:numPr>
+        <w:pStyle w:val="FirstParagraph"/>
       </w:pPr>
       <w:r>
         <w:rPr>
+          <w:rFonts w:ascii="Times New Roman" w:hAnsi="Times New Roman" w:eastAsia="Times New Roman" w:cs="Times New Roman"/>
+          <w:b/>
+          <w:bCs/>
+        </w:rPr>
+        <w:t xml:space="preserve">1.</w:t>
+      </w:r>
+      <w:r>
+        <w:rPr>
+          <w:rFonts w:ascii="Times New Roman" w:hAnsi="Times New Roman" w:eastAsia="Times New Roman" w:cs="Times New Roman"/>
+        </w:rPr>
+        <w:t xml:space="preserve"> </w:t>
+      </w:r>
+      <w:r>
+        <w:rPr>
           <w:rFonts w:hint="eastAsia" w:ascii="Times New Roman" w:hAnsi="Times New Roman" w:eastAsia="FangSong" w:cs="Times New Roman"/>
         </w:rPr>
         <w:t>写出以下反应的主产物和机理类型</w:t>
@@ -35392,19 +35403,289 @@
           <w:rFonts w:hint="eastAsia" w:ascii="Times New Roman" w:hAnsi="Times New Roman" w:eastAsia="Times New Roman" w:cs="Times New Roman"/>
         </w:rPr>
         <w:t>（SN1/SN2/E1/E2）：</w:t>
+      </w:r>
+      <w:r>
+        <w:rPr>
+          <w:rFonts w:ascii="Times New Roman" w:hAnsi="Times New Roman" w:eastAsia="Times New Roman" w:cs="Times New Roman"/>
+        </w:rPr>
+        <w:t xml:space="preserve"> </w:t>
+      </w:r>
+      <w:r>
+        <w:rPr>
+          <w:rFonts w:ascii="Times New Roman" w:hAnsi="Times New Roman" w:eastAsia="Times New Roman" w:cs="Times New Roman"/>
+        </w:rPr>
+        <w:t>(a) CH</w:t>
+      </w:r>
+      <w:r>
+        <w:rPr>
+          <w:rFonts w:ascii="Times New Roman" w:hAnsi="Times New Roman" w:eastAsia="Times New Roman" w:cs="Times New Roman"/>
+          <w:vertAlign w:val="subscript"/>
+        </w:rPr>
+        <w:t>3</w:t>
+      </w:r>
+      <w:r>
+        <w:rPr>
+          <w:rFonts w:ascii="Times New Roman" w:hAnsi="Times New Roman" w:eastAsia="Times New Roman" w:cs="Times New Roman"/>
+        </w:rPr>
+        <w:t>CH</w:t>
+      </w:r>
+      <w:r>
+        <w:rPr>
+          <w:rFonts w:ascii="Times New Roman" w:hAnsi="Times New Roman" w:eastAsia="Times New Roman" w:cs="Times New Roman"/>
+          <w:vertAlign w:val="subscript"/>
+        </w:rPr>
+        <w:t>2</w:t>
+      </w:r>
+      <w:r>
+        <w:rPr>
+          <w:rFonts w:ascii="Times New Roman" w:hAnsi="Times New Roman" w:eastAsia="Times New Roman" w:cs="Times New Roman"/>
+        </w:rPr>
+        <w:t>Br + NaCN/DMSO, 25°C</w:t>
+      </w:r>
+      <w:r>
+        <w:rPr>
+          <w:rFonts w:ascii="Times New Roman" w:hAnsi="Times New Roman" w:eastAsia="Times New Roman" w:cs="Times New Roman"/>
+        </w:rPr>
+        <w:t xml:space="preserve"> </w:t>
+      </w:r>
+      <w:r>
+        <w:rPr>
+          <w:rFonts w:ascii="Times New Roman" w:hAnsi="Times New Roman" w:eastAsia="Times New Roman" w:cs="Times New Roman"/>
+        </w:rPr>
+        <w:t>(b) (CH</w:t>
+      </w:r>
+      <w:r>
+        <w:rPr>
+          <w:rFonts w:ascii="Times New Roman" w:hAnsi="Times New Roman" w:eastAsia="Times New Roman" w:cs="Times New Roman"/>
+          <w:vertAlign w:val="subscript"/>
+        </w:rPr>
+        <w:t>3</w:t>
+      </w:r>
+      <w:r>
+        <w:rPr>
+          <w:rFonts w:ascii="Times New Roman" w:hAnsi="Times New Roman" w:eastAsia="Times New Roman" w:cs="Times New Roman"/>
+        </w:rPr>
+        <w:t>)</w:t>
+      </w:r>
+      <w:r>
+        <w:rPr>
+          <w:rFonts w:ascii="Times New Roman" w:hAnsi="Times New Roman" w:eastAsia="Times New Roman" w:cs="Times New Roman"/>
+          <w:vertAlign w:val="subscript"/>
+        </w:rPr>
+        <w:t>3</w:t>
+      </w:r>
+      <w:r>
+        <w:rPr>
+          <w:rFonts w:ascii="Times New Roman" w:hAnsi="Times New Roman" w:eastAsia="Times New Roman" w:cs="Times New Roman"/>
+        </w:rPr>
+        <w:t xml:space="preserve">CBr + </w:t>
+      </w:r>
+      <w:r>
+        <w:rPr>
+          <w:rFonts w:hint="eastAsia" w:ascii="Times New Roman" w:hAnsi="Times New Roman" w:eastAsia="Times New Roman" w:cs="Times New Roman"/>
+        </w:rPr>
+        <w:t>H</w:t>
+      </w:r>
+      <w:r>
+        <w:rPr>
+          <w:rFonts w:hint="eastAsia" w:ascii="Times New Roman" w:hAnsi="Times New Roman" w:eastAsia="Times New Roman" w:cs="Times New Roman"/>
+          <w:vertAlign w:val="subscript"/>
+        </w:rPr>
+        <w:t>2</w:t>
+      </w:r>
+      <w:r>
+        <w:rPr>
+          <w:rFonts w:hint="eastAsia" w:ascii="Times New Roman" w:hAnsi="Times New Roman" w:eastAsia="Times New Roman" w:cs="Times New Roman"/>
+        </w:rPr>
+        <w:t>O/EtOH（1:1）,</w:t>
+      </w:r>
+      <w:r>
+        <w:rPr>
+          <w:rFonts w:ascii="Times New Roman" w:hAnsi="Times New Roman" w:eastAsia="Times New Roman" w:cs="Times New Roman"/>
+        </w:rPr>
+        <w:t xml:space="preserve"> Δ</w:t>
+      </w:r>
+      <w:r>
+        <w:rPr>
+          <w:rFonts w:ascii="Times New Roman" w:hAnsi="Times New Roman" w:eastAsia="Times New Roman" w:cs="Times New Roman"/>
+        </w:rPr>
+        <w:t xml:space="preserve"> </w:t>
+      </w:r>
+      <w:r>
+        <w:rPr>
+          <w:rFonts w:ascii="Times New Roman" w:hAnsi="Times New Roman" w:eastAsia="Times New Roman" w:cs="Times New Roman"/>
+        </w:rPr>
+        <w:t>(c) CH</w:t>
+      </w:r>
+      <w:r>
+        <w:rPr>
+          <w:rFonts w:ascii="Times New Roman" w:hAnsi="Times New Roman" w:eastAsia="Times New Roman" w:cs="Times New Roman"/>
+          <w:vertAlign w:val="subscript"/>
+        </w:rPr>
+        <w:t>3</w:t>
+      </w:r>
+      <w:r>
+        <w:rPr>
+          <w:rFonts w:ascii="Times New Roman" w:hAnsi="Times New Roman" w:eastAsia="Times New Roman" w:cs="Times New Roman"/>
+        </w:rPr>
+        <w:t>CH</w:t>
+      </w:r>
+      <w:r>
+        <w:rPr>
+          <w:rFonts w:ascii="Times New Roman" w:hAnsi="Times New Roman" w:eastAsia="Times New Roman" w:cs="Times New Roman"/>
+          <w:vertAlign w:val="subscript"/>
+        </w:rPr>
+        <w:t>2</w:t>
+      </w:r>
+      <w:r>
+        <w:rPr>
+          <w:rFonts w:ascii="Times New Roman" w:hAnsi="Times New Roman" w:eastAsia="Times New Roman" w:cs="Times New Roman"/>
+        </w:rPr>
+        <w:t>CH</w:t>
+      </w:r>
+      <w:r>
+        <w:rPr>
+          <w:rFonts w:ascii="Times New Roman" w:hAnsi="Times New Roman" w:eastAsia="Times New Roman" w:cs="Times New Roman"/>
+          <w:vertAlign w:val="subscript"/>
+        </w:rPr>
+        <w:t>2</w:t>
+      </w:r>
+      <w:r>
+        <w:rPr>
+          <w:rFonts w:ascii="Times New Roman" w:hAnsi="Times New Roman" w:eastAsia="Times New Roman" w:cs="Times New Roman"/>
+        </w:rPr>
+        <w:t>Br + t-BuOK/t-BuOH, 70°C</w:t>
       </w:r>
     </w:p>
     <w:p>
       <w:pPr>
-        <w:pStyle w:val="Compact"/>
-        <w:numPr>
-          <w:ilvl w:val="1"/>
-          <w:numId w:val="1030"/>
-        </w:numPr>
+        <w:pStyle w:val="BodyText"/>
       </w:pPr>
       <w:r>
         <w:rPr>
           <w:rFonts w:ascii="Times New Roman" w:hAnsi="Times New Roman" w:eastAsia="Times New Roman" w:cs="Times New Roman"/>
+          <w:b/>
+          <w:bCs/>
+        </w:rPr>
+        <w:t xml:space="preserve">2.</w:t>
+      </w:r>
+      <w:r>
+        <w:rPr>
+          <w:rFonts w:ascii="Times New Roman" w:hAnsi="Times New Roman" w:eastAsia="Times New Roman" w:cs="Times New Roman"/>
+        </w:rPr>
+        <w:t xml:space="preserve"> </w:t>
+      </w:r>
+      <w:r>
+        <w:rPr>
+          <w:rFonts w:hint="eastAsia" w:ascii="Times New Roman" w:hAnsi="Times New Roman" w:eastAsia="FangSong" w:cs="Times New Roman"/>
+        </w:rPr>
+        <w:t xml:space="preserve">将下列底物按</w:t>
+      </w:r>
+      <w:r>
+        <w:rPr>
+          <w:rFonts w:ascii="Times New Roman" w:hAnsi="Times New Roman" w:eastAsia="Times New Roman" w:cs="Times New Roman"/>
+        </w:rPr>
+        <w:t xml:space="preserve"> SN2 </w:t>
+      </w:r>
+      <w:r>
+        <w:rPr>
+          <w:rFonts w:hint="eastAsia" w:ascii="Times New Roman" w:hAnsi="Times New Roman" w:eastAsia="FangSong" w:cs="Times New Roman"/>
+        </w:rPr>
+        <w:t>反应活性从大到小排序</w:t>
+      </w:r>
+      <w:r>
+        <w:rPr>
+          <w:rFonts w:hint="eastAsia" w:ascii="Times New Roman" w:hAnsi="Times New Roman" w:eastAsia="Times New Roman" w:cs="Times New Roman"/>
+        </w:rPr>
+        <w:t>：</w:t>
+      </w:r>
+      <w:r>
+        <w:rPr>
+          <w:rFonts w:ascii="Times New Roman" w:hAnsi="Times New Roman" w:eastAsia="Times New Roman" w:cs="Times New Roman"/>
+        </w:rPr>
+        <w:t xml:space="preserve"> </w:t>
+      </w:r>
+      <w:r>
+        <w:rPr>
+          <w:rFonts w:ascii="Times New Roman" w:hAnsi="Times New Roman" w:eastAsia="Times New Roman" w:cs="Times New Roman"/>
+        </w:rPr>
+        <w:t>A. CH</w:t>
+      </w:r>
+      <w:r>
+        <w:rPr>
+          <w:rFonts w:ascii="Times New Roman" w:hAnsi="Times New Roman" w:eastAsia="Times New Roman" w:cs="Times New Roman"/>
+          <w:vertAlign w:val="subscript"/>
+        </w:rPr>
+        <w:t>3</w:t>
+      </w:r>
+      <w:r>
+        <w:rPr>
+          <w:rFonts w:ascii="Times New Roman" w:hAnsi="Times New Roman" w:eastAsia="Times New Roman" w:cs="Times New Roman"/>
+        </w:rPr>
+        <w:t>Br B. (CH</w:t>
+      </w:r>
+      <w:r>
+        <w:rPr>
+          <w:rFonts w:ascii="Times New Roman" w:hAnsi="Times New Roman" w:eastAsia="Times New Roman" w:cs="Times New Roman"/>
+          <w:vertAlign w:val="subscript"/>
+        </w:rPr>
+        <w:t>3</w:t>
+      </w:r>
+      <w:r>
+        <w:rPr>
+          <w:rFonts w:ascii="Times New Roman" w:hAnsi="Times New Roman" w:eastAsia="Times New Roman" w:cs="Times New Roman"/>
+        </w:rPr>
+        <w:t>)</w:t>
+      </w:r>
+      <w:r>
+        <w:rPr>
+          <w:rFonts w:ascii="Times New Roman" w:hAnsi="Times New Roman" w:eastAsia="Times New Roman" w:cs="Times New Roman"/>
+          <w:vertAlign w:val="subscript"/>
+        </w:rPr>
+        <w:t>2</w:t>
+      </w:r>
+      <w:r>
+        <w:rPr>
+          <w:rFonts w:ascii="Times New Roman" w:hAnsi="Times New Roman" w:eastAsia="Times New Roman" w:cs="Times New Roman"/>
+        </w:rPr>
+        <w:t>CHBr C. (CH</w:t>
+      </w:r>
+      <w:r>
+        <w:rPr>
+          <w:rFonts w:ascii="Times New Roman" w:hAnsi="Times New Roman" w:eastAsia="Times New Roman" w:cs="Times New Roman"/>
+          <w:vertAlign w:val="subscript"/>
+        </w:rPr>
+        <w:t>3</w:t>
+      </w:r>
+      <w:r>
+        <w:rPr>
+          <w:rFonts w:ascii="Times New Roman" w:hAnsi="Times New Roman" w:eastAsia="Times New Roman" w:cs="Times New Roman"/>
+        </w:rPr>
+        <w:t>)</w:t>
+      </w:r>
+      <w:r>
+        <w:rPr>
+          <w:rFonts w:ascii="Times New Roman" w:hAnsi="Times New Roman" w:eastAsia="Times New Roman" w:cs="Times New Roman"/>
+          <w:vertAlign w:val="subscript"/>
+        </w:rPr>
+        <w:t>3</w:t>
+      </w:r>
+      <w:r>
+        <w:rPr>
+          <w:rFonts w:ascii="Times New Roman" w:hAnsi="Times New Roman" w:eastAsia="Times New Roman" w:cs="Times New Roman"/>
+        </w:rPr>
+        <w:t>CBr D. CH</w:t>
+      </w:r>
+      <w:r>
+        <w:rPr>
+          <w:rFonts w:ascii="Times New Roman" w:hAnsi="Times New Roman" w:eastAsia="Times New Roman" w:cs="Times New Roman"/>
+          <w:vertAlign w:val="subscript"/>
+        </w:rPr>
+        <w:t>3</w:t>
+      </w:r>
+      <w:r>
+        <w:rPr>
+          <w:rFonts w:ascii="Times New Roman" w:hAnsi="Times New Roman" w:eastAsia="Times New Roman" w:cs="Times New Roman"/>
         </w:rPr>
         <w:t>CH</w:t>
       </w:r>
@@ -35413,13 +35694,13 @@
           <w:rFonts w:ascii="Times New Roman" w:hAnsi="Times New Roman" w:eastAsia="Times New Roman" w:cs="Times New Roman"/>
           <w:vertAlign w:val="subscript"/>
         </w:rPr>
-        <w:t>3</w:t>
-      </w:r>
-      <w:r>
-        <w:rPr>
-          <w:rFonts w:ascii="Times New Roman" w:hAnsi="Times New Roman" w:eastAsia="Times New Roman" w:cs="Times New Roman"/>
-        </w:rPr>
-        <w:t>CH</w:t>
+        <w:t>2</w:t>
+      </w:r>
+      <w:r>
+        <w:rPr>
+          <w:rFonts w:ascii="Times New Roman" w:hAnsi="Times New Roman" w:eastAsia="Times New Roman" w:cs="Times New Roman"/>
+        </w:rPr>
+        <w:t>Br E. PhCH</w:t>
       </w:r>
       <w:r>
         <w:rPr>
@@ -35432,284 +35713,27 @@
         <w:rPr>
           <w:rFonts w:ascii="Times New Roman" w:hAnsi="Times New Roman" w:eastAsia="Times New Roman" w:cs="Times New Roman"/>
         </w:rPr>
-        <w:t>Br + NaCN/DMSO, 25°C</w:t>
+        <w:t>Br</w:t>
       </w:r>
     </w:p>
     <w:p>
       <w:pPr>
-        <w:pStyle w:val="Compact"/>
-        <w:numPr>
-          <w:ilvl w:val="1"/>
-          <w:numId w:val="1030"/>
-        </w:numPr>
+        <w:pStyle w:val="BodyText"/>
       </w:pPr>
       <w:r>
         <w:rPr>
           <w:rFonts w:ascii="Times New Roman" w:hAnsi="Times New Roman" w:eastAsia="Times New Roman" w:cs="Times New Roman"/>
-        </w:rPr>
-        <w:t>(CH</w:t>
-      </w:r>
-      <w:r>
-        <w:rPr>
-          <w:rFonts w:ascii="Times New Roman" w:hAnsi="Times New Roman" w:eastAsia="Times New Roman" w:cs="Times New Roman"/>
-          <w:vertAlign w:val="subscript"/>
-        </w:rPr>
-        <w:t>3</w:t>
-      </w:r>
-      <w:r>
-        <w:rPr>
-          <w:rFonts w:ascii="Times New Roman" w:hAnsi="Times New Roman" w:eastAsia="Times New Roman" w:cs="Times New Roman"/>
-        </w:rPr>
-        <w:t>)</w:t>
-      </w:r>
-      <w:r>
-        <w:rPr>
-          <w:rFonts w:ascii="Times New Roman" w:hAnsi="Times New Roman" w:eastAsia="Times New Roman" w:cs="Times New Roman"/>
-          <w:vertAlign w:val="subscript"/>
-        </w:rPr>
-        <w:t>3</w:t>
-      </w:r>
-      <w:r>
-        <w:rPr>
-          <w:rFonts w:ascii="Times New Roman" w:hAnsi="Times New Roman" w:eastAsia="Times New Roman" w:cs="Times New Roman"/>
-        </w:rPr>
-        <w:t xml:space="preserve">CBr + </w:t>
-      </w:r>
-      <w:r>
-        <w:rPr>
-          <w:rFonts w:hint="eastAsia" w:ascii="Times New Roman" w:hAnsi="Times New Roman" w:eastAsia="Times New Roman" w:cs="Times New Roman"/>
-        </w:rPr>
-        <w:t>H</w:t>
-      </w:r>
-      <w:r>
-        <w:rPr>
-          <w:rFonts w:hint="eastAsia" w:ascii="Times New Roman" w:hAnsi="Times New Roman" w:eastAsia="Times New Roman" w:cs="Times New Roman"/>
-          <w:vertAlign w:val="subscript"/>
-        </w:rPr>
-        <w:t>2</w:t>
-      </w:r>
-      <w:r>
-        <w:rPr>
-          <w:rFonts w:hint="eastAsia" w:ascii="Times New Roman" w:hAnsi="Times New Roman" w:eastAsia="Times New Roman" w:cs="Times New Roman"/>
-        </w:rPr>
-        <w:t>O/EtOH（1:1）,</w:t>
-      </w:r>
-      <w:r>
-        <w:rPr>
-          <w:rFonts w:ascii="Times New Roman" w:hAnsi="Times New Roman" w:eastAsia="Times New Roman" w:cs="Times New Roman"/>
-        </w:rPr>
-        <w:t xml:space="preserve"> Δ</w:t>
-      </w:r>
-    </w:p>
-    <w:p>
-      <w:pPr>
-        <w:pStyle w:val="Compact"/>
-        <w:numPr>
-          <w:ilvl w:val="1"/>
-          <w:numId w:val="1030"/>
-        </w:numPr>
-      </w:pPr>
-      <w:r>
-        <w:rPr>
-          <w:rFonts w:ascii="Times New Roman" w:hAnsi="Times New Roman" w:eastAsia="Times New Roman" w:cs="Times New Roman"/>
-        </w:rPr>
-        <w:t>CH</w:t>
-      </w:r>
-      <w:r>
-        <w:rPr>
-          <w:rFonts w:ascii="Times New Roman" w:hAnsi="Times New Roman" w:eastAsia="Times New Roman" w:cs="Times New Roman"/>
-          <w:vertAlign w:val="subscript"/>
-        </w:rPr>
-        <w:t>3</w:t>
-      </w:r>
-      <w:r>
-        <w:rPr>
-          <w:rFonts w:ascii="Times New Roman" w:hAnsi="Times New Roman" w:eastAsia="Times New Roman" w:cs="Times New Roman"/>
-        </w:rPr>
-        <w:t>CH</w:t>
-      </w:r>
-      <w:r>
-        <w:rPr>
-          <w:rFonts w:ascii="Times New Roman" w:hAnsi="Times New Roman" w:eastAsia="Times New Roman" w:cs="Times New Roman"/>
-          <w:vertAlign w:val="subscript"/>
-        </w:rPr>
-        <w:t>2</w:t>
-      </w:r>
-      <w:r>
-        <w:rPr>
-          <w:rFonts w:ascii="Times New Roman" w:hAnsi="Times New Roman" w:eastAsia="Times New Roman" w:cs="Times New Roman"/>
-        </w:rPr>
-        <w:t>CH</w:t>
-      </w:r>
-      <w:r>
-        <w:rPr>
-          <w:rFonts w:ascii="Times New Roman" w:hAnsi="Times New Roman" w:eastAsia="Times New Roman" w:cs="Times New Roman"/>
-          <w:vertAlign w:val="subscript"/>
-        </w:rPr>
-        <w:t>2</w:t>
-      </w:r>
-      <w:r>
-        <w:rPr>
-          <w:rFonts w:ascii="Times New Roman" w:hAnsi="Times New Roman" w:eastAsia="Times New Roman" w:cs="Times New Roman"/>
-        </w:rPr>
-        <w:t>Br + t-BuOK/t-BuOH, 70°C</w:t>
-      </w:r>
-    </w:p>
-    <w:p>
-      <w:pPr>
-        <w:numPr>
-          <w:ilvl w:val="0"/>
-          <w:numId w:val="1029"/>
-        </w:numPr>
-      </w:pPr>
-      <w:r>
-        <w:rPr>
-          <w:rFonts w:hint="eastAsia" w:ascii="Times New Roman" w:hAnsi="Times New Roman" w:eastAsia="FangSong" w:cs="Times New Roman"/>
-        </w:rPr>
-        <w:t xml:space="preserve">将下列底物按</w:t>
-      </w:r>
-      <w:r>
-        <w:rPr>
-          <w:rFonts w:ascii="Times New Roman" w:hAnsi="Times New Roman" w:eastAsia="Times New Roman" w:cs="Times New Roman"/>
-        </w:rPr>
-        <w:t xml:space="preserve"> SN2 </w:t>
-      </w:r>
-      <w:r>
-        <w:rPr>
-          <w:rFonts w:hint="eastAsia" w:ascii="Times New Roman" w:hAnsi="Times New Roman" w:eastAsia="FangSong" w:cs="Times New Roman"/>
-        </w:rPr>
-        <w:t>反应活性从大到小排序</w:t>
-      </w:r>
-      <w:r>
-        <w:rPr>
-          <w:rFonts w:hint="eastAsia" w:ascii="Times New Roman" w:hAnsi="Times New Roman" w:eastAsia="Times New Roman" w:cs="Times New Roman"/>
-        </w:rPr>
-        <w:t>：</w:t>
-      </w:r>
-      <w:r>
-        <w:rPr>
-          <w:rFonts w:ascii="Times New Roman" w:hAnsi="Times New Roman" w:eastAsia="Times New Roman" w:cs="Times New Roman"/>
-        </w:rPr>
-        <w:t xml:space="preserve"> </w:t>
-      </w:r>
-      <w:r>
-        <w:rPr>
-          <w:rFonts w:ascii="Times New Roman" w:hAnsi="Times New Roman" w:eastAsia="Times New Roman" w:cs="Times New Roman"/>
-        </w:rPr>
-        <w:t>A. CH</w:t>
-      </w:r>
-      <w:r>
-        <w:rPr>
-          <w:rFonts w:ascii="Times New Roman" w:hAnsi="Times New Roman" w:eastAsia="Times New Roman" w:cs="Times New Roman"/>
-          <w:vertAlign w:val="subscript"/>
-        </w:rPr>
-        <w:t>3</w:t>
-      </w:r>
-      <w:r>
-        <w:rPr>
-          <w:rFonts w:ascii="Times New Roman" w:hAnsi="Times New Roman" w:eastAsia="Times New Roman" w:cs="Times New Roman"/>
-        </w:rPr>
-        <w:t>Br B. (CH</w:t>
-      </w:r>
-      <w:r>
-        <w:rPr>
-          <w:rFonts w:ascii="Times New Roman" w:hAnsi="Times New Roman" w:eastAsia="Times New Roman" w:cs="Times New Roman"/>
-          <w:vertAlign w:val="subscript"/>
-        </w:rPr>
-        <w:t>3</w:t>
-      </w:r>
-      <w:r>
-        <w:rPr>
-          <w:rFonts w:ascii="Times New Roman" w:hAnsi="Times New Roman" w:eastAsia="Times New Roman" w:cs="Times New Roman"/>
-        </w:rPr>
-        <w:t>)</w:t>
-      </w:r>
-      <w:r>
-        <w:rPr>
-          <w:rFonts w:ascii="Times New Roman" w:hAnsi="Times New Roman" w:eastAsia="Times New Roman" w:cs="Times New Roman"/>
-          <w:vertAlign w:val="subscript"/>
-        </w:rPr>
-        <w:t>2</w:t>
-      </w:r>
-      <w:r>
-        <w:rPr>
-          <w:rFonts w:ascii="Times New Roman" w:hAnsi="Times New Roman" w:eastAsia="Times New Roman" w:cs="Times New Roman"/>
-        </w:rPr>
-        <w:t>CHBr C. (CH</w:t>
-      </w:r>
-      <w:r>
-        <w:rPr>
-          <w:rFonts w:ascii="Times New Roman" w:hAnsi="Times New Roman" w:eastAsia="Times New Roman" w:cs="Times New Roman"/>
-          <w:vertAlign w:val="subscript"/>
-        </w:rPr>
-        <w:t>3</w:t>
-      </w:r>
-      <w:r>
-        <w:rPr>
-          <w:rFonts w:ascii="Times New Roman" w:hAnsi="Times New Roman" w:eastAsia="Times New Roman" w:cs="Times New Roman"/>
-        </w:rPr>
-        <w:t>)</w:t>
-      </w:r>
-      <w:r>
-        <w:rPr>
-          <w:rFonts w:ascii="Times New Roman" w:hAnsi="Times New Roman" w:eastAsia="Times New Roman" w:cs="Times New Roman"/>
-          <w:vertAlign w:val="subscript"/>
-        </w:rPr>
-        <w:t>3</w:t>
-      </w:r>
-      <w:r>
-        <w:rPr>
-          <w:rFonts w:ascii="Times New Roman" w:hAnsi="Times New Roman" w:eastAsia="Times New Roman" w:cs="Times New Roman"/>
-        </w:rPr>
-        <w:t>CBr D. CH</w:t>
-      </w:r>
-      <w:r>
-        <w:rPr>
-          <w:rFonts w:ascii="Times New Roman" w:hAnsi="Times New Roman" w:eastAsia="Times New Roman" w:cs="Times New Roman"/>
-          <w:vertAlign w:val="subscript"/>
-        </w:rPr>
-        <w:t>3</w:t>
-      </w:r>
-      <w:r>
-        <w:rPr>
-          <w:rFonts w:ascii="Times New Roman" w:hAnsi="Times New Roman" w:eastAsia="Times New Roman" w:cs="Times New Roman"/>
-        </w:rPr>
-        <w:t>CH</w:t>
-      </w:r>
-      <w:r>
-        <w:rPr>
-          <w:rFonts w:ascii="Times New Roman" w:hAnsi="Times New Roman" w:eastAsia="Times New Roman" w:cs="Times New Roman"/>
-          <w:vertAlign w:val="subscript"/>
-        </w:rPr>
-        <w:t>2</w:t>
-      </w:r>
-      <w:r>
-        <w:rPr>
-          <w:rFonts w:ascii="Times New Roman" w:hAnsi="Times New Roman" w:eastAsia="Times New Roman" w:cs="Times New Roman"/>
-        </w:rPr>
-        <w:t>Br E. PhCH</w:t>
-      </w:r>
-      <w:r>
-        <w:rPr>
-          <w:rFonts w:ascii="Times New Roman" w:hAnsi="Times New Roman" w:eastAsia="Times New Roman" w:cs="Times New Roman"/>
-          <w:vertAlign w:val="subscript"/>
-        </w:rPr>
-        <w:t>2</w:t>
-      </w:r>
-      <w:r>
-        <w:rPr>
-          <w:rFonts w:ascii="Times New Roman" w:hAnsi="Times New Roman" w:eastAsia="Times New Roman" w:cs="Times New Roman"/>
-        </w:rPr>
-        <w:t>Br</w:t>
-      </w:r>
-    </w:p>
-    <w:p>
-      <w:pPr>
-        <w:numPr>
-          <w:ilvl w:val="0"/>
-          <w:numId w:val="1029"/>
-        </w:numPr>
-      </w:pPr>
+          <w:b/>
+          <w:bCs/>
+        </w:rPr>
+        <w:t xml:space="preserve">3.</w:t>
+      </w:r>
+      <w:r>
+        <w:rPr>
+          <w:rFonts w:ascii="Times New Roman" w:hAnsi="Times New Roman" w:eastAsia="Times New Roman" w:cs="Times New Roman"/>
+        </w:rPr>
+        <w:t xml:space="preserve"> </w:t>
+      </w:r>
       <w:r>
         <w:rPr>
           <w:rFonts w:hint="eastAsia" w:ascii="Times New Roman" w:hAnsi="Times New Roman" w:eastAsia="FangSong" w:cs="Times New Roman"/>
@@ -35787,11 +35811,22 @@
     </w:p>
     <w:p>
       <w:pPr>
-        <w:numPr>
-          <w:ilvl w:val="0"/>
-          <w:numId w:val="1031"/>
-        </w:numPr>
+        <w:pStyle w:val="FirstParagraph"/>
       </w:pPr>
+      <w:r>
+        <w:rPr>
+          <w:rFonts w:ascii="Times New Roman" w:hAnsi="Times New Roman" w:eastAsia="Times New Roman" w:cs="Times New Roman"/>
+          <w:b/>
+          <w:bCs/>
+        </w:rPr>
+        <w:t xml:space="preserve">4.</w:t>
+      </w:r>
+      <w:r>
+        <w:rPr>
+          <w:rFonts w:ascii="Times New Roman" w:hAnsi="Times New Roman" w:eastAsia="Times New Roman" w:cs="Times New Roman"/>
+        </w:rPr>
+        <w:t xml:space="preserve"> </w:t>
+      </w:r>
       <w:r>
         <w:rPr>
           <w:rFonts w:hint="eastAsia" w:ascii="Times New Roman" w:hAnsi="Times New Roman" w:eastAsia="FangSong" w:cs="Times New Roman"/>
@@ -36002,11 +36037,22 @@
     </w:p>
     <w:p>
       <w:pPr>
-        <w:numPr>
-          <w:ilvl w:val="0"/>
-          <w:numId w:val="1031"/>
-        </w:numPr>
+        <w:pStyle w:val="BodyText"/>
       </w:pPr>
+      <w:r>
+        <w:rPr>
+          <w:rFonts w:ascii="Times New Roman" w:hAnsi="Times New Roman" w:eastAsia="Times New Roman" w:cs="Times New Roman"/>
+          <w:b/>
+          <w:bCs/>
+        </w:rPr>
+        <w:t xml:space="preserve">5.</w:t>
+      </w:r>
+      <w:r>
+        <w:rPr>
+          <w:rFonts w:ascii="Times New Roman" w:hAnsi="Times New Roman" w:eastAsia="Times New Roman" w:cs="Times New Roman"/>
+        </w:rPr>
+        <w:t xml:space="preserve"> </w:t>
+      </w:r>
       <w:r>
         <w:rPr>
           <w:rFonts w:hint="eastAsia" w:ascii="Times New Roman" w:hAnsi="Times New Roman" w:eastAsia="FangSong" w:cs="Times New Roman"/>
@@ -36077,11 +36123,22 @@
     </w:p>
     <w:p>
       <w:pPr>
-        <w:numPr>
-          <w:ilvl w:val="0"/>
-          <w:numId w:val="1031"/>
-        </w:numPr>
+        <w:pStyle w:val="BodyText"/>
       </w:pPr>
+      <w:r>
+        <w:rPr>
+          <w:rFonts w:ascii="Times New Roman" w:hAnsi="Times New Roman" w:eastAsia="Times New Roman" w:cs="Times New Roman"/>
+          <w:b/>
+          <w:bCs/>
+        </w:rPr>
+        <w:t xml:space="preserve">6.</w:t>
+      </w:r>
+      <w:r>
+        <w:rPr>
+          <w:rFonts w:ascii="Times New Roman" w:hAnsi="Times New Roman" w:eastAsia="Times New Roman" w:cs="Times New Roman"/>
+        </w:rPr>
+        <w:t xml:space="preserve"> </w:t>
+      </w:r>
       <w:r>
         <w:rPr>
           <w:rFonts w:hint="eastAsia" w:ascii="Times New Roman" w:hAnsi="Times New Roman" w:eastAsia="FangSong" w:cs="Times New Roman"/>
@@ -36207,11 +36264,22 @@
     </w:p>
     <w:p>
       <w:pPr>
-        <w:numPr>
-          <w:ilvl w:val="0"/>
-          <w:numId w:val="1031"/>
-        </w:numPr>
+        <w:pStyle w:val="BodyText"/>
       </w:pPr>
+      <w:r>
+        <w:rPr>
+          <w:rFonts w:ascii="Times New Roman" w:hAnsi="Times New Roman" w:eastAsia="Times New Roman" w:cs="Times New Roman"/>
+          <w:b/>
+          <w:bCs/>
+        </w:rPr>
+        <w:t xml:space="preserve">7.</w:t>
+      </w:r>
+      <w:r>
+        <w:rPr>
+          <w:rFonts w:ascii="Times New Roman" w:hAnsi="Times New Roman" w:eastAsia="Times New Roman" w:cs="Times New Roman"/>
+        </w:rPr>
+        <w:t xml:space="preserve"> </w:t>
+      </w:r>
       <w:r>
         <w:rPr>
           <w:rFonts w:hint="eastAsia" w:ascii="Times New Roman" w:hAnsi="Times New Roman" w:eastAsia="FangSong" w:cs="Times New Roman"/>
@@ -36302,14 +36370,24 @@
     </w:p>
     <w:p>
       <w:pPr>
-        <w:pStyle w:val="Compact"/>
-        <w:numPr>
-          <w:ilvl w:val="0"/>
-          <w:numId w:val="1032"/>
-        </w:numPr>
+        <w:pStyle w:val="FirstParagraph"/>
       </w:pPr>
       <w:r>
         <w:rPr>
+          <w:rFonts w:ascii="Times New Roman" w:hAnsi="Times New Roman" w:eastAsia="Times New Roman" w:cs="Times New Roman"/>
+          <w:b/>
+          <w:bCs/>
+        </w:rPr>
+        <w:t xml:space="preserve">8.</w:t>
+      </w:r>
+      <w:r>
+        <w:rPr>
+          <w:rFonts w:ascii="Times New Roman" w:hAnsi="Times New Roman" w:eastAsia="Times New Roman" w:cs="Times New Roman"/>
+        </w:rPr>
+        <w:t xml:space="preserve"> </w:t>
+      </w:r>
+      <w:r>
+        <w:rPr>
           <w:rFonts w:hint="eastAsia" w:ascii="Times New Roman" w:hAnsi="Times New Roman" w:eastAsia="FangSong" w:cs="Times New Roman"/>
         </w:rPr>
         <w:t>预测以下反应的主产物和机理</w:t>
@@ -36319,132 +36397,148 @@
           <w:rFonts w:hint="eastAsia" w:ascii="Times New Roman" w:hAnsi="Times New Roman" w:eastAsia="Times New Roman" w:cs="Times New Roman"/>
         </w:rPr>
         <w:t>：</w:t>
+      </w:r>
+      <w:r>
+        <w:rPr>
+          <w:rFonts w:ascii="Times New Roman" w:hAnsi="Times New Roman" w:eastAsia="Times New Roman" w:cs="Times New Roman"/>
+        </w:rPr>
+        <w:t xml:space="preserve"> </w:t>
+      </w:r>
+      <w:r>
+        <w:rPr>
+          <w:rFonts w:ascii="Times New Roman" w:hAnsi="Times New Roman" w:eastAsia="Times New Roman" w:cs="Times New Roman"/>
+        </w:rPr>
+        <w:t xml:space="preserve">(a) </w:t>
+      </w:r>
+      <w:r>
+        <w:rPr>
+          <w:rFonts w:hint="eastAsia" w:ascii="Times New Roman" w:hAnsi="Times New Roman" w:eastAsia="Times New Roman" w:cs="Times New Roman"/>
+        </w:rPr>
+        <w:t>3-</w:t>
+      </w:r>
+      <w:r>
+        <w:rPr>
+          <w:rFonts w:hint="eastAsia" w:ascii="Times New Roman" w:hAnsi="Times New Roman" w:eastAsia="FangSong" w:cs="Times New Roman"/>
+        </w:rPr>
+        <w:t>溴</w:t>
+      </w:r>
+      <w:r>
+        <w:rPr>
+          <w:rFonts w:hint="eastAsia" w:ascii="Times New Roman" w:hAnsi="Times New Roman" w:eastAsia="Times New Roman" w:cs="Times New Roman"/>
+        </w:rPr>
+        <w:t>-2,3-</w:t>
+      </w:r>
+      <w:r>
+        <w:rPr>
+          <w:rFonts w:hint="eastAsia" w:ascii="Times New Roman" w:hAnsi="Times New Roman" w:eastAsia="FangSong" w:cs="Times New Roman"/>
+        </w:rPr>
+        <w:t>二甲基戊烷</w:t>
+      </w:r>
+      <w:r>
+        <w:rPr>
+          <w:rFonts w:ascii="Times New Roman" w:hAnsi="Times New Roman" w:eastAsia="Times New Roman" w:cs="Times New Roman"/>
+        </w:rPr>
+        <w:t xml:space="preserve"> + NaOEt/EtOH, 60°C</w:t>
+      </w:r>
+      <w:r>
+        <w:rPr>
+          <w:rFonts w:ascii="Times New Roman" w:hAnsi="Times New Roman" w:eastAsia="Times New Roman" w:cs="Times New Roman"/>
+        </w:rPr>
+        <w:t xml:space="preserve"> </w:t>
+      </w:r>
+      <w:r>
+        <w:rPr>
+          <w:rFonts w:ascii="Times New Roman" w:hAnsi="Times New Roman" w:eastAsia="Times New Roman" w:cs="Times New Roman"/>
+        </w:rPr>
+        <w:t xml:space="preserve">(b) </w:t>
+      </w:r>
+      <w:r>
+        <w:rPr>
+          <w:rFonts w:hint="eastAsia" w:ascii="Times New Roman" w:hAnsi="Times New Roman" w:eastAsia="Times New Roman" w:cs="Times New Roman"/>
+        </w:rPr>
+        <w:t>(R)-3-</w:t>
+      </w:r>
+      <w:r>
+        <w:rPr>
+          <w:rFonts w:hint="eastAsia" w:ascii="Times New Roman" w:hAnsi="Times New Roman" w:eastAsia="FangSong" w:cs="Times New Roman"/>
+        </w:rPr>
+        <w:t>溴</w:t>
+      </w:r>
+      <w:r>
+        <w:rPr>
+          <w:rFonts w:hint="eastAsia" w:ascii="Times New Roman" w:hAnsi="Times New Roman" w:eastAsia="Times New Roman" w:cs="Times New Roman"/>
+        </w:rPr>
+        <w:t>-2-</w:t>
+      </w:r>
+      <w:r>
+        <w:rPr>
+          <w:rFonts w:hint="eastAsia" w:ascii="Times New Roman" w:hAnsi="Times New Roman" w:eastAsia="FangSong" w:cs="Times New Roman"/>
+        </w:rPr>
+        <w:t>甲基</w:t>
+      </w:r>
+      <w:r>
+        <w:rPr>
+          <w:rFonts w:hint="eastAsia" w:ascii="Times New Roman" w:hAnsi="Times New Roman" w:eastAsia="Times New Roman" w:cs="Times New Roman"/>
+        </w:rPr>
+        <w:t>-1-</w:t>
+      </w:r>
+      <w:r>
+        <w:rPr>
+          <w:rFonts w:hint="eastAsia" w:ascii="Times New Roman" w:hAnsi="Times New Roman" w:eastAsia="FangSong" w:cs="Times New Roman"/>
+        </w:rPr>
+        <w:t>丁醇在加热条件下的反应</w:t>
+      </w:r>
+      <w:r>
+        <w:rPr>
+          <w:rFonts w:hint="eastAsia" w:ascii="Times New Roman" w:hAnsi="Times New Roman" w:eastAsia="Times New Roman" w:cs="Times New Roman"/>
+        </w:rPr>
+        <w:t>（</w:t>
+      </w:r>
+      <w:r>
+        <w:rPr>
+          <w:rFonts w:hint="eastAsia" w:ascii="Times New Roman" w:hAnsi="Times New Roman" w:eastAsia="FangSong" w:cs="Times New Roman"/>
+          <w:b/>
+          <w:bCs/>
+        </w:rPr>
+        <w:t xml:space="preserve">提示</w:t>
+      </w:r>
+      <w:r>
+        <w:rPr>
+          <w:rFonts w:hint="eastAsia" w:ascii="Times New Roman" w:hAnsi="Times New Roman" w:eastAsia="Times New Roman" w:cs="Times New Roman"/>
+        </w:rPr>
+        <w:t>：</w:t>
+      </w:r>
+      <w:r>
+        <w:rPr>
+          <w:rFonts w:hint="eastAsia" w:ascii="Times New Roman" w:hAnsi="Times New Roman" w:eastAsia="FangSong" w:cs="Times New Roman"/>
+        </w:rPr>
+        <w:t>考虑邻基参与</w:t>
+      </w:r>
+      <w:r>
+        <w:rPr>
+          <w:rFonts w:hint="eastAsia" w:ascii="Times New Roman" w:hAnsi="Times New Roman" w:eastAsia="Times New Roman" w:cs="Times New Roman"/>
+        </w:rPr>
+        <w:t>）</w:t>
       </w:r>
     </w:p>
     <w:p>
       <w:pPr>
-        <w:pStyle w:val="Compact"/>
-        <w:numPr>
-          <w:ilvl w:val="1"/>
-          <w:numId w:val="1033"/>
-        </w:numPr>
+        <w:pStyle w:val="BodyText"/>
       </w:pPr>
       <w:r>
         <w:rPr>
-          <w:rFonts w:hint="eastAsia" w:ascii="Times New Roman" w:hAnsi="Times New Roman" w:eastAsia="Times New Roman" w:cs="Times New Roman"/>
-        </w:rPr>
-        <w:t>3-</w:t>
-      </w:r>
-      <w:r>
-        <w:rPr>
-          <w:rFonts w:hint="eastAsia" w:ascii="Times New Roman" w:hAnsi="Times New Roman" w:eastAsia="FangSong" w:cs="Times New Roman"/>
-        </w:rPr>
-        <w:t>溴</w:t>
-      </w:r>
-      <w:r>
-        <w:rPr>
-          <w:rFonts w:hint="eastAsia" w:ascii="Times New Roman" w:hAnsi="Times New Roman" w:eastAsia="Times New Roman" w:cs="Times New Roman"/>
-        </w:rPr>
-        <w:t>-2,3-</w:t>
-      </w:r>
-      <w:r>
-        <w:rPr>
-          <w:rFonts w:hint="eastAsia" w:ascii="Times New Roman" w:hAnsi="Times New Roman" w:eastAsia="FangSong" w:cs="Times New Roman"/>
-        </w:rPr>
-        <w:t>二甲基戊烷</w:t>
-      </w:r>
-      <w:r>
-        <w:rPr>
-          <w:rFonts w:ascii="Times New Roman" w:hAnsi="Times New Roman" w:eastAsia="Times New Roman" w:cs="Times New Roman"/>
-        </w:rPr>
-        <w:t xml:space="preserve"> + NaOEt/EtOH, 60°C</w:t>
-      </w:r>
-    </w:p>
-    <w:p>
-      <w:pPr>
-        <w:pStyle w:val="Compact"/>
-        <w:numPr>
-          <w:ilvl w:val="1"/>
-          <w:numId w:val="1033"/>
-        </w:numPr>
-      </w:pPr>
-      <w:r>
-        <w:rPr>
-          <w:rFonts w:hint="eastAsia" w:ascii="Times New Roman" w:hAnsi="Times New Roman" w:eastAsia="Times New Roman" w:cs="Times New Roman"/>
-        </w:rPr>
-        <w:t>(R)-3-</w:t>
-      </w:r>
-      <w:r>
-        <w:rPr>
-          <w:rFonts w:hint="eastAsia" w:ascii="Times New Roman" w:hAnsi="Times New Roman" w:eastAsia="FangSong" w:cs="Times New Roman"/>
-        </w:rPr>
-        <w:t>溴</w:t>
-      </w:r>
-      <w:r>
-        <w:rPr>
-          <w:rFonts w:hint="eastAsia" w:ascii="Times New Roman" w:hAnsi="Times New Roman" w:eastAsia="Times New Roman" w:cs="Times New Roman"/>
-        </w:rPr>
-        <w:t>-2-</w:t>
-      </w:r>
-      <w:r>
-        <w:rPr>
-          <w:rFonts w:hint="eastAsia" w:ascii="Times New Roman" w:hAnsi="Times New Roman" w:eastAsia="FangSong" w:cs="Times New Roman"/>
-        </w:rPr>
-        <w:t>甲基</w:t>
-      </w:r>
-      <w:r>
-        <w:rPr>
-          <w:rFonts w:hint="eastAsia" w:ascii="Times New Roman" w:hAnsi="Times New Roman" w:eastAsia="Times New Roman" w:cs="Times New Roman"/>
-        </w:rPr>
-        <w:t>-1-</w:t>
-      </w:r>
-      <w:r>
-        <w:rPr>
-          <w:rFonts w:hint="eastAsia" w:ascii="Times New Roman" w:hAnsi="Times New Roman" w:eastAsia="FangSong" w:cs="Times New Roman"/>
-        </w:rPr>
-        <w:t>丁醇在加热条件下的反应</w:t>
-      </w:r>
-      <w:r>
-        <w:rPr>
-          <w:rFonts w:hint="eastAsia" w:ascii="Times New Roman" w:hAnsi="Times New Roman" w:eastAsia="Times New Roman" w:cs="Times New Roman"/>
-        </w:rPr>
-        <w:t>（</w:t>
-      </w:r>
-      <w:r>
-        <w:rPr>
-          <w:rFonts w:hint="eastAsia" w:ascii="Times New Roman" w:hAnsi="Times New Roman" w:eastAsia="FangSong" w:cs="Times New Roman"/>
-          <w:b/>
-          <w:bCs/>
-        </w:rPr>
-        <w:t xml:space="preserve">提示</w:t>
-      </w:r>
-      <w:r>
-        <w:rPr>
-          <w:rFonts w:hint="eastAsia" w:ascii="Times New Roman" w:hAnsi="Times New Roman" w:eastAsia="Times New Roman" w:cs="Times New Roman"/>
-        </w:rPr>
-        <w:t>：</w:t>
-      </w:r>
-      <w:r>
-        <w:rPr>
-          <w:rFonts w:hint="eastAsia" w:ascii="Times New Roman" w:hAnsi="Times New Roman" w:eastAsia="FangSong" w:cs="Times New Roman"/>
-        </w:rPr>
-        <w:t>考虑邻基参与</w:t>
-      </w:r>
-      <w:r>
-        <w:rPr>
-          <w:rFonts w:hint="eastAsia" w:ascii="Times New Roman" w:hAnsi="Times New Roman" w:eastAsia="Times New Roman" w:cs="Times New Roman"/>
-        </w:rPr>
-        <w:t>）</w:t>
-      </w:r>
-    </w:p>
-    <w:p>
-      <w:pPr>
-        <w:pStyle w:val="Compact"/>
-        <w:numPr>
-          <w:ilvl w:val="0"/>
-          <w:numId w:val="1032"/>
-        </w:numPr>
-      </w:pPr>
+          <w:rFonts w:ascii="Times New Roman" w:hAnsi="Times New Roman" w:eastAsia="Times New Roman" w:cs="Times New Roman"/>
+          <w:b/>
+          <w:bCs/>
+        </w:rPr>
+        <w:t xml:space="preserve">9.</w:t>
+      </w:r>
+      <w:r>
+        <w:rPr>
+          <w:rFonts w:ascii="Times New Roman" w:hAnsi="Times New Roman" w:eastAsia="Times New Roman" w:cs="Times New Roman"/>
+        </w:rPr>
+        <w:t xml:space="preserve"> </w:t>
+      </w:r>
       <w:r>
         <w:rPr>
           <w:rFonts w:hint="eastAsia" w:ascii="Times New Roman" w:hAnsi="Times New Roman" w:eastAsia="FangSong" w:cs="Times New Roman"/>
@@ -36733,21 +36827,35 @@
     </w:p>
     <w:p>
       <w:pPr>
-        <w:pStyle w:val="Compact"/>
-        <w:numPr>
-          <w:ilvl w:val="0"/>
-          <w:numId w:val="1034"/>
-        </w:numPr>
+        <w:pStyle w:val="FirstParagraph"/>
       </w:pPr>
-    </w:p>
-    <w:p>
-      <w:pPr>
-        <w:pStyle w:val="Compact"/>
-        <w:numPr>
-          <w:ilvl w:val="1"/>
-          <w:numId w:val="1035"/>
-        </w:numPr>
-      </w:pPr>
+      <w:r>
+        <w:rPr>
+          <w:rFonts w:ascii="Times New Roman" w:hAnsi="Times New Roman" w:eastAsia="Times New Roman" w:cs="Times New Roman"/>
+          <w:b/>
+          <w:bCs/>
+        </w:rPr>
+        <w:t xml:space="preserve">1.</w:t>
+      </w:r>
+      <w:r>
+        <w:rPr>
+          <w:rFonts w:ascii="Times New Roman" w:hAnsi="Times New Roman" w:eastAsia="Times New Roman" w:cs="Times New Roman"/>
+        </w:rPr>
+        <w:t xml:space="preserve"> </w:t>
+      </w:r>
+      <w:r>
+        <w:rPr>
+          <w:rFonts w:ascii="Times New Roman" w:hAnsi="Times New Roman" w:eastAsia="Times New Roman" w:cs="Times New Roman"/>
+        </w:rPr>
+        <w:t>(a) CH</w:t>
+      </w:r>
+      <w:r>
+        <w:rPr>
+          <w:rFonts w:ascii="Times New Roman" w:hAnsi="Times New Roman" w:eastAsia="Times New Roman" w:cs="Times New Roman"/>
+          <w:vertAlign w:val="subscript"/>
+        </w:rPr>
+        <w:t>3</w:t>
+      </w:r>
       <w:r>
         <w:rPr>
           <w:rFonts w:ascii="Times New Roman" w:hAnsi="Times New Roman" w:eastAsia="Times New Roman" w:cs="Times New Roman"/>
@@ -36759,50 +36867,478 @@
           <w:rFonts w:ascii="Times New Roman" w:hAnsi="Times New Roman" w:eastAsia="Times New Roman" w:cs="Times New Roman"/>
           <w:vertAlign w:val="subscript"/>
         </w:rPr>
+        <w:t>2</w:t>
+      </w:r>
+      <w:r>
+        <w:rPr>
+          <w:rFonts w:ascii="Times New Roman" w:hAnsi="Times New Roman" w:eastAsia="Times New Roman" w:cs="Times New Roman"/>
+        </w:rPr>
+        <w:t xml:space="preserve">CN, </w:t>
+      </w:r>
+      <w:r>
+        <w:rPr>
+          <w:rFonts w:hint="eastAsia" w:ascii="Times New Roman" w:hAnsi="Times New Roman" w:eastAsia="Times New Roman" w:cs="Times New Roman"/>
+        </w:rPr>
+        <w:t xml:space="preserve">SN2；(b)</w:t>
+      </w:r>
+      <w:r>
+        <w:rPr>
+          <w:rFonts w:ascii="Times New Roman" w:hAnsi="Times New Roman" w:eastAsia="Times New Roman" w:cs="Times New Roman"/>
+        </w:rPr>
+        <w:t xml:space="preserve"> </w:t>
+      </w:r>
+      <w:r>
+        <w:rPr>
+          <w:rFonts w:hint="eastAsia" w:ascii="Times New Roman" w:hAnsi="Times New Roman" w:eastAsia="Times New Roman" w:cs="Times New Roman"/>
+        </w:rPr>
+        <w:t>(CH</w:t>
+      </w:r>
+      <w:r>
+        <w:rPr>
+          <w:rFonts w:hint="eastAsia" w:ascii="Times New Roman" w:hAnsi="Times New Roman" w:eastAsia="Times New Roman" w:cs="Times New Roman"/>
+          <w:vertAlign w:val="subscript"/>
+        </w:rPr>
         <w:t>3</w:t>
       </w:r>
       <w:r>
         <w:rPr>
-          <w:rFonts w:ascii="Times New Roman" w:hAnsi="Times New Roman" w:eastAsia="Times New Roman" w:cs="Times New Roman"/>
+          <w:rFonts w:hint="eastAsia" w:ascii="Times New Roman" w:hAnsi="Times New Roman" w:eastAsia="Times New Roman" w:cs="Times New Roman"/>
+        </w:rPr>
+        <w:t>)</w:t>
+      </w:r>
+      <w:r>
+        <w:rPr>
+          <w:rFonts w:hint="eastAsia" w:ascii="Times New Roman" w:hAnsi="Times New Roman" w:eastAsia="Times New Roman" w:cs="Times New Roman"/>
+          <w:vertAlign w:val="subscript"/>
+        </w:rPr>
+        <w:t>2</w:t>
+      </w:r>
+      <w:r>
+        <w:rPr>
+          <w:rFonts w:hint="eastAsia" w:ascii="Times New Roman" w:hAnsi="Times New Roman" w:eastAsia="Times New Roman" w:cs="Times New Roman"/>
+        </w:rPr>
+        <w:t>C=CH</w:t>
+      </w:r>
+      <w:r>
+        <w:rPr>
+          <w:rFonts w:hint="eastAsia" w:ascii="Times New Roman" w:hAnsi="Times New Roman" w:eastAsia="Times New Roman" w:cs="Times New Roman"/>
+          <w:vertAlign w:val="subscript"/>
+        </w:rPr>
+        <w:t>2</w:t>
+      </w:r>
+      <w:r>
+        <w:rPr>
+          <w:rFonts w:hint="eastAsia" w:ascii="Times New Roman" w:hAnsi="Times New Roman" w:eastAsia="Times New Roman" w:cs="Times New Roman"/>
+        </w:rPr>
+        <w:t>（</w:t>
+      </w:r>
+      <w:r>
+        <w:rPr>
+          <w:rFonts w:hint="eastAsia" w:ascii="Times New Roman" w:hAnsi="Times New Roman" w:eastAsia="FangSong" w:cs="Times New Roman"/>
+        </w:rPr>
+        <w:t>异丁烯</w:t>
+      </w:r>
+      <w:r>
+        <w:rPr>
+          <w:rFonts w:hint="eastAsia" w:ascii="Times New Roman" w:hAnsi="Times New Roman" w:eastAsia="Times New Roman" w:cs="Times New Roman"/>
+        </w:rPr>
+        <w:t>）,</w:t>
+      </w:r>
+      <w:r>
+        <w:rPr>
+          <w:rFonts w:ascii="Times New Roman" w:hAnsi="Times New Roman" w:eastAsia="Times New Roman" w:cs="Times New Roman"/>
+        </w:rPr>
+        <w:t xml:space="preserve"> </w:t>
+      </w:r>
+      <w:r>
+        <w:rPr>
+          <w:rFonts w:hint="eastAsia" w:ascii="Times New Roman" w:hAnsi="Times New Roman" w:eastAsia="Times New Roman" w:cs="Times New Roman"/>
+        </w:rPr>
+        <w:t>E1（</w:t>
+      </w:r>
+      <w:r>
+        <w:rPr>
+          <w:rFonts w:hint="eastAsia" w:ascii="Times New Roman" w:hAnsi="Times New Roman" w:eastAsia="FangSong" w:cs="Times New Roman"/>
+        </w:rPr>
+        <w:t>高温推消除</w:t>
+      </w:r>
+      <w:r>
+        <w:rPr>
+          <w:rFonts w:hint="eastAsia" w:ascii="Times New Roman" w:hAnsi="Times New Roman" w:eastAsia="Times New Roman" w:cs="Times New Roman"/>
+        </w:rPr>
+        <w:t>）；(c)</w:t>
+      </w:r>
+      <w:r>
+        <w:rPr>
+          <w:rFonts w:ascii="Times New Roman" w:hAnsi="Times New Roman" w:eastAsia="Times New Roman" w:cs="Times New Roman"/>
+        </w:rPr>
+        <w:t xml:space="preserve"> </w:t>
+      </w:r>
+      <w:r>
+        <w:rPr>
+          <w:rFonts w:hint="eastAsia" w:ascii="Times New Roman" w:hAnsi="Times New Roman" w:eastAsia="Times New Roman" w:cs="Times New Roman"/>
         </w:rPr>
         <w:t>CH</w:t>
       </w:r>
       <w:r>
         <w:rPr>
-          <w:rFonts w:ascii="Times New Roman" w:hAnsi="Times New Roman" w:eastAsia="Times New Roman" w:cs="Times New Roman"/>
+          <w:rFonts w:hint="eastAsia" w:ascii="Times New Roman" w:hAnsi="Times New Roman" w:eastAsia="Times New Roman" w:cs="Times New Roman"/>
           <w:vertAlign w:val="subscript"/>
         </w:rPr>
+        <w:t>3</w:t>
+      </w:r>
+      <w:r>
+        <w:rPr>
+          <w:rFonts w:hint="eastAsia" w:ascii="Times New Roman" w:hAnsi="Times New Roman" w:eastAsia="Times New Roman" w:cs="Times New Roman"/>
+        </w:rPr>
+        <w:t>CH=CH</w:t>
+      </w:r>
+      <w:r>
+        <w:rPr>
+          <w:rFonts w:hint="eastAsia" w:ascii="Times New Roman" w:hAnsi="Times New Roman" w:eastAsia="Times New Roman" w:cs="Times New Roman"/>
+          <w:vertAlign w:val="subscript"/>
+        </w:rPr>
         <w:t>2</w:t>
       </w:r>
       <w:r>
         <w:rPr>
-          <w:rFonts w:ascii="Times New Roman" w:hAnsi="Times New Roman" w:eastAsia="Times New Roman" w:cs="Times New Roman"/>
-        </w:rPr>
-        <w:t xml:space="preserve">CN, </w:t>
-      </w:r>
-      <w:r>
-        <w:rPr>
-          <w:rFonts w:hint="eastAsia" w:ascii="Times New Roman" w:hAnsi="Times New Roman" w:eastAsia="Times New Roman" w:cs="Times New Roman"/>
-        </w:rPr>
-        <w:t xml:space="preserve">SN2；(b)</w:t>
-      </w:r>
-      <w:r>
-        <w:rPr>
-          <w:rFonts w:ascii="Times New Roman" w:hAnsi="Times New Roman" w:eastAsia="Times New Roman" w:cs="Times New Roman"/>
-        </w:rPr>
-        <w:t xml:space="preserve"> </w:t>
-      </w:r>
-      <w:r>
-        <w:rPr>
-          <w:rFonts w:hint="eastAsia" w:ascii="Times New Roman" w:hAnsi="Times New Roman" w:eastAsia="Times New Roman" w:cs="Times New Roman"/>
-        </w:rPr>
-        <w:t>(CH</w:t>
+          <w:rFonts w:hint="eastAsia" w:ascii="Times New Roman" w:hAnsi="Times New Roman" w:eastAsia="Times New Roman" w:cs="Times New Roman"/>
+        </w:rPr>
+        <w:t>（</w:t>
+      </w:r>
+      <w:r>
+        <w:rPr>
+          <w:rFonts w:hint="eastAsia" w:ascii="Times New Roman" w:hAnsi="Times New Roman" w:eastAsia="FangSong" w:cs="Times New Roman"/>
+        </w:rPr>
+        <w:t>丙烯</w:t>
+      </w:r>
+      <w:r>
+        <w:rPr>
+          <w:rFonts w:hint="eastAsia" w:ascii="Times New Roman" w:hAnsi="Times New Roman" w:eastAsia="Times New Roman" w:cs="Times New Roman"/>
+        </w:rPr>
+        <w:t>）,</w:t>
+      </w:r>
+      <w:r>
+        <w:rPr>
+          <w:rFonts w:ascii="Times New Roman" w:hAnsi="Times New Roman" w:eastAsia="Times New Roman" w:cs="Times New Roman"/>
+        </w:rPr>
+        <w:t xml:space="preserve"> </w:t>
+      </w:r>
+      <w:r>
+        <w:rPr>
+          <w:rFonts w:hint="eastAsia" w:ascii="Times New Roman" w:hAnsi="Times New Roman" w:eastAsia="Times New Roman" w:cs="Times New Roman"/>
+        </w:rPr>
+        <w:t>E2（</w:t>
+      </w:r>
+      <w:r>
+        <w:rPr>
+          <w:rFonts w:hint="eastAsia" w:ascii="Times New Roman" w:hAnsi="Times New Roman" w:eastAsia="FangSong" w:cs="Times New Roman"/>
+        </w:rPr>
+        <w:t>大位阻碱</w:t>
+      </w:r>
+      <w:r>
+        <w:rPr>
+          <w:rFonts w:hint="eastAsia" w:ascii="Times New Roman" w:hAnsi="Times New Roman" w:eastAsia="Times New Roman" w:cs="Times New Roman"/>
+        </w:rPr>
+        <w:t>）</w:t>
+      </w:r>
+      <w:r>
+        <w:rPr>
+          <w:rFonts w:ascii="Times New Roman" w:hAnsi="Times New Roman" w:eastAsia="Times New Roman" w:cs="Times New Roman"/>
+        </w:rPr>
+        <w:t xml:space="preserve"> </w:t>
+      </w:r>
+      <w:r>
+        <w:rPr>
+          <w:rFonts w:ascii="Times New Roman" w:hAnsi="Times New Roman" w:eastAsia="Times New Roman" w:cs="Times New Roman"/>
+          <w:b/>
+          <w:bCs/>
+        </w:rPr>
+        <w:t xml:space="preserve">2.</w:t>
+      </w:r>
+      <w:r>
+        <w:rPr>
+          <w:rFonts w:ascii="Times New Roman" w:hAnsi="Times New Roman" w:eastAsia="Times New Roman" w:cs="Times New Roman"/>
+        </w:rPr>
+        <w:t xml:space="preserve"> </w:t>
+      </w:r>
+      <w:r>
+        <w:rPr>
+          <w:rFonts w:hint="eastAsia" w:ascii="Times New Roman" w:hAnsi="Times New Roman" w:eastAsia="Times New Roman" w:cs="Times New Roman"/>
+        </w:rPr>
+        <w:t>E（</w:t>
+      </w:r>
+      <w:r>
+        <w:rPr>
+          <w:rFonts w:hint="eastAsia" w:ascii="Times New Roman" w:hAnsi="Times New Roman" w:eastAsia="FangSong" w:cs="Times New Roman"/>
+        </w:rPr>
+        <w:t>苄基</w:t>
+      </w:r>
+      <w:r>
+        <w:rPr>
+          <w:rFonts w:hint="eastAsia" w:ascii="Times New Roman" w:hAnsi="Times New Roman" w:eastAsia="Times New Roman" w:cs="Times New Roman"/>
+        </w:rPr>
+        <w:t>，π</w:t>
+      </w:r>
+      <w:r>
+        <w:rPr>
+          <w:rFonts w:ascii="Times New Roman" w:hAnsi="Times New Roman" w:eastAsia="Times New Roman" w:cs="Times New Roman"/>
+        </w:rPr>
+        <w:t xml:space="preserve"> </w:t>
+      </w:r>
+      <w:r>
+        <w:rPr>
+          <w:rFonts w:hint="eastAsia" w:ascii="Times New Roman" w:hAnsi="Times New Roman" w:eastAsia="FangSong" w:cs="Times New Roman"/>
+        </w:rPr>
+        <w:t>稳定过渡态</w:t>
+      </w:r>
+      <w:r>
+        <w:rPr>
+          <w:rFonts w:hint="eastAsia" w:ascii="Times New Roman" w:hAnsi="Times New Roman" w:eastAsia="Times New Roman" w:cs="Times New Roman"/>
+        </w:rPr>
+        <w:t>）&gt;</w:t>
+      </w:r>
+      <w:r>
+        <w:rPr>
+          <w:rFonts w:ascii="Times New Roman" w:hAnsi="Times New Roman" w:eastAsia="Times New Roman" w:cs="Times New Roman"/>
+        </w:rPr>
+        <w:t xml:space="preserve"> A &gt; D &gt; B &gt; C</w:t>
+      </w:r>
+      <w:r>
+        <w:rPr>
+          <w:rFonts w:ascii="Times New Roman" w:hAnsi="Times New Roman" w:eastAsia="Times New Roman" w:cs="Times New Roman"/>
+        </w:rPr>
+        <w:t xml:space="preserve"> </w:t>
+      </w:r>
+      <w:r>
+        <w:rPr>
+          <w:rFonts w:ascii="Times New Roman" w:hAnsi="Times New Roman" w:eastAsia="Times New Roman" w:cs="Times New Roman"/>
+          <w:b/>
+          <w:bCs/>
+        </w:rPr>
+        <w:t xml:space="preserve">3.</w:t>
+      </w:r>
+      <w:r>
+        <w:rPr>
+          <w:rFonts w:ascii="Times New Roman" w:hAnsi="Times New Roman" w:eastAsia="Times New Roman" w:cs="Times New Roman"/>
+        </w:rPr>
+        <w:t xml:space="preserve"> </w:t>
+      </w:r>
+      <w:r>
+        <w:rPr>
+          <w:rFonts w:hint="eastAsia" w:ascii="Times New Roman" w:hAnsi="Times New Roman" w:eastAsia="FangSong" w:cs="Times New Roman"/>
+        </w:rPr>
+        <w:t>错误</w:t>
+      </w:r>
+      <w:r>
+        <w:rPr>
+          <w:rFonts w:hint="eastAsia" w:ascii="Times New Roman" w:hAnsi="Times New Roman" w:eastAsia="Times New Roman" w:cs="Times New Roman"/>
+        </w:rPr>
+        <w:t>。DMSO</w:t>
+      </w:r>
+      <w:r>
+        <w:rPr>
+          <w:rFonts w:ascii="Times New Roman" w:hAnsi="Times New Roman" w:eastAsia="Times New Roman" w:cs="Times New Roman"/>
+        </w:rPr>
+        <w:t xml:space="preserve"> </w:t>
+      </w:r>
+      <w:r>
+        <w:rPr>
+          <w:rFonts w:hint="eastAsia" w:ascii="Times New Roman" w:hAnsi="Times New Roman" w:eastAsia="FangSong" w:cs="Times New Roman"/>
+        </w:rPr>
+        <w:t xml:space="preserve">是</w:t>
+      </w:r>
+      <w:r>
+        <w:rPr>
+          <w:rFonts w:hint="eastAsia" w:ascii="Times New Roman" w:hAnsi="Times New Roman" w:eastAsia="FangSong" w:cs="Times New Roman"/>
+          <w:b/>
+          <w:bCs/>
+        </w:rPr>
+        <w:t xml:space="preserve">极性非质子</w:t>
+      </w:r>
+      <w:r>
+        <w:rPr>
+          <w:rFonts w:hint="eastAsia" w:ascii="Times New Roman" w:hAnsi="Times New Roman" w:eastAsia="FangSong" w:cs="Times New Roman"/>
+        </w:rPr>
+        <w:t>溶剂</w:t>
+      </w:r>
+      <w:r>
+        <w:rPr>
+          <w:rFonts w:hint="eastAsia" w:ascii="Times New Roman" w:hAnsi="Times New Roman" w:eastAsia="Times New Roman" w:cs="Times New Roman"/>
+        </w:rPr>
+        <w:t>，</w:t>
+      </w:r>
+      <w:r>
+        <w:rPr>
+          <w:rFonts w:hint="eastAsia" w:ascii="Times New Roman" w:hAnsi="Times New Roman" w:eastAsia="FangSong" w:cs="Times New Roman"/>
+        </w:rPr>
+        <w:t>利于</w:t>
+      </w:r>
+      <w:r>
+        <w:rPr>
+          <w:rFonts w:ascii="Times New Roman" w:hAnsi="Times New Roman" w:eastAsia="Times New Roman" w:cs="Times New Roman"/>
+        </w:rPr>
+        <w:t xml:space="preserve"> </w:t>
+      </w:r>
+      <w:r>
+        <w:rPr>
+          <w:rFonts w:hint="eastAsia" w:ascii="Times New Roman" w:hAnsi="Times New Roman" w:eastAsia="Times New Roman" w:cs="Times New Roman"/>
+        </w:rPr>
+        <w:t>SN2/E2（</w:t>
+      </w:r>
+      <w:r>
+        <w:rPr>
+          <w:rFonts w:hint="eastAsia" w:ascii="Times New Roman" w:hAnsi="Times New Roman" w:eastAsia="FangSong" w:cs="Times New Roman"/>
+        </w:rPr>
+        <w:t>阴离子裸露</w:t>
+      </w:r>
+      <w:r>
+        <w:rPr>
+          <w:rFonts w:hint="eastAsia" w:ascii="Times New Roman" w:hAnsi="Times New Roman" w:eastAsia="Times New Roman" w:cs="Times New Roman"/>
+        </w:rPr>
+        <w:t>），</w:t>
+      </w:r>
+      <w:r>
+        <w:rPr>
+          <w:rFonts w:hint="eastAsia" w:ascii="Times New Roman" w:hAnsi="Times New Roman" w:eastAsia="FangSong" w:cs="Times New Roman"/>
+        </w:rPr>
+        <w:t>不利于</w:t>
+      </w:r>
+      <w:r>
+        <w:rPr>
+          <w:rFonts w:ascii="Times New Roman" w:hAnsi="Times New Roman" w:eastAsia="Times New Roman" w:cs="Times New Roman"/>
+        </w:rPr>
+        <w:t xml:space="preserve"> </w:t>
+      </w:r>
+      <w:r>
+        <w:rPr>
+          <w:rFonts w:hint="eastAsia" w:ascii="Times New Roman" w:hAnsi="Times New Roman" w:eastAsia="Times New Roman" w:cs="Times New Roman"/>
+        </w:rPr>
+        <w:t>SN1（</w:t>
+      </w:r>
+      <w:r>
+        <w:rPr>
+          <w:rFonts w:hint="eastAsia" w:ascii="Times New Roman" w:hAnsi="Times New Roman" w:eastAsia="FangSong" w:cs="Times New Roman"/>
+        </w:rPr>
+        <w:t>不能稳定碳正离子</w:t>
+      </w:r>
+      <w:r>
+        <w:rPr>
+          <w:rFonts w:hint="eastAsia" w:ascii="Times New Roman" w:hAnsi="Times New Roman" w:eastAsia="Times New Roman" w:cs="Times New Roman"/>
+        </w:rPr>
+        <w:t>）。</w:t>
+      </w:r>
+      <w:r>
+        <w:rPr>
+          <w:rFonts w:hint="eastAsia" w:ascii="Times New Roman" w:hAnsi="Times New Roman" w:eastAsia="FangSong" w:cs="Times New Roman"/>
+        </w:rPr>
+        <w:t>极性质子溶剂才利</w:t>
+      </w:r>
+      <w:r>
+        <w:rPr>
+          <w:rFonts w:ascii="Times New Roman" w:hAnsi="Times New Roman" w:eastAsia="Times New Roman" w:cs="Times New Roman"/>
+        </w:rPr>
+        <w:t xml:space="preserve"> SN1。</w:t>
+      </w:r>
+      <w:r>
+        <w:rPr>
+          <w:rFonts w:ascii="Times New Roman" w:hAnsi="Times New Roman" w:eastAsia="Times New Roman" w:cs="Times New Roman"/>
+        </w:rPr>
+        <w:t xml:space="preserve"> </w:t>
+      </w:r>
+      <w:r>
+        <w:rPr>
+          <w:rFonts w:ascii="Times New Roman" w:hAnsi="Times New Roman" w:eastAsia="Times New Roman" w:cs="Times New Roman"/>
+          <w:b/>
+          <w:bCs/>
+        </w:rPr>
+        <w:t xml:space="preserve">4.</w:t>
+      </w:r>
+      <w:r>
+        <w:rPr>
+          <w:rFonts w:ascii="Times New Roman" w:hAnsi="Times New Roman" w:eastAsia="Times New Roman" w:cs="Times New Roman"/>
+        </w:rPr>
+        <w:t xml:space="preserve"> </w:t>
+      </w:r>
+      <w:r>
+        <w:rPr>
+          <w:rFonts w:ascii="Times New Roman" w:hAnsi="Times New Roman" w:eastAsia="Times New Roman" w:cs="Times New Roman"/>
+        </w:rPr>
+        <w:t xml:space="preserve">A </w:t>
+      </w:r>
+      <w:r>
+        <w:rPr>
+          <w:rFonts w:hint="eastAsia" w:ascii="Times New Roman" w:hAnsi="Times New Roman" w:eastAsia="FangSong" w:cs="Times New Roman"/>
+        </w:rPr>
+        <w:t xml:space="preserve">为</w:t>
+      </w:r>
+      <w:r>
+        <w:rPr>
+          <w:rFonts w:ascii="Times New Roman" w:hAnsi="Times New Roman" w:eastAsia="Times New Roman" w:cs="Times New Roman"/>
+        </w:rPr>
+        <w:t xml:space="preserve"> </w:t>
+      </w:r>
+      <w:r>
+        <w:rPr>
+          <w:rFonts w:hint="eastAsia" w:ascii="Times New Roman" w:hAnsi="Times New Roman" w:eastAsia="Times New Roman" w:cs="Times New Roman"/>
+        </w:rPr>
+        <w:t>2-</w:t>
+      </w:r>
+      <w:r>
+        <w:rPr>
+          <w:rFonts w:hint="eastAsia" w:ascii="Times New Roman" w:hAnsi="Times New Roman" w:eastAsia="FangSong" w:cs="Times New Roman"/>
+        </w:rPr>
+        <w:t>溴</w:t>
+      </w:r>
+      <w:r>
+        <w:rPr>
+          <w:rFonts w:hint="eastAsia" w:ascii="Times New Roman" w:hAnsi="Times New Roman" w:eastAsia="Times New Roman" w:cs="Times New Roman"/>
+        </w:rPr>
+        <w:t>-2-</w:t>
+      </w:r>
+      <w:r>
+        <w:rPr>
+          <w:rFonts w:hint="eastAsia" w:ascii="Times New Roman" w:hAnsi="Times New Roman" w:eastAsia="FangSong" w:cs="Times New Roman"/>
+        </w:rPr>
+        <w:t>甲基丁烷</w:t>
+      </w:r>
+      <w:r>
+        <w:rPr>
+          <w:rFonts w:hint="eastAsia" w:ascii="Times New Roman" w:hAnsi="Times New Roman" w:eastAsia="Times New Roman" w:cs="Times New Roman"/>
+        </w:rPr>
+        <w:t>（C</w:t>
       </w:r>
       <w:r>
         <w:rPr>
           <w:rFonts w:hint="eastAsia" w:ascii="Times New Roman" w:hAnsi="Times New Roman" w:eastAsia="Times New Roman" w:cs="Times New Roman"/>
           <w:vertAlign w:val="subscript"/>
         </w:rPr>
+        <w:t>2</w:t>
+      </w:r>
+      <w:r>
+        <w:rPr>
+          <w:rFonts w:hint="eastAsia" w:ascii="Times New Roman" w:hAnsi="Times New Roman" w:eastAsia="Times New Roman" w:cs="Times New Roman"/>
+        </w:rPr>
+        <w:t>H</w:t>
+      </w:r>
+      <w:r>
+        <w:rPr>
+          <w:rFonts w:hint="eastAsia" w:ascii="Times New Roman" w:hAnsi="Times New Roman" w:eastAsia="Times New Roman" w:cs="Times New Roman"/>
+          <w:vertAlign w:val="subscript"/>
+        </w:rPr>
+        <w:t>5</w:t>
+      </w:r>
+      <w:r>
+        <w:rPr>
+          <w:rFonts w:hint="eastAsia" w:ascii="Times New Roman" w:hAnsi="Times New Roman" w:eastAsia="Times New Roman" w:cs="Times New Roman"/>
+        </w:rPr>
+        <w:t>CBr(CH</w:t>
+      </w:r>
+      <w:r>
+        <w:rPr>
+          <w:rFonts w:hint="eastAsia" w:ascii="Times New Roman" w:hAnsi="Times New Roman" w:eastAsia="Times New Roman" w:cs="Times New Roman"/>
+          <w:vertAlign w:val="subscript"/>
+        </w:rPr>
         <w:t>3</w:t>
       </w:r>
       <w:r>
@@ -36822,17 +37358,693 @@
         <w:rPr>
           <w:rFonts w:hint="eastAsia" w:ascii="Times New Roman" w:hAnsi="Times New Roman" w:eastAsia="Times New Roman" w:cs="Times New Roman"/>
         </w:rPr>
-        <w:t>C=CH</w:t>
-      </w:r>
-      <w:r>
-        <w:rPr>
-          <w:rFonts w:hint="eastAsia" w:ascii="Times New Roman" w:hAnsi="Times New Roman" w:eastAsia="Times New Roman" w:cs="Times New Roman"/>
+        <w:t>），</w:t>
+      </w:r>
+      <w:r>
+        <w:rPr>
+          <w:rFonts w:hint="eastAsia" w:ascii="Times New Roman" w:hAnsi="Times New Roman" w:eastAsia="FangSong" w:cs="Times New Roman"/>
+        </w:rPr>
+        <w:t>消除得</w:t>
+      </w:r>
+      <w:r>
+        <w:rPr>
+          <w:rFonts w:ascii="Times New Roman" w:hAnsi="Times New Roman" w:eastAsia="Times New Roman" w:cs="Times New Roman"/>
+        </w:rPr>
+        <w:t xml:space="preserve"> </w:t>
+      </w:r>
+      <w:r>
+        <w:rPr>
+          <w:rFonts w:hint="eastAsia" w:ascii="Times New Roman" w:hAnsi="Times New Roman" w:eastAsia="Times New Roman" w:cs="Times New Roman"/>
+        </w:rPr>
+        <w:t>2-</w:t>
+      </w:r>
+      <w:r>
+        <w:rPr>
+          <w:rFonts w:hint="eastAsia" w:ascii="Times New Roman" w:hAnsi="Times New Roman" w:eastAsia="FangSong" w:cs="Times New Roman"/>
+        </w:rPr>
+        <w:t>甲基</w:t>
+      </w:r>
+      <w:r>
+        <w:rPr>
+          <w:rFonts w:hint="eastAsia" w:ascii="Times New Roman" w:hAnsi="Times New Roman" w:eastAsia="Times New Roman" w:cs="Times New Roman"/>
+        </w:rPr>
+        <w:t>-2-</w:t>
+      </w:r>
+      <w:r>
+        <w:rPr>
+          <w:rFonts w:hint="eastAsia" w:ascii="Times New Roman" w:hAnsi="Times New Roman" w:eastAsia="FangSong" w:cs="Times New Roman"/>
+        </w:rPr>
+        <w:t>丁烯</w:t>
+      </w:r>
+      <w:r>
+        <w:rPr>
+          <w:rFonts w:hint="eastAsia" w:ascii="Times New Roman" w:hAnsi="Times New Roman" w:eastAsia="Times New Roman" w:cs="Times New Roman"/>
+        </w:rPr>
+        <w:t>（</w:t>
+      </w:r>
+      <w:r>
+        <w:rPr>
+          <w:rFonts w:hint="eastAsia" w:ascii="Times New Roman" w:hAnsi="Times New Roman" w:eastAsia="FangSong" w:cs="Times New Roman"/>
+        </w:rPr>
+        <w:t>臭氧化得乙醛</w:t>
+      </w:r>
+      <w:r>
+        <w:rPr>
+          <w:rFonts w:hint="eastAsia" w:ascii="Times New Roman" w:hAnsi="Times New Roman" w:eastAsia="Times New Roman" w:cs="Times New Roman"/>
+        </w:rPr>
+        <w:t>+</w:t>
+      </w:r>
+      <w:r>
+        <w:rPr>
+          <w:rFonts w:hint="eastAsia" w:ascii="Times New Roman" w:hAnsi="Times New Roman" w:eastAsia="FangSong" w:cs="Times New Roman"/>
+        </w:rPr>
+        <w:t>丙酮</w:t>
+      </w:r>
+      <w:r>
+        <w:rPr>
+          <w:rFonts w:hint="eastAsia" w:ascii="Times New Roman" w:hAnsi="Times New Roman" w:eastAsia="Times New Roman" w:cs="Times New Roman"/>
+        </w:rPr>
+        <w:t>）。</w:t>
+      </w:r>
+      <w:r>
+        <w:rPr>
+          <w:rFonts w:hint="eastAsia" w:ascii="Times New Roman" w:hAnsi="Times New Roman" w:eastAsia="FangSong" w:cs="Times New Roman"/>
+        </w:rPr>
+        <w:t>机理</w:t>
+      </w:r>
+      <w:r>
+        <w:rPr>
+          <w:rFonts w:hint="eastAsia" w:ascii="Times New Roman" w:hAnsi="Times New Roman" w:eastAsia="Times New Roman" w:cs="Times New Roman"/>
+        </w:rPr>
+        <w:t>：E2。</w:t>
+      </w:r>
+      <w:r>
+        <w:rPr>
+          <w:rFonts w:ascii="Times New Roman" w:hAnsi="Times New Roman" w:eastAsia="Times New Roman" w:cs="Times New Roman"/>
+        </w:rPr>
+        <w:t xml:space="preserve"> </w:t>
+      </w:r>
+      <w:r>
+        <w:rPr>
+          <w:rFonts w:ascii="Times New Roman" w:hAnsi="Times New Roman" w:eastAsia="Times New Roman" w:cs="Times New Roman"/>
+          <w:b/>
+          <w:bCs/>
+        </w:rPr>
+        <w:t xml:space="preserve">5.</w:t>
+      </w:r>
+      <w:r>
+        <w:rPr>
+          <w:rFonts w:ascii="Times New Roman" w:hAnsi="Times New Roman" w:eastAsia="Times New Roman" w:cs="Times New Roman"/>
+        </w:rPr>
+        <w:t xml:space="preserve"> </w:t>
+      </w:r>
+      <w:r>
+        <w:rPr>
+          <w:rFonts w:hint="eastAsia" w:ascii="Times New Roman" w:hAnsi="Times New Roman" w:eastAsia="Times New Roman" w:cs="Times New Roman"/>
+        </w:rPr>
+        <w:t>(S)-2-</w:t>
+      </w:r>
+      <w:r>
+        <w:rPr>
+          <w:rFonts w:hint="eastAsia" w:ascii="Times New Roman" w:hAnsi="Times New Roman" w:eastAsia="FangSong" w:cs="Times New Roman"/>
+        </w:rPr>
+        <w:t>丁醇</w:t>
+      </w:r>
+      <w:r>
+        <w:rPr>
+          <w:rFonts w:hint="eastAsia" w:ascii="Times New Roman" w:hAnsi="Times New Roman" w:eastAsia="Times New Roman" w:cs="Times New Roman"/>
+        </w:rPr>
+        <w:t>，SN2</w:t>
+      </w:r>
+      <w:r>
+        <w:rPr>
+          <w:rFonts w:ascii="Times New Roman" w:hAnsi="Times New Roman" w:eastAsia="Times New Roman" w:cs="Times New Roman"/>
+        </w:rPr>
+        <w:t xml:space="preserve"> </w:t>
+      </w:r>
+      <w:r>
+        <w:rPr>
+          <w:rFonts w:hint="eastAsia" w:ascii="Times New Roman" w:hAnsi="Times New Roman" w:eastAsia="FangSong" w:cs="Times New Roman"/>
+        </w:rPr>
+        <w:t>导致构型完全翻转</w:t>
+      </w:r>
+      <w:r>
+        <w:rPr>
+          <w:rFonts w:hint="eastAsia" w:ascii="Times New Roman" w:hAnsi="Times New Roman" w:eastAsia="Times New Roman" w:cs="Times New Roman"/>
+        </w:rPr>
+        <w:t>。</w:t>
+      </w:r>
+      <w:r>
+        <w:rPr>
+          <w:rFonts w:ascii="Times New Roman" w:hAnsi="Times New Roman" w:eastAsia="Times New Roman" w:cs="Times New Roman"/>
+        </w:rPr>
+        <w:t xml:space="preserve"> </w:t>
+      </w:r>
+      <w:r>
+        <w:rPr>
+          <w:rFonts w:ascii="Times New Roman" w:hAnsi="Times New Roman" w:eastAsia="Times New Roman" w:cs="Times New Roman"/>
+          <w:b/>
+          <w:bCs/>
+        </w:rPr>
+        <w:t xml:space="preserve">6.</w:t>
+      </w:r>
+      <w:r>
+        <w:rPr>
+          <w:rFonts w:ascii="Times New Roman" w:hAnsi="Times New Roman" w:eastAsia="Times New Roman" w:cs="Times New Roman"/>
+        </w:rPr>
+        <w:t xml:space="preserve"> </w:t>
+      </w:r>
+      <w:r>
+        <w:rPr>
+          <w:rFonts w:hint="eastAsia" w:ascii="Times New Roman" w:hAnsi="Times New Roman" w:eastAsia="Times New Roman" w:cs="Times New Roman"/>
+        </w:rPr>
+        <w:t>4-</w:t>
+      </w:r>
+      <w:r>
+        <w:rPr>
+          <w:rFonts w:hint="eastAsia" w:ascii="Times New Roman" w:hAnsi="Times New Roman" w:eastAsia="FangSong" w:cs="Times New Roman"/>
+        </w:rPr>
+        <w:t>叔丁基环己烯</w:t>
+      </w:r>
+      <w:r>
+        <w:rPr>
+          <w:rFonts w:hint="eastAsia" w:ascii="Times New Roman" w:hAnsi="Times New Roman" w:eastAsia="Times New Roman" w:cs="Times New Roman"/>
+        </w:rPr>
+        <w:t>。t-Bu</w:t>
+      </w:r>
+      <w:r>
+        <w:rPr>
+          <w:rFonts w:ascii="Times New Roman" w:hAnsi="Times New Roman" w:eastAsia="Times New Roman" w:cs="Times New Roman"/>
+        </w:rPr>
+        <w:t xml:space="preserve"> </w:t>
+      </w:r>
+      <w:r>
+        <w:rPr>
+          <w:rFonts w:hint="eastAsia" w:ascii="Times New Roman" w:hAnsi="Times New Roman" w:eastAsia="FangSong" w:cs="Times New Roman"/>
+        </w:rPr>
+        <w:t xml:space="preserve">在</w:t>
+      </w:r>
+      <w:r>
+        <w:rPr>
+          <w:rFonts w:ascii="Times New Roman" w:hAnsi="Times New Roman" w:eastAsia="Times New Roman" w:cs="Times New Roman"/>
+        </w:rPr>
+        <w:t xml:space="preserve"> e </w:t>
+      </w:r>
+      <w:r>
+        <w:rPr>
+          <w:rFonts w:hint="eastAsia" w:ascii="Times New Roman" w:hAnsi="Times New Roman" w:eastAsia="FangSong" w:cs="Times New Roman"/>
+        </w:rPr>
+        <w:t>键</w:t>
+      </w:r>
+      <w:r>
+        <w:rPr>
+          <w:rFonts w:hint="eastAsia" w:ascii="Times New Roman" w:hAnsi="Times New Roman" w:eastAsia="Times New Roman" w:cs="Times New Roman"/>
+        </w:rPr>
+        <w:t>，Br</w:t>
+      </w:r>
+      <w:r>
+        <w:rPr>
+          <w:rFonts w:ascii="Times New Roman" w:hAnsi="Times New Roman" w:eastAsia="Times New Roman" w:cs="Times New Roman"/>
+        </w:rPr>
+        <w:t xml:space="preserve"> </w:t>
+      </w:r>
+      <w:r>
+        <w:rPr>
+          <w:rFonts w:hint="eastAsia" w:ascii="Times New Roman" w:hAnsi="Times New Roman" w:eastAsia="FangSong" w:cs="Times New Roman"/>
+        </w:rPr>
+        <w:t xml:space="preserve">在</w:t>
+      </w:r>
+      <w:r>
+        <w:rPr>
+          <w:rFonts w:ascii="Times New Roman" w:hAnsi="Times New Roman" w:eastAsia="Times New Roman" w:cs="Times New Roman"/>
+        </w:rPr>
+        <w:t xml:space="preserve"> a </w:t>
+      </w:r>
+      <w:r>
+        <w:rPr>
+          <w:rFonts w:hint="eastAsia" w:ascii="Times New Roman" w:hAnsi="Times New Roman" w:eastAsia="FangSong" w:cs="Times New Roman"/>
+        </w:rPr>
+        <w:t>键</w:t>
+      </w:r>
+      <w:r>
+        <w:rPr>
+          <w:rFonts w:hint="eastAsia" w:ascii="Times New Roman" w:hAnsi="Times New Roman" w:eastAsia="Times New Roman" w:cs="Times New Roman"/>
+        </w:rPr>
+        <w:t>（</w:t>
+      </w:r>
+      <w:r>
+        <w:rPr>
+          <w:rFonts w:hint="eastAsia" w:ascii="Times New Roman" w:hAnsi="Times New Roman" w:eastAsia="FangSong" w:cs="Times New Roman"/>
+        </w:rPr>
+        <w:t>反式</w:t>
+      </w:r>
+      <w:r>
+        <w:rPr>
+          <w:rFonts w:hint="eastAsia" w:ascii="Times New Roman" w:hAnsi="Times New Roman" w:eastAsia="Times New Roman" w:cs="Times New Roman"/>
+        </w:rPr>
+        <w:t>→</w:t>
+      </w:r>
+      <w:r>
+        <w:rPr>
+          <w:rFonts w:hint="eastAsia" w:ascii="Times New Roman" w:hAnsi="Times New Roman" w:eastAsia="FangSong" w:cs="Times New Roman"/>
+        </w:rPr>
+        <w:t>双轴</w:t>
+      </w:r>
+      <w:r>
+        <w:rPr>
+          <w:rFonts w:hint="eastAsia" w:ascii="Times New Roman" w:hAnsi="Times New Roman" w:eastAsia="Times New Roman" w:cs="Times New Roman"/>
+        </w:rPr>
+        <w:t>），</w:t>
+      </w:r>
+      <w:r>
+        <w:rPr>
+          <w:rFonts w:hint="eastAsia" w:ascii="Times New Roman" w:hAnsi="Times New Roman" w:eastAsia="FangSong" w:cs="Times New Roman"/>
+        </w:rPr>
+        <w:t>邻位</w:t>
+      </w:r>
+      <w:r>
+        <w:rPr>
+          <w:rFonts w:ascii="Times New Roman" w:hAnsi="Times New Roman" w:eastAsia="Times New Roman" w:cs="Times New Roman"/>
+        </w:rPr>
+        <w:t xml:space="preserve"> C</w:t>
+      </w:r>
+      <w:r>
+        <w:rPr>
+          <w:rFonts w:ascii="Times New Roman" w:hAnsi="Times New Roman" w:eastAsia="Times New Roman" w:cs="Times New Roman"/>
           <w:vertAlign w:val="subscript"/>
         </w:rPr>
         <w:t>2</w:t>
       </w:r>
       <w:r>
         <w:rPr>
+          <w:rFonts w:ascii="Times New Roman" w:hAnsi="Times New Roman" w:eastAsia="Times New Roman" w:cs="Times New Roman"/>
+        </w:rPr>
+        <w:t>/C</w:t>
+      </w:r>
+      <w:r>
+        <w:rPr>
+          <w:rFonts w:ascii="Times New Roman" w:hAnsi="Times New Roman" w:eastAsia="Times New Roman" w:cs="Times New Roman"/>
+          <w:vertAlign w:val="subscript"/>
+        </w:rPr>
+        <w:t>6</w:t>
+      </w:r>
+      <w:r>
+        <w:rPr>
+          <w:rFonts w:ascii="Times New Roman" w:hAnsi="Times New Roman" w:eastAsia="Times New Roman" w:cs="Times New Roman"/>
+        </w:rPr>
+        <w:t xml:space="preserve"> </w:t>
+      </w:r>
+      <w:r>
+        <w:rPr>
+          <w:rFonts w:hint="eastAsia" w:ascii="Times New Roman" w:hAnsi="Times New Roman" w:eastAsia="FangSong" w:cs="Times New Roman"/>
+        </w:rPr>
+        <w:t xml:space="preserve">上</w:t>
+      </w:r>
+      <w:r>
+        <w:rPr>
+          <w:rFonts w:ascii="Times New Roman" w:hAnsi="Times New Roman" w:eastAsia="Times New Roman" w:cs="Times New Roman"/>
+        </w:rPr>
+        <w:t xml:space="preserve"> a-H </w:t>
+      </w:r>
+      <w:r>
+        <w:rPr>
+          <w:rFonts w:hint="eastAsia" w:ascii="Times New Roman" w:hAnsi="Times New Roman" w:eastAsia="FangSong" w:cs="Times New Roman"/>
+        </w:rPr>
+        <w:t xml:space="preserve">与</w:t>
+      </w:r>
+      <w:r>
+        <w:rPr>
+          <w:rFonts w:ascii="Times New Roman" w:hAnsi="Times New Roman" w:eastAsia="Times New Roman" w:cs="Times New Roman"/>
+        </w:rPr>
+        <w:t xml:space="preserve"> Br </w:t>
+      </w:r>
+      <w:r>
+        <w:rPr>
+          <w:rFonts w:hint="eastAsia" w:ascii="Times New Roman" w:hAnsi="Times New Roman" w:eastAsia="FangSong" w:cs="Times New Roman"/>
+        </w:rPr>
+        <w:t xml:space="preserve">反式共平面</w:t>
+      </w:r>
+      <w:r>
+        <w:rPr>
+          <w:rFonts w:ascii="Times New Roman" w:hAnsi="Times New Roman" w:eastAsia="Times New Roman" w:cs="Times New Roman"/>
+        </w:rPr>
+        <w:t xml:space="preserve"> → E2 </w:t>
+      </w:r>
+      <w:r>
+        <w:rPr>
+          <w:rFonts w:hint="eastAsia" w:ascii="Times New Roman" w:hAnsi="Times New Roman" w:eastAsia="FangSong" w:cs="Times New Roman"/>
+        </w:rPr>
+        <w:t>消除</w:t>
+      </w:r>
+      <w:r>
+        <w:rPr>
+          <w:rFonts w:hint="eastAsia" w:ascii="Times New Roman" w:hAnsi="Times New Roman" w:eastAsia="Times New Roman" w:cs="Times New Roman"/>
+        </w:rPr>
+        <w:t>。t-BuOK</w:t>
+      </w:r>
+      <w:r>
+        <w:rPr>
+          <w:rFonts w:ascii="Times New Roman" w:hAnsi="Times New Roman" w:eastAsia="Times New Roman" w:cs="Times New Roman"/>
+        </w:rPr>
+        <w:t xml:space="preserve"> </w:t>
+      </w:r>
+      <w:r>
+        <w:rPr>
+          <w:rFonts w:hint="eastAsia" w:ascii="Times New Roman" w:hAnsi="Times New Roman" w:eastAsia="FangSong" w:cs="Times New Roman"/>
+        </w:rPr>
+        <w:t>为大位阻碱</w:t>
+      </w:r>
+      <w:r>
+        <w:rPr>
+          <w:rFonts w:hint="eastAsia" w:ascii="Times New Roman" w:hAnsi="Times New Roman" w:eastAsia="Times New Roman" w:cs="Times New Roman"/>
+        </w:rPr>
+        <w:t>，</w:t>
+      </w:r>
+      <w:r>
+        <w:rPr>
+          <w:rFonts w:hint="eastAsia" w:ascii="Times New Roman" w:hAnsi="Times New Roman" w:eastAsia="FangSong" w:cs="Times New Roman"/>
+        </w:rPr>
+        <w:t>但该底物只有一种烯烃产物</w:t>
+      </w:r>
+      <w:r>
+        <w:rPr>
+          <w:rFonts w:hint="eastAsia" w:ascii="Times New Roman" w:hAnsi="Times New Roman" w:eastAsia="Times New Roman" w:cs="Times New Roman"/>
+        </w:rPr>
+        <w:t>（4-</w:t>
+      </w:r>
+      <w:r>
+        <w:rPr>
+          <w:rFonts w:hint="eastAsia" w:ascii="Times New Roman" w:hAnsi="Times New Roman" w:eastAsia="FangSong" w:cs="Times New Roman"/>
+        </w:rPr>
+        <w:t>叔丁基环己烯</w:t>
+      </w:r>
+      <w:r>
+        <w:rPr>
+          <w:rFonts w:hint="eastAsia" w:ascii="Times New Roman" w:hAnsi="Times New Roman" w:eastAsia="Times New Roman" w:cs="Times New Roman"/>
+        </w:rPr>
+        <w:t>）。</w:t>
+      </w:r>
+      <w:r>
+        <w:rPr>
+          <w:rFonts w:ascii="Times New Roman" w:hAnsi="Times New Roman" w:eastAsia="Times New Roman" w:cs="Times New Roman"/>
+        </w:rPr>
+        <w:t xml:space="preserve"> </w:t>
+      </w:r>
+      <w:r>
+        <w:rPr>
+          <w:rFonts w:ascii="Times New Roman" w:hAnsi="Times New Roman" w:eastAsia="Times New Roman" w:cs="Times New Roman"/>
+          <w:b/>
+          <w:bCs/>
+        </w:rPr>
+        <w:t xml:space="preserve">7.</w:t>
+      </w:r>
+      <w:r>
+        <w:rPr>
+          <w:rFonts w:ascii="Times New Roman" w:hAnsi="Times New Roman" w:eastAsia="Times New Roman" w:cs="Times New Roman"/>
+        </w:rPr>
+        <w:t xml:space="preserve"> </w:t>
+      </w:r>
+      <w:r>
+        <w:rPr>
+          <w:rFonts w:ascii="Times New Roman" w:hAnsi="Times New Roman" w:eastAsia="Times New Roman" w:cs="Times New Roman"/>
+        </w:rPr>
+        <w:t xml:space="preserve">DMSO </w:t>
+      </w:r>
+      <w:r>
+        <w:rPr>
+          <w:rFonts w:hint="eastAsia" w:ascii="Times New Roman" w:hAnsi="Times New Roman" w:eastAsia="FangSong" w:cs="Times New Roman"/>
+        </w:rPr>
+        <w:t>是极性非质子溶剂</w:t>
+      </w:r>
+      <w:r>
+        <w:rPr>
+          <w:rFonts w:hint="eastAsia" w:ascii="Times New Roman" w:hAnsi="Times New Roman" w:eastAsia="Times New Roman" w:cs="Times New Roman"/>
+        </w:rPr>
+        <w:t>，</w:t>
+      </w:r>
+      <w:r>
+        <w:rPr>
+          <w:rFonts w:hint="eastAsia" w:ascii="Times New Roman" w:hAnsi="Times New Roman" w:eastAsia="FangSong" w:cs="Times New Roman"/>
+        </w:rPr>
+        <w:t>不包裹</w:t>
+      </w:r>
+      <w:r>
+        <w:rPr>
+          <w:rFonts w:ascii="Times New Roman" w:hAnsi="Times New Roman" w:eastAsia="Times New Roman" w:cs="Times New Roman"/>
+        </w:rPr>
+        <w:t xml:space="preserve"> OH</w:t>
+      </w:r>
+      <w:r>
+        <w:rPr>
+          <w:rFonts w:ascii="Times New Roman" w:hAnsi="Times New Roman" w:eastAsia="Times New Roman" w:cs="Times New Roman"/>
+          <w:vertAlign w:val="superscript"/>
+        </w:rPr>
+        <w:t>-</w:t>
+      </w:r>
+      <w:r>
+        <w:rPr>
+          <w:rFonts w:ascii="Times New Roman" w:hAnsi="Times New Roman" w:eastAsia="Times New Roman" w:cs="Times New Roman"/>
+        </w:rPr>
+        <w:t xml:space="preserve"> </w:t>
+      </w:r>
+      <w:r>
+        <w:rPr>
+          <w:rFonts w:hint="eastAsia" w:ascii="Times New Roman" w:hAnsi="Times New Roman" w:eastAsia="FangSong" w:cs="Times New Roman"/>
+        </w:rPr>
+        <w:t>阴离子</w:t>
+      </w:r>
+      <w:r>
+        <w:rPr>
+          <w:rFonts w:hint="eastAsia" w:ascii="Times New Roman" w:hAnsi="Times New Roman" w:eastAsia="Times New Roman" w:cs="Times New Roman"/>
+        </w:rPr>
+        <w:t>，</w:t>
+      </w:r>
+      <w:r>
+        <w:rPr>
+          <w:rFonts w:hint="eastAsia" w:ascii="Times New Roman" w:hAnsi="Times New Roman" w:eastAsia="FangSong" w:cs="Times New Roman"/>
+        </w:rPr>
+        <w:t>使亲核试剂</w:t>
+      </w:r>
+      <w:r>
+        <w:rPr>
+          <w:rFonts w:hint="eastAsia" w:ascii="Times New Roman" w:hAnsi="Times New Roman" w:eastAsia="Times New Roman" w:cs="Times New Roman"/>
+        </w:rPr>
+        <w:t>”</w:t>
+      </w:r>
+      <w:r>
+        <w:rPr>
+          <w:rFonts w:hint="eastAsia" w:ascii="Times New Roman" w:hAnsi="Times New Roman" w:eastAsia="FangSong" w:cs="Times New Roman"/>
+        </w:rPr>
+        <w:t>裸露</w:t>
+      </w:r>
+      <w:r>
+        <w:rPr>
+          <w:rFonts w:hint="eastAsia" w:ascii="Times New Roman" w:hAnsi="Times New Roman" w:eastAsia="Times New Roman" w:cs="Times New Roman"/>
+        </w:rPr>
+        <w:t>”，SN2</w:t>
+      </w:r>
+      <w:r>
+        <w:rPr>
+          <w:rFonts w:ascii="Times New Roman" w:hAnsi="Times New Roman" w:eastAsia="Times New Roman" w:cs="Times New Roman"/>
+        </w:rPr>
+        <w:t xml:space="preserve"> </w:t>
+      </w:r>
+      <w:r>
+        <w:rPr>
+          <w:rFonts w:hint="eastAsia" w:ascii="Times New Roman" w:hAnsi="Times New Roman" w:eastAsia="FangSong" w:cs="Times New Roman"/>
+        </w:rPr>
+        <w:t xml:space="preserve">速率比在</w:t>
+      </w:r>
+      <w:r>
+        <w:rPr>
+          <w:rFonts w:ascii="Times New Roman" w:hAnsi="Times New Roman" w:eastAsia="Times New Roman" w:cs="Times New Roman"/>
+        </w:rPr>
+        <w:t xml:space="preserve"> </w:t>
+      </w:r>
+      <w:r>
+        <w:rPr>
+          <w:rFonts w:hint="eastAsia" w:ascii="Times New Roman" w:hAnsi="Times New Roman" w:eastAsia="Times New Roman" w:cs="Times New Roman"/>
+        </w:rPr>
+        <w:t>H</w:t>
+      </w:r>
+      <w:r>
+        <w:rPr>
+          <w:rFonts w:hint="eastAsia" w:ascii="Times New Roman" w:hAnsi="Times New Roman" w:eastAsia="Times New Roman" w:cs="Times New Roman"/>
+          <w:vertAlign w:val="subscript"/>
+        </w:rPr>
+        <w:t>2</w:t>
+      </w:r>
+      <w:r>
+        <w:rPr>
+          <w:rFonts w:hint="eastAsia" w:ascii="Times New Roman" w:hAnsi="Times New Roman" w:eastAsia="Times New Roman" w:cs="Times New Roman"/>
+        </w:rPr>
+        <w:t>O（</w:t>
+      </w:r>
+      <w:r>
+        <w:rPr>
+          <w:rFonts w:hint="eastAsia" w:ascii="Times New Roman" w:hAnsi="Times New Roman" w:eastAsia="FangSong" w:cs="Times New Roman"/>
+        </w:rPr>
+        <w:t>极性质子</w:t>
+      </w:r>
+      <w:r>
+        <w:rPr>
+          <w:rFonts w:hint="eastAsia" w:ascii="Times New Roman" w:hAnsi="Times New Roman" w:eastAsia="Times New Roman" w:cs="Times New Roman"/>
+        </w:rPr>
+        <w:t>，</w:t>
+      </w:r>
+      <w:r>
+        <w:rPr>
+          <w:rFonts w:hint="eastAsia" w:ascii="Times New Roman" w:hAnsi="Times New Roman" w:eastAsia="FangSong" w:cs="Times New Roman"/>
+        </w:rPr>
+        <w:t>氢键包裹</w:t>
+      </w:r>
+      <w:r>
+        <w:rPr>
+          <w:rFonts w:ascii="Times New Roman" w:hAnsi="Times New Roman" w:eastAsia="Times New Roman" w:cs="Times New Roman"/>
+        </w:rPr>
+        <w:t xml:space="preserve"> </w:t>
+      </w:r>
+      <w:r>
+        <w:rPr>
+          <w:rFonts w:hint="eastAsia" w:ascii="Times New Roman" w:hAnsi="Times New Roman" w:eastAsia="Times New Roman" w:cs="Times New Roman"/>
+        </w:rPr>
+        <w:t>OH</w:t>
+      </w:r>
+      <w:r>
+        <w:rPr>
+          <w:rFonts w:hint="eastAsia" w:ascii="Times New Roman" w:hAnsi="Times New Roman" w:eastAsia="Times New Roman" w:cs="Times New Roman"/>
+          <w:vertAlign w:val="superscript"/>
+        </w:rPr>
+        <w:t>-</w:t>
+      </w:r>
+      <w:r>
+        <w:rPr>
+          <w:rFonts w:hint="eastAsia" w:ascii="Times New Roman" w:hAnsi="Times New Roman" w:eastAsia="Times New Roman" w:cs="Times New Roman"/>
+        </w:rPr>
+        <w:t>）</w:t>
+      </w:r>
+      <w:r>
+        <w:rPr>
+          <w:rFonts w:hint="eastAsia" w:ascii="Times New Roman" w:hAnsi="Times New Roman" w:eastAsia="FangSong" w:cs="Times New Roman"/>
+        </w:rPr>
+        <w:t>中快</w:t>
+      </w:r>
+      <w:r>
+        <w:rPr>
+          <w:rFonts w:ascii="Times New Roman" w:hAnsi="Times New Roman" w:eastAsia="Times New Roman" w:cs="Times New Roman"/>
+        </w:rPr>
+        <w:t xml:space="preserve"> 10</w:t>
+      </w:r>
+      <w:r>
+        <w:rPr>
+          <w:rFonts w:ascii="Times New Roman" w:hAnsi="Times New Roman" w:eastAsia="Times New Roman" w:cs="Times New Roman"/>
+          <w:vertAlign w:val="superscript"/>
+        </w:rPr>
+        <w:t>3</w:t>
+      </w:r>
+      <w:r>
+        <w:rPr>
+          <w:rFonts w:ascii="Times New Roman" w:hAnsi="Times New Roman" w:eastAsia="Times New Roman" w:cs="Times New Roman"/>
+        </w:rPr>
+        <w:t>-10</w:t>
+      </w:r>
+      <w:r>
+        <w:rPr>
+          <w:rFonts w:ascii="Times New Roman" w:hAnsi="Times New Roman" w:eastAsia="Times New Roman" w:cs="Times New Roman"/>
+          <w:vertAlign w:val="superscript"/>
+        </w:rPr>
+        <w:t>5</w:t>
+      </w:r>
+      <w:r>
+        <w:rPr>
+          <w:rFonts w:ascii="Times New Roman" w:hAnsi="Times New Roman" w:eastAsia="Times New Roman" w:cs="Times New Roman"/>
+        </w:rPr>
+        <w:t xml:space="preserve"> </w:t>
+      </w:r>
+      <w:r>
+        <w:rPr>
+          <w:rFonts w:hint="eastAsia" w:ascii="Times New Roman" w:hAnsi="Times New Roman" w:eastAsia="FangSong" w:cs="Times New Roman"/>
+        </w:rPr>
+        <w:t>倍</w:t>
+      </w:r>
+      <w:r>
+        <w:rPr>
+          <w:rFonts w:hint="eastAsia" w:ascii="Times New Roman" w:hAnsi="Times New Roman" w:eastAsia="Times New Roman" w:cs="Times New Roman"/>
+        </w:rPr>
+        <w:t>。</w:t>
+      </w:r>
+      <w:r>
+        <w:rPr>
+          <w:rFonts w:ascii="Times New Roman" w:hAnsi="Times New Roman" w:eastAsia="Times New Roman" w:cs="Times New Roman"/>
+        </w:rPr>
+        <w:t xml:space="preserve"> </w:t>
+      </w:r>
+      <w:r>
+        <w:rPr>
+          <w:rFonts w:ascii="Times New Roman" w:hAnsi="Times New Roman" w:eastAsia="Times New Roman" w:cs="Times New Roman"/>
+          <w:b/>
+          <w:bCs/>
+        </w:rPr>
+        <w:t xml:space="preserve">8.</w:t>
+      </w:r>
+      <w:r>
+        <w:rPr>
+          <w:rFonts w:ascii="Times New Roman" w:hAnsi="Times New Roman" w:eastAsia="Times New Roman" w:cs="Times New Roman"/>
+        </w:rPr>
+        <w:t xml:space="preserve"> </w:t>
+      </w:r>
+      <w:r>
+        <w:rPr>
+          <w:rFonts w:ascii="Times New Roman" w:hAnsi="Times New Roman" w:eastAsia="Times New Roman" w:cs="Times New Roman"/>
+        </w:rPr>
+        <w:t xml:space="preserve">(a) </w:t>
+      </w:r>
+      <w:r>
+        <w:rPr>
+          <w:rFonts w:hint="eastAsia" w:ascii="Times New Roman" w:hAnsi="Times New Roman" w:eastAsia="FangSong" w:cs="Times New Roman"/>
+        </w:rPr>
+        <w:t xml:space="preserve">主要产物为</w:t>
+      </w:r>
+      <w:r>
+        <w:rPr>
+          <w:rFonts w:ascii="Times New Roman" w:hAnsi="Times New Roman" w:eastAsia="Times New Roman" w:cs="Times New Roman"/>
+        </w:rPr>
+        <w:t xml:space="preserve"> </w:t>
+      </w:r>
+      <w:r>
+        <w:rPr>
+          <w:rFonts w:hint="eastAsia" w:ascii="Times New Roman" w:hAnsi="Times New Roman" w:eastAsia="Times New Roman" w:cs="Times New Roman"/>
+          <w:b/>
+          <w:bCs/>
+        </w:rPr>
+        <w:t>2,3-</w:t>
+      </w:r>
+      <w:r>
+        <w:rPr>
+          <w:rFonts w:hint="eastAsia" w:ascii="Times New Roman" w:hAnsi="Times New Roman" w:eastAsia="FangSong" w:cs="Times New Roman"/>
+          <w:b/>
+          <w:bCs/>
+        </w:rPr>
+        <w:t>二甲基</w:t>
+      </w:r>
+      <w:r>
+        <w:rPr>
+          <w:rFonts w:hint="eastAsia" w:ascii="Times New Roman" w:hAnsi="Times New Roman" w:eastAsia="Times New Roman" w:cs="Times New Roman"/>
+          <w:b/>
+          <w:bCs/>
+        </w:rPr>
+        <w:t>-2-</w:t>
+      </w:r>
+      <w:r>
+        <w:rPr>
+          <w:rFonts w:hint="eastAsia" w:ascii="Times New Roman" w:hAnsi="Times New Roman" w:eastAsia="FangSong" w:cs="Times New Roman"/>
+          <w:b/>
+          <w:bCs/>
+        </w:rPr>
+        <w:t>戊烯</w:t>
+      </w:r>
+      <w:r>
+        <w:rPr>
           <w:rFonts w:hint="eastAsia" w:ascii="Times New Roman" w:hAnsi="Times New Roman" w:eastAsia="Times New Roman" w:cs="Times New Roman"/>
         </w:rPr>
         <w:t>（</w:t>
@@ -36841,43 +38053,191 @@
         <w:rPr>
           <w:rFonts w:hint="eastAsia" w:ascii="Times New Roman" w:hAnsi="Times New Roman" w:eastAsia="FangSong" w:cs="Times New Roman"/>
         </w:rPr>
-        <w:t>异丁烯</w:t>
-      </w:r>
-      <w:r>
-        <w:rPr>
-          <w:rFonts w:hint="eastAsia" w:ascii="Times New Roman" w:hAnsi="Times New Roman" w:eastAsia="Times New Roman" w:cs="Times New Roman"/>
-        </w:rPr>
-        <w:t>）,</w:t>
-      </w:r>
-      <w:r>
-        <w:rPr>
-          <w:rFonts w:ascii="Times New Roman" w:hAnsi="Times New Roman" w:eastAsia="Times New Roman" w:cs="Times New Roman"/>
-        </w:rPr>
-        <w:t xml:space="preserve"> </w:t>
-      </w:r>
-      <w:r>
-        <w:rPr>
-          <w:rFonts w:hint="eastAsia" w:ascii="Times New Roman" w:hAnsi="Times New Roman" w:eastAsia="Times New Roman" w:cs="Times New Roman"/>
-        </w:rPr>
-        <w:t>E1（</w:t>
-      </w:r>
-      <w:r>
-        <w:rPr>
-          <w:rFonts w:hint="eastAsia" w:ascii="Times New Roman" w:hAnsi="Times New Roman" w:eastAsia="FangSong" w:cs="Times New Roman"/>
-        </w:rPr>
-        <w:t>高温推消除</w:t>
-      </w:r>
-      <w:r>
-        <w:rPr>
-          <w:rFonts w:hint="eastAsia" w:ascii="Times New Roman" w:hAnsi="Times New Roman" w:eastAsia="Times New Roman" w:cs="Times New Roman"/>
-        </w:rPr>
-        <w:t>）；(c)</w:t>
-      </w:r>
-      <w:r>
-        <w:rPr>
-          <w:rFonts w:ascii="Times New Roman" w:hAnsi="Times New Roman" w:eastAsia="Times New Roman" w:cs="Times New Roman"/>
-        </w:rPr>
-        <w:t xml:space="preserve"> </w:t>
+        <w:t>四取代烯烃</w:t>
+      </w:r>
+      <w:r>
+        <w:rPr>
+          <w:rFonts w:hint="eastAsia" w:ascii="Times New Roman" w:hAnsi="Times New Roman" w:eastAsia="Times New Roman" w:cs="Times New Roman"/>
+        </w:rPr>
+        <w:t>，Zaitsev</w:t>
+      </w:r>
+      <w:r>
+        <w:rPr>
+          <w:rFonts w:ascii="Times New Roman" w:hAnsi="Times New Roman" w:eastAsia="Times New Roman" w:cs="Times New Roman"/>
+        </w:rPr>
+        <w:t xml:space="preserve"> </w:t>
+      </w:r>
+      <w:r>
+        <w:rPr>
+          <w:rFonts w:hint="eastAsia" w:ascii="Times New Roman" w:hAnsi="Times New Roman" w:eastAsia="FangSong" w:cs="Times New Roman"/>
+        </w:rPr>
+        <w:t>稳定产物</w:t>
+      </w:r>
+      <w:r>
+        <w:rPr>
+          <w:rFonts w:hint="eastAsia" w:ascii="Times New Roman" w:hAnsi="Times New Roman" w:eastAsia="Times New Roman" w:cs="Times New Roman"/>
+        </w:rPr>
+        <w:t>），E2；</w:t>
+      </w:r>
+      <w:r>
+        <w:rPr>
+          <w:rFonts w:hint="eastAsia" w:ascii="Times New Roman" w:hAnsi="Times New Roman" w:eastAsia="FangSong" w:cs="Times New Roman"/>
+        </w:rPr>
+        <w:t>也可能有少量</w:t>
+      </w:r>
+      <w:r>
+        <w:rPr>
+          <w:rFonts w:ascii="Times New Roman" w:hAnsi="Times New Roman" w:eastAsia="Times New Roman" w:cs="Times New Roman"/>
+        </w:rPr>
+        <w:t xml:space="preserve"> Hofmann </w:t>
+      </w:r>
+      <w:r>
+        <w:rPr>
+          <w:rFonts w:hint="eastAsia" w:ascii="Times New Roman" w:hAnsi="Times New Roman" w:eastAsia="FangSong" w:cs="Times New Roman"/>
+        </w:rPr>
+        <w:t xml:space="preserve">产物</w:t>
+      </w:r>
+      <w:r>
+        <w:rPr>
+          <w:rFonts w:ascii="Times New Roman" w:hAnsi="Times New Roman" w:eastAsia="Times New Roman" w:cs="Times New Roman"/>
+        </w:rPr>
+        <w:t xml:space="preserve"> </w:t>
+      </w:r>
+      <w:r>
+        <w:rPr>
+          <w:rFonts w:hint="eastAsia" w:ascii="Times New Roman" w:hAnsi="Times New Roman" w:eastAsia="Times New Roman" w:cs="Times New Roman"/>
+        </w:rPr>
+        <w:t>2,3-</w:t>
+      </w:r>
+      <w:r>
+        <w:rPr>
+          <w:rFonts w:hint="eastAsia" w:ascii="Times New Roman" w:hAnsi="Times New Roman" w:eastAsia="FangSong" w:cs="Times New Roman"/>
+        </w:rPr>
+        <w:t>二甲基</w:t>
+      </w:r>
+      <w:r>
+        <w:rPr>
+          <w:rFonts w:hint="eastAsia" w:ascii="Times New Roman" w:hAnsi="Times New Roman" w:eastAsia="Times New Roman" w:cs="Times New Roman"/>
+        </w:rPr>
+        <w:t>-1-</w:t>
+      </w:r>
+      <w:r>
+        <w:rPr>
+          <w:rFonts w:hint="eastAsia" w:ascii="Times New Roman" w:hAnsi="Times New Roman" w:eastAsia="FangSong" w:cs="Times New Roman"/>
+        </w:rPr>
+        <w:t>戊烯</w:t>
+      </w:r>
+      <w:r>
+        <w:rPr>
+          <w:rFonts w:hint="eastAsia" w:ascii="Times New Roman" w:hAnsi="Times New Roman" w:eastAsia="Times New Roman" w:cs="Times New Roman"/>
+        </w:rPr>
+        <w:t>。</w:t>
+      </w:r>
+      <w:r>
+        <w:rPr>
+          <w:rFonts w:ascii="Times New Roman" w:hAnsi="Times New Roman" w:eastAsia="Times New Roman" w:cs="Times New Roman"/>
+        </w:rPr>
+        <w:t xml:space="preserve"> </w:t>
+      </w:r>
+      <w:r>
+        <w:rPr>
+          <w:rFonts w:ascii="Times New Roman" w:hAnsi="Times New Roman" w:eastAsia="Times New Roman" w:cs="Times New Roman"/>
+        </w:rPr>
+        <w:t xml:space="preserve">(b) -OH </w:t>
+      </w:r>
+      <w:r>
+        <w:rPr>
+          <w:rFonts w:hint="eastAsia" w:ascii="Times New Roman" w:hAnsi="Times New Roman" w:eastAsia="FangSong" w:cs="Times New Roman"/>
+        </w:rPr>
+        <w:t xml:space="preserve">邻基参与形成环状中间体</w:t>
+      </w:r>
+      <w:r>
+        <w:rPr>
+          <w:rFonts w:ascii="Times New Roman" w:hAnsi="Times New Roman" w:eastAsia="Times New Roman" w:cs="Times New Roman"/>
+        </w:rPr>
+        <w:t xml:space="preserve"> → </w:t>
+      </w:r>
+      <w:r>
+        <w:rPr>
+          <w:rFonts w:hint="eastAsia" w:ascii="Times New Roman" w:hAnsi="Times New Roman" w:eastAsia="FangSong" w:cs="Times New Roman"/>
+        </w:rPr>
+        <w:t xml:space="preserve">两次</w:t>
+      </w:r>
+      <w:r>
+        <w:rPr>
+          <w:rFonts w:ascii="Times New Roman" w:hAnsi="Times New Roman" w:eastAsia="Times New Roman" w:cs="Times New Roman"/>
+        </w:rPr>
+        <w:t xml:space="preserve"> SN2 → </w:t>
+      </w:r>
+      <w:r>
+        <w:rPr>
+          <w:rFonts w:hint="eastAsia" w:ascii="Times New Roman" w:hAnsi="Times New Roman" w:eastAsia="FangSong" w:cs="Times New Roman"/>
+        </w:rPr>
+        <w:t>构型保持的取代产物</w:t>
+      </w:r>
+      <w:r>
+        <w:rPr>
+          <w:rFonts w:hint="eastAsia" w:ascii="Times New Roman" w:hAnsi="Times New Roman" w:eastAsia="Times New Roman" w:cs="Times New Roman"/>
+        </w:rPr>
+        <w:t>。</w:t>
+      </w:r>
+      <w:r>
+        <w:rPr>
+          <w:rFonts w:ascii="Times New Roman" w:hAnsi="Times New Roman" w:eastAsia="Times New Roman" w:cs="Times New Roman"/>
+        </w:rPr>
+        <w:t xml:space="preserve"> </w:t>
+      </w:r>
+      <w:r>
+        <w:rPr>
+          <w:rFonts w:ascii="Times New Roman" w:hAnsi="Times New Roman" w:eastAsia="Times New Roman" w:cs="Times New Roman"/>
+          <w:b/>
+          <w:bCs/>
+        </w:rPr>
+        <w:t xml:space="preserve">9.</w:t>
+      </w:r>
+      <w:r>
+        <w:rPr>
+          <w:rFonts w:ascii="Times New Roman" w:hAnsi="Times New Roman" w:eastAsia="Times New Roman" w:cs="Times New Roman"/>
+        </w:rPr>
+        <w:t xml:space="preserve"> </w:t>
+      </w:r>
+      <w:r>
+        <w:rPr>
+          <w:rFonts w:hint="eastAsia" w:ascii="Times New Roman" w:hAnsi="Times New Roman" w:eastAsia="Times New Roman" w:cs="Times New Roman"/>
+        </w:rPr>
+        <w:t>A：2-</w:t>
+      </w:r>
+      <w:r>
+        <w:rPr>
+          <w:rFonts w:hint="eastAsia" w:ascii="Times New Roman" w:hAnsi="Times New Roman" w:eastAsia="FangSong" w:cs="Times New Roman"/>
+        </w:rPr>
+        <w:t>溴丁烷</w:t>
+      </w:r>
+      <w:r>
+        <w:rPr>
+          <w:rFonts w:hint="eastAsia" w:ascii="Times New Roman" w:hAnsi="Times New Roman" w:eastAsia="Times New Roman" w:cs="Times New Roman"/>
+        </w:rPr>
+        <w:t>（CH</w:t>
+      </w:r>
+      <w:r>
+        <w:rPr>
+          <w:rFonts w:hint="eastAsia" w:ascii="Times New Roman" w:hAnsi="Times New Roman" w:eastAsia="Times New Roman" w:cs="Times New Roman"/>
+          <w:vertAlign w:val="subscript"/>
+        </w:rPr>
+        <w:t>3</w:t>
+      </w:r>
+      <w:r>
+        <w:rPr>
+          <w:rFonts w:hint="eastAsia" w:ascii="Times New Roman" w:hAnsi="Times New Roman" w:eastAsia="Times New Roman" w:cs="Times New Roman"/>
+        </w:rPr>
+        <w:t>CHBrCH</w:t>
+      </w:r>
+      <w:r>
+        <w:rPr>
+          <w:rFonts w:hint="eastAsia" w:ascii="Times New Roman" w:hAnsi="Times New Roman" w:eastAsia="Times New Roman" w:cs="Times New Roman"/>
+          <w:vertAlign w:val="subscript"/>
+        </w:rPr>
+        <w:t>2</w:t>
       </w:r>
       <w:r>
         <w:rPr>
@@ -36896,14 +38256,273 @@
         <w:rPr>
           <w:rFonts w:hint="eastAsia" w:ascii="Times New Roman" w:hAnsi="Times New Roman" w:eastAsia="Times New Roman" w:cs="Times New Roman"/>
         </w:rPr>
-        <w:t>CH=CH</w:t>
-      </w:r>
-      <w:r>
-        <w:rPr>
-          <w:rFonts w:hint="eastAsia" w:ascii="Times New Roman" w:hAnsi="Times New Roman" w:eastAsia="Times New Roman" w:cs="Times New Roman"/>
-          <w:vertAlign w:val="subscript"/>
-        </w:rPr>
-        <w:t>2</w:t>
+        <w:t>）→</w:t>
+      </w:r>
+      <w:r>
+        <w:rPr>
+          <w:rFonts w:ascii="Times New Roman" w:hAnsi="Times New Roman" w:eastAsia="Times New Roman" w:cs="Times New Roman"/>
+        </w:rPr>
+        <w:t xml:space="preserve"> </w:t>
+      </w:r>
+      <w:r>
+        <w:rPr>
+          <w:rFonts w:hint="eastAsia" w:ascii="Times New Roman" w:hAnsi="Times New Roman" w:eastAsia="Times New Roman" w:cs="Times New Roman"/>
+        </w:rPr>
+        <w:t>B：2-</w:t>
+      </w:r>
+      <w:r>
+        <w:rPr>
+          <w:rFonts w:hint="eastAsia" w:ascii="Times New Roman" w:hAnsi="Times New Roman" w:eastAsia="FangSong" w:cs="Times New Roman"/>
+        </w:rPr>
+        <w:t>丁烯</w:t>
+      </w:r>
+      <w:r>
+        <w:rPr>
+          <w:rFonts w:hint="eastAsia" w:ascii="Times New Roman" w:hAnsi="Times New Roman" w:eastAsia="Times New Roman" w:cs="Times New Roman"/>
+        </w:rPr>
+        <w:t>（E2，Zaitsev）→</w:t>
+      </w:r>
+      <w:r>
+        <w:rPr>
+          <w:rFonts w:ascii="Times New Roman" w:hAnsi="Times New Roman" w:eastAsia="Times New Roman" w:cs="Times New Roman"/>
+        </w:rPr>
+        <w:t xml:space="preserve"> </w:t>
+      </w:r>
+      <w:r>
+        <w:rPr>
+          <w:rFonts w:hint="eastAsia" w:ascii="Times New Roman" w:hAnsi="Times New Roman" w:eastAsia="Times New Roman" w:cs="Times New Roman"/>
+        </w:rPr>
+        <w:t>C：2-</w:t>
+      </w:r>
+      <w:r>
+        <w:rPr>
+          <w:rFonts w:hint="eastAsia" w:ascii="Times New Roman" w:hAnsi="Times New Roman" w:eastAsia="FangSong" w:cs="Times New Roman"/>
+        </w:rPr>
+        <w:t>溴丁烷</w:t>
+      </w:r>
+      <w:r>
+        <w:rPr>
+          <w:rFonts w:hint="eastAsia" w:ascii="Times New Roman" w:hAnsi="Times New Roman" w:eastAsia="Times New Roman" w:cs="Times New Roman"/>
+        </w:rPr>
+        <w:t>（HBr/ROOR）→</w:t>
+      </w:r>
+      <w:r>
+        <w:rPr>
+          <w:rFonts w:ascii="Times New Roman" w:hAnsi="Times New Roman" w:eastAsia="Times New Roman" w:cs="Times New Roman"/>
+        </w:rPr>
+        <w:t xml:space="preserve"> </w:t>
+      </w:r>
+      <w:r>
+        <w:rPr>
+          <w:rFonts w:hint="eastAsia" w:ascii="Times New Roman" w:hAnsi="Times New Roman" w:eastAsia="Times New Roman" w:cs="Times New Roman"/>
+        </w:rPr>
+        <w:t>D：2-</w:t>
+      </w:r>
+      <w:r>
+        <w:rPr>
+          <w:rFonts w:hint="eastAsia" w:ascii="Times New Roman" w:hAnsi="Times New Roman" w:eastAsia="FangSong" w:cs="Times New Roman"/>
+        </w:rPr>
+        <w:t>丁醇</w:t>
+      </w:r>
+      <w:r>
+        <w:rPr>
+          <w:rFonts w:hint="eastAsia" w:ascii="Times New Roman" w:hAnsi="Times New Roman" w:eastAsia="Times New Roman" w:cs="Times New Roman"/>
+        </w:rPr>
+        <w:t>（SN2）。</w:t>
+      </w:r>
+      <w:r>
+        <w:rPr>
+          <w:rFonts w:ascii="Times New Roman" w:hAnsi="Times New Roman" w:eastAsia="Times New Roman" w:cs="Times New Roman"/>
+        </w:rPr>
+        <w:t xml:space="preserve"> </w:t>
+      </w:r>
+      <w:r>
+        <w:rPr>
+          <w:rFonts w:ascii="Times New Roman" w:hAnsi="Times New Roman" w:eastAsia="Times New Roman" w:cs="Times New Roman"/>
+        </w:rPr>
+        <w:t xml:space="preserve">- </w:t>
+      </w:r>
+      <w:r>
+        <w:rPr>
+          <w:rFonts w:hint="eastAsia" w:ascii="Times New Roman" w:hAnsi="Times New Roman" w:eastAsia="Times New Roman" w:cs="Times New Roman"/>
+        </w:rPr>
+        <w:t>B（2-</w:t>
+      </w:r>
+      <w:r>
+        <w:rPr>
+          <w:rFonts w:hint="eastAsia" w:ascii="Times New Roman" w:hAnsi="Times New Roman" w:eastAsia="FangSong" w:cs="Times New Roman"/>
+        </w:rPr>
+        <w:t>丁烯</w:t>
+      </w:r>
+      <w:r>
+        <w:rPr>
+          <w:rFonts w:hint="eastAsia" w:ascii="Times New Roman" w:hAnsi="Times New Roman" w:eastAsia="Times New Roman" w:cs="Times New Roman"/>
+        </w:rPr>
+        <w:t>）</w:t>
+      </w:r>
+      <w:r>
+        <w:rPr>
+          <w:rFonts w:hint="eastAsia" w:ascii="Times New Roman" w:hAnsi="Times New Roman" w:eastAsia="FangSong" w:cs="Times New Roman"/>
+        </w:rPr>
+        <w:t>为对称烯烃</w:t>
+      </w:r>
+      <w:r>
+        <w:rPr>
+          <w:rFonts w:hint="eastAsia" w:ascii="Times New Roman" w:hAnsi="Times New Roman" w:eastAsia="Times New Roman" w:cs="Times New Roman"/>
+        </w:rPr>
+        <w:t>，HBr/</w:t>
+      </w:r>
+      <w:r>
+        <w:rPr>
+          <w:rFonts w:hint="eastAsia" w:ascii="Times New Roman" w:hAnsi="Times New Roman" w:eastAsia="FangSong" w:cs="Times New Roman"/>
+        </w:rPr>
+        <w:t>过氧化物自由基加成时</w:t>
+      </w:r>
+      <w:r>
+        <w:rPr>
+          <w:rFonts w:ascii="Times New Roman" w:hAnsi="Times New Roman" w:eastAsia="Times New Roman" w:cs="Times New Roman"/>
+        </w:rPr>
+        <w:t xml:space="preserve"> H·、Br· </w:t>
+      </w:r>
+      <w:r>
+        <w:rPr>
+          <w:rFonts w:hint="eastAsia" w:ascii="Times New Roman" w:hAnsi="Times New Roman" w:eastAsia="FangSong" w:cs="Times New Roman"/>
+        </w:rPr>
+        <w:t xml:space="preserve">分加两端等价</w:t>
+      </w:r>
+      <w:r>
+        <w:rPr>
+          <w:rFonts w:ascii="Times New Roman" w:hAnsi="Times New Roman" w:eastAsia="Times New Roman" w:cs="Times New Roman"/>
+        </w:rPr>
+        <w:t xml:space="preserve"> →</w:t>
+      </w:r>
+      <w:r>
+        <w:rPr>
+          <w:rFonts w:ascii="Times New Roman" w:hAnsi="Times New Roman" w:eastAsia="Times New Roman" w:cs="Times New Roman"/>
+        </w:rPr>
+        <w:t xml:space="preserve"> </w:t>
+      </w:r>
+      <w:r>
+        <w:rPr>
+          <w:rFonts w:hint="eastAsia" w:ascii="Times New Roman" w:hAnsi="Times New Roman" w:eastAsia="FangSong" w:cs="Times New Roman"/>
+          <w:b/>
+          <w:bCs/>
+        </w:rPr>
+        <w:t xml:space="preserve">产物仍为</w:t>
+      </w:r>
+      <w:r>
+        <w:rPr>
+          <w:rFonts w:ascii="Times New Roman" w:hAnsi="Times New Roman" w:eastAsia="Times New Roman" w:cs="Times New Roman"/>
+          <w:b/>
+          <w:bCs/>
+        </w:rPr>
+        <w:t xml:space="preserve"> </w:t>
+      </w:r>
+      <w:r>
+        <w:rPr>
+          <w:rFonts w:hint="eastAsia" w:ascii="Times New Roman" w:hAnsi="Times New Roman" w:eastAsia="Times New Roman" w:cs="Times New Roman"/>
+          <w:b/>
+          <w:bCs/>
+        </w:rPr>
+        <w:t>2-</w:t>
+      </w:r>
+      <w:r>
+        <w:rPr>
+          <w:rFonts w:hint="eastAsia" w:ascii="Times New Roman" w:hAnsi="Times New Roman" w:eastAsia="FangSong" w:cs="Times New Roman"/>
+          <w:b/>
+          <w:bCs/>
+        </w:rPr>
+        <w:t>溴丁烷</w:t>
+      </w:r>
+      <w:r>
+        <w:rPr>
+          <w:rFonts w:hint="eastAsia" w:ascii="Times New Roman" w:hAnsi="Times New Roman" w:eastAsia="Times New Roman" w:cs="Times New Roman"/>
+        </w:rPr>
+        <w:t>，</w:t>
+      </w:r>
+      <w:r>
+        <w:rPr>
+          <w:rFonts w:hint="eastAsia" w:ascii="Times New Roman" w:hAnsi="Times New Roman" w:eastAsia="FangSong" w:cs="Times New Roman"/>
+        </w:rPr>
+        <w:t>不存在</w:t>
+      </w:r>
+      <w:r>
+        <w:rPr>
+          <w:rFonts w:hint="eastAsia" w:ascii="Times New Roman" w:hAnsi="Times New Roman" w:eastAsia="Times New Roman" w:cs="Times New Roman"/>
+        </w:rPr>
+        <w:t>”1-</w:t>
+      </w:r>
+      <w:r>
+        <w:rPr>
+          <w:rFonts w:hint="eastAsia" w:ascii="Times New Roman" w:hAnsi="Times New Roman" w:eastAsia="FangSong" w:cs="Times New Roman"/>
+        </w:rPr>
+        <w:t>溴丁烷</w:t>
+      </w:r>
+      <w:r>
+        <w:rPr>
+          <w:rFonts w:hint="eastAsia" w:ascii="Times New Roman" w:hAnsi="Times New Roman" w:eastAsia="Times New Roman" w:cs="Times New Roman"/>
+        </w:rPr>
+        <w:t>”。</w:t>
+      </w:r>
+      <w:r>
+        <w:rPr>
+          <w:rFonts w:ascii="Times New Roman" w:hAnsi="Times New Roman" w:eastAsia="Times New Roman" w:cs="Times New Roman"/>
+        </w:rPr>
+        <w:t xml:space="preserve"> </w:t>
+      </w:r>
+      <w:r>
+        <w:rPr>
+          <w:rFonts w:ascii="Times New Roman" w:hAnsi="Times New Roman" w:eastAsia="Times New Roman" w:cs="Times New Roman"/>
+        </w:rPr>
+        <w:t xml:space="preserve">- </w:t>
+      </w:r>
+      <w:r>
+        <w:rPr>
+          <w:rFonts w:hint="eastAsia" w:ascii="Times New Roman" w:hAnsi="Times New Roman" w:eastAsia="FangSong" w:cs="Times New Roman"/>
+        </w:rPr>
+        <w:t>反马氏规则</w:t>
+      </w:r>
+      <w:r>
+        <w:rPr>
+          <w:rFonts w:hint="eastAsia" w:ascii="Times New Roman" w:hAnsi="Times New Roman" w:eastAsia="Times New Roman" w:cs="Times New Roman"/>
+        </w:rPr>
+        <w:t>（Br</w:t>
+      </w:r>
+      <w:r>
+        <w:rPr>
+          <w:rFonts w:ascii="Times New Roman" w:hAnsi="Times New Roman" w:eastAsia="Times New Roman" w:cs="Times New Roman"/>
+        </w:rPr>
+        <w:t xml:space="preserve"> </w:t>
+      </w:r>
+      <w:r>
+        <w:rPr>
+          <w:rFonts w:hint="eastAsia" w:ascii="Times New Roman" w:hAnsi="Times New Roman" w:eastAsia="FangSong" w:cs="Times New Roman"/>
+        </w:rPr>
+        <w:t xml:space="preserve">加到含</w:t>
+      </w:r>
+      <w:r>
+        <w:rPr>
+          <w:rFonts w:ascii="Times New Roman" w:hAnsi="Times New Roman" w:eastAsia="Times New Roman" w:cs="Times New Roman"/>
+        </w:rPr>
+        <w:t xml:space="preserve"> H </w:t>
+      </w:r>
+      <w:r>
+        <w:rPr>
+          <w:rFonts w:hint="eastAsia" w:ascii="Times New Roman" w:hAnsi="Times New Roman" w:eastAsia="FangSong" w:cs="Times New Roman"/>
+        </w:rPr>
+        <w:t>多的碳</w:t>
+      </w:r>
+      <w:r>
+        <w:rPr>
+          <w:rFonts w:hint="eastAsia" w:ascii="Times New Roman" w:hAnsi="Times New Roman" w:eastAsia="Times New Roman" w:cs="Times New Roman"/>
+        </w:rPr>
+        <w:t>）</w:t>
+      </w:r>
+      <w:r>
+        <w:rPr>
+          <w:rFonts w:hint="eastAsia" w:ascii="Times New Roman" w:hAnsi="Times New Roman" w:eastAsia="FangSong" w:cs="Times New Roman"/>
+        </w:rPr>
+        <w:t>只对不对称烯烃</w:t>
       </w:r>
       <w:r>
         <w:rPr>
@@ -36915,31 +38534,25 @@
         <w:rPr>
           <w:rFonts w:hint="eastAsia" w:ascii="Times New Roman" w:hAnsi="Times New Roman" w:eastAsia="FangSong" w:cs="Times New Roman"/>
         </w:rPr>
-        <w:t>丙烯</w:t>
-      </w:r>
-      <w:r>
-        <w:rPr>
-          <w:rFonts w:hint="eastAsia" w:ascii="Times New Roman" w:hAnsi="Times New Roman" w:eastAsia="Times New Roman" w:cs="Times New Roman"/>
-        </w:rPr>
-        <w:t>）,</w:t>
-      </w:r>
-      <w:r>
-        <w:rPr>
-          <w:rFonts w:ascii="Times New Roman" w:hAnsi="Times New Roman" w:eastAsia="Times New Roman" w:cs="Times New Roman"/>
-        </w:rPr>
-        <w:t xml:space="preserve"> </w:t>
-      </w:r>
-      <w:r>
-        <w:rPr>
-          <w:rFonts w:hint="eastAsia" w:ascii="Times New Roman" w:hAnsi="Times New Roman" w:eastAsia="Times New Roman" w:cs="Times New Roman"/>
-        </w:rPr>
-        <w:t>E2（</w:t>
-      </w:r>
-      <w:r>
-        <w:rPr>
-          <w:rFonts w:hint="eastAsia" w:ascii="Times New Roman" w:hAnsi="Times New Roman" w:eastAsia="FangSong" w:cs="Times New Roman"/>
-        </w:rPr>
-        <w:t>大位阻碱</w:t>
+        <w:t>如</w:t>
+      </w:r>
+      <w:r>
+        <w:rPr>
+          <w:rFonts w:ascii="Times New Roman" w:hAnsi="Times New Roman" w:eastAsia="Times New Roman" w:cs="Times New Roman"/>
+        </w:rPr>
+        <w:t xml:space="preserve"> </w:t>
+      </w:r>
+      <w:r>
+        <w:rPr>
+          <w:rFonts w:hint="eastAsia" w:ascii="Times New Roman" w:hAnsi="Times New Roman" w:eastAsia="Times New Roman" w:cs="Times New Roman"/>
+        </w:rPr>
+        <w:t>1-</w:t>
+      </w:r>
+      <w:r>
+        <w:rPr>
+          <w:rFonts w:hint="eastAsia" w:ascii="Times New Roman" w:hAnsi="Times New Roman" w:eastAsia="FangSong" w:cs="Times New Roman"/>
+        </w:rPr>
+        <w:t>丁烯</w:t>
       </w:r>
       <w:r>
         <w:rPr>
@@ -36947,103 +38560,23 @@
         </w:rPr>
         <w:t>）</w:t>
       </w:r>
-    </w:p>
-    <w:p>
-      <w:pPr>
-        <w:pStyle w:val="Compact"/>
-        <w:numPr>
-          <w:ilvl w:val="0"/>
-          <w:numId w:val="1034"/>
-        </w:numPr>
-      </w:pPr>
-      <w:r>
-        <w:rPr>
-          <w:rFonts w:hint="eastAsia" w:ascii="Times New Roman" w:hAnsi="Times New Roman" w:eastAsia="Times New Roman" w:cs="Times New Roman"/>
-        </w:rPr>
-        <w:t>E（</w:t>
-      </w:r>
-      <w:r>
-        <w:rPr>
-          <w:rFonts w:hint="eastAsia" w:ascii="Times New Roman" w:hAnsi="Times New Roman" w:eastAsia="FangSong" w:cs="Times New Roman"/>
-        </w:rPr>
-        <w:t>苄基</w:t>
-      </w:r>
-      <w:r>
-        <w:rPr>
-          <w:rFonts w:hint="eastAsia" w:ascii="Times New Roman" w:hAnsi="Times New Roman" w:eastAsia="Times New Roman" w:cs="Times New Roman"/>
-        </w:rPr>
-        <w:t>，π</w:t>
-      </w:r>
-      <w:r>
-        <w:rPr>
-          <w:rFonts w:ascii="Times New Roman" w:hAnsi="Times New Roman" w:eastAsia="Times New Roman" w:cs="Times New Roman"/>
-        </w:rPr>
-        <w:t xml:space="preserve"> </w:t>
-      </w:r>
-      <w:r>
-        <w:rPr>
-          <w:rFonts w:hint="eastAsia" w:ascii="Times New Roman" w:hAnsi="Times New Roman" w:eastAsia="FangSong" w:cs="Times New Roman"/>
-        </w:rPr>
-        <w:t>稳定过渡态</w:t>
-      </w:r>
-      <w:r>
-        <w:rPr>
-          <w:rFonts w:hint="eastAsia" w:ascii="Times New Roman" w:hAnsi="Times New Roman" w:eastAsia="Times New Roman" w:cs="Times New Roman"/>
-        </w:rPr>
-        <w:t>）&gt;</w:t>
-      </w:r>
-      <w:r>
-        <w:rPr>
-          <w:rFonts w:ascii="Times New Roman" w:hAnsi="Times New Roman" w:eastAsia="Times New Roman" w:cs="Times New Roman"/>
-        </w:rPr>
-        <w:t xml:space="preserve"> A &gt; D &gt; B &gt; C</w:t>
-      </w:r>
-    </w:p>
-    <w:p>
-      <w:pPr>
-        <w:pStyle w:val="Compact"/>
-        <w:numPr>
-          <w:ilvl w:val="0"/>
-          <w:numId w:val="1034"/>
-        </w:numPr>
-      </w:pPr>
-      <w:r>
-        <w:rPr>
-          <w:rFonts w:hint="eastAsia" w:ascii="Times New Roman" w:hAnsi="Times New Roman" w:eastAsia="FangSong" w:cs="Times New Roman"/>
-        </w:rPr>
-        <w:t>错误</w:t>
-      </w:r>
-      <w:r>
-        <w:rPr>
-          <w:rFonts w:hint="eastAsia" w:ascii="Times New Roman" w:hAnsi="Times New Roman" w:eastAsia="Times New Roman" w:cs="Times New Roman"/>
-        </w:rPr>
-        <w:t>。DMSO</w:t>
-      </w:r>
-      <w:r>
-        <w:rPr>
-          <w:rFonts w:ascii="Times New Roman" w:hAnsi="Times New Roman" w:eastAsia="Times New Roman" w:cs="Times New Roman"/>
-        </w:rPr>
-        <w:t xml:space="preserve"> </w:t>
-      </w:r>
-      <w:r>
-        <w:rPr>
-          <w:rFonts w:hint="eastAsia" w:ascii="Times New Roman" w:hAnsi="Times New Roman" w:eastAsia="FangSong" w:cs="Times New Roman"/>
-        </w:rPr>
-        <w:t xml:space="preserve">是</w:t>
-      </w:r>
-      <w:r>
-        <w:rPr>
-          <w:rFonts w:hint="eastAsia" w:ascii="Times New Roman" w:hAnsi="Times New Roman" w:eastAsia="FangSong" w:cs="Times New Roman"/>
-          <w:b/>
-          <w:bCs/>
-        </w:rPr>
-        <w:t xml:space="preserve">极性非质子</w:t>
-      </w:r>
-      <w:r>
-        <w:rPr>
-          <w:rFonts w:hint="eastAsia" w:ascii="Times New Roman" w:hAnsi="Times New Roman" w:eastAsia="FangSong" w:cs="Times New Roman"/>
-        </w:rPr>
-        <w:t>溶剂</w:t>
+      <w:r>
+        <w:rPr>
+          <w:rFonts w:hint="eastAsia" w:ascii="Times New Roman" w:hAnsi="Times New Roman" w:eastAsia="FangSong" w:cs="Times New Roman"/>
+        </w:rPr>
+        <w:t>才给出末端卤代产物</w:t>
+      </w:r>
+      <w:r>
+        <w:rPr>
+          <w:rFonts w:hint="eastAsia" w:ascii="Times New Roman" w:hAnsi="Times New Roman" w:eastAsia="Times New Roman" w:cs="Times New Roman"/>
+        </w:rPr>
+        <w:t>；2-</w:t>
+      </w:r>
+      <w:r>
+        <w:rPr>
+          <w:rFonts w:hint="eastAsia" w:ascii="Times New Roman" w:hAnsi="Times New Roman" w:eastAsia="FangSong" w:cs="Times New Roman"/>
+        </w:rPr>
+        <w:t>丁烯两端对称</w:t>
       </w:r>
       <w:r>
         <w:rPr>
@@ -37055,299 +38588,7 @@
         <w:rPr>
           <w:rFonts w:hint="eastAsia" w:ascii="Times New Roman" w:hAnsi="Times New Roman" w:eastAsia="FangSong" w:cs="Times New Roman"/>
         </w:rPr>
-        <w:t>利于</w:t>
-      </w:r>
-      <w:r>
-        <w:rPr>
-          <w:rFonts w:ascii="Times New Roman" w:hAnsi="Times New Roman" w:eastAsia="Times New Roman" w:cs="Times New Roman"/>
-        </w:rPr>
-        <w:t xml:space="preserve"> </w:t>
-      </w:r>
-      <w:r>
-        <w:rPr>
-          <w:rFonts w:hint="eastAsia" w:ascii="Times New Roman" w:hAnsi="Times New Roman" w:eastAsia="Times New Roman" w:cs="Times New Roman"/>
-        </w:rPr>
-        <w:t>SN2/E2（</w:t>
-      </w:r>
-      <w:r>
-        <w:rPr>
-          <w:rFonts w:hint="eastAsia" w:ascii="Times New Roman" w:hAnsi="Times New Roman" w:eastAsia="FangSong" w:cs="Times New Roman"/>
-        </w:rPr>
-        <w:t>阴离子裸露</w:t>
-      </w:r>
-      <w:r>
-        <w:rPr>
-          <w:rFonts w:hint="eastAsia" w:ascii="Times New Roman" w:hAnsi="Times New Roman" w:eastAsia="Times New Roman" w:cs="Times New Roman"/>
-        </w:rPr>
-        <w:t>），</w:t>
-      </w:r>
-      <w:r>
-        <w:rPr>
-          <w:rFonts w:hint="eastAsia" w:ascii="Times New Roman" w:hAnsi="Times New Roman" w:eastAsia="FangSong" w:cs="Times New Roman"/>
-        </w:rPr>
-        <w:t>不利于</w:t>
-      </w:r>
-      <w:r>
-        <w:rPr>
-          <w:rFonts w:ascii="Times New Roman" w:hAnsi="Times New Roman" w:eastAsia="Times New Roman" w:cs="Times New Roman"/>
-        </w:rPr>
-        <w:t xml:space="preserve"> </w:t>
-      </w:r>
-      <w:r>
-        <w:rPr>
-          <w:rFonts w:hint="eastAsia" w:ascii="Times New Roman" w:hAnsi="Times New Roman" w:eastAsia="Times New Roman" w:cs="Times New Roman"/>
-        </w:rPr>
-        <w:t>SN1（</w:t>
-      </w:r>
-      <w:r>
-        <w:rPr>
-          <w:rFonts w:hint="eastAsia" w:ascii="Times New Roman" w:hAnsi="Times New Roman" w:eastAsia="FangSong" w:cs="Times New Roman"/>
-        </w:rPr>
-        <w:t>不能稳定碳正离子</w:t>
-      </w:r>
-      <w:r>
-        <w:rPr>
-          <w:rFonts w:hint="eastAsia" w:ascii="Times New Roman" w:hAnsi="Times New Roman" w:eastAsia="Times New Roman" w:cs="Times New Roman"/>
-        </w:rPr>
-        <w:t>）。</w:t>
-      </w:r>
-      <w:r>
-        <w:rPr>
-          <w:rFonts w:hint="eastAsia" w:ascii="Times New Roman" w:hAnsi="Times New Roman" w:eastAsia="FangSong" w:cs="Times New Roman"/>
-        </w:rPr>
-        <w:t>极性质子溶剂才利</w:t>
-      </w:r>
-      <w:r>
-        <w:rPr>
-          <w:rFonts w:ascii="Times New Roman" w:hAnsi="Times New Roman" w:eastAsia="Times New Roman" w:cs="Times New Roman"/>
-        </w:rPr>
-        <w:t xml:space="preserve"> SN1。</w:t>
-      </w:r>
-    </w:p>
-    <w:p>
-      <w:pPr>
-        <w:pStyle w:val="Compact"/>
-        <w:numPr>
-          <w:ilvl w:val="0"/>
-          <w:numId w:val="1034"/>
-        </w:numPr>
-      </w:pPr>
-      <w:r>
-        <w:rPr>
-          <w:rFonts w:ascii="Times New Roman" w:hAnsi="Times New Roman" w:eastAsia="Times New Roman" w:cs="Times New Roman"/>
-        </w:rPr>
-        <w:t xml:space="preserve">A </w:t>
-      </w:r>
-      <w:r>
-        <w:rPr>
-          <w:rFonts w:hint="eastAsia" w:ascii="Times New Roman" w:hAnsi="Times New Roman" w:eastAsia="FangSong" w:cs="Times New Roman"/>
-        </w:rPr>
-        <w:t xml:space="preserve">为</w:t>
-      </w:r>
-      <w:r>
-        <w:rPr>
-          <w:rFonts w:ascii="Times New Roman" w:hAnsi="Times New Roman" w:eastAsia="Times New Roman" w:cs="Times New Roman"/>
-        </w:rPr>
-        <w:t xml:space="preserve"> </w:t>
-      </w:r>
-      <w:r>
-        <w:rPr>
-          <w:rFonts w:hint="eastAsia" w:ascii="Times New Roman" w:hAnsi="Times New Roman" w:eastAsia="Times New Roman" w:cs="Times New Roman"/>
-        </w:rPr>
-        <w:t>2-</w:t>
-      </w:r>
-      <w:r>
-        <w:rPr>
-          <w:rFonts w:hint="eastAsia" w:ascii="Times New Roman" w:hAnsi="Times New Roman" w:eastAsia="FangSong" w:cs="Times New Roman"/>
-        </w:rPr>
-        <w:t>溴</w:t>
-      </w:r>
-      <w:r>
-        <w:rPr>
-          <w:rFonts w:hint="eastAsia" w:ascii="Times New Roman" w:hAnsi="Times New Roman" w:eastAsia="Times New Roman" w:cs="Times New Roman"/>
-        </w:rPr>
-        <w:t>-2-</w:t>
-      </w:r>
-      <w:r>
-        <w:rPr>
-          <w:rFonts w:hint="eastAsia" w:ascii="Times New Roman" w:hAnsi="Times New Roman" w:eastAsia="FangSong" w:cs="Times New Roman"/>
-        </w:rPr>
-        <w:t>甲基丁烷</w:t>
-      </w:r>
-      <w:r>
-        <w:rPr>
-          <w:rFonts w:hint="eastAsia" w:ascii="Times New Roman" w:hAnsi="Times New Roman" w:eastAsia="Times New Roman" w:cs="Times New Roman"/>
-        </w:rPr>
-        <w:t>（C</w:t>
-      </w:r>
-      <w:r>
-        <w:rPr>
-          <w:rFonts w:hint="eastAsia" w:ascii="Times New Roman" w:hAnsi="Times New Roman" w:eastAsia="Times New Roman" w:cs="Times New Roman"/>
-          <w:vertAlign w:val="subscript"/>
-        </w:rPr>
-        <w:t>2</w:t>
-      </w:r>
-      <w:r>
-        <w:rPr>
-          <w:rFonts w:hint="eastAsia" w:ascii="Times New Roman" w:hAnsi="Times New Roman" w:eastAsia="Times New Roman" w:cs="Times New Roman"/>
-        </w:rPr>
-        <w:t>H</w:t>
-      </w:r>
-      <w:r>
-        <w:rPr>
-          <w:rFonts w:hint="eastAsia" w:ascii="Times New Roman" w:hAnsi="Times New Roman" w:eastAsia="Times New Roman" w:cs="Times New Roman"/>
-          <w:vertAlign w:val="subscript"/>
-        </w:rPr>
-        <w:t>5</w:t>
-      </w:r>
-      <w:r>
-        <w:rPr>
-          <w:rFonts w:hint="eastAsia" w:ascii="Times New Roman" w:hAnsi="Times New Roman" w:eastAsia="Times New Roman" w:cs="Times New Roman"/>
-        </w:rPr>
-        <w:t>CBr(CH</w:t>
-      </w:r>
-      <w:r>
-        <w:rPr>
-          <w:rFonts w:hint="eastAsia" w:ascii="Times New Roman" w:hAnsi="Times New Roman" w:eastAsia="Times New Roman" w:cs="Times New Roman"/>
-          <w:vertAlign w:val="subscript"/>
-        </w:rPr>
-        <w:t>3</w:t>
-      </w:r>
-      <w:r>
-        <w:rPr>
-          <w:rFonts w:hint="eastAsia" w:ascii="Times New Roman" w:hAnsi="Times New Roman" w:eastAsia="Times New Roman" w:cs="Times New Roman"/>
-        </w:rPr>
-        <w:t>)</w:t>
-      </w:r>
-      <w:r>
-        <w:rPr>
-          <w:rFonts w:hint="eastAsia" w:ascii="Times New Roman" w:hAnsi="Times New Roman" w:eastAsia="Times New Roman" w:cs="Times New Roman"/>
-          <w:vertAlign w:val="subscript"/>
-        </w:rPr>
-        <w:t>2</w:t>
-      </w:r>
-      <w:r>
-        <w:rPr>
-          <w:rFonts w:hint="eastAsia" w:ascii="Times New Roman" w:hAnsi="Times New Roman" w:eastAsia="Times New Roman" w:cs="Times New Roman"/>
-        </w:rPr>
-        <w:t>），</w:t>
-      </w:r>
-      <w:r>
-        <w:rPr>
-          <w:rFonts w:hint="eastAsia" w:ascii="Times New Roman" w:hAnsi="Times New Roman" w:eastAsia="FangSong" w:cs="Times New Roman"/>
-        </w:rPr>
-        <w:t>消除得</w:t>
-      </w:r>
-      <w:r>
-        <w:rPr>
-          <w:rFonts w:ascii="Times New Roman" w:hAnsi="Times New Roman" w:eastAsia="Times New Roman" w:cs="Times New Roman"/>
-        </w:rPr>
-        <w:t xml:space="preserve"> </w:t>
-      </w:r>
-      <w:r>
-        <w:rPr>
-          <w:rFonts w:hint="eastAsia" w:ascii="Times New Roman" w:hAnsi="Times New Roman" w:eastAsia="Times New Roman" w:cs="Times New Roman"/>
-        </w:rPr>
-        <w:t>2-</w:t>
-      </w:r>
-      <w:r>
-        <w:rPr>
-          <w:rFonts w:hint="eastAsia" w:ascii="Times New Roman" w:hAnsi="Times New Roman" w:eastAsia="FangSong" w:cs="Times New Roman"/>
-        </w:rPr>
-        <w:t>甲基</w:t>
-      </w:r>
-      <w:r>
-        <w:rPr>
-          <w:rFonts w:hint="eastAsia" w:ascii="Times New Roman" w:hAnsi="Times New Roman" w:eastAsia="Times New Roman" w:cs="Times New Roman"/>
-        </w:rPr>
-        <w:t>-2-</w:t>
-      </w:r>
-      <w:r>
-        <w:rPr>
-          <w:rFonts w:hint="eastAsia" w:ascii="Times New Roman" w:hAnsi="Times New Roman" w:eastAsia="FangSong" w:cs="Times New Roman"/>
-        </w:rPr>
-        <w:t>丁烯</w:t>
-      </w:r>
-      <w:r>
-        <w:rPr>
-          <w:rFonts w:hint="eastAsia" w:ascii="Times New Roman" w:hAnsi="Times New Roman" w:eastAsia="Times New Roman" w:cs="Times New Roman"/>
-        </w:rPr>
-        <w:t>（</w:t>
-      </w:r>
-      <w:r>
-        <w:rPr>
-          <w:rFonts w:hint="eastAsia" w:ascii="Times New Roman" w:hAnsi="Times New Roman" w:eastAsia="FangSong" w:cs="Times New Roman"/>
-        </w:rPr>
-        <w:t>臭氧化得乙醛</w:t>
-      </w:r>
-      <w:r>
-        <w:rPr>
-          <w:rFonts w:hint="eastAsia" w:ascii="Times New Roman" w:hAnsi="Times New Roman" w:eastAsia="Times New Roman" w:cs="Times New Roman"/>
-        </w:rPr>
-        <w:t>+</w:t>
-      </w:r>
-      <w:r>
-        <w:rPr>
-          <w:rFonts w:hint="eastAsia" w:ascii="Times New Roman" w:hAnsi="Times New Roman" w:eastAsia="FangSong" w:cs="Times New Roman"/>
-        </w:rPr>
-        <w:t>丙酮</w:t>
-      </w:r>
-      <w:r>
-        <w:rPr>
-          <w:rFonts w:hint="eastAsia" w:ascii="Times New Roman" w:hAnsi="Times New Roman" w:eastAsia="Times New Roman" w:cs="Times New Roman"/>
-        </w:rPr>
-        <w:t>）。</w:t>
-      </w:r>
-      <w:r>
-        <w:rPr>
-          <w:rFonts w:hint="eastAsia" w:ascii="Times New Roman" w:hAnsi="Times New Roman" w:eastAsia="FangSong" w:cs="Times New Roman"/>
-        </w:rPr>
-        <w:t>机理</w:t>
-      </w:r>
-      <w:r>
-        <w:rPr>
-          <w:rFonts w:hint="eastAsia" w:ascii="Times New Roman" w:hAnsi="Times New Roman" w:eastAsia="Times New Roman" w:cs="Times New Roman"/>
-        </w:rPr>
-        <w:t>：E2。</w:t>
-      </w:r>
-    </w:p>
-    <w:p>
-      <w:pPr>
-        <w:pStyle w:val="Compact"/>
-        <w:numPr>
-          <w:ilvl w:val="0"/>
-          <w:numId w:val="1034"/>
-        </w:numPr>
-      </w:pPr>
-      <w:r>
-        <w:rPr>
-          <w:rFonts w:hint="eastAsia" w:ascii="Times New Roman" w:hAnsi="Times New Roman" w:eastAsia="Times New Roman" w:cs="Times New Roman"/>
-        </w:rPr>
-        <w:t>(S)-2-</w:t>
-      </w:r>
-      <w:r>
-        <w:rPr>
-          <w:rFonts w:hint="eastAsia" w:ascii="Times New Roman" w:hAnsi="Times New Roman" w:eastAsia="FangSong" w:cs="Times New Roman"/>
-        </w:rPr>
-        <w:t>丁醇</w:t>
-      </w:r>
-      <w:r>
-        <w:rPr>
-          <w:rFonts w:hint="eastAsia" w:ascii="Times New Roman" w:hAnsi="Times New Roman" w:eastAsia="Times New Roman" w:cs="Times New Roman"/>
-        </w:rPr>
-        <w:t>，SN2</w:t>
-      </w:r>
-      <w:r>
-        <w:rPr>
-          <w:rFonts w:ascii="Times New Roman" w:hAnsi="Times New Roman" w:eastAsia="Times New Roman" w:cs="Times New Roman"/>
-        </w:rPr>
-        <w:t xml:space="preserve"> </w:t>
-      </w:r>
-      <w:r>
-        <w:rPr>
-          <w:rFonts w:hint="eastAsia" w:ascii="Times New Roman" w:hAnsi="Times New Roman" w:eastAsia="FangSong" w:cs="Times New Roman"/>
-        </w:rPr>
-        <w:t>导致构型完全翻转</w:t>
+        <w:t>反马氏无意义</w:t>
       </w:r>
       <w:r>
         <w:rPr>
@@ -37355,1078 +38596,17 @@
         </w:rPr>
         <w:t>。</w:t>
       </w:r>
-    </w:p>
-    <w:p>
-      <w:pPr>
-        <w:pStyle w:val="Compact"/>
-        <w:numPr>
-          <w:ilvl w:val="0"/>
-          <w:numId w:val="1034"/>
-        </w:numPr>
-      </w:pPr>
-      <w:r>
-        <w:rPr>
-          <w:rFonts w:hint="eastAsia" w:ascii="Times New Roman" w:hAnsi="Times New Roman" w:eastAsia="Times New Roman" w:cs="Times New Roman"/>
-        </w:rPr>
-        <w:t>4-</w:t>
-      </w:r>
-      <w:r>
-        <w:rPr>
-          <w:rFonts w:hint="eastAsia" w:ascii="Times New Roman" w:hAnsi="Times New Roman" w:eastAsia="FangSong" w:cs="Times New Roman"/>
-        </w:rPr>
-        <w:t>叔丁基环己烯</w:t>
-      </w:r>
-      <w:r>
-        <w:rPr>
-          <w:rFonts w:hint="eastAsia" w:ascii="Times New Roman" w:hAnsi="Times New Roman" w:eastAsia="Times New Roman" w:cs="Times New Roman"/>
-        </w:rPr>
-        <w:t>。t-Bu</w:t>
-      </w:r>
-      <w:r>
-        <w:rPr>
-          <w:rFonts w:ascii="Times New Roman" w:hAnsi="Times New Roman" w:eastAsia="Times New Roman" w:cs="Times New Roman"/>
-        </w:rPr>
-        <w:t xml:space="preserve"> </w:t>
-      </w:r>
-      <w:r>
-        <w:rPr>
-          <w:rFonts w:hint="eastAsia" w:ascii="Times New Roman" w:hAnsi="Times New Roman" w:eastAsia="FangSong" w:cs="Times New Roman"/>
-        </w:rPr>
-        <w:t xml:space="preserve">在</w:t>
-      </w:r>
-      <w:r>
-        <w:rPr>
-          <w:rFonts w:ascii="Times New Roman" w:hAnsi="Times New Roman" w:eastAsia="Times New Roman" w:cs="Times New Roman"/>
-        </w:rPr>
-        <w:t xml:space="preserve"> e </w:t>
-      </w:r>
-      <w:r>
-        <w:rPr>
-          <w:rFonts w:hint="eastAsia" w:ascii="Times New Roman" w:hAnsi="Times New Roman" w:eastAsia="FangSong" w:cs="Times New Roman"/>
-        </w:rPr>
-        <w:t>键</w:t>
-      </w:r>
-      <w:r>
-        <w:rPr>
-          <w:rFonts w:hint="eastAsia" w:ascii="Times New Roman" w:hAnsi="Times New Roman" w:eastAsia="Times New Roman" w:cs="Times New Roman"/>
-        </w:rPr>
-        <w:t>，Br</w:t>
-      </w:r>
-      <w:r>
-        <w:rPr>
-          <w:rFonts w:ascii="Times New Roman" w:hAnsi="Times New Roman" w:eastAsia="Times New Roman" w:cs="Times New Roman"/>
-        </w:rPr>
-        <w:t xml:space="preserve"> </w:t>
-      </w:r>
-      <w:r>
-        <w:rPr>
-          <w:rFonts w:hint="eastAsia" w:ascii="Times New Roman" w:hAnsi="Times New Roman" w:eastAsia="FangSong" w:cs="Times New Roman"/>
-        </w:rPr>
-        <w:t xml:space="preserve">在</w:t>
-      </w:r>
-      <w:r>
-        <w:rPr>
-          <w:rFonts w:ascii="Times New Roman" w:hAnsi="Times New Roman" w:eastAsia="Times New Roman" w:cs="Times New Roman"/>
-        </w:rPr>
-        <w:t xml:space="preserve"> a </w:t>
-      </w:r>
-      <w:r>
-        <w:rPr>
-          <w:rFonts w:hint="eastAsia" w:ascii="Times New Roman" w:hAnsi="Times New Roman" w:eastAsia="FangSong" w:cs="Times New Roman"/>
-        </w:rPr>
-        <w:t>键</w:t>
-      </w:r>
-      <w:r>
-        <w:rPr>
-          <w:rFonts w:hint="eastAsia" w:ascii="Times New Roman" w:hAnsi="Times New Roman" w:eastAsia="Times New Roman" w:cs="Times New Roman"/>
-        </w:rPr>
-        <w:t>（</w:t>
-      </w:r>
-      <w:r>
-        <w:rPr>
-          <w:rFonts w:hint="eastAsia" w:ascii="Times New Roman" w:hAnsi="Times New Roman" w:eastAsia="FangSong" w:cs="Times New Roman"/>
-        </w:rPr>
-        <w:t>反式</w:t>
-      </w:r>
-      <w:r>
-        <w:rPr>
-          <w:rFonts w:hint="eastAsia" w:ascii="Times New Roman" w:hAnsi="Times New Roman" w:eastAsia="Times New Roman" w:cs="Times New Roman"/>
-        </w:rPr>
-        <w:t>→</w:t>
-      </w:r>
-      <w:r>
-        <w:rPr>
-          <w:rFonts w:hint="eastAsia" w:ascii="Times New Roman" w:hAnsi="Times New Roman" w:eastAsia="FangSong" w:cs="Times New Roman"/>
-        </w:rPr>
-        <w:t>双轴</w:t>
-      </w:r>
-      <w:r>
-        <w:rPr>
-          <w:rFonts w:hint="eastAsia" w:ascii="Times New Roman" w:hAnsi="Times New Roman" w:eastAsia="Times New Roman" w:cs="Times New Roman"/>
-        </w:rPr>
-        <w:t>），</w:t>
-      </w:r>
-      <w:r>
-        <w:rPr>
-          <w:rFonts w:hint="eastAsia" w:ascii="Times New Roman" w:hAnsi="Times New Roman" w:eastAsia="FangSong" w:cs="Times New Roman"/>
-        </w:rPr>
-        <w:t>邻位</w:t>
-      </w:r>
-      <w:r>
-        <w:rPr>
-          <w:rFonts w:ascii="Times New Roman" w:hAnsi="Times New Roman" w:eastAsia="Times New Roman" w:cs="Times New Roman"/>
-        </w:rPr>
-        <w:t xml:space="preserve"> C</w:t>
-      </w:r>
-      <w:r>
-        <w:rPr>
-          <w:rFonts w:ascii="Times New Roman" w:hAnsi="Times New Roman" w:eastAsia="Times New Roman" w:cs="Times New Roman"/>
-          <w:vertAlign w:val="subscript"/>
-        </w:rPr>
-        <w:t>2</w:t>
-      </w:r>
-      <w:r>
-        <w:rPr>
-          <w:rFonts w:ascii="Times New Roman" w:hAnsi="Times New Roman" w:eastAsia="Times New Roman" w:cs="Times New Roman"/>
-        </w:rPr>
-        <w:t>/C</w:t>
-      </w:r>
-      <w:r>
-        <w:rPr>
-          <w:rFonts w:ascii="Times New Roman" w:hAnsi="Times New Roman" w:eastAsia="Times New Roman" w:cs="Times New Roman"/>
-          <w:vertAlign w:val="subscript"/>
-        </w:rPr>
-        <w:t>6</w:t>
-      </w:r>
-      <w:r>
-        <w:rPr>
-          <w:rFonts w:ascii="Times New Roman" w:hAnsi="Times New Roman" w:eastAsia="Times New Roman" w:cs="Times New Roman"/>
-        </w:rPr>
-        <w:t xml:space="preserve"> </w:t>
-      </w:r>
-      <w:r>
-        <w:rPr>
-          <w:rFonts w:hint="eastAsia" w:ascii="Times New Roman" w:hAnsi="Times New Roman" w:eastAsia="FangSong" w:cs="Times New Roman"/>
-        </w:rPr>
-        <w:t xml:space="preserve">上</w:t>
-      </w:r>
-      <w:r>
-        <w:rPr>
-          <w:rFonts w:ascii="Times New Roman" w:hAnsi="Times New Roman" w:eastAsia="Times New Roman" w:cs="Times New Roman"/>
-        </w:rPr>
-        <w:t xml:space="preserve"> a-H </w:t>
-      </w:r>
-      <w:r>
-        <w:rPr>
-          <w:rFonts w:hint="eastAsia" w:ascii="Times New Roman" w:hAnsi="Times New Roman" w:eastAsia="FangSong" w:cs="Times New Roman"/>
-        </w:rPr>
-        <w:t xml:space="preserve">与</w:t>
-      </w:r>
-      <w:r>
-        <w:rPr>
-          <w:rFonts w:ascii="Times New Roman" w:hAnsi="Times New Roman" w:eastAsia="Times New Roman" w:cs="Times New Roman"/>
-        </w:rPr>
-        <w:t xml:space="preserve"> Br </w:t>
-      </w:r>
-      <w:r>
-        <w:rPr>
-          <w:rFonts w:hint="eastAsia" w:ascii="Times New Roman" w:hAnsi="Times New Roman" w:eastAsia="FangSong" w:cs="Times New Roman"/>
-        </w:rPr>
-        <w:t xml:space="preserve">反式共平面</w:t>
-      </w:r>
-      <w:r>
-        <w:rPr>
-          <w:rFonts w:ascii="Times New Roman" w:hAnsi="Times New Roman" w:eastAsia="Times New Roman" w:cs="Times New Roman"/>
-        </w:rPr>
-        <w:t xml:space="preserve"> → E2 </w:t>
-      </w:r>
-      <w:r>
-        <w:rPr>
-          <w:rFonts w:hint="eastAsia" w:ascii="Times New Roman" w:hAnsi="Times New Roman" w:eastAsia="FangSong" w:cs="Times New Roman"/>
-        </w:rPr>
-        <w:t>消除</w:t>
-      </w:r>
-      <w:r>
-        <w:rPr>
-          <w:rFonts w:hint="eastAsia" w:ascii="Times New Roman" w:hAnsi="Times New Roman" w:eastAsia="Times New Roman" w:cs="Times New Roman"/>
-        </w:rPr>
-        <w:t>。t-BuOK</w:t>
-      </w:r>
-      <w:r>
-        <w:rPr>
-          <w:rFonts w:ascii="Times New Roman" w:hAnsi="Times New Roman" w:eastAsia="Times New Roman" w:cs="Times New Roman"/>
-        </w:rPr>
-        <w:t xml:space="preserve"> </w:t>
-      </w:r>
-      <w:r>
-        <w:rPr>
-          <w:rFonts w:hint="eastAsia" w:ascii="Times New Roman" w:hAnsi="Times New Roman" w:eastAsia="FangSong" w:cs="Times New Roman"/>
-        </w:rPr>
-        <w:t>为大位阻碱</w:t>
-      </w:r>
-      <w:r>
-        <w:rPr>
-          <w:rFonts w:hint="eastAsia" w:ascii="Times New Roman" w:hAnsi="Times New Roman" w:eastAsia="Times New Roman" w:cs="Times New Roman"/>
-        </w:rPr>
-        <w:t>，</w:t>
-      </w:r>
-      <w:r>
-        <w:rPr>
-          <w:rFonts w:hint="eastAsia" w:ascii="Times New Roman" w:hAnsi="Times New Roman" w:eastAsia="FangSong" w:cs="Times New Roman"/>
-        </w:rPr>
-        <w:t>但该底物只有一种烯烃产物</w:t>
-      </w:r>
-      <w:r>
-        <w:rPr>
-          <w:rFonts w:hint="eastAsia" w:ascii="Times New Roman" w:hAnsi="Times New Roman" w:eastAsia="Times New Roman" w:cs="Times New Roman"/>
-        </w:rPr>
-        <w:t>（4-</w:t>
-      </w:r>
-      <w:r>
-        <w:rPr>
-          <w:rFonts w:hint="eastAsia" w:ascii="Times New Roman" w:hAnsi="Times New Roman" w:eastAsia="FangSong" w:cs="Times New Roman"/>
-        </w:rPr>
-        <w:t>叔丁基环己烯</w:t>
-      </w:r>
-      <w:r>
-        <w:rPr>
-          <w:rFonts w:hint="eastAsia" w:ascii="Times New Roman" w:hAnsi="Times New Roman" w:eastAsia="Times New Roman" w:cs="Times New Roman"/>
-        </w:rPr>
-        <w:t>）。</w:t>
-      </w:r>
-    </w:p>
-    <w:p>
-      <w:pPr>
-        <w:pStyle w:val="Compact"/>
-        <w:numPr>
-          <w:ilvl w:val="0"/>
-          <w:numId w:val="1034"/>
-        </w:numPr>
-      </w:pPr>
-      <w:r>
-        <w:rPr>
-          <w:rFonts w:ascii="Times New Roman" w:hAnsi="Times New Roman" w:eastAsia="Times New Roman" w:cs="Times New Roman"/>
-        </w:rPr>
-        <w:t xml:space="preserve">DMSO </w:t>
-      </w:r>
-      <w:r>
-        <w:rPr>
-          <w:rFonts w:hint="eastAsia" w:ascii="Times New Roman" w:hAnsi="Times New Roman" w:eastAsia="FangSong" w:cs="Times New Roman"/>
-        </w:rPr>
-        <w:t>是极性非质子溶剂</w:t>
-      </w:r>
-      <w:r>
-        <w:rPr>
-          <w:rFonts w:hint="eastAsia" w:ascii="Times New Roman" w:hAnsi="Times New Roman" w:eastAsia="Times New Roman" w:cs="Times New Roman"/>
-        </w:rPr>
-        <w:t>，</w:t>
-      </w:r>
-      <w:r>
-        <w:rPr>
-          <w:rFonts w:hint="eastAsia" w:ascii="Times New Roman" w:hAnsi="Times New Roman" w:eastAsia="FangSong" w:cs="Times New Roman"/>
-        </w:rPr>
-        <w:t>不包裹</w:t>
-      </w:r>
-      <w:r>
-        <w:rPr>
-          <w:rFonts w:ascii="Times New Roman" w:hAnsi="Times New Roman" w:eastAsia="Times New Roman" w:cs="Times New Roman"/>
-        </w:rPr>
-        <w:t xml:space="preserve"> OH</w:t>
-      </w:r>
-      <w:r>
-        <w:rPr>
-          <w:rFonts w:ascii="Times New Roman" w:hAnsi="Times New Roman" w:eastAsia="Times New Roman" w:cs="Times New Roman"/>
-          <w:vertAlign w:val="superscript"/>
-        </w:rPr>
-        <w:t>-</w:t>
-      </w:r>
-      <w:r>
-        <w:rPr>
-          <w:rFonts w:ascii="Times New Roman" w:hAnsi="Times New Roman" w:eastAsia="Times New Roman" w:cs="Times New Roman"/>
-        </w:rPr>
-        <w:t xml:space="preserve"> </w:t>
-      </w:r>
-      <w:r>
-        <w:rPr>
-          <w:rFonts w:hint="eastAsia" w:ascii="Times New Roman" w:hAnsi="Times New Roman" w:eastAsia="FangSong" w:cs="Times New Roman"/>
-        </w:rPr>
-        <w:t>阴离子</w:t>
-      </w:r>
-      <w:r>
-        <w:rPr>
-          <w:rFonts w:hint="eastAsia" w:ascii="Times New Roman" w:hAnsi="Times New Roman" w:eastAsia="Times New Roman" w:cs="Times New Roman"/>
-        </w:rPr>
-        <w:t>，</w:t>
-      </w:r>
-      <w:r>
-        <w:rPr>
-          <w:rFonts w:hint="eastAsia" w:ascii="Times New Roman" w:hAnsi="Times New Roman" w:eastAsia="FangSong" w:cs="Times New Roman"/>
-        </w:rPr>
-        <w:t>使亲核试剂</w:t>
-      </w:r>
-      <w:r>
-        <w:rPr>
-          <w:rFonts w:hint="eastAsia" w:ascii="Times New Roman" w:hAnsi="Times New Roman" w:eastAsia="Times New Roman" w:cs="Times New Roman"/>
-        </w:rPr>
-        <w:t>”</w:t>
-      </w:r>
-      <w:r>
-        <w:rPr>
-          <w:rFonts w:hint="eastAsia" w:ascii="Times New Roman" w:hAnsi="Times New Roman" w:eastAsia="FangSong" w:cs="Times New Roman"/>
-        </w:rPr>
-        <w:t>裸露</w:t>
-      </w:r>
-      <w:r>
-        <w:rPr>
-          <w:rFonts w:hint="eastAsia" w:ascii="Times New Roman" w:hAnsi="Times New Roman" w:eastAsia="Times New Roman" w:cs="Times New Roman"/>
-        </w:rPr>
-        <w:t>”，SN2</w:t>
-      </w:r>
-      <w:r>
-        <w:rPr>
-          <w:rFonts w:ascii="Times New Roman" w:hAnsi="Times New Roman" w:eastAsia="Times New Roman" w:cs="Times New Roman"/>
-        </w:rPr>
-        <w:t xml:space="preserve"> </w:t>
-      </w:r>
-      <w:r>
-        <w:rPr>
-          <w:rFonts w:hint="eastAsia" w:ascii="Times New Roman" w:hAnsi="Times New Roman" w:eastAsia="FangSong" w:cs="Times New Roman"/>
-        </w:rPr>
-        <w:t xml:space="preserve">速率比在</w:t>
-      </w:r>
-      <w:r>
-        <w:rPr>
-          <w:rFonts w:ascii="Times New Roman" w:hAnsi="Times New Roman" w:eastAsia="Times New Roman" w:cs="Times New Roman"/>
-        </w:rPr>
-        <w:t xml:space="preserve"> </w:t>
-      </w:r>
-      <w:r>
-        <w:rPr>
-          <w:rFonts w:hint="eastAsia" w:ascii="Times New Roman" w:hAnsi="Times New Roman" w:eastAsia="Times New Roman" w:cs="Times New Roman"/>
-        </w:rPr>
-        <w:t>H</w:t>
-      </w:r>
-      <w:r>
-        <w:rPr>
-          <w:rFonts w:hint="eastAsia" w:ascii="Times New Roman" w:hAnsi="Times New Roman" w:eastAsia="Times New Roman" w:cs="Times New Roman"/>
-          <w:vertAlign w:val="subscript"/>
-        </w:rPr>
-        <w:t>2</w:t>
-      </w:r>
-      <w:r>
-        <w:rPr>
-          <w:rFonts w:hint="eastAsia" w:ascii="Times New Roman" w:hAnsi="Times New Roman" w:eastAsia="Times New Roman" w:cs="Times New Roman"/>
-        </w:rPr>
-        <w:t>O（</w:t>
-      </w:r>
-      <w:r>
-        <w:rPr>
-          <w:rFonts w:hint="eastAsia" w:ascii="Times New Roman" w:hAnsi="Times New Roman" w:eastAsia="FangSong" w:cs="Times New Roman"/>
-        </w:rPr>
-        <w:t>极性质子</w:t>
-      </w:r>
-      <w:r>
-        <w:rPr>
-          <w:rFonts w:hint="eastAsia" w:ascii="Times New Roman" w:hAnsi="Times New Roman" w:eastAsia="Times New Roman" w:cs="Times New Roman"/>
-        </w:rPr>
-        <w:t>，</w:t>
-      </w:r>
-      <w:r>
-        <w:rPr>
-          <w:rFonts w:hint="eastAsia" w:ascii="Times New Roman" w:hAnsi="Times New Roman" w:eastAsia="FangSong" w:cs="Times New Roman"/>
-        </w:rPr>
-        <w:t>氢键包裹</w:t>
-      </w:r>
-      <w:r>
-        <w:rPr>
-          <w:rFonts w:ascii="Times New Roman" w:hAnsi="Times New Roman" w:eastAsia="Times New Roman" w:cs="Times New Roman"/>
-        </w:rPr>
-        <w:t xml:space="preserve"> </w:t>
-      </w:r>
-      <w:r>
-        <w:rPr>
-          <w:rFonts w:hint="eastAsia" w:ascii="Times New Roman" w:hAnsi="Times New Roman" w:eastAsia="Times New Roman" w:cs="Times New Roman"/>
-        </w:rPr>
-        <w:t>OH</w:t>
-      </w:r>
-      <w:r>
-        <w:rPr>
-          <w:rFonts w:hint="eastAsia" w:ascii="Times New Roman" w:hAnsi="Times New Roman" w:eastAsia="Times New Roman" w:cs="Times New Roman"/>
-          <w:vertAlign w:val="superscript"/>
-        </w:rPr>
-        <w:t>-</w:t>
-      </w:r>
-      <w:r>
-        <w:rPr>
-          <w:rFonts w:hint="eastAsia" w:ascii="Times New Roman" w:hAnsi="Times New Roman" w:eastAsia="Times New Roman" w:cs="Times New Roman"/>
-        </w:rPr>
-        <w:t>）</w:t>
-      </w:r>
-      <w:r>
-        <w:rPr>
-          <w:rFonts w:hint="eastAsia" w:ascii="Times New Roman" w:hAnsi="Times New Roman" w:eastAsia="FangSong" w:cs="Times New Roman"/>
-        </w:rPr>
-        <w:t>中快</w:t>
-      </w:r>
-      <w:r>
-        <w:rPr>
-          <w:rFonts w:ascii="Times New Roman" w:hAnsi="Times New Roman" w:eastAsia="Times New Roman" w:cs="Times New Roman"/>
-        </w:rPr>
-        <w:t xml:space="preserve"> 10</w:t>
-      </w:r>
-      <w:r>
-        <w:rPr>
-          <w:rFonts w:ascii="Times New Roman" w:hAnsi="Times New Roman" w:eastAsia="Times New Roman" w:cs="Times New Roman"/>
-          <w:vertAlign w:val="superscript"/>
-        </w:rPr>
-        <w:t>3</w:t>
-      </w:r>
-      <w:r>
-        <w:rPr>
-          <w:rFonts w:ascii="Times New Roman" w:hAnsi="Times New Roman" w:eastAsia="Times New Roman" w:cs="Times New Roman"/>
-        </w:rPr>
-        <w:t>-10</w:t>
-      </w:r>
-      <w:r>
-        <w:rPr>
-          <w:rFonts w:ascii="Times New Roman" w:hAnsi="Times New Roman" w:eastAsia="Times New Roman" w:cs="Times New Roman"/>
-          <w:vertAlign w:val="superscript"/>
-        </w:rPr>
-        <w:t>5</w:t>
-      </w:r>
-      <w:r>
-        <w:rPr>
-          <w:rFonts w:ascii="Times New Roman" w:hAnsi="Times New Roman" w:eastAsia="Times New Roman" w:cs="Times New Roman"/>
-        </w:rPr>
-        <w:t xml:space="preserve"> </w:t>
-      </w:r>
-      <w:r>
-        <w:rPr>
-          <w:rFonts w:hint="eastAsia" w:ascii="Times New Roman" w:hAnsi="Times New Roman" w:eastAsia="FangSong" w:cs="Times New Roman"/>
-        </w:rPr>
-        <w:t>倍</w:t>
-      </w:r>
-      <w:r>
-        <w:rPr>
-          <w:rFonts w:hint="eastAsia" w:ascii="Times New Roman" w:hAnsi="Times New Roman" w:eastAsia="Times New Roman" w:cs="Times New Roman"/>
-        </w:rPr>
-        <w:t>。</w:t>
-      </w:r>
-    </w:p>
-    <w:p>
-      <w:pPr>
-        <w:pStyle w:val="Compact"/>
-        <w:numPr>
-          <w:ilvl w:val="0"/>
-          <w:numId w:val="1034"/>
-        </w:numPr>
-      </w:pPr>
-    </w:p>
-    <w:p>
-      <w:pPr>
-        <w:pStyle w:val="Compact"/>
-        <w:numPr>
-          <w:ilvl w:val="1"/>
-          <w:numId w:val="1036"/>
-        </w:numPr>
-      </w:pPr>
-      <w:r>
-        <w:rPr>
-          <w:rFonts w:hint="eastAsia" w:ascii="Times New Roman" w:hAnsi="Times New Roman" w:eastAsia="FangSong" w:cs="Times New Roman"/>
-        </w:rPr>
-        <w:t xml:space="preserve">主要产物为</w:t>
-      </w:r>
-      <w:r>
-        <w:rPr>
-          <w:rFonts w:ascii="Times New Roman" w:hAnsi="Times New Roman" w:eastAsia="Times New Roman" w:cs="Times New Roman"/>
-        </w:rPr>
-        <w:t xml:space="preserve"> </w:t>
-      </w:r>
-      <w:r>
-        <w:rPr>
-          <w:rFonts w:hint="eastAsia" w:ascii="Times New Roman" w:hAnsi="Times New Roman" w:eastAsia="Times New Roman" w:cs="Times New Roman"/>
-          <w:b/>
-          <w:bCs/>
-        </w:rPr>
-        <w:t>2,3-</w:t>
-      </w:r>
-      <w:r>
-        <w:rPr>
-          <w:rFonts w:hint="eastAsia" w:ascii="Times New Roman" w:hAnsi="Times New Roman" w:eastAsia="FangSong" w:cs="Times New Roman"/>
-          <w:b/>
-          <w:bCs/>
-        </w:rPr>
-        <w:t>二甲基</w:t>
-      </w:r>
-      <w:r>
-        <w:rPr>
-          <w:rFonts w:hint="eastAsia" w:ascii="Times New Roman" w:hAnsi="Times New Roman" w:eastAsia="Times New Roman" w:cs="Times New Roman"/>
-          <w:b/>
-          <w:bCs/>
-        </w:rPr>
-        <w:t>-2-</w:t>
-      </w:r>
-      <w:r>
-        <w:rPr>
-          <w:rFonts w:hint="eastAsia" w:ascii="Times New Roman" w:hAnsi="Times New Roman" w:eastAsia="FangSong" w:cs="Times New Roman"/>
-          <w:b/>
-          <w:bCs/>
-        </w:rPr>
-        <w:t>戊烯</w:t>
-      </w:r>
-      <w:r>
-        <w:rPr>
-          <w:rFonts w:hint="eastAsia" w:ascii="Times New Roman" w:hAnsi="Times New Roman" w:eastAsia="Times New Roman" w:cs="Times New Roman"/>
-        </w:rPr>
-        <w:t>（</w:t>
-      </w:r>
-      <w:r>
-        <w:rPr>
-          <w:rFonts w:hint="eastAsia" w:ascii="Times New Roman" w:hAnsi="Times New Roman" w:eastAsia="FangSong" w:cs="Times New Roman"/>
-        </w:rPr>
-        <w:t>四取代烯烃</w:t>
-      </w:r>
-      <w:r>
-        <w:rPr>
-          <w:rFonts w:hint="eastAsia" w:ascii="Times New Roman" w:hAnsi="Times New Roman" w:eastAsia="Times New Roman" w:cs="Times New Roman"/>
-        </w:rPr>
-        <w:t>，Zaitsev</w:t>
-      </w:r>
-      <w:r>
-        <w:rPr>
-          <w:rFonts w:ascii="Times New Roman" w:hAnsi="Times New Roman" w:eastAsia="Times New Roman" w:cs="Times New Roman"/>
-        </w:rPr>
-        <w:t xml:space="preserve"> </w:t>
-      </w:r>
-      <w:r>
-        <w:rPr>
-          <w:rFonts w:hint="eastAsia" w:ascii="Times New Roman" w:hAnsi="Times New Roman" w:eastAsia="FangSong" w:cs="Times New Roman"/>
-        </w:rPr>
-        <w:t>稳定产物</w:t>
-      </w:r>
-      <w:r>
-        <w:rPr>
-          <w:rFonts w:hint="eastAsia" w:ascii="Times New Roman" w:hAnsi="Times New Roman" w:eastAsia="Times New Roman" w:cs="Times New Roman"/>
-        </w:rPr>
-        <w:t>），E2；</w:t>
-      </w:r>
-      <w:r>
-        <w:rPr>
-          <w:rFonts w:hint="eastAsia" w:ascii="Times New Roman" w:hAnsi="Times New Roman" w:eastAsia="FangSong" w:cs="Times New Roman"/>
-        </w:rPr>
-        <w:t>也可能有少量</w:t>
-      </w:r>
-      <w:r>
-        <w:rPr>
-          <w:rFonts w:ascii="Times New Roman" w:hAnsi="Times New Roman" w:eastAsia="Times New Roman" w:cs="Times New Roman"/>
-        </w:rPr>
-        <w:t xml:space="preserve"> Hofmann </w:t>
-      </w:r>
-      <w:r>
-        <w:rPr>
-          <w:rFonts w:hint="eastAsia" w:ascii="Times New Roman" w:hAnsi="Times New Roman" w:eastAsia="FangSong" w:cs="Times New Roman"/>
-        </w:rPr>
-        <w:t xml:space="preserve">产物</w:t>
-      </w:r>
-      <w:r>
-        <w:rPr>
-          <w:rFonts w:ascii="Times New Roman" w:hAnsi="Times New Roman" w:eastAsia="Times New Roman" w:cs="Times New Roman"/>
-        </w:rPr>
-        <w:t xml:space="preserve"> </w:t>
-      </w:r>
-      <w:r>
-        <w:rPr>
-          <w:rFonts w:hint="eastAsia" w:ascii="Times New Roman" w:hAnsi="Times New Roman" w:eastAsia="Times New Roman" w:cs="Times New Roman"/>
-        </w:rPr>
-        <w:t>2,3-</w:t>
-      </w:r>
-      <w:r>
-        <w:rPr>
-          <w:rFonts w:hint="eastAsia" w:ascii="Times New Roman" w:hAnsi="Times New Roman" w:eastAsia="FangSong" w:cs="Times New Roman"/>
-        </w:rPr>
-        <w:t>二甲基</w:t>
-      </w:r>
-      <w:r>
-        <w:rPr>
-          <w:rFonts w:hint="eastAsia" w:ascii="Times New Roman" w:hAnsi="Times New Roman" w:eastAsia="Times New Roman" w:cs="Times New Roman"/>
-        </w:rPr>
-        <w:t>-1-</w:t>
-      </w:r>
-      <w:r>
-        <w:rPr>
-          <w:rFonts w:hint="eastAsia" w:ascii="Times New Roman" w:hAnsi="Times New Roman" w:eastAsia="FangSong" w:cs="Times New Roman"/>
-        </w:rPr>
-        <w:t>戊烯</w:t>
-      </w:r>
-      <w:r>
-        <w:rPr>
-          <w:rFonts w:hint="eastAsia" w:ascii="Times New Roman" w:hAnsi="Times New Roman" w:eastAsia="Times New Roman" w:cs="Times New Roman"/>
-        </w:rPr>
-        <w:t>。</w:t>
-      </w:r>
-    </w:p>
-    <w:p>
-      <w:pPr>
-        <w:pStyle w:val="Compact"/>
-        <w:numPr>
-          <w:ilvl w:val="1"/>
-          <w:numId w:val="1036"/>
-        </w:numPr>
-      </w:pPr>
-      <w:r>
-        <w:rPr>
-          <w:rFonts w:ascii="Times New Roman" w:hAnsi="Times New Roman" w:eastAsia="Times New Roman" w:cs="Times New Roman"/>
-        </w:rPr>
-        <w:t xml:space="preserve">-OH </w:t>
-      </w:r>
-      <w:r>
-        <w:rPr>
-          <w:rFonts w:hint="eastAsia" w:ascii="Times New Roman" w:hAnsi="Times New Roman" w:eastAsia="FangSong" w:cs="Times New Roman"/>
-        </w:rPr>
-        <w:t xml:space="preserve">邻基参与形成环状中间体</w:t>
-      </w:r>
-      <w:r>
-        <w:rPr>
-          <w:rFonts w:ascii="Times New Roman" w:hAnsi="Times New Roman" w:eastAsia="Times New Roman" w:cs="Times New Roman"/>
-        </w:rPr>
-        <w:t xml:space="preserve"> → </w:t>
-      </w:r>
-      <w:r>
-        <w:rPr>
-          <w:rFonts w:hint="eastAsia" w:ascii="Times New Roman" w:hAnsi="Times New Roman" w:eastAsia="FangSong" w:cs="Times New Roman"/>
-        </w:rPr>
-        <w:t xml:space="preserve">两次</w:t>
-      </w:r>
-      <w:r>
-        <w:rPr>
-          <w:rFonts w:ascii="Times New Roman" w:hAnsi="Times New Roman" w:eastAsia="Times New Roman" w:cs="Times New Roman"/>
-        </w:rPr>
-        <w:t xml:space="preserve"> SN2 → </w:t>
-      </w:r>
-      <w:r>
-        <w:rPr>
-          <w:rFonts w:hint="eastAsia" w:ascii="Times New Roman" w:hAnsi="Times New Roman" w:eastAsia="FangSong" w:cs="Times New Roman"/>
-        </w:rPr>
-        <w:t>构型保持的取代产物</w:t>
-      </w:r>
-      <w:r>
-        <w:rPr>
-          <w:rFonts w:hint="eastAsia" w:ascii="Times New Roman" w:hAnsi="Times New Roman" w:eastAsia="Times New Roman" w:cs="Times New Roman"/>
-        </w:rPr>
-        <w:t>。</w:t>
-      </w:r>
-    </w:p>
-    <w:p>
-      <w:pPr>
-        <w:pStyle w:val="Compact"/>
-        <w:numPr>
-          <w:ilvl w:val="0"/>
-          <w:numId w:val="1034"/>
-        </w:numPr>
-      </w:pPr>
-      <w:r>
-        <w:rPr>
-          <w:rFonts w:hint="eastAsia" w:ascii="Times New Roman" w:hAnsi="Times New Roman" w:eastAsia="Times New Roman" w:cs="Times New Roman"/>
-        </w:rPr>
-        <w:t>A：2-</w:t>
-      </w:r>
-      <w:r>
-        <w:rPr>
-          <w:rFonts w:hint="eastAsia" w:ascii="Times New Roman" w:hAnsi="Times New Roman" w:eastAsia="FangSong" w:cs="Times New Roman"/>
-        </w:rPr>
-        <w:t>溴丁烷</w:t>
-      </w:r>
-      <w:r>
-        <w:rPr>
-          <w:rFonts w:hint="eastAsia" w:ascii="Times New Roman" w:hAnsi="Times New Roman" w:eastAsia="Times New Roman" w:cs="Times New Roman"/>
-        </w:rPr>
-        <w:t>（CH</w:t>
-      </w:r>
-      <w:r>
-        <w:rPr>
-          <w:rFonts w:hint="eastAsia" w:ascii="Times New Roman" w:hAnsi="Times New Roman" w:eastAsia="Times New Roman" w:cs="Times New Roman"/>
-          <w:vertAlign w:val="subscript"/>
-        </w:rPr>
-        <w:t>3</w:t>
-      </w:r>
-      <w:r>
-        <w:rPr>
-          <w:rFonts w:hint="eastAsia" w:ascii="Times New Roman" w:hAnsi="Times New Roman" w:eastAsia="Times New Roman" w:cs="Times New Roman"/>
-        </w:rPr>
-        <w:t>CHBrCH</w:t>
-      </w:r>
-      <w:r>
-        <w:rPr>
-          <w:rFonts w:hint="eastAsia" w:ascii="Times New Roman" w:hAnsi="Times New Roman" w:eastAsia="Times New Roman" w:cs="Times New Roman"/>
-          <w:vertAlign w:val="subscript"/>
-        </w:rPr>
-        <w:t>2</w:t>
-      </w:r>
-      <w:r>
-        <w:rPr>
-          <w:rFonts w:hint="eastAsia" w:ascii="Times New Roman" w:hAnsi="Times New Roman" w:eastAsia="Times New Roman" w:cs="Times New Roman"/>
-        </w:rPr>
-        <w:t>CH</w:t>
-      </w:r>
-      <w:r>
-        <w:rPr>
-          <w:rFonts w:hint="eastAsia" w:ascii="Times New Roman" w:hAnsi="Times New Roman" w:eastAsia="Times New Roman" w:cs="Times New Roman"/>
-          <w:vertAlign w:val="subscript"/>
-        </w:rPr>
-        <w:t>3</w:t>
-      </w:r>
-      <w:r>
-        <w:rPr>
-          <w:rFonts w:hint="eastAsia" w:ascii="Times New Roman" w:hAnsi="Times New Roman" w:eastAsia="Times New Roman" w:cs="Times New Roman"/>
-        </w:rPr>
-        <w:t>）→</w:t>
-      </w:r>
-      <w:r>
-        <w:rPr>
-          <w:rFonts w:ascii="Times New Roman" w:hAnsi="Times New Roman" w:eastAsia="Times New Roman" w:cs="Times New Roman"/>
-        </w:rPr>
-        <w:t xml:space="preserve"> </w:t>
-      </w:r>
-      <w:r>
-        <w:rPr>
-          <w:rFonts w:hint="eastAsia" w:ascii="Times New Roman" w:hAnsi="Times New Roman" w:eastAsia="Times New Roman" w:cs="Times New Roman"/>
-        </w:rPr>
-        <w:t>B：2-</w:t>
-      </w:r>
-      <w:r>
-        <w:rPr>
-          <w:rFonts w:hint="eastAsia" w:ascii="Times New Roman" w:hAnsi="Times New Roman" w:eastAsia="FangSong" w:cs="Times New Roman"/>
-        </w:rPr>
-        <w:t>丁烯</w:t>
-      </w:r>
-      <w:r>
-        <w:rPr>
-          <w:rFonts w:hint="eastAsia" w:ascii="Times New Roman" w:hAnsi="Times New Roman" w:eastAsia="Times New Roman" w:cs="Times New Roman"/>
-        </w:rPr>
-        <w:t>（E2，Zaitsev）→</w:t>
-      </w:r>
-      <w:r>
-        <w:rPr>
-          <w:rFonts w:ascii="Times New Roman" w:hAnsi="Times New Roman" w:eastAsia="Times New Roman" w:cs="Times New Roman"/>
-        </w:rPr>
-        <w:t xml:space="preserve"> </w:t>
-      </w:r>
-      <w:r>
-        <w:rPr>
-          <w:rFonts w:hint="eastAsia" w:ascii="Times New Roman" w:hAnsi="Times New Roman" w:eastAsia="Times New Roman" w:cs="Times New Roman"/>
-        </w:rPr>
-        <w:t>C：2-</w:t>
-      </w:r>
-      <w:r>
-        <w:rPr>
-          <w:rFonts w:hint="eastAsia" w:ascii="Times New Roman" w:hAnsi="Times New Roman" w:eastAsia="FangSong" w:cs="Times New Roman"/>
-        </w:rPr>
-        <w:t>溴丁烷</w:t>
-      </w:r>
-      <w:r>
-        <w:rPr>
-          <w:rFonts w:hint="eastAsia" w:ascii="Times New Roman" w:hAnsi="Times New Roman" w:eastAsia="Times New Roman" w:cs="Times New Roman"/>
-        </w:rPr>
-        <w:t>（HBr/ROOR）→</w:t>
-      </w:r>
-      <w:r>
-        <w:rPr>
-          <w:rFonts w:ascii="Times New Roman" w:hAnsi="Times New Roman" w:eastAsia="Times New Roman" w:cs="Times New Roman"/>
-        </w:rPr>
-        <w:t xml:space="preserve"> </w:t>
-      </w:r>
-      <w:r>
-        <w:rPr>
-          <w:rFonts w:hint="eastAsia" w:ascii="Times New Roman" w:hAnsi="Times New Roman" w:eastAsia="Times New Roman" w:cs="Times New Roman"/>
-        </w:rPr>
-        <w:t>D：2-</w:t>
-      </w:r>
-      <w:r>
-        <w:rPr>
-          <w:rFonts w:hint="eastAsia" w:ascii="Times New Roman" w:hAnsi="Times New Roman" w:eastAsia="FangSong" w:cs="Times New Roman"/>
-        </w:rPr>
-        <w:t>丁醇</w:t>
-      </w:r>
-      <w:r>
-        <w:rPr>
-          <w:rFonts w:hint="eastAsia" w:ascii="Times New Roman" w:hAnsi="Times New Roman" w:eastAsia="Times New Roman" w:cs="Times New Roman"/>
-        </w:rPr>
-        <w:t>（SN2）。</w:t>
-      </w:r>
-    </w:p>
-    <w:p>
-      <w:pPr>
-        <w:pStyle w:val="Compact"/>
-        <w:numPr>
-          <w:ilvl w:val="1"/>
-          <w:numId w:val="1037"/>
-        </w:numPr>
-      </w:pPr>
-      <w:r>
-        <w:rPr>
-          <w:rFonts w:hint="eastAsia" w:ascii="Times New Roman" w:hAnsi="Times New Roman" w:eastAsia="Times New Roman" w:cs="Times New Roman"/>
-        </w:rPr>
-        <w:t>B（2-</w:t>
-      </w:r>
-      <w:r>
-        <w:rPr>
-          <w:rFonts w:hint="eastAsia" w:ascii="Times New Roman" w:hAnsi="Times New Roman" w:eastAsia="FangSong" w:cs="Times New Roman"/>
-        </w:rPr>
-        <w:t>丁烯</w:t>
-      </w:r>
-      <w:r>
-        <w:rPr>
-          <w:rFonts w:hint="eastAsia" w:ascii="Times New Roman" w:hAnsi="Times New Roman" w:eastAsia="Times New Roman" w:cs="Times New Roman"/>
-        </w:rPr>
-        <w:t>）</w:t>
-      </w:r>
-      <w:r>
-        <w:rPr>
-          <w:rFonts w:hint="eastAsia" w:ascii="Times New Roman" w:hAnsi="Times New Roman" w:eastAsia="FangSong" w:cs="Times New Roman"/>
-        </w:rPr>
-        <w:t>为对称烯烃</w:t>
-      </w:r>
-      <w:r>
-        <w:rPr>
-          <w:rFonts w:hint="eastAsia" w:ascii="Times New Roman" w:hAnsi="Times New Roman" w:eastAsia="Times New Roman" w:cs="Times New Roman"/>
-        </w:rPr>
-        <w:t>，HBr/</w:t>
-      </w:r>
-      <w:r>
-        <w:rPr>
-          <w:rFonts w:hint="eastAsia" w:ascii="Times New Roman" w:hAnsi="Times New Roman" w:eastAsia="FangSong" w:cs="Times New Roman"/>
-        </w:rPr>
-        <w:t>过氧化物自由基加成时</w:t>
-      </w:r>
-      <w:r>
-        <w:rPr>
-          <w:rFonts w:ascii="Times New Roman" w:hAnsi="Times New Roman" w:eastAsia="Times New Roman" w:cs="Times New Roman"/>
-        </w:rPr>
-        <w:t xml:space="preserve"> H·、Br· </w:t>
-      </w:r>
-      <w:r>
-        <w:rPr>
-          <w:rFonts w:hint="eastAsia" w:ascii="Times New Roman" w:hAnsi="Times New Roman" w:eastAsia="FangSong" w:cs="Times New Roman"/>
-        </w:rPr>
-        <w:t xml:space="preserve">分加两端等价</w:t>
-      </w:r>
-      <w:r>
-        <w:rPr>
-          <w:rFonts w:ascii="Times New Roman" w:hAnsi="Times New Roman" w:eastAsia="Times New Roman" w:cs="Times New Roman"/>
-        </w:rPr>
-        <w:t xml:space="preserve"> →</w:t>
-      </w:r>
-      <w:r>
-        <w:rPr>
-          <w:rFonts w:ascii="Times New Roman" w:hAnsi="Times New Roman" w:eastAsia="Times New Roman" w:cs="Times New Roman"/>
-        </w:rPr>
-        <w:t xml:space="preserve"> </w:t>
-      </w:r>
-      <w:r>
-        <w:rPr>
-          <w:rFonts w:hint="eastAsia" w:ascii="Times New Roman" w:hAnsi="Times New Roman" w:eastAsia="FangSong" w:cs="Times New Roman"/>
-          <w:b/>
-          <w:bCs/>
-        </w:rPr>
-        <w:t xml:space="preserve">产物仍为</w:t>
-      </w:r>
-      <w:r>
-        <w:rPr>
-          <w:rFonts w:ascii="Times New Roman" w:hAnsi="Times New Roman" w:eastAsia="Times New Roman" w:cs="Times New Roman"/>
-          <w:b/>
-          <w:bCs/>
-        </w:rPr>
-        <w:t xml:space="preserve"> </w:t>
-      </w:r>
-      <w:r>
-        <w:rPr>
-          <w:rFonts w:hint="eastAsia" w:ascii="Times New Roman" w:hAnsi="Times New Roman" w:eastAsia="Times New Roman" w:cs="Times New Roman"/>
-          <w:b/>
-          <w:bCs/>
-        </w:rPr>
-        <w:t>2-</w:t>
-      </w:r>
-      <w:r>
-        <w:rPr>
-          <w:rFonts w:hint="eastAsia" w:ascii="Times New Roman" w:hAnsi="Times New Roman" w:eastAsia="FangSong" w:cs="Times New Roman"/>
-          <w:b/>
-          <w:bCs/>
-        </w:rPr>
-        <w:t>溴丁烷</w:t>
-      </w:r>
-      <w:r>
-        <w:rPr>
-          <w:rFonts w:hint="eastAsia" w:ascii="Times New Roman" w:hAnsi="Times New Roman" w:eastAsia="Times New Roman" w:cs="Times New Roman"/>
-        </w:rPr>
-        <w:t>，</w:t>
-      </w:r>
-      <w:r>
-        <w:rPr>
-          <w:rFonts w:hint="eastAsia" w:ascii="Times New Roman" w:hAnsi="Times New Roman" w:eastAsia="FangSong" w:cs="Times New Roman"/>
-        </w:rPr>
-        <w:t>不存在</w:t>
-      </w:r>
-      <w:r>
-        <w:rPr>
-          <w:rFonts w:hint="eastAsia" w:ascii="Times New Roman" w:hAnsi="Times New Roman" w:eastAsia="Times New Roman" w:cs="Times New Roman"/>
-        </w:rPr>
-        <w:t>”1-</w:t>
-      </w:r>
-      <w:r>
-        <w:rPr>
-          <w:rFonts w:hint="eastAsia" w:ascii="Times New Roman" w:hAnsi="Times New Roman" w:eastAsia="FangSong" w:cs="Times New Roman"/>
-        </w:rPr>
-        <w:t>溴丁烷</w:t>
-      </w:r>
-      <w:r>
-        <w:rPr>
-          <w:rFonts w:hint="eastAsia" w:ascii="Times New Roman" w:hAnsi="Times New Roman" w:eastAsia="Times New Roman" w:cs="Times New Roman"/>
-        </w:rPr>
-        <w:t>”。</w:t>
-      </w:r>
-    </w:p>
-    <w:p>
-      <w:pPr>
-        <w:pStyle w:val="Compact"/>
-        <w:numPr>
-          <w:ilvl w:val="1"/>
-          <w:numId w:val="1037"/>
-        </w:numPr>
-      </w:pPr>
-      <w:r>
-        <w:rPr>
-          <w:rFonts w:hint="eastAsia" w:ascii="Times New Roman" w:hAnsi="Times New Roman" w:eastAsia="FangSong" w:cs="Times New Roman"/>
-        </w:rPr>
-        <w:t>反马氏规则</w:t>
-      </w:r>
-      <w:r>
-        <w:rPr>
-          <w:rFonts w:hint="eastAsia" w:ascii="Times New Roman" w:hAnsi="Times New Roman" w:eastAsia="Times New Roman" w:cs="Times New Roman"/>
-        </w:rPr>
-        <w:t>（Br</w:t>
-      </w:r>
-      <w:r>
-        <w:rPr>
-          <w:rFonts w:ascii="Times New Roman" w:hAnsi="Times New Roman" w:eastAsia="Times New Roman" w:cs="Times New Roman"/>
-        </w:rPr>
-        <w:t xml:space="preserve"> </w:t>
-      </w:r>
-      <w:r>
-        <w:rPr>
-          <w:rFonts w:hint="eastAsia" w:ascii="Times New Roman" w:hAnsi="Times New Roman" w:eastAsia="FangSong" w:cs="Times New Roman"/>
-        </w:rPr>
-        <w:t xml:space="preserve">加到含</w:t>
-      </w:r>
-      <w:r>
-        <w:rPr>
-          <w:rFonts w:ascii="Times New Roman" w:hAnsi="Times New Roman" w:eastAsia="Times New Roman" w:cs="Times New Roman"/>
-        </w:rPr>
-        <w:t xml:space="preserve"> H </w:t>
-      </w:r>
-      <w:r>
-        <w:rPr>
-          <w:rFonts w:hint="eastAsia" w:ascii="Times New Roman" w:hAnsi="Times New Roman" w:eastAsia="FangSong" w:cs="Times New Roman"/>
-        </w:rPr>
-        <w:t>多的碳</w:t>
-      </w:r>
-      <w:r>
-        <w:rPr>
-          <w:rFonts w:hint="eastAsia" w:ascii="Times New Roman" w:hAnsi="Times New Roman" w:eastAsia="Times New Roman" w:cs="Times New Roman"/>
-        </w:rPr>
-        <w:t>）</w:t>
-      </w:r>
-      <w:r>
-        <w:rPr>
-          <w:rFonts w:hint="eastAsia" w:ascii="Times New Roman" w:hAnsi="Times New Roman" w:eastAsia="FangSong" w:cs="Times New Roman"/>
-        </w:rPr>
-        <w:t>只对不对称烯烃</w:t>
-      </w:r>
-      <w:r>
-        <w:rPr>
-          <w:rFonts w:hint="eastAsia" w:ascii="Times New Roman" w:hAnsi="Times New Roman" w:eastAsia="Times New Roman" w:cs="Times New Roman"/>
-        </w:rPr>
-        <w:t>（</w:t>
-      </w:r>
-      <w:r>
-        <w:rPr>
-          <w:rFonts w:hint="eastAsia" w:ascii="Times New Roman" w:hAnsi="Times New Roman" w:eastAsia="FangSong" w:cs="Times New Roman"/>
-        </w:rPr>
-        <w:t>如</w:t>
-      </w:r>
-      <w:r>
-        <w:rPr>
-          <w:rFonts w:ascii="Times New Roman" w:hAnsi="Times New Roman" w:eastAsia="Times New Roman" w:cs="Times New Roman"/>
-        </w:rPr>
-        <w:t xml:space="preserve"> </w:t>
-      </w:r>
-      <w:r>
-        <w:rPr>
-          <w:rFonts w:hint="eastAsia" w:ascii="Times New Roman" w:hAnsi="Times New Roman" w:eastAsia="Times New Roman" w:cs="Times New Roman"/>
-        </w:rPr>
-        <w:t>1-</w:t>
-      </w:r>
-      <w:r>
-        <w:rPr>
-          <w:rFonts w:hint="eastAsia" w:ascii="Times New Roman" w:hAnsi="Times New Roman" w:eastAsia="FangSong" w:cs="Times New Roman"/>
-        </w:rPr>
-        <w:t>丁烯</w:t>
-      </w:r>
-      <w:r>
-        <w:rPr>
-          <w:rFonts w:hint="eastAsia" w:ascii="Times New Roman" w:hAnsi="Times New Roman" w:eastAsia="Times New Roman" w:cs="Times New Roman"/>
-        </w:rPr>
-        <w:t>）</w:t>
-      </w:r>
-      <w:r>
-        <w:rPr>
-          <w:rFonts w:hint="eastAsia" w:ascii="Times New Roman" w:hAnsi="Times New Roman" w:eastAsia="FangSong" w:cs="Times New Roman"/>
-        </w:rPr>
-        <w:t>才给出末端卤代产物</w:t>
-      </w:r>
-      <w:r>
-        <w:rPr>
-          <w:rFonts w:hint="eastAsia" w:ascii="Times New Roman" w:hAnsi="Times New Roman" w:eastAsia="Times New Roman" w:cs="Times New Roman"/>
-        </w:rPr>
-        <w:t>；2-</w:t>
-      </w:r>
-      <w:r>
-        <w:rPr>
-          <w:rFonts w:hint="eastAsia" w:ascii="Times New Roman" w:hAnsi="Times New Roman" w:eastAsia="FangSong" w:cs="Times New Roman"/>
-        </w:rPr>
-        <w:t>丁烯两端对称</w:t>
-      </w:r>
-      <w:r>
-        <w:rPr>
-          <w:rFonts w:hint="eastAsia" w:ascii="Times New Roman" w:hAnsi="Times New Roman" w:eastAsia="Times New Roman" w:cs="Times New Roman"/>
-        </w:rPr>
-        <w:t>，</w:t>
-      </w:r>
-      <w:r>
-        <w:rPr>
-          <w:rFonts w:hint="eastAsia" w:ascii="Times New Roman" w:hAnsi="Times New Roman" w:eastAsia="FangSong" w:cs="Times New Roman"/>
-        </w:rPr>
-        <w:t>反马氏无意义</w:t>
-      </w:r>
-      <w:r>
-        <w:rPr>
-          <w:rFonts w:hint="eastAsia" w:ascii="Times New Roman" w:hAnsi="Times New Roman" w:eastAsia="Times New Roman" w:cs="Times New Roman"/>
-        </w:rPr>
-        <w:t>。</w:t>
-      </w:r>
-    </w:p>
-    <w:p>
-      <w:pPr>
-        <w:pStyle w:val="Compact"/>
-        <w:numPr>
-          <w:ilvl w:val="1"/>
-          <w:numId w:val="1037"/>
-        </w:numPr>
-      </w:pPr>
-      <w:r>
-        <w:rPr>
-          <w:rFonts w:ascii="Times New Roman" w:hAnsi="Times New Roman" w:eastAsia="Times New Roman" w:cs="Times New Roman"/>
-        </w:rPr>
-        <w:t xml:space="preserve">C + NaOH/DMSO → </w:t>
+      <w:r>
+        <w:rPr>
+          <w:rFonts w:ascii="Times New Roman" w:hAnsi="Times New Roman" w:eastAsia="Times New Roman" w:cs="Times New Roman"/>
+        </w:rPr>
+        <w:t xml:space="preserve"> </w:t>
+      </w:r>
+      <w:r>
+        <w:rPr>
+          <w:rFonts w:ascii="Times New Roman" w:hAnsi="Times New Roman" w:eastAsia="Times New Roman" w:cs="Times New Roman"/>
+        </w:rPr>
+        <w:t xml:space="preserve">- C + NaOH/DMSO → </w:t>
       </w:r>
       <w:r>
         <w:rPr>
@@ -38555,7 +38735,7 @@
         <w:pStyle w:val="Compact"/>
         <w:numPr>
           <w:ilvl w:val="0"/>
-          <w:numId w:val="1038"/>
+          <w:numId w:val="1029"/>
         </w:numPr>
       </w:pPr>
       <w:r>
@@ -38660,7 +38840,7 @@
         <w:pStyle w:val="Compact"/>
         <w:numPr>
           <w:ilvl w:val="0"/>
-          <w:numId w:val="1038"/>
+          <w:numId w:val="1029"/>
         </w:numPr>
       </w:pPr>
       <w:r>
@@ -38771,7 +38951,7 @@
         <w:pStyle w:val="Compact"/>
         <w:numPr>
           <w:ilvl w:val="0"/>
-          <w:numId w:val="1038"/>
+          <w:numId w:val="1029"/>
         </w:numPr>
       </w:pPr>
       <w:r>
@@ -38828,7 +39008,7 @@
         <w:pStyle w:val="Compact"/>
         <w:numPr>
           <w:ilvl w:val="0"/>
-          <w:numId w:val="1038"/>
+          <w:numId w:val="1029"/>
         </w:numPr>
       </w:pPr>
       <w:r>
@@ -38909,7 +39089,7 @@
         <w:pStyle w:val="Compact"/>
         <w:numPr>
           <w:ilvl w:val="0"/>
-          <w:numId w:val="1038"/>
+          <w:numId w:val="1029"/>
         </w:numPr>
       </w:pPr>
       <w:r>
@@ -39770,261 +39950,6 @@
       </w:pPr>
     </w:lvl>
   </w:abstractNum>
-  <w:abstractNum w:abstractNumId="99731">
-    <w:nsid w:val="00A99731"/>
-    <w:multiLevelType w:val="multilevel"/>
-    <w:lvl w:ilvl="0">
-      <w:start w:val="1"/>
-      <w:numFmt w:val="lowerLetter"/>
-      <w:lvlText w:val="(%1)"/>
-      <w:lvlJc w:val="left"/>
-      <w:pPr>
-        <w:ind w:left="720" w:hanging="360"/>
-      </w:pPr>
-    </w:lvl>
-    <w:lvl w:ilvl="1">
-      <w:start w:val="1"/>
-      <w:numFmt w:val="lowerLetter"/>
-      <w:lvlText w:val="(%2)"/>
-      <w:lvlJc w:val="left"/>
-      <w:pPr>
-        <w:ind w:left="1440" w:hanging="360"/>
-      </w:pPr>
-    </w:lvl>
-    <w:lvl w:ilvl="2">
-      <w:start w:val="1"/>
-      <w:numFmt w:val="lowerLetter"/>
-      <w:lvlText w:val="(%3)"/>
-      <w:lvlJc w:val="left"/>
-      <w:pPr>
-        <w:ind w:left="2160" w:hanging="360"/>
-      </w:pPr>
-    </w:lvl>
-    <w:lvl w:ilvl="3">
-      <w:start w:val="1"/>
-      <w:numFmt w:val="lowerLetter"/>
-      <w:lvlText w:val="(%4)"/>
-      <w:lvlJc w:val="left"/>
-      <w:pPr>
-        <w:ind w:left="2880" w:hanging="360"/>
-      </w:pPr>
-    </w:lvl>
-    <w:lvl w:ilvl="4">
-      <w:start w:val="1"/>
-      <w:numFmt w:val="lowerLetter"/>
-      <w:lvlText w:val="(%5)"/>
-      <w:lvlJc w:val="left"/>
-      <w:pPr>
-        <w:ind w:left="3600" w:hanging="360"/>
-      </w:pPr>
-    </w:lvl>
-    <w:lvl w:ilvl="5">
-      <w:start w:val="1"/>
-      <w:numFmt w:val="lowerLetter"/>
-      <w:lvlText w:val="(%6)"/>
-      <w:lvlJc w:val="left"/>
-      <w:pPr>
-        <w:ind w:left="4320" w:hanging="360"/>
-      </w:pPr>
-    </w:lvl>
-    <w:lvl w:ilvl="6">
-      <w:start w:val="1"/>
-      <w:numFmt w:val="lowerLetter"/>
-      <w:lvlText w:val="(%7)"/>
-      <w:lvlJc w:val="left"/>
-      <w:pPr>
-        <w:ind w:left="5040" w:hanging="360"/>
-      </w:pPr>
-    </w:lvl>
-    <w:lvl w:ilvl="7">
-      <w:start w:val="1"/>
-      <w:numFmt w:val="lowerLetter"/>
-      <w:lvlText w:val="(%8)"/>
-      <w:lvlJc w:val="left"/>
-      <w:pPr>
-        <w:ind w:left="5760" w:hanging="360"/>
-      </w:pPr>
-    </w:lvl>
-    <w:lvl w:ilvl="8">
-      <w:start w:val="1"/>
-      <w:numFmt w:val="lowerLetter"/>
-      <w:lvlText w:val="(%9)"/>
-      <w:lvlJc w:val="left"/>
-      <w:pPr>
-        <w:ind w:left="6480" w:hanging="360"/>
-      </w:pPr>
-    </w:lvl>
-  </w:abstractNum>
-  <w:abstractNum w:abstractNumId="99414">
-    <w:nsid w:val="00A99414"/>
-    <w:multiLevelType w:val="multilevel"/>
-    <w:lvl w:ilvl="0">
-      <w:start w:val="4"/>
-      <w:numFmt w:val="decimal"/>
-      <w:lvlText w:val="%1."/>
-      <w:lvlJc w:val="left"/>
-      <w:pPr>
-        <w:ind w:left="720" w:hanging="360"/>
-      </w:pPr>
-    </w:lvl>
-    <w:lvl w:ilvl="1">
-      <w:start w:val="4"/>
-      <w:numFmt w:val="decimal"/>
-      <w:lvlText w:val="%2."/>
-      <w:lvlJc w:val="left"/>
-      <w:pPr>
-        <w:ind w:left="1440" w:hanging="360"/>
-      </w:pPr>
-    </w:lvl>
-    <w:lvl w:ilvl="2">
-      <w:start w:val="4"/>
-      <w:numFmt w:val="decimal"/>
-      <w:lvlText w:val="%3."/>
-      <w:lvlJc w:val="left"/>
-      <w:pPr>
-        <w:ind w:left="2160" w:hanging="360"/>
-      </w:pPr>
-    </w:lvl>
-    <w:lvl w:ilvl="3">
-      <w:start w:val="4"/>
-      <w:numFmt w:val="decimal"/>
-      <w:lvlText w:val="%4."/>
-      <w:lvlJc w:val="left"/>
-      <w:pPr>
-        <w:ind w:left="2880" w:hanging="360"/>
-      </w:pPr>
-    </w:lvl>
-    <w:lvl w:ilvl="4">
-      <w:start w:val="4"/>
-      <w:numFmt w:val="decimal"/>
-      <w:lvlText w:val="%5."/>
-      <w:lvlJc w:val="left"/>
-      <w:pPr>
-        <w:ind w:left="3600" w:hanging="360"/>
-      </w:pPr>
-    </w:lvl>
-    <w:lvl w:ilvl="5">
-      <w:start w:val="4"/>
-      <w:numFmt w:val="decimal"/>
-      <w:lvlText w:val="%6."/>
-      <w:lvlJc w:val="left"/>
-      <w:pPr>
-        <w:ind w:left="4320" w:hanging="360"/>
-      </w:pPr>
-    </w:lvl>
-    <w:lvl w:ilvl="6">
-      <w:start w:val="4"/>
-      <w:numFmt w:val="decimal"/>
-      <w:lvlText w:val="%7."/>
-      <w:lvlJc w:val="left"/>
-      <w:pPr>
-        <w:ind w:left="5040" w:hanging="360"/>
-      </w:pPr>
-    </w:lvl>
-    <w:lvl w:ilvl="7">
-      <w:start w:val="4"/>
-      <w:numFmt w:val="decimal"/>
-      <w:lvlText w:val="%8."/>
-      <w:lvlJc w:val="left"/>
-      <w:pPr>
-        <w:ind w:left="5760" w:hanging="360"/>
-      </w:pPr>
-    </w:lvl>
-    <w:lvl w:ilvl="8">
-      <w:start w:val="4"/>
-      <w:numFmt w:val="decimal"/>
-      <w:lvlText w:val="%9."/>
-      <w:lvlJc w:val="left"/>
-      <w:pPr>
-        <w:ind w:left="6480" w:hanging="360"/>
-      </w:pPr>
-    </w:lvl>
-  </w:abstractNum>
-  <w:abstractNum w:abstractNumId="99418">
-    <w:nsid w:val="00A99418"/>
-    <w:multiLevelType w:val="multilevel"/>
-    <w:lvl w:ilvl="0">
-      <w:start w:val="8"/>
-      <w:numFmt w:val="decimal"/>
-      <w:lvlText w:val="%1."/>
-      <w:lvlJc w:val="left"/>
-      <w:pPr>
-        <w:ind w:left="720" w:hanging="360"/>
-      </w:pPr>
-    </w:lvl>
-    <w:lvl w:ilvl="1">
-      <w:start w:val="8"/>
-      <w:numFmt w:val="decimal"/>
-      <w:lvlText w:val="%2."/>
-      <w:lvlJc w:val="left"/>
-      <w:pPr>
-        <w:ind w:left="1440" w:hanging="360"/>
-      </w:pPr>
-    </w:lvl>
-    <w:lvl w:ilvl="2">
-      <w:start w:val="8"/>
-      <w:numFmt w:val="decimal"/>
-      <w:lvlText w:val="%3."/>
-      <w:lvlJc w:val="left"/>
-      <w:pPr>
-        <w:ind w:left="2160" w:hanging="360"/>
-      </w:pPr>
-    </w:lvl>
-    <w:lvl w:ilvl="3">
-      <w:start w:val="8"/>
-      <w:numFmt w:val="decimal"/>
-      <w:lvlText w:val="%4."/>
-      <w:lvlJc w:val="left"/>
-      <w:pPr>
-        <w:ind w:left="2880" w:hanging="360"/>
-      </w:pPr>
-    </w:lvl>
-    <w:lvl w:ilvl="4">
-      <w:start w:val="8"/>
-      <w:numFmt w:val="decimal"/>
-      <w:lvlText w:val="%5."/>
-      <w:lvlJc w:val="left"/>
-      <w:pPr>
-        <w:ind w:left="3600" w:hanging="360"/>
-      </w:pPr>
-    </w:lvl>
-    <w:lvl w:ilvl="5">
-      <w:start w:val="8"/>
-      <w:numFmt w:val="decimal"/>
-      <w:lvlText w:val="%6."/>
-      <w:lvlJc w:val="left"/>
-      <w:pPr>
-        <w:ind w:left="4320" w:hanging="360"/>
-      </w:pPr>
-    </w:lvl>
-    <w:lvl w:ilvl="6">
-      <w:start w:val="8"/>
-      <w:numFmt w:val="decimal"/>
-      <w:lvlText w:val="%7."/>
-      <w:lvlJc w:val="left"/>
-      <w:pPr>
-        <w:ind w:left="5040" w:hanging="360"/>
-      </w:pPr>
-    </w:lvl>
-    <w:lvl w:ilvl="7">
-      <w:start w:val="8"/>
-      <w:numFmt w:val="decimal"/>
-      <w:lvlText w:val="%8."/>
-      <w:lvlJc w:val="left"/>
-      <w:pPr>
-        <w:ind w:left="5760" w:hanging="360"/>
-      </w:pPr>
-    </w:lvl>
-    <w:lvl w:ilvl="8">
-      <w:start w:val="8"/>
-      <w:numFmt w:val="decimal"/>
-      <w:lvlText w:val="%9."/>
-      <w:lvlJc w:val="left"/>
-      <w:pPr>
-        <w:ind w:left="6480" w:hanging="360"/>
-      </w:pPr>
-    </w:lvl>
-  </w:abstractNum>
   <w:num w:numId="1000">
     <w:abstractNumId w:val="990"/>
   </w:num>
@@ -40275,249 +40200,6 @@
     <w:abstractNumId w:val="991"/>
   </w:num>
   <w:num w:numId="1029">
-    <w:abstractNumId w:val="99411"/>
-    <w:lvlOverride w:ilvl="0">
-      <w:startOverride w:val="1"/>
-    </w:lvlOverride>
-    <w:lvlOverride w:ilvl="1">
-      <w:startOverride w:val="1"/>
-    </w:lvlOverride>
-    <w:lvlOverride w:ilvl="2">
-      <w:startOverride w:val="1"/>
-    </w:lvlOverride>
-    <w:lvlOverride w:ilvl="3">
-      <w:startOverride w:val="1"/>
-    </w:lvlOverride>
-    <w:lvlOverride w:ilvl="4">
-      <w:startOverride w:val="1"/>
-    </w:lvlOverride>
-    <w:lvlOverride w:ilvl="5">
-      <w:startOverride w:val="1"/>
-    </w:lvlOverride>
-    <w:lvlOverride w:ilvl="6">
-      <w:startOverride w:val="1"/>
-    </w:lvlOverride>
-    <w:lvlOverride w:ilvl="7">
-      <w:startOverride w:val="1"/>
-    </w:lvlOverride>
-    <w:lvlOverride w:ilvl="8">
-      <w:startOverride w:val="1"/>
-    </w:lvlOverride>
-  </w:num>
-  <w:num w:numId="1030">
-    <w:abstractNumId w:val="99731"/>
-    <w:lvlOverride w:ilvl="0">
-      <w:startOverride w:val="1"/>
-    </w:lvlOverride>
-    <w:lvlOverride w:ilvl="1">
-      <w:startOverride w:val="1"/>
-    </w:lvlOverride>
-    <w:lvlOverride w:ilvl="2">
-      <w:startOverride w:val="1"/>
-    </w:lvlOverride>
-    <w:lvlOverride w:ilvl="3">
-      <w:startOverride w:val="1"/>
-    </w:lvlOverride>
-    <w:lvlOverride w:ilvl="4">
-      <w:startOverride w:val="1"/>
-    </w:lvlOverride>
-    <w:lvlOverride w:ilvl="5">
-      <w:startOverride w:val="1"/>
-    </w:lvlOverride>
-    <w:lvlOverride w:ilvl="6">
-      <w:startOverride w:val="1"/>
-    </w:lvlOverride>
-    <w:lvlOverride w:ilvl="7">
-      <w:startOverride w:val="1"/>
-    </w:lvlOverride>
-    <w:lvlOverride w:ilvl="8">
-      <w:startOverride w:val="1"/>
-    </w:lvlOverride>
-  </w:num>
-  <w:num w:numId="1031">
-    <w:abstractNumId w:val="99414"/>
-    <w:lvlOverride w:ilvl="0">
-      <w:startOverride w:val="4"/>
-    </w:lvlOverride>
-    <w:lvlOverride w:ilvl="1">
-      <w:startOverride w:val="4"/>
-    </w:lvlOverride>
-    <w:lvlOverride w:ilvl="2">
-      <w:startOverride w:val="4"/>
-    </w:lvlOverride>
-    <w:lvlOverride w:ilvl="3">
-      <w:startOverride w:val="4"/>
-    </w:lvlOverride>
-    <w:lvlOverride w:ilvl="4">
-      <w:startOverride w:val="4"/>
-    </w:lvlOverride>
-    <w:lvlOverride w:ilvl="5">
-      <w:startOverride w:val="4"/>
-    </w:lvlOverride>
-    <w:lvlOverride w:ilvl="6">
-      <w:startOverride w:val="4"/>
-    </w:lvlOverride>
-    <w:lvlOverride w:ilvl="7">
-      <w:startOverride w:val="4"/>
-    </w:lvlOverride>
-    <w:lvlOverride w:ilvl="8">
-      <w:startOverride w:val="4"/>
-    </w:lvlOverride>
-  </w:num>
-  <w:num w:numId="1032">
-    <w:abstractNumId w:val="99418"/>
-    <w:lvlOverride w:ilvl="0">
-      <w:startOverride w:val="8"/>
-    </w:lvlOverride>
-    <w:lvlOverride w:ilvl="1">
-      <w:startOverride w:val="8"/>
-    </w:lvlOverride>
-    <w:lvlOverride w:ilvl="2">
-      <w:startOverride w:val="8"/>
-    </w:lvlOverride>
-    <w:lvlOverride w:ilvl="3">
-      <w:startOverride w:val="8"/>
-    </w:lvlOverride>
-    <w:lvlOverride w:ilvl="4">
-      <w:startOverride w:val="8"/>
-    </w:lvlOverride>
-    <w:lvlOverride w:ilvl="5">
-      <w:startOverride w:val="8"/>
-    </w:lvlOverride>
-    <w:lvlOverride w:ilvl="6">
-      <w:startOverride w:val="8"/>
-    </w:lvlOverride>
-    <w:lvlOverride w:ilvl="7">
-      <w:startOverride w:val="8"/>
-    </w:lvlOverride>
-    <w:lvlOverride w:ilvl="8">
-      <w:startOverride w:val="8"/>
-    </w:lvlOverride>
-  </w:num>
-  <w:num w:numId="1033">
-    <w:abstractNumId w:val="99731"/>
-    <w:lvlOverride w:ilvl="0">
-      <w:startOverride w:val="1"/>
-    </w:lvlOverride>
-    <w:lvlOverride w:ilvl="1">
-      <w:startOverride w:val="1"/>
-    </w:lvlOverride>
-    <w:lvlOverride w:ilvl="2">
-      <w:startOverride w:val="1"/>
-    </w:lvlOverride>
-    <w:lvlOverride w:ilvl="3">
-      <w:startOverride w:val="1"/>
-    </w:lvlOverride>
-    <w:lvlOverride w:ilvl="4">
-      <w:startOverride w:val="1"/>
-    </w:lvlOverride>
-    <w:lvlOverride w:ilvl="5">
-      <w:startOverride w:val="1"/>
-    </w:lvlOverride>
-    <w:lvlOverride w:ilvl="6">
-      <w:startOverride w:val="1"/>
-    </w:lvlOverride>
-    <w:lvlOverride w:ilvl="7">
-      <w:startOverride w:val="1"/>
-    </w:lvlOverride>
-    <w:lvlOverride w:ilvl="8">
-      <w:startOverride w:val="1"/>
-    </w:lvlOverride>
-  </w:num>
-  <w:num w:numId="1034">
-    <w:abstractNumId w:val="99411"/>
-    <w:lvlOverride w:ilvl="0">
-      <w:startOverride w:val="1"/>
-    </w:lvlOverride>
-    <w:lvlOverride w:ilvl="1">
-      <w:startOverride w:val="1"/>
-    </w:lvlOverride>
-    <w:lvlOverride w:ilvl="2">
-      <w:startOverride w:val="1"/>
-    </w:lvlOverride>
-    <w:lvlOverride w:ilvl="3">
-      <w:startOverride w:val="1"/>
-    </w:lvlOverride>
-    <w:lvlOverride w:ilvl="4">
-      <w:startOverride w:val="1"/>
-    </w:lvlOverride>
-    <w:lvlOverride w:ilvl="5">
-      <w:startOverride w:val="1"/>
-    </w:lvlOverride>
-    <w:lvlOverride w:ilvl="6">
-      <w:startOverride w:val="1"/>
-    </w:lvlOverride>
-    <w:lvlOverride w:ilvl="7">
-      <w:startOverride w:val="1"/>
-    </w:lvlOverride>
-    <w:lvlOverride w:ilvl="8">
-      <w:startOverride w:val="1"/>
-    </w:lvlOverride>
-  </w:num>
-  <w:num w:numId="1035">
-    <w:abstractNumId w:val="99731"/>
-    <w:lvlOverride w:ilvl="0">
-      <w:startOverride w:val="1"/>
-    </w:lvlOverride>
-    <w:lvlOverride w:ilvl="1">
-      <w:startOverride w:val="1"/>
-    </w:lvlOverride>
-    <w:lvlOverride w:ilvl="2">
-      <w:startOverride w:val="1"/>
-    </w:lvlOverride>
-    <w:lvlOverride w:ilvl="3">
-      <w:startOverride w:val="1"/>
-    </w:lvlOverride>
-    <w:lvlOverride w:ilvl="4">
-      <w:startOverride w:val="1"/>
-    </w:lvlOverride>
-    <w:lvlOverride w:ilvl="5">
-      <w:startOverride w:val="1"/>
-    </w:lvlOverride>
-    <w:lvlOverride w:ilvl="6">
-      <w:startOverride w:val="1"/>
-    </w:lvlOverride>
-    <w:lvlOverride w:ilvl="7">
-      <w:startOverride w:val="1"/>
-    </w:lvlOverride>
-    <w:lvlOverride w:ilvl="8">
-      <w:startOverride w:val="1"/>
-    </w:lvlOverride>
-  </w:num>
-  <w:num w:numId="1036">
-    <w:abstractNumId w:val="99731"/>
-    <w:lvlOverride w:ilvl="0">
-      <w:startOverride w:val="1"/>
-    </w:lvlOverride>
-    <w:lvlOverride w:ilvl="1">
-      <w:startOverride w:val="1"/>
-    </w:lvlOverride>
-    <w:lvlOverride w:ilvl="2">
-      <w:startOverride w:val="1"/>
-    </w:lvlOverride>
-    <w:lvlOverride w:ilvl="3">
-      <w:startOverride w:val="1"/>
-    </w:lvlOverride>
-    <w:lvlOverride w:ilvl="4">
-      <w:startOverride w:val="1"/>
-    </w:lvlOverride>
-    <w:lvlOverride w:ilvl="5">
-      <w:startOverride w:val="1"/>
-    </w:lvlOverride>
-    <w:lvlOverride w:ilvl="6">
-      <w:startOverride w:val="1"/>
-    </w:lvlOverride>
-    <w:lvlOverride w:ilvl="7">
-      <w:startOverride w:val="1"/>
-    </w:lvlOverride>
-    <w:lvlOverride w:ilvl="8">
-      <w:startOverride w:val="1"/>
-    </w:lvlOverride>
-  </w:num>
-  <w:num w:numId="1037">
-    <w:abstractNumId w:val="991"/>
-  </w:num>
-  <w:num w:numId="1038">
     <w:abstractNumId w:val="991"/>
   </w:num>
 </w:numbering>

--- a/06-学生侧材料/讲义/6-有机化学/亲核取代与消除反应.docx
+++ b/06-学生侧材料/讲义/6-有机化学/亲核取代与消除反应.docx
@@ -20935,7 +20935,7 @@
     </w:tbl>
     <w:p>
       <w:pPr>
-        <w:pStyle w:val="BodyText"/>
+        <w:pStyle w:val="BlockText"/>
         <w:spacing w:before="120"/>
       </w:pPr>
       <w:r>

--- a/06-学生侧材料/讲义/6-有机化学/亲核取代与消除反应.docx
+++ b/06-学生侧材料/讲义/6-有机化学/亲核取代与消除反应.docx
@@ -35570,7 +35570,7 @@
               <w:rPr>
                 <w:rFonts w:ascii="Times New Roman" w:hAnsi="Times New Roman" w:eastAsia="Times New Roman" w:cs="Times New Roman"/>
               </w:rPr>
-              <w:t xml:space="preserve">❌ </w:t>
+              <w:t xml:space="preserve">✗ </w:t>
             </w:r>
             <w:r>
               <w:rPr>
@@ -35656,7 +35656,7 @@
               <w:rPr>
                 <w:rFonts w:ascii="Times New Roman" w:hAnsi="Times New Roman" w:eastAsia="Times New Roman" w:cs="Times New Roman"/>
               </w:rPr>
-              <w:t xml:space="preserve">❌ </w:t>
+              <w:t xml:space="preserve">✗ </w:t>
             </w:r>
             <w:r>
               <w:rPr>

--- a/06-学生侧材料/讲义/6-有机化学/亲核取代与消除反应.docx
+++ b/06-学生侧材料/讲义/6-有机化学/亲核取代与消除反应.docx
@@ -32720,19 +32720,117 @@
         <w:rPr>
           <w:rFonts w:hint="eastAsia" w:ascii="Times New Roman" w:hAnsi="Times New Roman" w:eastAsia="Times New Roman" w:cs="Times New Roman"/>
         </w:rPr>
-        <w:t>（ΔS‡(E)</w:t>
-      </w:r>
-      <w:r>
-        <w:rPr>
-          <w:rFonts w:ascii="Times New Roman" w:hAnsi="Times New Roman" w:eastAsia="Times New Roman" w:cs="Times New Roman"/>
-        </w:rPr>
-        <w:t xml:space="preserve"> &gt; </w:t>
-      </w:r>
-      <w:r>
-        <w:rPr>
-          <w:rFonts w:hint="eastAsia" w:ascii="Times New Roman" w:hAnsi="Times New Roman" w:eastAsia="Times New Roman" w:cs="Times New Roman"/>
-        </w:rPr>
-        <w:t xml:space="preserve">ΔS‡(SN)）</w:t>
+        <w:t>（</w:t>
+      </w:r>
+      <w:r>
+        <w:rPr>
+          <w:rFonts w:hint="eastAsia" w:ascii="Times New Roman" w:hAnsi="Times New Roman" w:eastAsia="FangSong" w:cs="Times New Roman"/>
+        </w:rPr>
+        <w:t>消除使粒子数</w:t>
+      </w:r>
+      <w:r>
+        <w:rPr>
+          <w:rFonts w:ascii="Times New Roman" w:hAnsi="Times New Roman" w:eastAsia="Times New Roman" w:cs="Times New Roman"/>
+        </w:rPr>
+        <w:t xml:space="preserve"> </w:t>
+      </w:r>
+      <w:r>
+        <w:rPr>
+          <w:rFonts w:ascii="Times New Roman" w:hAnsi="Times New Roman" w:eastAsia="Times New Roman" w:cs="Times New Roman"/>
+          <w:b/>
+          <w:bCs/>
+        </w:rPr>
+        <w:t xml:space="preserve">2→3</w:t>
+      </w:r>
+      <w:r>
+        <w:rPr>
+          <w:rFonts w:hint="eastAsia" w:ascii="Times New Roman" w:hAnsi="Times New Roman" w:eastAsia="Times New Roman" w:cs="Times New Roman"/>
+        </w:rPr>
+        <w:t>、</w:t>
+      </w:r>
+      <w:r>
+        <w:rPr>
+          <w:rFonts w:hint="eastAsia" w:ascii="Times New Roman" w:hAnsi="Times New Roman" w:eastAsia="FangSong" w:cs="Times New Roman"/>
+        </w:rPr>
+        <w:t>取代为</w:t>
+      </w:r>
+      <w:r>
+        <w:rPr>
+          <w:rFonts w:ascii="Times New Roman" w:hAnsi="Times New Roman" w:eastAsia="Times New Roman" w:cs="Times New Roman"/>
+        </w:rPr>
+        <w:t xml:space="preserve"> </w:t>
+      </w:r>
+      <w:r>
+        <w:rPr>
+          <w:rFonts w:hint="eastAsia" w:ascii="Times New Roman" w:hAnsi="Times New Roman" w:eastAsia="Times New Roman" w:cs="Times New Roman"/>
+        </w:rPr>
+        <w:t>2→2，</w:t>
+      </w:r>
+      <w:r>
+        <w:rPr>
+          <w:rFonts w:hint="eastAsia" w:ascii="Times New Roman" w:hAnsi="Times New Roman" w:eastAsia="FangSong" w:cs="Times New Roman"/>
+        </w:rPr>
+        <w:t>故消除的</w:t>
+      </w:r>
+      <w:r>
+        <w:rPr>
+          <w:rFonts w:ascii="Times New Roman" w:hAnsi="Times New Roman" w:eastAsia="Times New Roman" w:cs="Times New Roman"/>
+        </w:rPr>
+        <w:t xml:space="preserve"> ΔS </w:t>
+      </w:r>
+      <w:r>
+        <w:rPr>
+          <w:rFonts w:hint="eastAsia" w:ascii="Times New Roman" w:hAnsi="Times New Roman" w:eastAsia="FangSong" w:cs="Times New Roman"/>
+        </w:rPr>
+        <w:t>更正</w:t>
+      </w:r>
+      <w:r>
+        <w:rPr>
+          <w:rFonts w:hint="eastAsia" w:ascii="Times New Roman" w:hAnsi="Times New Roman" w:eastAsia="Times New Roman" w:cs="Times New Roman"/>
+        </w:rPr>
+        <w:t>；</w:t>
+      </w:r>
+      <w:r>
+        <w:rPr>
+          <w:rFonts w:hint="eastAsia" w:ascii="Times New Roman" w:hAnsi="Times New Roman" w:eastAsia="FangSong" w:cs="Times New Roman"/>
+        </w:rPr>
+        <w:t>由</w:t>
+      </w:r>
+      <w:r>
+        <w:rPr>
+          <w:rFonts w:ascii="Times New Roman" w:hAnsi="Times New Roman" w:eastAsia="Times New Roman" w:cs="Times New Roman"/>
+        </w:rPr>
+        <w:t xml:space="preserve"> ΔG = ΔH - </w:t>
+      </w:r>
+      <w:r>
+        <w:rPr>
+          <w:rFonts w:hint="eastAsia" w:ascii="Times New Roman" w:hAnsi="Times New Roman" w:eastAsia="Times New Roman" w:cs="Times New Roman"/>
+        </w:rPr>
+        <w:t>TΔS，</w:t>
+      </w:r>
+      <w:r>
+        <w:rPr>
+          <w:rFonts w:hint="eastAsia" w:ascii="Times New Roman" w:hAnsi="Times New Roman" w:eastAsia="FangSong" w:cs="Times New Roman"/>
+        </w:rPr>
+        <w:t>高温下</w:t>
+      </w:r>
+      <w:r>
+        <w:rPr>
+          <w:rFonts w:ascii="Times New Roman" w:hAnsi="Times New Roman" w:eastAsia="Times New Roman" w:cs="Times New Roman"/>
+        </w:rPr>
+        <w:t xml:space="preserve"> -TΔS </w:t>
+      </w:r>
+      <w:r>
+        <w:rPr>
+          <w:rFonts w:hint="eastAsia" w:ascii="Times New Roman" w:hAnsi="Times New Roman" w:eastAsia="FangSong" w:cs="Times New Roman"/>
+        </w:rPr>
+        <w:t>项对消除更有利</w:t>
+      </w:r>
+      <w:r>
+        <w:rPr>
+          <w:rFonts w:hint="eastAsia" w:ascii="Times New Roman" w:hAnsi="Times New Roman" w:eastAsia="Times New Roman" w:cs="Times New Roman"/>
+        </w:rPr>
+        <w:t>）</w:t>
       </w:r>
     </w:p>
     <w:p>
@@ -32949,7 +33047,19 @@
         <w:rPr>
           <w:rFonts w:hint="eastAsia" w:ascii="Times New Roman" w:hAnsi="Times New Roman" w:eastAsia="FangSong" w:cs="Times New Roman"/>
         </w:rPr>
-        <w:t>一级甲基</w:t>
+        <w:t>甲基</w:t>
+      </w:r>
+      <w:r>
+        <w:rPr>
+          <w:rFonts w:hint="eastAsia" w:ascii="Times New Roman" w:hAnsi="Times New Roman" w:eastAsia="Times New Roman" w:cs="Times New Roman"/>
+        </w:rPr>
+        <w:t>、</w:t>
+      </w:r>
+      <w:r>
+        <w:rPr>
+          <w:rFonts w:hint="eastAsia" w:ascii="Times New Roman" w:hAnsi="Times New Roman" w:eastAsia="FangSong" w:cs="Times New Roman"/>
+        </w:rPr>
+        <w:t>一级走</w:t>
       </w:r>
       <w:r>
         <w:rPr>
@@ -33310,7 +33420,8 @@
     <w:tbl>
       <w:tblPr>
         <w:tblStyle w:val="Table"/>
-        <w:tblW w:type="auto" w:w="0"/>
+        <w:tblW w:type="pct" w:w="5000"/>
+        <w:tblLayout w:type="fixed"/>
         <w:tblLook w:firstRow="1" w:lastRow="0" w:firstColumn="0" w:lastColumn="0" w:noHBand="0" w:noVBand="0" w:val="0020"/>
       </w:tblPr>
       <w:tblGrid>
@@ -33829,7 +33940,7 @@
               <w:rPr>
                 <w:rFonts w:ascii="Times New Roman" w:hAnsi="Times New Roman" w:eastAsia="Times New Roman" w:cs="Times New Roman"/>
               </w:rPr>
-              <w:t xml:space="preserve">1° &gt; 2° &gt; 3°</w:t>
+              <w:t xml:space="preserve">3° &gt; 2° &gt; 1°</w:t>
             </w:r>
           </w:p>
         </w:tc>
@@ -33987,7 +34098,25 @@
               <w:rPr>
                 <w:rFonts w:hint="eastAsia" w:ascii="Times New Roman" w:hAnsi="Times New Roman" w:eastAsia="FangSong" w:cs="Times New Roman"/>
               </w:rPr>
-              <w:t xml:space="preserve">非质子优先</w:t>
+              <w:t>醇类或非质子均可</w:t>
+            </w:r>
+            <w:r>
+              <w:rPr>
+                <w:rFonts w:hint="eastAsia" w:ascii="Times New Roman" w:hAnsi="Times New Roman" w:eastAsia="Times New Roman" w:cs="Times New Roman"/>
+              </w:rPr>
+              <w:t>（</w:t>
+            </w:r>
+            <w:r>
+              <w:rPr>
+                <w:rFonts w:hint="eastAsia" w:ascii="Times New Roman" w:hAnsi="Times New Roman" w:eastAsia="FangSong" w:cs="Times New Roman"/>
+              </w:rPr>
+              <w:t>关键在强碱</w:t>
+            </w:r>
+            <w:r>
+              <w:rPr>
+                <w:rFonts w:hint="eastAsia" w:ascii="Times New Roman" w:hAnsi="Times New Roman" w:eastAsia="Times New Roman" w:cs="Times New Roman"/>
+              </w:rPr>
+              <w:t>）</w:t>
             </w:r>
           </w:p>
         </w:tc>
@@ -34057,7 +34186,49 @@
               <w:rPr>
                 <w:rFonts w:hint="eastAsia" w:ascii="Times New Roman" w:hAnsi="Times New Roman" w:eastAsia="FangSong" w:cs="Times New Roman"/>
               </w:rPr>
-              <w:t xml:space="preserve">外消旋偏翻转</w:t>
+              <w:t>接近外消旋</w:t>
+            </w:r>
+            <w:r>
+              <w:rPr>
+                <w:rFonts w:hint="eastAsia" w:ascii="Times New Roman" w:hAnsi="Times New Roman" w:eastAsia="Times New Roman" w:cs="Times New Roman"/>
+              </w:rPr>
+              <w:t>（</w:t>
+            </w:r>
+            <w:r>
+              <w:rPr>
+                <w:rFonts w:hint="eastAsia" w:ascii="Times New Roman" w:hAnsi="Times New Roman" w:eastAsia="FangSong" w:cs="Times New Roman"/>
+              </w:rPr>
+              <w:t>常略偏翻转</w:t>
+            </w:r>
+            <w:r>
+              <w:rPr>
+                <w:rFonts w:hint="eastAsia" w:ascii="Times New Roman" w:hAnsi="Times New Roman" w:eastAsia="Times New Roman" w:cs="Times New Roman"/>
+              </w:rPr>
+              <w:t>，</w:t>
+            </w:r>
+            <w:r>
+              <w:rPr>
+                <w:rFonts w:hint="eastAsia" w:ascii="Times New Roman" w:hAnsi="Times New Roman" w:eastAsia="FangSong" w:cs="Times New Roman"/>
+              </w:rPr>
+              <w:t>比例依离子对</w:t>
+            </w:r>
+            <w:r>
+              <w:rPr>
+                <w:rFonts w:hint="eastAsia" w:ascii="Times New Roman" w:hAnsi="Times New Roman" w:eastAsia="Times New Roman" w:cs="Times New Roman"/>
+              </w:rPr>
+              <w:t>/</w:t>
+            </w:r>
+            <w:r>
+              <w:rPr>
+                <w:rFonts w:hint="eastAsia" w:ascii="Times New Roman" w:hAnsi="Times New Roman" w:eastAsia="FangSong" w:cs="Times New Roman"/>
+              </w:rPr>
+              <w:t>溶剂而定</w:t>
+            </w:r>
+            <w:r>
+              <w:rPr>
+                <w:rFonts w:hint="eastAsia" w:ascii="Times New Roman" w:hAnsi="Times New Roman" w:eastAsia="Times New Roman" w:cs="Times New Roman"/>
+              </w:rPr>
+              <w:t>）</w:t>
             </w:r>
           </w:p>
         </w:tc>
@@ -34253,8 +34424,144 @@
     </w:tbl>
     <w:p>
       <w:pPr>
+        <w:pStyle w:val="BodyText"/>
+        <w:spacing w:before="120"/>
+      </w:pPr>
+      <w:r>
+        <w:rPr>
+          <w:rFonts w:hint="eastAsia" w:ascii="Times New Roman" w:hAnsi="Times New Roman" w:eastAsia="FangSong" w:cs="Times New Roman"/>
+          <w:b/>
+          <w:bCs/>
+        </w:rPr>
+        <w:t xml:space="preserve">注意</w:t>
+      </w:r>
+      <w:r>
+        <w:rPr>
+          <w:rFonts w:ascii="Times New Roman" w:hAnsi="Times New Roman" w:eastAsia="Times New Roman" w:cs="Times New Roman"/>
+          <w:b/>
+          <w:bCs/>
+        </w:rPr>
+        <w:t xml:space="preserve"> E2 </w:t>
+      </w:r>
+      <w:r>
+        <w:rPr>
+          <w:rFonts w:hint="eastAsia" w:ascii="Times New Roman" w:hAnsi="Times New Roman" w:eastAsia="FangSong" w:cs="Times New Roman"/>
+          <w:b/>
+          <w:bCs/>
+        </w:rPr>
+        <w:t xml:space="preserve">与</w:t>
+      </w:r>
+      <w:r>
+        <w:rPr>
+          <w:rFonts w:ascii="Times New Roman" w:hAnsi="Times New Roman" w:eastAsia="Times New Roman" w:cs="Times New Roman"/>
+          <w:b/>
+          <w:bCs/>
+        </w:rPr>
+        <w:t xml:space="preserve"> SN2 </w:t>
+      </w:r>
+      <w:r>
+        <w:rPr>
+          <w:rFonts w:hint="eastAsia" w:ascii="Times New Roman" w:hAnsi="Times New Roman" w:eastAsia="FangSong" w:cs="Times New Roman"/>
+          <w:b/>
+          <w:bCs/>
+        </w:rPr>
+        <w:t xml:space="preserve">的底物活性顺序相反</w:t>
+      </w:r>
+      <w:r>
+        <w:rPr>
+          <w:rFonts w:hint="eastAsia" w:ascii="Times New Roman" w:hAnsi="Times New Roman" w:eastAsia="Times New Roman" w:cs="Times New Roman"/>
+        </w:rPr>
+        <w:t xml:space="preserve">：SN2</w:t>
+      </w:r>
+      <w:r>
+        <w:rPr>
+          <w:rFonts w:ascii="Times New Roman" w:hAnsi="Times New Roman" w:eastAsia="Times New Roman" w:cs="Times New Roman"/>
+        </w:rPr>
+        <w:t xml:space="preserve"> </w:t>
+      </w:r>
+      <w:r>
+        <w:rPr>
+          <w:rFonts w:hint="eastAsia" w:ascii="Times New Roman" w:hAnsi="Times New Roman" w:eastAsia="FangSong" w:cs="Times New Roman"/>
+        </w:rPr>
+        <w:t>由位阻控制</w:t>
+      </w:r>
+      <w:r>
+        <w:rPr>
+          <w:rFonts w:hint="eastAsia" w:ascii="Times New Roman" w:hAnsi="Times New Roman" w:eastAsia="Times New Roman" w:cs="Times New Roman"/>
+        </w:rPr>
+        <w:t>（CH</w:t>
+      </w:r>
+      <w:r>
+        <w:rPr>
+          <w:rFonts w:hint="eastAsia" w:ascii="Times New Roman" w:hAnsi="Times New Roman" w:eastAsia="Times New Roman" w:cs="Times New Roman"/>
+          <w:vertAlign w:val="subscript"/>
+        </w:rPr>
+        <w:t>3</w:t>
+      </w:r>
+      <w:r>
+        <w:rPr>
+          <w:rFonts w:ascii="Times New Roman" w:hAnsi="Times New Roman" w:eastAsia="Times New Roman" w:cs="Times New Roman"/>
+        </w:rPr>
+        <w:t xml:space="preserve"> &gt; 1° &gt; </w:t>
+      </w:r>
+      <w:r>
+        <w:rPr>
+          <w:rFonts w:hint="eastAsia" w:ascii="Times New Roman" w:hAnsi="Times New Roman" w:eastAsia="Times New Roman" w:cs="Times New Roman"/>
+        </w:rPr>
+        <w:t xml:space="preserve">2°，3°</w:t>
+      </w:r>
+      <w:r>
+        <w:rPr>
+          <w:rFonts w:ascii="Times New Roman" w:hAnsi="Times New Roman" w:eastAsia="Times New Roman" w:cs="Times New Roman"/>
+        </w:rPr>
+        <w:t xml:space="preserve"> </w:t>
+      </w:r>
+      <w:r>
+        <w:rPr>
+          <w:rFonts w:hint="eastAsia" w:ascii="Times New Roman" w:hAnsi="Times New Roman" w:eastAsia="FangSong" w:cs="Times New Roman"/>
+        </w:rPr>
+        <w:t>几乎不反应</w:t>
+      </w:r>
+      <w:r>
+        <w:rPr>
+          <w:rFonts w:hint="eastAsia" w:ascii="Times New Roman" w:hAnsi="Times New Roman" w:eastAsia="Times New Roman" w:cs="Times New Roman"/>
+        </w:rPr>
+        <w:t>），E2</w:t>
+      </w:r>
+      <w:r>
+        <w:rPr>
+          <w:rFonts w:ascii="Times New Roman" w:hAnsi="Times New Roman" w:eastAsia="Times New Roman" w:cs="Times New Roman"/>
+        </w:rPr>
+        <w:t xml:space="preserve"> </w:t>
+      </w:r>
+      <w:r>
+        <w:rPr>
+          <w:rFonts w:hint="eastAsia" w:ascii="Times New Roman" w:hAnsi="Times New Roman" w:eastAsia="FangSong" w:cs="Times New Roman"/>
+        </w:rPr>
+        <w:t>由过渡态的烯烃稳定性控制</w:t>
+      </w:r>
+      <w:r>
+        <w:rPr>
+          <w:rFonts w:hint="eastAsia" w:ascii="Times New Roman" w:hAnsi="Times New Roman" w:eastAsia="Times New Roman" w:cs="Times New Roman"/>
+        </w:rPr>
+        <w:t>（3°</w:t>
+      </w:r>
+      <w:r>
+        <w:rPr>
+          <w:rFonts w:ascii="Times New Roman" w:hAnsi="Times New Roman" w:eastAsia="Times New Roman" w:cs="Times New Roman"/>
+        </w:rPr>
+        <w:t xml:space="preserve"> &gt; 2° &gt; </w:t>
+      </w:r>
+      <w:r>
+        <w:rPr>
+          <w:rFonts w:hint="eastAsia" w:ascii="Times New Roman" w:hAnsi="Times New Roman" w:eastAsia="Times New Roman" w:cs="Times New Roman"/>
+        </w:rPr>
+        <w:t xml:space="preserve">1°）。</w:t>
+      </w:r>
+    </w:p>
+    <w:p>
+      <w:pPr>
         <w:pStyle w:val="BlockText"/>
-        <w:spacing w:before="120"/>
       </w:pPr>
       <w:r>
         <w:rPr>
@@ -34414,15 +34721,16 @@
     <w:tbl>
       <w:tblPr>
         <w:tblStyle w:val="Table"/>
-        <w:tblW w:type="auto" w:w="0"/>
+        <w:tblW w:type="pct" w:w="5000"/>
+        <w:tblLayout w:type="fixed"/>
         <w:tblLook w:firstRow="1" w:lastRow="0" w:firstColumn="0" w:lastColumn="0" w:noHBand="0" w:noVBand="0" w:val="0020"/>
       </w:tblPr>
       <w:tblGrid>
-        <w:gridCol w:w="1584"/>
-        <w:gridCol w:w="1584"/>
-        <w:gridCol w:w="1584"/>
-        <w:gridCol w:w="1584"/>
-        <w:gridCol w:w="1584"/>
+        <w:gridCol w:w="1377"/>
+        <w:gridCol w:w="1721"/>
+        <w:gridCol w:w="1721"/>
+        <w:gridCol w:w="1721"/>
+        <w:gridCol w:w="1377"/>
       </w:tblGrid>
       <w:tr>
         <w:trPr>
@@ -35290,19 +35598,31 @@
               <w:rPr>
                 <w:rFonts w:hint="eastAsia" w:ascii="Times New Roman" w:hAnsi="Times New Roman" w:eastAsia="Times New Roman" w:cs="Times New Roman"/>
               </w:rPr>
-              <w:t>SN1/E1（</w:t>
-            </w:r>
-            <w:r>
-              <w:rPr>
-                <w:rFonts w:hint="eastAsia" w:ascii="Times New Roman" w:hAnsi="Times New Roman" w:eastAsia="FangSong" w:cs="Times New Roman"/>
-              </w:rPr>
-              <w:t>仅</w:t>
+              <w:t>SN1/E1（3°、</w:t>
+            </w:r>
+            <w:r>
+              <w:rPr>
+                <w:rFonts w:hint="eastAsia" w:ascii="Times New Roman" w:hAnsi="Times New Roman" w:eastAsia="FangSong" w:cs="Times New Roman"/>
+              </w:rPr>
+              <w:t>苄基</w:t>
             </w:r>
             <w:r>
               <w:rPr>
                 <w:rFonts w:hint="eastAsia" w:ascii="Times New Roman" w:hAnsi="Times New Roman" w:eastAsia="Times New Roman" w:cs="Times New Roman"/>
               </w:rPr>
-              <w:t>3°）</w:t>
+              <w:t>、</w:t>
+            </w:r>
+            <w:r>
+              <w:rPr>
+                <w:rFonts w:hint="eastAsia" w:ascii="Times New Roman" w:hAnsi="Times New Roman" w:eastAsia="FangSong" w:cs="Times New Roman"/>
+              </w:rPr>
+              <w:t>烯丙基等能形成稳定碳正离子者</w:t>
+            </w:r>
+            <w:r>
+              <w:rPr>
+                <w:rFonts w:hint="eastAsia" w:ascii="Times New Roman" w:hAnsi="Times New Roman" w:eastAsia="Times New Roman" w:cs="Times New Roman"/>
+              </w:rPr>
+              <w:t>）</w:t>
             </w:r>
           </w:p>
         </w:tc>
@@ -37429,6 +37749,42 @@
         <w:rPr>
           <w:rFonts w:hint="eastAsia" w:ascii="Times New Roman" w:hAnsi="Times New Roman" w:eastAsia="Times New Roman" w:cs="Times New Roman"/>
         </w:rPr>
+        <w:t>；</w:t>
+      </w:r>
+      <w:r>
+        <w:rPr>
+          <w:rFonts w:hint="eastAsia" w:ascii="Times New Roman" w:hAnsi="Times New Roman" w:eastAsia="FangSong" w:cs="Times New Roman"/>
+        </w:rPr>
+        <w:t>弱碱弱亲核下同时有</w:t>
+      </w:r>
+      <w:r>
+        <w:rPr>
+          <w:rFonts w:ascii="Times New Roman" w:hAnsi="Times New Roman" w:eastAsia="Times New Roman" w:cs="Times New Roman"/>
+        </w:rPr>
+        <w:t xml:space="preserve"> SN1 </w:t>
+      </w:r>
+      <w:r>
+        <w:rPr>
+          <w:rFonts w:hint="eastAsia" w:ascii="Times New Roman" w:hAnsi="Times New Roman" w:eastAsia="FangSong" w:cs="Times New Roman"/>
+        </w:rPr>
+        <w:t>生成叔丁醇</w:t>
+      </w:r>
+      <w:r>
+        <w:rPr>
+          <w:rFonts w:hint="eastAsia" w:ascii="Times New Roman" w:hAnsi="Times New Roman" w:eastAsia="Times New Roman" w:cs="Times New Roman"/>
+        </w:rPr>
+        <w:t>，</w:t>
+      </w:r>
+      <w:r>
+        <w:rPr>
+          <w:rFonts w:hint="eastAsia" w:ascii="Times New Roman" w:hAnsi="Times New Roman" w:eastAsia="FangSong" w:cs="Times New Roman"/>
+        </w:rPr>
+        <w:t>高温使消除占优</w:t>
+      </w:r>
+      <w:r>
+        <w:rPr>
+          <w:rFonts w:hint="eastAsia" w:ascii="Times New Roman" w:hAnsi="Times New Roman" w:eastAsia="Times New Roman" w:cs="Times New Roman"/>
+        </w:rPr>
         <w:t>）；(c)</w:t>
       </w:r>
       <w:r>
@@ -37937,19 +38293,218 @@
         <w:rPr>
           <w:rFonts w:hint="eastAsia" w:ascii="Times New Roman" w:hAnsi="Times New Roman" w:eastAsia="Times New Roman" w:cs="Times New Roman"/>
         </w:rPr>
-        <w:t>，SN2</w:t>
-      </w:r>
-      <w:r>
-        <w:rPr>
-          <w:rFonts w:ascii="Times New Roman" w:hAnsi="Times New Roman" w:eastAsia="Times New Roman" w:cs="Times New Roman"/>
-        </w:rPr>
-        <w:t xml:space="preserve"> </w:t>
-      </w:r>
-      <w:r>
-        <w:rPr>
-          <w:rFonts w:hint="eastAsia" w:ascii="Times New Roman" w:hAnsi="Times New Roman" w:eastAsia="FangSong" w:cs="Times New Roman"/>
-        </w:rPr>
-        <w:t>导致构型完全翻转</w:t>
+        <w:t>，SN2。</w:t>
+      </w:r>
+      <w:r>
+        <w:rPr>
+          <w:rFonts w:hint="eastAsia" w:ascii="Times New Roman" w:hAnsi="Times New Roman" w:eastAsia="FangSong" w:cs="Times New Roman"/>
+        </w:rPr>
+        <w:t>判据</w:t>
+      </w:r>
+      <w:r>
+        <w:rPr>
+          <w:rFonts w:hint="eastAsia" w:ascii="Times New Roman" w:hAnsi="Times New Roman" w:eastAsia="Times New Roman" w:cs="Times New Roman"/>
+        </w:rPr>
+        <w:t>：Cl</w:t>
+      </w:r>
+      <w:r>
+        <w:rPr>
+          <w:rFonts w:ascii="Times New Roman" w:hAnsi="Times New Roman" w:eastAsia="Times New Roman" w:cs="Times New Roman"/>
+        </w:rPr>
+        <w:t xml:space="preserve"> </w:t>
+      </w:r>
+      <w:r>
+        <w:rPr>
+          <w:rFonts w:hint="eastAsia" w:ascii="Times New Roman" w:hAnsi="Times New Roman" w:eastAsia="FangSong" w:cs="Times New Roman"/>
+        </w:rPr>
+        <w:t xml:space="preserve">与</w:t>
+      </w:r>
+      <w:r>
+        <w:rPr>
+          <w:rFonts w:ascii="Times New Roman" w:hAnsi="Times New Roman" w:eastAsia="Times New Roman" w:cs="Times New Roman"/>
+        </w:rPr>
+        <w:t xml:space="preserve"> OH </w:t>
+      </w:r>
+      <w:r>
+        <w:rPr>
+          <w:rFonts w:hint="eastAsia" w:ascii="Times New Roman" w:hAnsi="Times New Roman" w:eastAsia="FangSong" w:cs="Times New Roman"/>
+        </w:rPr>
+        <w:t xml:space="preserve">在</w:t>
+      </w:r>
+      <w:r>
+        <w:rPr>
+          <w:rFonts w:ascii="Times New Roman" w:hAnsi="Times New Roman" w:eastAsia="Times New Roman" w:cs="Times New Roman"/>
+        </w:rPr>
+        <w:t xml:space="preserve"> CIP </w:t>
+      </w:r>
+      <w:r>
+        <w:rPr>
+          <w:rFonts w:hint="eastAsia" w:ascii="Times New Roman" w:hAnsi="Times New Roman" w:eastAsia="FangSong" w:cs="Times New Roman"/>
+        </w:rPr>
+        <w:t>中序位相同</w:t>
+      </w:r>
+      <w:r>
+        <w:rPr>
+          <w:rFonts w:hint="eastAsia" w:ascii="Times New Roman" w:hAnsi="Times New Roman" w:eastAsia="Times New Roman" w:cs="Times New Roman"/>
+        </w:rPr>
+        <w:t>（</w:t>
+      </w:r>
+      <w:r>
+        <w:rPr>
+          <w:rFonts w:hint="eastAsia" w:ascii="Times New Roman" w:hAnsi="Times New Roman" w:eastAsia="FangSong" w:cs="Times New Roman"/>
+        </w:rPr>
+        <w:t>均为最高优先级</w:t>
+      </w:r>
+      <w:r>
+        <w:rPr>
+          <w:rFonts w:hint="eastAsia" w:ascii="Times New Roman" w:hAnsi="Times New Roman" w:eastAsia="Times New Roman" w:cs="Times New Roman"/>
+        </w:rPr>
+        <w:t>），</w:t>
+      </w:r>
+      <w:r>
+        <w:rPr>
+          <w:rFonts w:hint="eastAsia" w:ascii="Times New Roman" w:hAnsi="Times New Roman" w:eastAsia="FangSong" w:cs="Times New Roman"/>
+        </w:rPr>
+        <w:t>故背面进攻造成的构型翻转直接表现为</w:t>
+      </w:r>
+      <w:r>
+        <w:rPr>
+          <w:rFonts w:ascii="Times New Roman" w:hAnsi="Times New Roman" w:eastAsia="Times New Roman" w:cs="Times New Roman"/>
+        </w:rPr>
+        <w:t xml:space="preserve"> </w:t>
+      </w:r>
+      <w:r>
+        <w:rPr>
+          <w:rFonts w:hint="eastAsia" w:ascii="Times New Roman" w:hAnsi="Times New Roman" w:eastAsia="Times New Roman" w:cs="Times New Roman"/>
+        </w:rPr>
+        <w:t>R→S；</w:t>
+      </w:r>
+      <w:r>
+        <w:rPr>
+          <w:rFonts w:hint="eastAsia" w:ascii="Times New Roman" w:hAnsi="Times New Roman" w:eastAsia="FangSong" w:cs="Times New Roman"/>
+        </w:rPr>
+        <w:t>若离去基与进入基的</w:t>
+      </w:r>
+      <w:r>
+        <w:rPr>
+          <w:rFonts w:ascii="Times New Roman" w:hAnsi="Times New Roman" w:eastAsia="Times New Roman" w:cs="Times New Roman"/>
+        </w:rPr>
+        <w:t xml:space="preserve"> CIP </w:t>
+      </w:r>
+      <w:r>
+        <w:rPr>
+          <w:rFonts w:hint="eastAsia" w:ascii="Times New Roman" w:hAnsi="Times New Roman" w:eastAsia="FangSong" w:cs="Times New Roman"/>
+        </w:rPr>
+        <w:t>序位不同</w:t>
+      </w:r>
+      <w:r>
+        <w:rPr>
+          <w:rFonts w:hint="eastAsia" w:ascii="Times New Roman" w:hAnsi="Times New Roman" w:eastAsia="Times New Roman" w:cs="Times New Roman"/>
+        </w:rPr>
+        <w:t>，</w:t>
+      </w:r>
+      <w:r>
+        <w:rPr>
+          <w:rFonts w:hint="eastAsia" w:ascii="Times New Roman" w:hAnsi="Times New Roman" w:eastAsia="Times New Roman" w:cs="Times New Roman"/>
+        </w:rPr>
+        <w:t>“</w:t>
+      </w:r>
+      <w:r>
+        <w:rPr>
+          <w:rFonts w:hint="eastAsia" w:ascii="Times New Roman" w:hAnsi="Times New Roman" w:eastAsia="FangSong" w:cs="Times New Roman"/>
+        </w:rPr>
+        <w:t>翻转</w:t>
+      </w:r>
+      <w:r>
+        <w:rPr>
+          <w:rFonts w:hint="eastAsia" w:ascii="Times New Roman" w:hAnsi="Times New Roman" w:eastAsia="Times New Roman" w:cs="Times New Roman"/>
+        </w:rPr>
+        <w:t>”</w:t>
+      </w:r>
+      <w:r>
+        <w:rPr>
+          <w:rFonts w:hint="eastAsia" w:ascii="Times New Roman" w:hAnsi="Times New Roman" w:eastAsia="FangSong" w:cs="Times New Roman"/>
+        </w:rPr>
+        <w:t>未必改变化学标记</w:t>
+      </w:r>
+      <w:r>
+        <w:rPr>
+          <w:rFonts w:hint="eastAsia" w:ascii="Times New Roman" w:hAnsi="Times New Roman" w:eastAsia="Times New Roman" w:cs="Times New Roman"/>
+        </w:rPr>
+        <w:t>。</w:t>
+      </w:r>
+      <w:r>
+        <w:rPr>
+          <w:rFonts w:hint="eastAsia" w:ascii="Times New Roman" w:hAnsi="Times New Roman" w:eastAsia="FangSong" w:cs="Times New Roman"/>
+        </w:rPr>
+        <w:t>注</w:t>
+      </w:r>
+      <w:r>
+        <w:rPr>
+          <w:rFonts w:hint="eastAsia" w:ascii="Times New Roman" w:hAnsi="Times New Roman" w:eastAsia="Times New Roman" w:cs="Times New Roman"/>
+        </w:rPr>
+        <w:t>：2°</w:t>
+      </w:r>
+      <w:r>
+        <w:rPr>
+          <w:rFonts w:ascii="Times New Roman" w:hAnsi="Times New Roman" w:eastAsia="Times New Roman" w:cs="Times New Roman"/>
+        </w:rPr>
+        <w:t xml:space="preserve"> </w:t>
+      </w:r>
+      <w:r>
+        <w:rPr>
+          <w:rFonts w:hint="eastAsia" w:ascii="Times New Roman" w:hAnsi="Times New Roman" w:eastAsia="FangSong" w:cs="Times New Roman"/>
+        </w:rPr>
+        <w:t xml:space="preserve">底物</w:t>
+      </w:r>
+      <w:r>
+        <w:rPr>
+          <w:rFonts w:ascii="Times New Roman" w:hAnsi="Times New Roman" w:eastAsia="Times New Roman" w:cs="Times New Roman"/>
+        </w:rPr>
+        <w:t xml:space="preserve"> + OH</w:t>
+      </w:r>
+      <w:r>
+        <w:rPr>
+          <w:rFonts w:ascii="Times New Roman" w:hAnsi="Times New Roman" w:eastAsia="Times New Roman" w:cs="Times New Roman"/>
+          <w:vertAlign w:val="superscript"/>
+        </w:rPr>
+        <w:t>-</w:t>
+      </w:r>
+      <w:r>
+        <w:rPr>
+          <w:rFonts w:ascii="Times New Roman" w:hAnsi="Times New Roman" w:eastAsia="Times New Roman" w:cs="Times New Roman"/>
+        </w:rPr>
+        <w:t xml:space="preserve"> </w:t>
+      </w:r>
+      <w:r>
+        <w:rPr>
+          <w:rFonts w:hint="eastAsia" w:ascii="Times New Roman" w:hAnsi="Times New Roman" w:eastAsia="FangSong" w:cs="Times New Roman"/>
+        </w:rPr>
+        <w:t xml:space="preserve">实为</w:t>
+      </w:r>
+      <w:r>
+        <w:rPr>
+          <w:rFonts w:ascii="Times New Roman" w:hAnsi="Times New Roman" w:eastAsia="Times New Roman" w:cs="Times New Roman"/>
+        </w:rPr>
+        <w:t xml:space="preserve"> SN2/E2 </w:t>
+      </w:r>
+      <w:r>
+        <w:rPr>
+          <w:rFonts w:hint="eastAsia" w:ascii="Times New Roman" w:hAnsi="Times New Roman" w:eastAsia="FangSong" w:cs="Times New Roman"/>
+        </w:rPr>
+        <w:t>竞争</w:t>
+      </w:r>
+      <w:r>
+        <w:rPr>
+          <w:rFonts w:hint="eastAsia" w:ascii="Times New Roman" w:hAnsi="Times New Roman" w:eastAsia="Times New Roman" w:cs="Times New Roman"/>
+        </w:rPr>
+        <w:t>，</w:t>
+      </w:r>
+      <w:r>
+        <w:rPr>
+          <w:rFonts w:hint="eastAsia" w:ascii="Times New Roman" w:hAnsi="Times New Roman" w:eastAsia="FangSong" w:cs="Times New Roman"/>
+        </w:rPr>
+        <w:t>此处按取代路径讨论立体化学</w:t>
       </w:r>
       <w:r>
         <w:rPr>
@@ -38778,6 +39333,240 @@
       </w:r>
       <w:r>
         <w:rPr>
+          <w:rFonts w:hint="eastAsia" w:ascii="Times New Roman" w:hAnsi="Times New Roman" w:eastAsia="FangSong" w:cs="Times New Roman"/>
+        </w:rPr>
+        <w:t>判据</w:t>
+      </w:r>
+      <w:r>
+        <w:rPr>
+          <w:rFonts w:hint="eastAsia" w:ascii="Times New Roman" w:hAnsi="Times New Roman" w:eastAsia="Times New Roman" w:cs="Times New Roman"/>
+        </w:rPr>
+        <w:t>：NGP</w:t>
+      </w:r>
+      <w:r>
+        <w:rPr>
+          <w:rFonts w:ascii="Times New Roman" w:hAnsi="Times New Roman" w:eastAsia="Times New Roman" w:cs="Times New Roman"/>
+        </w:rPr>
+        <w:t xml:space="preserve"> </w:t>
+      </w:r>
+      <w:r>
+        <w:rPr>
+          <w:rFonts w:hint="eastAsia" w:ascii="Times New Roman" w:hAnsi="Times New Roman" w:eastAsia="FangSong" w:cs="Times New Roman"/>
+        </w:rPr>
+        <w:t>成环须按环大小</w:t>
+      </w:r>
+      <w:r>
+        <w:rPr>
+          <w:rFonts w:hint="eastAsia" w:ascii="Times New Roman" w:hAnsi="Times New Roman" w:eastAsia="Times New Roman" w:cs="Times New Roman"/>
+        </w:rPr>
+        <w:t>/Baldwin</w:t>
+      </w:r>
+      <w:r>
+        <w:rPr>
+          <w:rFonts w:ascii="Times New Roman" w:hAnsi="Times New Roman" w:eastAsia="Times New Roman" w:cs="Times New Roman"/>
+        </w:rPr>
+        <w:t xml:space="preserve"> </w:t>
+      </w:r>
+      <w:r>
+        <w:rPr>
+          <w:rFonts w:hint="eastAsia" w:ascii="Times New Roman" w:hAnsi="Times New Roman" w:eastAsia="FangSong" w:cs="Times New Roman"/>
+        </w:rPr>
+        <w:t>规则评估</w:t>
+      </w:r>
+      <w:r>
+        <w:rPr>
+          <w:rFonts w:hint="eastAsia" w:ascii="Times New Roman" w:hAnsi="Times New Roman" w:eastAsia="Times New Roman" w:cs="Times New Roman"/>
+        </w:rPr>
+        <w:t>——C1-OH</w:t>
+      </w:r>
+      <w:r>
+        <w:rPr>
+          <w:rFonts w:ascii="Times New Roman" w:hAnsi="Times New Roman" w:eastAsia="Times New Roman" w:cs="Times New Roman"/>
+        </w:rPr>
+        <w:t xml:space="preserve"> </w:t>
+      </w:r>
+      <w:r>
+        <w:rPr>
+          <w:rFonts w:hint="eastAsia" w:ascii="Times New Roman" w:hAnsi="Times New Roman" w:eastAsia="FangSong" w:cs="Times New Roman"/>
+        </w:rPr>
+        <w:t xml:space="preserve">进攻</w:t>
+      </w:r>
+      <w:r>
+        <w:rPr>
+          <w:rFonts w:ascii="Times New Roman" w:hAnsi="Times New Roman" w:eastAsia="Times New Roman" w:cs="Times New Roman"/>
+        </w:rPr>
+        <w:t xml:space="preserve"> C3 </w:t>
+      </w:r>
+      <w:r>
+        <w:rPr>
+          <w:rFonts w:hint="eastAsia" w:ascii="Times New Roman" w:hAnsi="Times New Roman" w:eastAsia="FangSong" w:cs="Times New Roman"/>
+        </w:rPr>
+        <w:t xml:space="preserve">属</w:t>
+      </w:r>
+      <w:r>
+        <w:rPr>
+          <w:rFonts w:ascii="Times New Roman" w:hAnsi="Times New Roman" w:eastAsia="Times New Roman" w:cs="Times New Roman"/>
+        </w:rPr>
+        <w:t xml:space="preserve"> </w:t>
+      </w:r>
+      <w:r>
+        <w:rPr>
+          <w:rFonts w:hint="eastAsia" w:ascii="Times New Roman" w:hAnsi="Times New Roman" w:eastAsia="Times New Roman" w:cs="Times New Roman"/>
+        </w:rPr>
+        <w:t>4-exo-tet，</w:t>
+      </w:r>
+      <w:r>
+        <w:rPr>
+          <w:rFonts w:hint="eastAsia" w:ascii="Times New Roman" w:hAnsi="Times New Roman" w:eastAsia="FangSong" w:cs="Times New Roman"/>
+        </w:rPr>
+        <w:t>得四元氧杂环丁烷</w:t>
+      </w:r>
+      <w:r>
+        <w:rPr>
+          <w:rFonts w:hint="eastAsia" w:ascii="Times New Roman" w:hAnsi="Times New Roman" w:eastAsia="Times New Roman" w:cs="Times New Roman"/>
+        </w:rPr>
+        <w:t>，</w:t>
+      </w:r>
+      <w:r>
+        <w:rPr>
+          <w:rFonts w:hint="eastAsia" w:ascii="Times New Roman" w:hAnsi="Times New Roman" w:eastAsia="FangSong" w:cs="Times New Roman"/>
+        </w:rPr>
+        <w:t>张力较大</w:t>
+      </w:r>
+      <w:r>
+        <w:rPr>
+          <w:rFonts w:hint="eastAsia" w:ascii="Times New Roman" w:hAnsi="Times New Roman" w:eastAsia="Times New Roman" w:cs="Times New Roman"/>
+        </w:rPr>
+        <w:t>、</w:t>
+      </w:r>
+      <w:r>
+        <w:rPr>
+          <w:rFonts w:hint="eastAsia" w:ascii="Times New Roman" w:hAnsi="Times New Roman" w:eastAsia="FangSong" w:cs="Times New Roman"/>
+        </w:rPr>
+        <w:t>速率慢</w:t>
+      </w:r>
+      <w:r>
+        <w:rPr>
+          <w:rFonts w:hint="eastAsia" w:ascii="Times New Roman" w:hAnsi="Times New Roman" w:eastAsia="Times New Roman" w:cs="Times New Roman"/>
+        </w:rPr>
+        <w:t>；</w:t>
+      </w:r>
+      <w:r>
+        <w:rPr>
+          <w:rFonts w:hint="eastAsia" w:ascii="Times New Roman" w:hAnsi="Times New Roman" w:eastAsia="FangSong" w:cs="Times New Roman"/>
+        </w:rPr>
+        <w:t>教科书经典例是</w:t>
+      </w:r>
+      <w:r>
+        <w:rPr>
+          <w:rFonts w:ascii="Times New Roman" w:hAnsi="Times New Roman" w:eastAsia="Times New Roman" w:cs="Times New Roman"/>
+        </w:rPr>
+        <w:t xml:space="preserve"> </w:t>
+      </w:r>
+      <w:r>
+        <w:rPr>
+          <w:rFonts w:hint="eastAsia" w:ascii="Times New Roman" w:hAnsi="Times New Roman" w:eastAsia="Times New Roman" w:cs="Times New Roman"/>
+        </w:rPr>
+        <w:t>1,2-</w:t>
+      </w:r>
+      <w:r>
+        <w:rPr>
+          <w:rFonts w:hint="eastAsia" w:ascii="Times New Roman" w:hAnsi="Times New Roman" w:eastAsia="FangSong" w:cs="Times New Roman"/>
+        </w:rPr>
+        <w:t>卤醇的</w:t>
+      </w:r>
+      <w:r>
+        <w:rPr>
+          <w:rFonts w:ascii="Times New Roman" w:hAnsi="Times New Roman" w:eastAsia="Times New Roman" w:cs="Times New Roman"/>
+        </w:rPr>
+        <w:t xml:space="preserve"> 3-exo-tet </w:t>
+      </w:r>
+      <w:r>
+        <w:rPr>
+          <w:rFonts w:hint="eastAsia" w:ascii="Times New Roman" w:hAnsi="Times New Roman" w:eastAsia="FangSong" w:cs="Times New Roman"/>
+        </w:rPr>
+        <w:t>成环氧化物</w:t>
+      </w:r>
+      <w:r>
+        <w:rPr>
+          <w:rFonts w:hint="eastAsia" w:ascii="Times New Roman" w:hAnsi="Times New Roman" w:eastAsia="Times New Roman" w:cs="Times New Roman"/>
+        </w:rPr>
+        <w:t>（</w:t>
+      </w:r>
+      <w:r>
+        <w:rPr>
+          <w:rFonts w:hint="eastAsia" w:ascii="Times New Roman" w:hAnsi="Times New Roman" w:eastAsia="FangSong" w:cs="Times New Roman"/>
+        </w:rPr>
+        <w:t>快</w:t>
+      </w:r>
+      <w:r>
+        <w:rPr>
+          <w:rFonts w:hint="eastAsia" w:ascii="Times New Roman" w:hAnsi="Times New Roman" w:eastAsia="Times New Roman" w:cs="Times New Roman"/>
+        </w:rPr>
+        <w:t>）。</w:t>
+      </w:r>
+      <w:r>
+        <w:rPr>
+          <w:rFonts w:hint="eastAsia" w:ascii="Times New Roman" w:hAnsi="Times New Roman" w:eastAsia="FangSong" w:cs="Times New Roman"/>
+        </w:rPr>
+        <w:t>另注</w:t>
+      </w:r>
+      <w:r>
+        <w:rPr>
+          <w:rFonts w:hint="eastAsia" w:ascii="Times New Roman" w:hAnsi="Times New Roman" w:eastAsia="Times New Roman" w:cs="Times New Roman"/>
+        </w:rPr>
+        <w:t>：</w:t>
+      </w:r>
+      <w:r>
+        <w:rPr>
+          <w:rFonts w:hint="eastAsia" w:ascii="Times New Roman" w:hAnsi="Times New Roman" w:eastAsia="FangSong" w:cs="Times New Roman"/>
+        </w:rPr>
+        <w:t>该底物</w:t>
+      </w:r>
+      <w:r>
+        <w:rPr>
+          <w:rFonts w:ascii="Times New Roman" w:hAnsi="Times New Roman" w:eastAsia="Times New Roman" w:cs="Times New Roman"/>
+        </w:rPr>
+        <w:t xml:space="preserve"> C2 </w:t>
+      </w:r>
+      <w:r>
+        <w:rPr>
+          <w:rFonts w:hint="eastAsia" w:ascii="Times New Roman" w:hAnsi="Times New Roman" w:eastAsia="FangSong" w:cs="Times New Roman"/>
+        </w:rPr>
+        <w:t>亦为手性中心</w:t>
+      </w:r>
+      <w:r>
+        <w:rPr>
+          <w:rFonts w:hint="eastAsia" w:ascii="Times New Roman" w:hAnsi="Times New Roman" w:eastAsia="Times New Roman" w:cs="Times New Roman"/>
+        </w:rPr>
+        <w:t>，</w:t>
+      </w:r>
+      <w:r>
+        <w:rPr>
+          <w:rFonts w:hint="eastAsia" w:ascii="Times New Roman" w:hAnsi="Times New Roman" w:eastAsia="FangSong" w:cs="Times New Roman"/>
+        </w:rPr>
+        <w:t>题给</w:t>
+      </w:r>
+      <w:r>
+        <w:rPr>
+          <w:rFonts w:ascii="Times New Roman" w:hAnsi="Times New Roman" w:eastAsia="Times New Roman" w:cs="Times New Roman"/>
+        </w:rPr>
+        <w:t xml:space="preserve"> (R) </w:t>
+      </w:r>
+      <w:r>
+        <w:rPr>
+          <w:rFonts w:hint="eastAsia" w:ascii="Times New Roman" w:hAnsi="Times New Roman" w:eastAsia="FangSong" w:cs="Times New Roman"/>
+        </w:rPr>
+        <w:t xml:space="preserve">仅指定</w:t>
+      </w:r>
+      <w:r>
+        <w:rPr>
+          <w:rFonts w:ascii="Times New Roman" w:hAnsi="Times New Roman" w:eastAsia="Times New Roman" w:cs="Times New Roman"/>
+        </w:rPr>
+        <w:t xml:space="preserve"> C3。</w:t>
+      </w:r>
+      <w:r>
+        <w:rPr>
           <w:rFonts w:ascii="Times New Roman" w:hAnsi="Times New Roman" w:eastAsia="Times New Roman" w:cs="Times New Roman"/>
         </w:rPr>
         <w:t xml:space="preserve"> </w:t>
@@ -38887,115 +39676,7 @@
         <w:rPr>
           <w:rFonts w:hint="eastAsia" w:ascii="Times New Roman" w:hAnsi="Times New Roman" w:eastAsia="Times New Roman" w:cs="Times New Roman"/>
         </w:rPr>
-        <w:t>C：2-</w:t>
-      </w:r>
-      <w:r>
-        <w:rPr>
-          <w:rFonts w:hint="eastAsia" w:ascii="Times New Roman" w:hAnsi="Times New Roman" w:eastAsia="FangSong" w:cs="Times New Roman"/>
-        </w:rPr>
-        <w:t>溴丁烷</w:t>
-      </w:r>
-      <w:r>
-        <w:rPr>
-          <w:rFonts w:hint="eastAsia" w:ascii="Times New Roman" w:hAnsi="Times New Roman" w:eastAsia="Times New Roman" w:cs="Times New Roman"/>
-        </w:rPr>
-        <w:t>（HBr/ROOR）→</w:t>
-      </w:r>
-      <w:r>
-        <w:rPr>
-          <w:rFonts w:ascii="Times New Roman" w:hAnsi="Times New Roman" w:eastAsia="Times New Roman" w:cs="Times New Roman"/>
-        </w:rPr>
-        <w:t xml:space="preserve"> </w:t>
-      </w:r>
-      <w:r>
-        <w:rPr>
-          <w:rFonts w:hint="eastAsia" w:ascii="Times New Roman" w:hAnsi="Times New Roman" w:eastAsia="Times New Roman" w:cs="Times New Roman"/>
-        </w:rPr>
-        <w:t>D：2-</w:t>
-      </w:r>
-      <w:r>
-        <w:rPr>
-          <w:rFonts w:hint="eastAsia" w:ascii="Times New Roman" w:hAnsi="Times New Roman" w:eastAsia="FangSong" w:cs="Times New Roman"/>
-        </w:rPr>
-        <w:t>丁醇</w:t>
-      </w:r>
-      <w:r>
-        <w:rPr>
-          <w:rFonts w:hint="eastAsia" w:ascii="Times New Roman" w:hAnsi="Times New Roman" w:eastAsia="Times New Roman" w:cs="Times New Roman"/>
-        </w:rPr>
-        <w:t>（SN2）。</w:t>
-      </w:r>
-      <w:r>
-        <w:rPr>
-          <w:rFonts w:ascii="Times New Roman" w:hAnsi="Times New Roman" w:eastAsia="Times New Roman" w:cs="Times New Roman"/>
-        </w:rPr>
-        <w:t xml:space="preserve"> </w:t>
-      </w:r>
-      <w:r>
-        <w:rPr>
-          <w:rFonts w:ascii="Times New Roman" w:hAnsi="Times New Roman" w:eastAsia="Times New Roman" w:cs="Times New Roman"/>
-        </w:rPr>
-        <w:t xml:space="preserve">- </w:t>
-      </w:r>
-      <w:r>
-        <w:rPr>
-          <w:rFonts w:hint="eastAsia" w:ascii="Times New Roman" w:hAnsi="Times New Roman" w:eastAsia="Times New Roman" w:cs="Times New Roman"/>
-        </w:rPr>
-        <w:t>B（2-</w:t>
-      </w:r>
-      <w:r>
-        <w:rPr>
-          <w:rFonts w:hint="eastAsia" w:ascii="Times New Roman" w:hAnsi="Times New Roman" w:eastAsia="FangSong" w:cs="Times New Roman"/>
-        </w:rPr>
-        <w:t>丁烯</w:t>
-      </w:r>
-      <w:r>
-        <w:rPr>
-          <w:rFonts w:hint="eastAsia" w:ascii="Times New Roman" w:hAnsi="Times New Roman" w:eastAsia="Times New Roman" w:cs="Times New Roman"/>
-        </w:rPr>
-        <w:t>）</w:t>
-      </w:r>
-      <w:r>
-        <w:rPr>
-          <w:rFonts w:hint="eastAsia" w:ascii="Times New Roman" w:hAnsi="Times New Roman" w:eastAsia="FangSong" w:cs="Times New Roman"/>
-        </w:rPr>
-        <w:t>为对称烯烃</w:t>
-      </w:r>
-      <w:r>
-        <w:rPr>
-          <w:rFonts w:hint="eastAsia" w:ascii="Times New Roman" w:hAnsi="Times New Roman" w:eastAsia="Times New Roman" w:cs="Times New Roman"/>
-        </w:rPr>
-        <w:t>，HBr/</w:t>
-      </w:r>
-      <w:r>
-        <w:rPr>
-          <w:rFonts w:hint="eastAsia" w:ascii="Times New Roman" w:hAnsi="Times New Roman" w:eastAsia="FangSong" w:cs="Times New Roman"/>
-        </w:rPr>
-        <w:t>过氧化物自由基加成时</w:t>
-      </w:r>
-      <w:r>
-        <w:rPr>
-          <w:rFonts w:ascii="Times New Roman" w:hAnsi="Times New Roman" w:eastAsia="Times New Roman" w:cs="Times New Roman"/>
-        </w:rPr>
-        <w:t xml:space="preserve"> H·、Br· </w:t>
-      </w:r>
-      <w:r>
-        <w:rPr>
-          <w:rFonts w:hint="eastAsia" w:ascii="Times New Roman" w:hAnsi="Times New Roman" w:eastAsia="FangSong" w:cs="Times New Roman"/>
-        </w:rPr>
-        <w:t xml:space="preserve">分加两端等价</w:t>
-      </w:r>
-      <w:r>
-        <w:rPr>
-          <w:rFonts w:ascii="Times New Roman" w:hAnsi="Times New Roman" w:eastAsia="Times New Roman" w:cs="Times New Roman"/>
-        </w:rPr>
-        <w:t xml:space="preserve"> →</w:t>
-      </w:r>
-      <w:r>
-        <w:rPr>
-          <w:rFonts w:ascii="Times New Roman" w:hAnsi="Times New Roman" w:eastAsia="Times New Roman" w:cs="Times New Roman"/>
-        </w:rPr>
-        <w:t xml:space="preserve"> </w:t>
+        <w:t xml:space="preserve">C：</w:t>
       </w:r>
       <w:r>
         <w:rPr>
@@ -39003,30 +39684,178 @@
           <w:b/>
           <w:bCs/>
         </w:rPr>
-        <w:t xml:space="preserve">产物仍为</w:t>
-      </w:r>
-      <w:r>
-        <w:rPr>
-          <w:rFonts w:ascii="Times New Roman" w:hAnsi="Times New Roman" w:eastAsia="Times New Roman" w:cs="Times New Roman"/>
+        <w:t xml:space="preserve">外消旋</w:t>
+      </w:r>
+      <w:r>
+        <w:rPr>
+          <w:rFonts w:ascii="Times New Roman" w:hAnsi="Times New Roman" w:eastAsia="Times New Roman" w:cs="Times New Roman"/>
+        </w:rPr>
+        <w:t xml:space="preserve"> </w:t>
+      </w:r>
+      <w:r>
+        <w:rPr>
+          <w:rFonts w:hint="eastAsia" w:ascii="Times New Roman" w:hAnsi="Times New Roman" w:eastAsia="Times New Roman" w:cs="Times New Roman"/>
+        </w:rPr>
+        <w:t>2-</w:t>
+      </w:r>
+      <w:r>
+        <w:rPr>
+          <w:rFonts w:hint="eastAsia" w:ascii="Times New Roman" w:hAnsi="Times New Roman" w:eastAsia="FangSong" w:cs="Times New Roman"/>
+        </w:rPr>
+        <w:t>溴丁烷</w:t>
+      </w:r>
+      <w:r>
+        <w:rPr>
+          <w:rFonts w:hint="eastAsia" w:ascii="Times New Roman" w:hAnsi="Times New Roman" w:eastAsia="Times New Roman" w:cs="Times New Roman"/>
+        </w:rPr>
+        <w:t>（HBr/ROOR）→</w:t>
+      </w:r>
+      <w:r>
+        <w:rPr>
+          <w:rFonts w:ascii="Times New Roman" w:hAnsi="Times New Roman" w:eastAsia="Times New Roman" w:cs="Times New Roman"/>
+        </w:rPr>
+        <w:t xml:space="preserve"> </w:t>
+      </w:r>
+      <w:r>
+        <w:rPr>
+          <w:rFonts w:hint="eastAsia" w:ascii="Times New Roman" w:hAnsi="Times New Roman" w:eastAsia="Times New Roman" w:cs="Times New Roman"/>
+        </w:rPr>
+        <w:t xml:space="preserve">D：</w:t>
+      </w:r>
+      <w:r>
+        <w:rPr>
+          <w:rFonts w:hint="eastAsia" w:ascii="Times New Roman" w:hAnsi="Times New Roman" w:eastAsia="FangSong" w:cs="Times New Roman"/>
           <w:b/>
           <w:bCs/>
         </w:rPr>
-        <w:t xml:space="preserve"> </w:t>
-      </w:r>
-      <w:r>
-        <w:rPr>
-          <w:rFonts w:hint="eastAsia" w:ascii="Times New Roman" w:hAnsi="Times New Roman" w:eastAsia="Times New Roman" w:cs="Times New Roman"/>
+        <w:t xml:space="preserve">外消旋</w:t>
+      </w:r>
+      <w:r>
+        <w:rPr>
+          <w:rFonts w:ascii="Times New Roman" w:hAnsi="Times New Roman" w:eastAsia="Times New Roman" w:cs="Times New Roman"/>
+        </w:rPr>
+        <w:t xml:space="preserve"> </w:t>
+      </w:r>
+      <w:r>
+        <w:rPr>
+          <w:rFonts w:hint="eastAsia" w:ascii="Times New Roman" w:hAnsi="Times New Roman" w:eastAsia="Times New Roman" w:cs="Times New Roman"/>
+        </w:rPr>
+        <w:t>2-</w:t>
+      </w:r>
+      <w:r>
+        <w:rPr>
+          <w:rFonts w:hint="eastAsia" w:ascii="Times New Roman" w:hAnsi="Times New Roman" w:eastAsia="FangSong" w:cs="Times New Roman"/>
+        </w:rPr>
+        <w:t>丁醇</w:t>
+      </w:r>
+      <w:r>
+        <w:rPr>
+          <w:rFonts w:hint="eastAsia" w:ascii="Times New Roman" w:hAnsi="Times New Roman" w:eastAsia="Times New Roman" w:cs="Times New Roman"/>
+        </w:rPr>
+        <w:t>（SN2）。</w:t>
+      </w:r>
+      <w:r>
+        <w:rPr>
+          <w:rFonts w:ascii="Times New Roman" w:hAnsi="Times New Roman" w:eastAsia="Times New Roman" w:cs="Times New Roman"/>
+        </w:rPr>
+        <w:t xml:space="preserve"> </w:t>
+      </w:r>
+      <w:r>
+        <w:rPr>
+          <w:rFonts w:ascii="Times New Roman" w:hAnsi="Times New Roman" w:eastAsia="Times New Roman" w:cs="Times New Roman"/>
+        </w:rPr>
+        <w:t xml:space="preserve">- </w:t>
+      </w:r>
+      <w:r>
+        <w:rPr>
+          <w:rFonts w:hint="eastAsia" w:ascii="Times New Roman" w:hAnsi="Times New Roman" w:eastAsia="Times New Roman" w:cs="Times New Roman"/>
+        </w:rPr>
+        <w:t>B（2-</w:t>
+      </w:r>
+      <w:r>
+        <w:rPr>
+          <w:rFonts w:hint="eastAsia" w:ascii="Times New Roman" w:hAnsi="Times New Roman" w:eastAsia="FangSong" w:cs="Times New Roman"/>
+        </w:rPr>
+        <w:t>丁烯</w:t>
+      </w:r>
+      <w:r>
+        <w:rPr>
+          <w:rFonts w:hint="eastAsia" w:ascii="Times New Roman" w:hAnsi="Times New Roman" w:eastAsia="Times New Roman" w:cs="Times New Roman"/>
+        </w:rPr>
+        <w:t>）</w:t>
+      </w:r>
+      <w:r>
+        <w:rPr>
+          <w:rFonts w:hint="eastAsia" w:ascii="Times New Roman" w:hAnsi="Times New Roman" w:eastAsia="FangSong" w:cs="Times New Roman"/>
+        </w:rPr>
+        <w:t>为对称烯烃</w:t>
+      </w:r>
+      <w:r>
+        <w:rPr>
+          <w:rFonts w:hint="eastAsia" w:ascii="Times New Roman" w:hAnsi="Times New Roman" w:eastAsia="Times New Roman" w:cs="Times New Roman"/>
+        </w:rPr>
+        <w:t>，HBr/</w:t>
+      </w:r>
+      <w:r>
+        <w:rPr>
+          <w:rFonts w:hint="eastAsia" w:ascii="Times New Roman" w:hAnsi="Times New Roman" w:eastAsia="FangSong" w:cs="Times New Roman"/>
+        </w:rPr>
+        <w:t>过氧化物自由基加成时</w:t>
+      </w:r>
+      <w:r>
+        <w:rPr>
+          <w:rFonts w:ascii="Times New Roman" w:hAnsi="Times New Roman" w:eastAsia="Times New Roman" w:cs="Times New Roman"/>
+        </w:rPr>
+        <w:t xml:space="preserve"> H·、Br· </w:t>
+      </w:r>
+      <w:r>
+        <w:rPr>
+          <w:rFonts w:hint="eastAsia" w:ascii="Times New Roman" w:hAnsi="Times New Roman" w:eastAsia="FangSong" w:cs="Times New Roman"/>
+        </w:rPr>
+        <w:t xml:space="preserve">分加两端等价</w:t>
+      </w:r>
+      <w:r>
+        <w:rPr>
+          <w:rFonts w:ascii="Times New Roman" w:hAnsi="Times New Roman" w:eastAsia="Times New Roman" w:cs="Times New Roman"/>
+        </w:rPr>
+        <w:t xml:space="preserve"> →</w:t>
+      </w:r>
+      <w:r>
+        <w:rPr>
+          <w:rFonts w:ascii="Times New Roman" w:hAnsi="Times New Roman" w:eastAsia="Times New Roman" w:cs="Times New Roman"/>
+        </w:rPr>
+        <w:t xml:space="preserve"> </w:t>
+      </w:r>
+      <w:r>
+        <w:rPr>
+          <w:rFonts w:hint="eastAsia" w:ascii="Times New Roman" w:hAnsi="Times New Roman" w:eastAsia="FangSong" w:cs="Times New Roman"/>
           <w:b/>
           <w:bCs/>
         </w:rPr>
-        <w:t>2-</w:t>
-      </w:r>
-      <w:r>
-        <w:rPr>
-          <w:rFonts w:hint="eastAsia" w:ascii="Times New Roman" w:hAnsi="Times New Roman" w:eastAsia="FangSong" w:cs="Times New Roman"/>
+        <w:t xml:space="preserve">产物仍为</w:t>
+      </w:r>
+      <w:r>
+        <w:rPr>
+          <w:rFonts w:ascii="Times New Roman" w:hAnsi="Times New Roman" w:eastAsia="Times New Roman" w:cs="Times New Roman"/>
           <w:b/>
           <w:bCs/>
         </w:rPr>
+        <w:t xml:space="preserve"> </w:t>
+      </w:r>
+      <w:r>
+        <w:rPr>
+          <w:rFonts w:hint="eastAsia" w:ascii="Times New Roman" w:hAnsi="Times New Roman" w:eastAsia="Times New Roman" w:cs="Times New Roman"/>
+          <w:b/>
+          <w:bCs/>
+        </w:rPr>
+        <w:t>2-</w:t>
+      </w:r>
+      <w:r>
+        <w:rPr>
+          <w:rFonts w:hint="eastAsia" w:ascii="Times New Roman" w:hAnsi="Times New Roman" w:eastAsia="FangSong" w:cs="Times New Roman"/>
+          <w:b/>
+          <w:bCs/>
+        </w:rPr>
         <w:t>溴丁烷</w:t>
       </w:r>
       <w:r>
@@ -39260,6 +40089,18 @@
       </w:r>
       <w:r>
         <w:rPr>
+          <w:rFonts w:hint="eastAsia" w:ascii="Times New Roman" w:hAnsi="Times New Roman" w:eastAsia="FangSong" w:cs="Times New Roman"/>
+        </w:rPr>
+        <w:t xml:space="preserve">外消旋</w:t>
+      </w:r>
+      <w:r>
+        <w:rPr>
+          <w:rFonts w:ascii="Times New Roman" w:hAnsi="Times New Roman" w:eastAsia="Times New Roman" w:cs="Times New Roman"/>
+        </w:rPr>
+        <w:t xml:space="preserve"> </w:t>
+      </w:r>
+      <w:r>
+        <w:rPr>
           <w:rFonts w:hint="eastAsia" w:ascii="Times New Roman" w:hAnsi="Times New Roman" w:eastAsia="Times New Roman" w:cs="Times New Roman"/>
         </w:rPr>
         <w:t>2-</w:t>
@@ -39274,7 +40115,99 @@
         <w:rPr>
           <w:rFonts w:hint="eastAsia" w:ascii="Times New Roman" w:hAnsi="Times New Roman" w:eastAsia="Times New Roman" w:cs="Times New Roman"/>
         </w:rPr>
-        <w:t>（</w:t>
+        <w:t>。C</w:t>
+      </w:r>
+      <w:r>
+        <w:rPr>
+          <w:rFonts w:ascii="Times New Roman" w:hAnsi="Times New Roman" w:eastAsia="Times New Roman" w:cs="Times New Roman"/>
+        </w:rPr>
+        <w:t xml:space="preserve"> </w:t>
+      </w:r>
+      <w:r>
+        <w:rPr>
+          <w:rFonts w:hint="eastAsia" w:ascii="Times New Roman" w:hAnsi="Times New Roman" w:eastAsia="FangSong" w:cs="Times New Roman"/>
+        </w:rPr>
+        <w:t xml:space="preserve">的</w:t>
+      </w:r>
+      <w:r>
+        <w:rPr>
+          <w:rFonts w:ascii="Times New Roman" w:hAnsi="Times New Roman" w:eastAsia="Times New Roman" w:cs="Times New Roman"/>
+        </w:rPr>
+        <w:t xml:space="preserve"> C2 </w:t>
+      </w:r>
+      <w:r>
+        <w:rPr>
+          <w:rFonts w:hint="eastAsia" w:ascii="Times New Roman" w:hAnsi="Times New Roman" w:eastAsia="FangSong" w:cs="Times New Roman"/>
+        </w:rPr>
+        <w:t xml:space="preserve">是自由基加成</w:t>
+      </w:r>
+      <w:r>
+        <w:rPr>
+          <w:rFonts w:hint="eastAsia" w:ascii="Times New Roman" w:hAnsi="Times New Roman" w:eastAsia="FangSong" w:cs="Times New Roman"/>
+          <w:b/>
+          <w:bCs/>
+        </w:rPr>
+        <w:t xml:space="preserve">新建</w:t>
+      </w:r>
+      <w:r>
+        <w:rPr>
+          <w:rFonts w:hint="eastAsia" w:ascii="Times New Roman" w:hAnsi="Times New Roman" w:eastAsia="FangSong" w:cs="Times New Roman"/>
+        </w:rPr>
+        <w:t>的手性中心</w:t>
+      </w:r>
+      <w:r>
+        <w:rPr>
+          <w:rFonts w:hint="eastAsia" w:ascii="Times New Roman" w:hAnsi="Times New Roman" w:eastAsia="Times New Roman" w:cs="Times New Roman"/>
+        </w:rPr>
+        <w:t>，</w:t>
+      </w:r>
+      <w:r>
+        <w:rPr>
+          <w:rFonts w:hint="eastAsia" w:ascii="Times New Roman" w:hAnsi="Times New Roman" w:eastAsia="FangSong" w:cs="Times New Roman"/>
+        </w:rPr>
+        <w:t>两面进攻概率相等</w:t>
+      </w:r>
+      <w:r>
+        <w:rPr>
+          <w:rFonts w:ascii="Times New Roman" w:hAnsi="Times New Roman" w:eastAsia="Times New Roman" w:cs="Times New Roman"/>
+        </w:rPr>
+        <w:t xml:space="preserve"> → C </w:t>
+      </w:r>
+      <w:r>
+        <w:rPr>
+          <w:rFonts w:hint="eastAsia" w:ascii="Times New Roman" w:hAnsi="Times New Roman" w:eastAsia="FangSong" w:cs="Times New Roman"/>
+        </w:rPr>
+        <w:t>本就是外消旋体</w:t>
+      </w:r>
+      <w:r>
+        <w:rPr>
+          <w:rFonts w:hint="eastAsia" w:ascii="Times New Roman" w:hAnsi="Times New Roman" w:eastAsia="Times New Roman" w:cs="Times New Roman"/>
+        </w:rPr>
+        <w:t>，</w:t>
+      </w:r>
+      <w:r>
+        <w:rPr>
+          <w:rFonts w:hint="eastAsia" w:ascii="Times New Roman" w:hAnsi="Times New Roman" w:eastAsia="FangSong" w:cs="Times New Roman"/>
+        </w:rPr>
+        <w:t>产物亦为外消旋</w:t>
+      </w:r>
+      <w:r>
+        <w:rPr>
+          <w:rFonts w:hint="eastAsia" w:ascii="Times New Roman" w:hAnsi="Times New Roman" w:eastAsia="Times New Roman" w:cs="Times New Roman"/>
+        </w:rPr>
+        <w:t>，</w:t>
+      </w:r>
+      <w:r>
+        <w:rPr>
+          <w:rFonts w:hint="eastAsia" w:ascii="Times New Roman" w:hAnsi="Times New Roman" w:eastAsia="FangSong" w:cs="Times New Roman"/>
+        </w:rPr>
+        <w:t>无</w:t>
+      </w:r>
+      <w:r>
+        <w:rPr>
+          <w:rFonts w:hint="eastAsia" w:ascii="Times New Roman" w:hAnsi="Times New Roman" w:eastAsia="Times New Roman" w:cs="Times New Roman"/>
+        </w:rPr>
+        <w:t>”</w:t>
       </w:r>
       <w:r>
         <w:rPr>
@@ -39286,7 +40219,19 @@
         <w:rPr>
           <w:rFonts w:hint="eastAsia" w:ascii="Times New Roman" w:hAnsi="Times New Roman" w:eastAsia="Times New Roman" w:cs="Times New Roman"/>
         </w:rPr>
-        <w:t>）。</w:t>
+        <w:t>”</w:t>
+      </w:r>
+      <w:r>
+        <w:rPr>
+          <w:rFonts w:hint="eastAsia" w:ascii="Times New Roman" w:hAnsi="Times New Roman" w:eastAsia="FangSong" w:cs="Times New Roman"/>
+        </w:rPr>
+        <w:t>可言</w:t>
+      </w:r>
+      <w:r>
+        <w:rPr>
+          <w:rFonts w:hint="eastAsia" w:ascii="Times New Roman" w:hAnsi="Times New Roman" w:eastAsia="Times New Roman" w:cs="Times New Roman"/>
+        </w:rPr>
+        <w:t>。</w:t>
       </w:r>
     </w:p>
     <w:p>

--- a/06-学生侧材料/讲义/6-有机化学/亲核取代与消除反应.docx
+++ b/06-学生侧材料/讲义/6-有机化学/亲核取代与消除反应.docx
@@ -30,7 +30,7 @@
     </w:p>
     <w:p>
       <w:pPr>
-        <w:pStyle w:val="BlockText"/>
+        <w:pStyle w:val="FirstParagraph"/>
       </w:pPr>
       <w:r>
         <w:rPr>
@@ -74,7 +74,7 @@
           <w:b/>
           <w:bCs/>
         </w:rPr>
-        <w:t>”</w:t>
+        <w:t>“</w:t>
       </w:r>
       <w:r>
         <w:rPr>
@@ -106,7 +106,7 @@
           <w:b/>
           <w:bCs/>
         </w:rPr>
-        <w:t>”</w:t>
+        <w:t>“</w:t>
       </w:r>
       <w:r>
         <w:rPr>
@@ -140,7 +140,7 @@
         <w:rPr>
           <w:rFonts w:hint="eastAsia" w:ascii="Times New Roman" w:hAnsi="Times New Roman" w:eastAsia="Times New Roman" w:cs="Times New Roman"/>
         </w:rPr>
-        <w:t>”</w:t>
+        <w:t>“</w:t>
       </w:r>
       <w:r>
         <w:rPr>
@@ -182,7 +182,7 @@
         <w:rPr>
           <w:rFonts w:hint="eastAsia" w:ascii="Times New Roman" w:hAnsi="Times New Roman" w:eastAsia="Times New Roman" w:cs="Times New Roman"/>
         </w:rPr>
-        <w:t>”</w:t>
+        <w:t>“</w:t>
       </w:r>
       <w:r>
         <w:rPr>
@@ -2305,7 +2305,7 @@
           <w:b/>
           <w:bCs/>
         </w:rPr>
-        <w:t xml:space="preserve">不要只看一个因素就抢答</w:t>
+        <w:t xml:space="preserve">不要只看一个因素就下结论</w:t>
       </w:r>
       <w:r>
         <w:rPr>
@@ -3638,7 +3638,7 @@
           <w:b/>
           <w:bCs/>
         </w:rPr>
-        <w:t xml:space="preserve">关键</w:t>
+        <w:t xml:space="preserve">机理要点</w:t>
       </w:r>
       <w:r>
         <w:rPr>
@@ -3698,7 +3698,7 @@
         <w:rPr>
           <w:rFonts w:hint="eastAsia" w:ascii="Times New Roman" w:hAnsi="Times New Roman" w:eastAsia="Times New Roman" w:cs="Times New Roman"/>
         </w:rPr>
-        <w:t>”</w:t>
+        <w:t>“</w:t>
       </w:r>
       <w:r>
         <w:rPr>
@@ -3760,7 +3760,7 @@
         <w:rPr>
           <w:rFonts w:hint="eastAsia" w:ascii="Times New Roman" w:hAnsi="Times New Roman" w:eastAsia="Times New Roman" w:cs="Times New Roman"/>
         </w:rPr>
-        <w:t>。</w:t>
+        <w:t>——</w:t>
       </w:r>
       <w:r>
         <w:rPr>
@@ -6283,9 +6283,23 @@
       </w:pPr>
       <w:r>
         <w:rPr>
-          <w:rFonts w:ascii="Times New Roman" w:hAnsi="Times New Roman" w:eastAsia="Times New Roman" w:cs="Times New Roman"/>
-        </w:rPr>
-        <w:t xml:space="preserve">SN1 </w:t>
+          <w:rFonts w:hint="eastAsia" w:ascii="Times New Roman" w:hAnsi="Times New Roman" w:eastAsia="FangSong" w:cs="Times New Roman"/>
+          <w:b/>
+          <w:bCs/>
+        </w:rPr>
+        <w:t xml:space="preserve">注意</w:t>
+      </w:r>
+      <w:r>
+        <w:rPr>
+          <w:rFonts w:hint="eastAsia" w:ascii="Times New Roman" w:hAnsi="Times New Roman" w:eastAsia="Times New Roman" w:cs="Times New Roman"/>
+        </w:rPr>
+        <w:t xml:space="preserve">：SN1</w:t>
+      </w:r>
+      <w:r>
+        <w:rPr>
+          <w:rFonts w:ascii="Times New Roman" w:hAnsi="Times New Roman" w:eastAsia="Times New Roman" w:cs="Times New Roman"/>
+        </w:rPr>
+        <w:t xml:space="preserve"> </w:t>
       </w:r>
       <w:r>
         <w:rPr>
@@ -6297,7 +6311,7 @@
         <w:rPr>
           <w:rFonts w:hint="eastAsia" w:ascii="Times New Roman" w:hAnsi="Times New Roman" w:eastAsia="Times New Roman" w:cs="Times New Roman"/>
         </w:rPr>
-        <w:t>”</w:t>
+        <w:t>“</w:t>
       </w:r>
       <w:r>
         <w:rPr>
@@ -7775,7 +7789,7 @@
     </w:tbl>
     <w:p>
       <w:pPr>
-        <w:pStyle w:val="BlockText"/>
+        <w:pStyle w:val="BodyText"/>
         <w:spacing w:before="120"/>
       </w:pPr>
       <w:r>
@@ -8808,7 +8822,7 @@
     </w:tbl>
     <w:p>
       <w:pPr>
-        <w:pStyle w:val="BlockText"/>
+        <w:pStyle w:val="BodyText"/>
         <w:spacing w:before="120"/>
       </w:pPr>
       <w:r>
@@ -9012,6 +9026,241 @@
           <w:rFonts w:hint="eastAsia" w:ascii="Times New Roman" w:hAnsi="Times New Roman" w:eastAsia="FangSong" w:cs="Times New Roman"/>
         </w:rPr>
         <w:t>活化</w:t>
+      </w:r>
+      <w:r>
+        <w:rPr>
+          <w:rFonts w:hint="eastAsia" w:ascii="Times New Roman" w:hAnsi="Times New Roman" w:eastAsia="Times New Roman" w:cs="Times New Roman"/>
+        </w:rPr>
+        <w:t>。</w:t>
+      </w:r>
+      <w:r>
+        <w:rPr>
+          <w:rFonts w:ascii="Times New Roman" w:hAnsi="Times New Roman" w:eastAsia="Times New Roman" w:cs="Times New Roman"/>
+        </w:rPr>
+        <w:t xml:space="preserve"> </w:t>
+      </w:r>
+      <w:r>
+        <w:rPr>
+          <w:rFonts w:ascii="Times New Roman" w:hAnsi="Times New Roman" w:eastAsia="Times New Roman" w:cs="Times New Roman"/>
+        </w:rPr>
+        <w:t xml:space="preserve">&gt;</w:t>
+      </w:r>
+      <w:r>
+        <w:rPr>
+          <w:rFonts w:ascii="Times New Roman" w:hAnsi="Times New Roman" w:eastAsia="Times New Roman" w:cs="Times New Roman"/>
+        </w:rPr>
+        <w:t xml:space="preserve"> </w:t>
+      </w:r>
+      <w:r>
+        <w:rPr>
+          <w:rFonts w:hint="eastAsia" w:ascii="Times New Roman" w:hAnsi="Times New Roman" w:eastAsia="FangSong" w:cs="Times New Roman"/>
+          <w:b/>
+          <w:bCs/>
+        </w:rPr>
+        <w:t xml:space="preserve">竞赛延伸</w:t>
+      </w:r>
+      <w:r>
+        <w:rPr>
+          <w:rFonts w:hint="eastAsia" w:ascii="Times New Roman" w:hAnsi="Times New Roman" w:eastAsia="Times New Roman" w:cs="Times New Roman"/>
+        </w:rPr>
+        <w:t xml:space="preserve">：3°</w:t>
+      </w:r>
+      <w:r>
+        <w:rPr>
+          <w:rFonts w:ascii="Times New Roman" w:hAnsi="Times New Roman" w:eastAsia="Times New Roman" w:cs="Times New Roman"/>
+        </w:rPr>
+        <w:t xml:space="preserve"> </w:t>
+      </w:r>
+      <w:r>
+        <w:rPr>
+          <w:rFonts w:hint="eastAsia" w:ascii="Times New Roman" w:hAnsi="Times New Roman" w:eastAsia="FangSong" w:cs="Times New Roman"/>
+        </w:rPr>
+        <w:t xml:space="preserve">醇</w:t>
+      </w:r>
+      <w:r>
+        <w:rPr>
+          <w:rFonts w:ascii="Times New Roman" w:hAnsi="Times New Roman" w:eastAsia="Times New Roman" w:cs="Times New Roman"/>
+        </w:rPr>
+        <w:t xml:space="preserve"> + HX </w:t>
+      </w:r>
+      <w:r>
+        <w:rPr>
+          <w:rFonts w:hint="eastAsia" w:ascii="Times New Roman" w:hAnsi="Times New Roman" w:eastAsia="FangSong" w:cs="Times New Roman"/>
+        </w:rPr>
+        <w:t>能反应</w:t>
+      </w:r>
+      <w:r>
+        <w:rPr>
+          <w:rFonts w:hint="eastAsia" w:ascii="Times New Roman" w:hAnsi="Times New Roman" w:eastAsia="Times New Roman" w:cs="Times New Roman"/>
+        </w:rPr>
+        <w:t>，</w:t>
+      </w:r>
+      <w:r>
+        <w:rPr>
+          <w:rFonts w:hint="eastAsia" w:ascii="Times New Roman" w:hAnsi="Times New Roman" w:eastAsia="FangSong" w:cs="Times New Roman"/>
+        </w:rPr>
+        <w:t>靠的是</w:t>
+      </w:r>
+      <w:r>
+        <w:rPr>
+          <w:rFonts w:hint="eastAsia" w:ascii="Times New Roman" w:hAnsi="Times New Roman" w:eastAsia="FangSong" w:cs="Times New Roman"/>
+          <w:b/>
+          <w:bCs/>
+        </w:rPr>
+        <w:t xml:space="preserve">把</w:t>
+      </w:r>
+      <w:r>
+        <w:rPr>
+          <w:rFonts w:ascii="Times New Roman" w:hAnsi="Times New Roman" w:eastAsia="Times New Roman" w:cs="Times New Roman"/>
+          <w:b/>
+          <w:bCs/>
+        </w:rPr>
+        <w:t xml:space="preserve"> −OH </w:t>
+      </w:r>
+      <w:r>
+        <w:rPr>
+          <w:rFonts w:hint="eastAsia" w:ascii="Times New Roman" w:hAnsi="Times New Roman" w:eastAsia="FangSong" w:cs="Times New Roman"/>
+          <w:b/>
+          <w:bCs/>
+        </w:rPr>
+        <w:t xml:space="preserve">质子化成</w:t>
+      </w:r>
+      <w:r>
+        <w:rPr>
+          <w:rFonts w:ascii="Times New Roman" w:hAnsi="Times New Roman" w:eastAsia="Times New Roman" w:cs="Times New Roman"/>
+          <w:b/>
+          <w:bCs/>
+        </w:rPr>
+        <w:t xml:space="preserve"> H</w:t>
+      </w:r>
+      <w:r>
+        <w:rPr>
+          <w:rFonts w:ascii="Times New Roman" w:hAnsi="Times New Roman" w:eastAsia="Times New Roman" w:cs="Times New Roman"/>
+          <w:b/>
+          <w:bCs/>
+          <w:vertAlign w:val="subscript"/>
+        </w:rPr>
+        <w:t>2</w:t>
+      </w:r>
+      <w:r>
+        <w:rPr>
+          <w:rFonts w:ascii="Times New Roman" w:hAnsi="Times New Roman" w:eastAsia="Times New Roman" w:cs="Times New Roman"/>
+          <w:b/>
+          <w:bCs/>
+        </w:rPr>
+        <w:t xml:space="preserve">O </w:t>
+      </w:r>
+      <w:r>
+        <w:rPr>
+          <w:rFonts w:hint="eastAsia" w:ascii="Times New Roman" w:hAnsi="Times New Roman" w:eastAsia="FangSong" w:cs="Times New Roman"/>
+          <w:b/>
+          <w:bCs/>
+        </w:rPr>
+        <w:t xml:space="preserve">离去基</w:t>
+      </w:r>
+      <w:r>
+        <w:rPr>
+          <w:rFonts w:hint="eastAsia" w:ascii="Times New Roman" w:hAnsi="Times New Roman" w:eastAsia="Times New Roman" w:cs="Times New Roman"/>
+        </w:rPr>
+        <w:t>；</w:t>
+      </w:r>
+      <w:r>
+        <w:rPr>
+          <w:rFonts w:hint="eastAsia" w:ascii="Times New Roman" w:hAnsi="Times New Roman" w:eastAsia="FangSong" w:cs="Times New Roman"/>
+        </w:rPr>
+        <w:t>醛酮</w:t>
+      </w:r>
+      <w:r>
+        <w:rPr>
+          <w:rFonts w:ascii="Times New Roman" w:hAnsi="Times New Roman" w:eastAsia="Times New Roman" w:cs="Times New Roman"/>
+        </w:rPr>
+        <w:t xml:space="preserve"> </w:t>
+      </w:r>
+      <w:r>
+        <w:rPr>
+          <w:rFonts w:hint="eastAsia" w:ascii="Times New Roman" w:hAnsi="Times New Roman" w:eastAsia="Times New Roman" w:cs="Times New Roman"/>
+        </w:rPr>
+        <w:t>α-</w:t>
+      </w:r>
+      <w:r>
+        <w:rPr>
+          <w:rFonts w:hint="eastAsia" w:ascii="Times New Roman" w:hAnsi="Times New Roman" w:eastAsia="FangSong" w:cs="Times New Roman"/>
+        </w:rPr>
+        <w:t>卤化用</w:t>
+      </w:r>
+      <w:r>
+        <w:rPr>
+          <w:rFonts w:ascii="Times New Roman" w:hAnsi="Times New Roman" w:eastAsia="Times New Roman" w:cs="Times New Roman"/>
+        </w:rPr>
+        <w:t xml:space="preserve"> Br</w:t>
+      </w:r>
+      <w:r>
+        <w:rPr>
+          <w:rFonts w:ascii="Times New Roman" w:hAnsi="Times New Roman" w:eastAsia="Times New Roman" w:cs="Times New Roman"/>
+          <w:vertAlign w:val="subscript"/>
+        </w:rPr>
+        <w:t>2</w:t>
+      </w:r>
+      <w:r>
+        <w:rPr>
+          <w:rFonts w:ascii="Times New Roman" w:hAnsi="Times New Roman" w:eastAsia="Times New Roman" w:cs="Times New Roman"/>
+        </w:rPr>
+        <w:t>/H</w:t>
+      </w:r>
+      <w:r>
+        <w:rPr>
+          <w:rFonts w:ascii="Times New Roman" w:hAnsi="Times New Roman" w:eastAsia="Times New Roman" w:cs="Times New Roman"/>
+          <w:vertAlign w:val="superscript"/>
+        </w:rPr>
+        <w:t>+</w:t>
+      </w:r>
+      <w:r>
+        <w:rPr>
+          <w:rFonts w:ascii="Times New Roman" w:hAnsi="Times New Roman" w:eastAsia="Times New Roman" w:cs="Times New Roman"/>
+        </w:rPr>
+        <w:t xml:space="preserve"> </w:t>
+      </w:r>
+      <w:r>
+        <w:rPr>
+          <w:rFonts w:hint="eastAsia" w:ascii="Times New Roman" w:hAnsi="Times New Roman" w:eastAsia="FangSong" w:cs="Times New Roman"/>
+        </w:rPr>
+        <w:t>同理</w:t>
+      </w:r>
+      <w:r>
+        <w:rPr>
+          <w:rFonts w:hint="eastAsia" w:ascii="Times New Roman" w:hAnsi="Times New Roman" w:eastAsia="Times New Roman" w:cs="Times New Roman"/>
+        </w:rPr>
+        <w:t>。</w:t>
+      </w:r>
+      <w:r>
+        <w:rPr>
+          <w:rFonts w:hint="eastAsia" w:ascii="Times New Roman" w:hAnsi="Times New Roman" w:eastAsia="FangSong" w:cs="Times New Roman"/>
+        </w:rPr>
+        <w:t>把差</w:t>
+      </w:r>
+      <w:r>
+        <w:rPr>
+          <w:rFonts w:ascii="Times New Roman" w:hAnsi="Times New Roman" w:eastAsia="Times New Roman" w:cs="Times New Roman"/>
+        </w:rPr>
+        <w:t xml:space="preserve"> LG </w:t>
+      </w:r>
+      <w:r>
+        <w:rPr>
+          <w:rFonts w:hint="eastAsia" w:ascii="Times New Roman" w:hAnsi="Times New Roman" w:eastAsia="FangSong" w:cs="Times New Roman"/>
+        </w:rPr>
+        <w:t xml:space="preserve">活化成好</w:t>
+      </w:r>
+      <w:r>
+        <w:rPr>
+          <w:rFonts w:ascii="Times New Roman" w:hAnsi="Times New Roman" w:eastAsia="Times New Roman" w:cs="Times New Roman"/>
+        </w:rPr>
+        <w:t xml:space="preserve"> LG </w:t>
+      </w:r>
+      <w:r>
+        <w:rPr>
+          <w:rFonts w:hint="eastAsia" w:ascii="Times New Roman" w:hAnsi="Times New Roman" w:eastAsia="FangSong" w:cs="Times New Roman"/>
+        </w:rPr>
+        <w:t>是合成核心</w:t>
       </w:r>
       <w:r>
         <w:rPr>
@@ -9022,229 +9271,7 @@
     </w:p>
     <w:p>
       <w:pPr>
-        <w:pStyle w:val="BlockText"/>
-      </w:pPr>
-      <w:r>
-        <w:rPr>
-          <w:rFonts w:hint="eastAsia" w:ascii="Times New Roman" w:hAnsi="Times New Roman" w:eastAsia="FangSong" w:cs="Times New Roman"/>
-          <w:b/>
-          <w:bCs/>
-        </w:rPr>
-        <w:t xml:space="preserve">竞赛延伸</w:t>
-      </w:r>
-      <w:r>
-        <w:rPr>
-          <w:rFonts w:hint="eastAsia" w:ascii="Times New Roman" w:hAnsi="Times New Roman" w:eastAsia="Times New Roman" w:cs="Times New Roman"/>
-        </w:rPr>
-        <w:t xml:space="preserve">：3°</w:t>
-      </w:r>
-      <w:r>
-        <w:rPr>
-          <w:rFonts w:ascii="Times New Roman" w:hAnsi="Times New Roman" w:eastAsia="Times New Roman" w:cs="Times New Roman"/>
-        </w:rPr>
-        <w:t xml:space="preserve"> </w:t>
-      </w:r>
-      <w:r>
-        <w:rPr>
-          <w:rFonts w:hint="eastAsia" w:ascii="Times New Roman" w:hAnsi="Times New Roman" w:eastAsia="FangSong" w:cs="Times New Roman"/>
-        </w:rPr>
-        <w:t xml:space="preserve">醇</w:t>
-      </w:r>
-      <w:r>
-        <w:rPr>
-          <w:rFonts w:ascii="Times New Roman" w:hAnsi="Times New Roman" w:eastAsia="Times New Roman" w:cs="Times New Roman"/>
-        </w:rPr>
-        <w:t xml:space="preserve"> + HX </w:t>
-      </w:r>
-      <w:r>
-        <w:rPr>
-          <w:rFonts w:hint="eastAsia" w:ascii="Times New Roman" w:hAnsi="Times New Roman" w:eastAsia="FangSong" w:cs="Times New Roman"/>
-        </w:rPr>
-        <w:t>能反应</w:t>
-      </w:r>
-      <w:r>
-        <w:rPr>
-          <w:rFonts w:hint="eastAsia" w:ascii="Times New Roman" w:hAnsi="Times New Roman" w:eastAsia="Times New Roman" w:cs="Times New Roman"/>
-        </w:rPr>
-        <w:t>，</w:t>
-      </w:r>
-      <w:r>
-        <w:rPr>
-          <w:rFonts w:hint="eastAsia" w:ascii="Times New Roman" w:hAnsi="Times New Roman" w:eastAsia="FangSong" w:cs="Times New Roman"/>
-        </w:rPr>
-        <w:t>靠的是</w:t>
-      </w:r>
-      <w:r>
-        <w:rPr>
-          <w:rFonts w:hint="eastAsia" w:ascii="Times New Roman" w:hAnsi="Times New Roman" w:eastAsia="FangSong" w:cs="Times New Roman"/>
-          <w:b/>
-          <w:bCs/>
-        </w:rPr>
-        <w:t xml:space="preserve">把</w:t>
-      </w:r>
-      <w:r>
-        <w:rPr>
-          <w:rFonts w:ascii="Times New Roman" w:hAnsi="Times New Roman" w:eastAsia="Times New Roman" w:cs="Times New Roman"/>
-          <w:b/>
-          <w:bCs/>
-        </w:rPr>
-        <w:t xml:space="preserve"> −OH </w:t>
-      </w:r>
-      <w:r>
-        <w:rPr>
-          <w:rFonts w:hint="eastAsia" w:ascii="Times New Roman" w:hAnsi="Times New Roman" w:eastAsia="FangSong" w:cs="Times New Roman"/>
-          <w:b/>
-          <w:bCs/>
-        </w:rPr>
-        <w:t xml:space="preserve">质子化成</w:t>
-      </w:r>
-      <w:r>
-        <w:rPr>
-          <w:rFonts w:ascii="Times New Roman" w:hAnsi="Times New Roman" w:eastAsia="Times New Roman" w:cs="Times New Roman"/>
-          <w:b/>
-          <w:bCs/>
-        </w:rPr>
-        <w:t xml:space="preserve"> H</w:t>
-      </w:r>
-      <w:r>
-        <w:rPr>
-          <w:rFonts w:ascii="Times New Roman" w:hAnsi="Times New Roman" w:eastAsia="Times New Roman" w:cs="Times New Roman"/>
-          <w:b/>
-          <w:bCs/>
-          <w:vertAlign w:val="subscript"/>
-        </w:rPr>
-        <w:t>2</w:t>
-      </w:r>
-      <w:r>
-        <w:rPr>
-          <w:rFonts w:ascii="Times New Roman" w:hAnsi="Times New Roman" w:eastAsia="Times New Roman" w:cs="Times New Roman"/>
-          <w:b/>
-          <w:bCs/>
-        </w:rPr>
-        <w:t xml:space="preserve">O </w:t>
-      </w:r>
-      <w:r>
-        <w:rPr>
-          <w:rFonts w:hint="eastAsia" w:ascii="Times New Roman" w:hAnsi="Times New Roman" w:eastAsia="FangSong" w:cs="Times New Roman"/>
-          <w:b/>
-          <w:bCs/>
-        </w:rPr>
-        <w:t xml:space="preserve">离去基</w:t>
-      </w:r>
-      <w:r>
-        <w:rPr>
-          <w:rFonts w:hint="eastAsia" w:ascii="Times New Roman" w:hAnsi="Times New Roman" w:eastAsia="Times New Roman" w:cs="Times New Roman"/>
-        </w:rPr>
-        <w:t>；</w:t>
-      </w:r>
-      <w:r>
-        <w:rPr>
-          <w:rFonts w:hint="eastAsia" w:ascii="Times New Roman" w:hAnsi="Times New Roman" w:eastAsia="FangSong" w:cs="Times New Roman"/>
-        </w:rPr>
-        <w:t>醛酮</w:t>
-      </w:r>
-      <w:r>
-        <w:rPr>
-          <w:rFonts w:ascii="Times New Roman" w:hAnsi="Times New Roman" w:eastAsia="Times New Roman" w:cs="Times New Roman"/>
-        </w:rPr>
-        <w:t xml:space="preserve"> </w:t>
-      </w:r>
-      <w:r>
-        <w:rPr>
-          <w:rFonts w:hint="eastAsia" w:ascii="Times New Roman" w:hAnsi="Times New Roman" w:eastAsia="Times New Roman" w:cs="Times New Roman"/>
-        </w:rPr>
-        <w:t>α-</w:t>
-      </w:r>
-      <w:r>
-        <w:rPr>
-          <w:rFonts w:hint="eastAsia" w:ascii="Times New Roman" w:hAnsi="Times New Roman" w:eastAsia="FangSong" w:cs="Times New Roman"/>
-        </w:rPr>
-        <w:t>卤化用</w:t>
-      </w:r>
-      <w:r>
-        <w:rPr>
-          <w:rFonts w:ascii="Times New Roman" w:hAnsi="Times New Roman" w:eastAsia="Times New Roman" w:cs="Times New Roman"/>
-        </w:rPr>
-        <w:t xml:space="preserve"> Br</w:t>
-      </w:r>
-      <w:r>
-        <w:rPr>
-          <w:rFonts w:ascii="Times New Roman" w:hAnsi="Times New Roman" w:eastAsia="Times New Roman" w:cs="Times New Roman"/>
-          <w:vertAlign w:val="subscript"/>
-        </w:rPr>
-        <w:t>2</w:t>
-      </w:r>
-      <w:r>
-        <w:rPr>
-          <w:rFonts w:ascii="Times New Roman" w:hAnsi="Times New Roman" w:eastAsia="Times New Roman" w:cs="Times New Roman"/>
-        </w:rPr>
-        <w:t>/H</w:t>
-      </w:r>
-      <w:r>
-        <w:rPr>
-          <w:rFonts w:ascii="Times New Roman" w:hAnsi="Times New Roman" w:eastAsia="Times New Roman" w:cs="Times New Roman"/>
-          <w:vertAlign w:val="superscript"/>
-        </w:rPr>
-        <w:t>+</w:t>
-      </w:r>
-      <w:r>
-        <w:rPr>
-          <w:rFonts w:ascii="Times New Roman" w:hAnsi="Times New Roman" w:eastAsia="Times New Roman" w:cs="Times New Roman"/>
-        </w:rPr>
-        <w:t xml:space="preserve"> </w:t>
-      </w:r>
-      <w:r>
-        <w:rPr>
-          <w:rFonts w:hint="eastAsia" w:ascii="Times New Roman" w:hAnsi="Times New Roman" w:eastAsia="FangSong" w:cs="Times New Roman"/>
-        </w:rPr>
-        <w:t>同理</w:t>
-      </w:r>
-      <w:r>
-        <w:rPr>
-          <w:rFonts w:hint="eastAsia" w:ascii="Times New Roman" w:hAnsi="Times New Roman" w:eastAsia="Times New Roman" w:cs="Times New Roman"/>
-        </w:rPr>
-        <w:t>。</w:t>
-      </w:r>
-      <w:r>
-        <w:rPr>
-          <w:rFonts w:hint="eastAsia" w:ascii="Times New Roman" w:hAnsi="Times New Roman" w:eastAsia="FangSong" w:cs="Times New Roman"/>
-        </w:rPr>
-        <w:t>把差</w:t>
-      </w:r>
-      <w:r>
-        <w:rPr>
-          <w:rFonts w:ascii="Times New Roman" w:hAnsi="Times New Roman" w:eastAsia="Times New Roman" w:cs="Times New Roman"/>
-        </w:rPr>
-        <w:t xml:space="preserve"> LG </w:t>
-      </w:r>
-      <w:r>
-        <w:rPr>
-          <w:rFonts w:hint="eastAsia" w:ascii="Times New Roman" w:hAnsi="Times New Roman" w:eastAsia="FangSong" w:cs="Times New Roman"/>
-        </w:rPr>
-        <w:t xml:space="preserve">活化成好</w:t>
-      </w:r>
-      <w:r>
-        <w:rPr>
-          <w:rFonts w:ascii="Times New Roman" w:hAnsi="Times New Roman" w:eastAsia="Times New Roman" w:cs="Times New Roman"/>
-        </w:rPr>
-        <w:t xml:space="preserve"> LG </w:t>
-      </w:r>
-      <w:r>
-        <w:rPr>
-          <w:rFonts w:hint="eastAsia" w:ascii="Times New Roman" w:hAnsi="Times New Roman" w:eastAsia="FangSong" w:cs="Times New Roman"/>
-        </w:rPr>
-        <w:t>是合成核心</w:t>
-      </w:r>
-      <w:r>
-        <w:rPr>
-          <w:rFonts w:hint="eastAsia" w:ascii="Times New Roman" w:hAnsi="Times New Roman" w:eastAsia="Times New Roman" w:cs="Times New Roman"/>
-        </w:rPr>
-        <w:t>。</w:t>
-      </w:r>
-    </w:p>
-    <w:p>
-      <w:pPr>
-        <w:pStyle w:val="FirstParagraph"/>
+        <w:pStyle w:val="BodyText"/>
       </w:pPr>
       <w:r>
         <w:rPr>
@@ -9809,11 +9836,23 @@
         <w:rPr>
           <w:rFonts w:hint="eastAsia" w:ascii="Times New Roman" w:hAnsi="Times New Roman" w:eastAsia="Times New Roman" w:cs="Times New Roman"/>
         </w:rPr>
-        <w:t>；SOCl</w:t>
-      </w:r>
-      <w:r>
-        <w:rPr>
-          <w:rFonts w:hint="eastAsia" w:ascii="Times New Roman" w:hAnsi="Times New Roman" w:eastAsia="Times New Roman" w:cs="Times New Roman"/>
+        <w:t>；</w:t>
+      </w:r>
+      <w:r>
+        <w:rPr>
+          <w:rFonts w:hint="eastAsia" w:ascii="Times New Roman" w:hAnsi="Times New Roman" w:eastAsia="FangSong" w:cs="Times New Roman"/>
+        </w:rPr>
+        <w:t>注意</w:t>
+      </w:r>
+      <w:r>
+        <w:rPr>
+          <w:rFonts w:ascii="Times New Roman" w:hAnsi="Times New Roman" w:eastAsia="Times New Roman" w:cs="Times New Roman"/>
+        </w:rPr>
+        <w:t xml:space="preserve"> SOCl</w:t>
+      </w:r>
+      <w:r>
+        <w:rPr>
+          <w:rFonts w:ascii="Times New Roman" w:hAnsi="Times New Roman" w:eastAsia="Times New Roman" w:cs="Times New Roman"/>
           <w:vertAlign w:val="subscript"/>
         </w:rPr>
         <w:t>2</w:t>
@@ -11771,7 +11810,7 @@
     </w:tbl>
     <w:p>
       <w:pPr>
-        <w:pStyle w:val="BlockText"/>
+        <w:pStyle w:val="BodyText"/>
         <w:spacing w:before="120"/>
       </w:pPr>
       <w:r>
@@ -11882,7 +11921,7 @@
         <w:rPr>
           <w:rFonts w:hint="eastAsia" w:ascii="Times New Roman" w:hAnsi="Times New Roman" w:eastAsia="Times New Roman" w:cs="Times New Roman"/>
         </w:rPr>
-        <w:t>）</w:t>
+        <w:t>）。</w:t>
       </w:r>
       <w:r>
         <w:rPr>
@@ -11997,7 +12036,7 @@
         <w:rPr>
           <w:rFonts w:hint="eastAsia" w:ascii="Times New Roman" w:hAnsi="Times New Roman" w:eastAsia="Times New Roman" w:cs="Times New Roman"/>
         </w:rPr>
-        <w:t>）</w:t>
+        <w:t>）。</w:t>
       </w:r>
     </w:p>
     <w:bookmarkEnd w:id="25"/>
@@ -14311,23 +14350,31 @@
       </w:pPr>
       <w:r>
         <w:rPr>
-          <w:rFonts w:hint="eastAsia" w:ascii="Times New Roman" w:hAnsi="Times New Roman" w:eastAsia="FangSong" w:cs="Times New Roman"/>
+          <w:rFonts w:ascii="Times New Roman" w:hAnsi="Times New Roman" w:eastAsia="Times New Roman" w:cs="Times New Roman"/>
           <w:b/>
           <w:bCs/>
         </w:rPr>
+        <w:t xml:space="preserve">E1cb </w:t>
+      </w:r>
+      <w:r>
+        <w:rPr>
+          <w:rFonts w:hint="eastAsia" w:ascii="Times New Roman" w:hAnsi="Times New Roman" w:eastAsia="FangSong" w:cs="Times New Roman"/>
+          <w:b/>
+          <w:bCs/>
+        </w:rPr>
         <w:t xml:space="preserve">判断口诀</w:t>
       </w:r>
       <w:r>
         <w:rPr>
           <w:rFonts w:hint="eastAsia" w:ascii="Times New Roman" w:hAnsi="Times New Roman" w:eastAsia="Times New Roman" w:cs="Times New Roman"/>
         </w:rPr>
-        <w:t xml:space="preserve">：</w:t>
-      </w:r>
-      <w:r>
-        <w:rPr>
-          <w:rFonts w:ascii="Times New Roman" w:hAnsi="Times New Roman" w:eastAsia="Times New Roman" w:cs="Times New Roman"/>
-        </w:rPr>
-        <w:t xml:space="preserve">“β </w:t>
+        <w:t xml:space="preserve">：“β</w:t>
+      </w:r>
+      <w:r>
+        <w:rPr>
+          <w:rFonts w:ascii="Times New Roman" w:hAnsi="Times New Roman" w:eastAsia="Times New Roman" w:cs="Times New Roman"/>
+        </w:rPr>
+        <w:t xml:space="preserve"> </w:t>
       </w:r>
       <w:r>
         <w:rPr>
@@ -14405,7 +14452,61 @@
         <w:rPr>
           <w:rFonts w:hint="eastAsia" w:ascii="Times New Roman" w:hAnsi="Times New Roman" w:eastAsia="Times New Roman" w:cs="Times New Roman"/>
         </w:rPr>
-        <w:t>——E1cb。”</w:t>
+        <w:t>——E1cb。”（</w:t>
+      </w:r>
+      <w:r>
+        <w:rPr>
+          <w:rFonts w:hint="eastAsia" w:ascii="Times New Roman" w:hAnsi="Times New Roman" w:eastAsia="FangSong" w:cs="Times New Roman"/>
+        </w:rPr>
+        <w:t>严谨判据即上方三条件</w:t>
+      </w:r>
+      <w:r>
+        <w:rPr>
+          <w:rFonts w:hint="eastAsia" w:ascii="Times New Roman" w:hAnsi="Times New Roman" w:eastAsia="Times New Roman" w:cs="Times New Roman"/>
+        </w:rPr>
+        <w:t>：β-H</w:t>
+      </w:r>
+      <w:r>
+        <w:rPr>
+          <w:rFonts w:ascii="Times New Roman" w:hAnsi="Times New Roman" w:eastAsia="Times New Roman" w:cs="Times New Roman"/>
+        </w:rPr>
+        <w:t xml:space="preserve"> </w:t>
+      </w:r>
+      <w:r>
+        <w:rPr>
+          <w:rFonts w:hint="eastAsia" w:ascii="Times New Roman" w:hAnsi="Times New Roman" w:eastAsia="FangSong" w:cs="Times New Roman"/>
+        </w:rPr>
+        <w:t>酸性增强</w:t>
+      </w:r>
+      <w:r>
+        <w:rPr>
+          <w:rFonts w:hint="eastAsia" w:ascii="Times New Roman" w:hAnsi="Times New Roman" w:eastAsia="Times New Roman" w:cs="Times New Roman"/>
+        </w:rPr>
+        <w:t>、</w:t>
+      </w:r>
+      <w:r>
+        <w:rPr>
+          <w:rFonts w:hint="eastAsia" w:ascii="Times New Roman" w:hAnsi="Times New Roman" w:eastAsia="FangSong" w:cs="Times New Roman"/>
+        </w:rPr>
+        <w:t>离去基很差</w:t>
+      </w:r>
+      <w:r>
+        <w:rPr>
+          <w:rFonts w:hint="eastAsia" w:ascii="Times New Roman" w:hAnsi="Times New Roman" w:eastAsia="Times New Roman" w:cs="Times New Roman"/>
+        </w:rPr>
+        <w:t>、</w:t>
+      </w:r>
+      <w:r>
+        <w:rPr>
+          <w:rFonts w:hint="eastAsia" w:ascii="Times New Roman" w:hAnsi="Times New Roman" w:eastAsia="FangSong" w:cs="Times New Roman"/>
+        </w:rPr>
+        <w:t>生成较稳定烯烃</w:t>
+      </w:r>
+      <w:r>
+        <w:rPr>
+          <w:rFonts w:hint="eastAsia" w:ascii="Times New Roman" w:hAnsi="Times New Roman" w:eastAsia="Times New Roman" w:cs="Times New Roman"/>
+        </w:rPr>
+        <w:t>）</w:t>
       </w:r>
     </w:p>
     <w:p>
@@ -16571,7 +16672,7 @@
     </w:tbl>
     <w:p>
       <w:pPr>
-        <w:pStyle w:val="BlockText"/>
+        <w:pStyle w:val="BodyText"/>
         <w:spacing w:before="120"/>
       </w:pPr>
       <w:r>
@@ -20125,25 +20226,13 @@
         <w:rPr>
           <w:rFonts w:hint="eastAsia" w:ascii="Times New Roman" w:hAnsi="Times New Roman" w:eastAsia="FangSong" w:cs="Times New Roman"/>
         </w:rPr>
-        <w:t>二级底物最</w:t>
-      </w:r>
-      <w:r>
-        <w:rPr>
-          <w:rFonts w:hint="eastAsia" w:ascii="Times New Roman" w:hAnsi="Times New Roman" w:eastAsia="Times New Roman" w:cs="Times New Roman"/>
-        </w:rPr>
-        <w:t>”</w:t>
-      </w:r>
-      <w:r>
-        <w:rPr>
-          <w:rFonts w:hint="eastAsia" w:ascii="Times New Roman" w:hAnsi="Times New Roman" w:eastAsia="FangSong" w:cs="Times New Roman"/>
-        </w:rPr>
-        <w:t>纠结</w:t>
-      </w:r>
-      <w:r>
-        <w:rPr>
-          <w:rFonts w:hint="eastAsia" w:ascii="Times New Roman" w:hAnsi="Times New Roman" w:eastAsia="Times New Roman" w:cs="Times New Roman"/>
-        </w:rPr>
-        <w:t>”，</w:t>
+        <w:t>二级底物的路径竞争最复杂</w:t>
+      </w:r>
+      <w:r>
+        <w:rPr>
+          <w:rFonts w:hint="eastAsia" w:ascii="Times New Roman" w:hAnsi="Times New Roman" w:eastAsia="Times New Roman" w:cs="Times New Roman"/>
+        </w:rPr>
+        <w:t>，</w:t>
       </w:r>
       <w:r>
         <w:rPr>
@@ -20849,7 +20938,7 @@
     </w:tbl>
     <w:p>
       <w:pPr>
-        <w:pStyle w:val="BlockText"/>
+        <w:pStyle w:val="BodyText"/>
         <w:spacing w:before="120"/>
       </w:pPr>
       <w:r>
@@ -20864,19 +20953,7 @@
         <w:rPr>
           <w:rFonts w:hint="eastAsia" w:ascii="Times New Roman" w:hAnsi="Times New Roman" w:eastAsia="Times New Roman" w:cs="Times New Roman"/>
         </w:rPr>
-        <w:t xml:space="preserve">：</w:t>
-      </w:r>
-      <w:r>
-        <w:rPr>
-          <w:rFonts w:ascii="Times New Roman" w:hAnsi="Times New Roman" w:eastAsia="Times New Roman" w:cs="Times New Roman"/>
-        </w:rPr>
-        <w:t xml:space="preserve"> </w:t>
-      </w:r>
-      <w:r>
-        <w:rPr>
-          <w:rFonts w:hint="eastAsia" w:ascii="Times New Roman" w:hAnsi="Times New Roman" w:eastAsia="Times New Roman" w:cs="Times New Roman"/>
-        </w:rPr>
-        <w:t>“</w:t>
+        <w:t>：“</w:t>
       </w:r>
       <w:r>
         <w:rPr>
@@ -21751,7 +21828,7 @@
         <w:rPr>
           <w:rFonts w:hint="eastAsia" w:ascii="Times New Roman" w:hAnsi="Times New Roman" w:eastAsia="Times New Roman" w:cs="Times New Roman"/>
         </w:rPr>
-        <w:t>”</w:t>
+        <w:t>“</w:t>
       </w:r>
       <w:r>
         <w:rPr>
@@ -22328,77 +22405,6 @@
           <w:rFonts w:hint="eastAsia" w:ascii="Times New Roman" w:hAnsi="Times New Roman" w:eastAsia="Times New Roman" w:cs="Times New Roman"/>
         </w:rPr>
         <w:t>）</w:t>
-      </w:r>
-    </w:p>
-    <w:p>
-      <w:pPr>
-        <w:pStyle w:val="BodyText"/>
-      </w:pPr>
-      <w:r>
-        <w:rPr>
-          <w:rFonts w:hint="eastAsia" w:ascii="Times New Roman" w:hAnsi="Times New Roman" w:eastAsia="FangSong" w:cs="Times New Roman"/>
-        </w:rPr>
-        <w:t>若忽略重排</w:t>
-      </w:r>
-      <w:r>
-        <w:rPr>
-          <w:rFonts w:hint="eastAsia" w:ascii="Times New Roman" w:hAnsi="Times New Roman" w:eastAsia="Times New Roman" w:cs="Times New Roman"/>
-        </w:rPr>
-        <w:t>，</w:t>
-      </w:r>
-      <w:r>
-        <w:rPr>
-          <w:rFonts w:hint="eastAsia" w:ascii="Times New Roman" w:hAnsi="Times New Roman" w:eastAsia="FangSong" w:cs="Times New Roman"/>
-        </w:rPr>
-        <w:t>会错判为</w:t>
-      </w:r>
-      <w:r>
-        <w:rPr>
-          <w:rFonts w:ascii="Times New Roman" w:hAnsi="Times New Roman" w:eastAsia="Times New Roman" w:cs="Times New Roman"/>
-        </w:rPr>
-        <w:t xml:space="preserve"> </w:t>
-      </w:r>
-      <w:r>
-        <w:rPr>
-          <w:rFonts w:hint="eastAsia" w:ascii="Times New Roman" w:hAnsi="Times New Roman" w:eastAsia="Times New Roman" w:cs="Times New Roman"/>
-        </w:rPr>
-        <w:t>3,3-</w:t>
-      </w:r>
-      <w:r>
-        <w:rPr>
-          <w:rFonts w:hint="eastAsia" w:ascii="Times New Roman" w:hAnsi="Times New Roman" w:eastAsia="FangSong" w:cs="Times New Roman"/>
-        </w:rPr>
-        <w:t>二甲基</w:t>
-      </w:r>
-      <w:r>
-        <w:rPr>
-          <w:rFonts w:hint="eastAsia" w:ascii="Times New Roman" w:hAnsi="Times New Roman" w:eastAsia="Times New Roman" w:cs="Times New Roman"/>
-        </w:rPr>
-        <w:t>-1-</w:t>
-      </w:r>
-      <w:r>
-        <w:rPr>
-          <w:rFonts w:hint="eastAsia" w:ascii="Times New Roman" w:hAnsi="Times New Roman" w:eastAsia="FangSong" w:cs="Times New Roman"/>
-        </w:rPr>
-        <w:t>丁烯</w:t>
-      </w:r>
-      <w:r>
-        <w:rPr>
-          <w:rFonts w:hint="eastAsia" w:ascii="Times New Roman" w:hAnsi="Times New Roman" w:eastAsia="Times New Roman" w:cs="Times New Roman"/>
-        </w:rPr>
-        <w:t>——</w:t>
-      </w:r>
-      <w:r>
-        <w:rPr>
-          <w:rFonts w:hint="eastAsia" w:ascii="Times New Roman" w:hAnsi="Times New Roman" w:eastAsia="FangSong" w:cs="Times New Roman"/>
-        </w:rPr>
-        <w:t>此时是否重排直接决定主产物</w:t>
-      </w:r>
-      <w:r>
-        <w:rPr>
-          <w:rFonts w:hint="eastAsia" w:ascii="Times New Roman" w:hAnsi="Times New Roman" w:eastAsia="Times New Roman" w:cs="Times New Roman"/>
-        </w:rPr>
-        <w:t>。</w:t>
       </w:r>
     </w:p>
     <w:p>
@@ -33029,13 +33035,7 @@
         <w:rPr>
           <w:rFonts w:ascii="Times New Roman" w:hAnsi="Times New Roman" w:eastAsia="Times New Roman" w:cs="Times New Roman"/>
         </w:rPr>
-        <w:t xml:space="preserve">&gt;</w:t>
-      </w:r>
-      <w:r>
-        <w:rPr>
-          <w:rFonts w:ascii="Times New Roman" w:hAnsi="Times New Roman" w:eastAsia="Times New Roman" w:cs="Times New Roman"/>
-        </w:rPr>
-        <w:t xml:space="preserve"> </w:t>
+        <w:t xml:space="preserve">&gt; </w:t>
       </w:r>
       <w:r>
         <w:rPr>
@@ -33275,73 +33275,13 @@
         <w:rPr>
           <w:rFonts w:hint="eastAsia" w:ascii="Times New Roman" w:hAnsi="Times New Roman" w:eastAsia="FangSong" w:cs="Times New Roman"/>
         </w:rPr>
-        <w:t>别忽略</w:t>
-      </w:r>
-      <w:r>
-        <w:rPr>
-          <w:rFonts w:hint="eastAsia" w:ascii="Times New Roman" w:hAnsi="Times New Roman" w:eastAsia="Times New Roman" w:cs="Times New Roman"/>
-        </w:rPr>
-        <w:t>：β</w:t>
-      </w:r>
-      <w:r>
-        <w:rPr>
-          <w:rFonts w:ascii="Times New Roman" w:hAnsi="Times New Roman" w:eastAsia="Times New Roman" w:cs="Times New Roman"/>
-        </w:rPr>
-        <w:t xml:space="preserve"> </w:t>
-      </w:r>
-      <w:r>
-        <w:rPr>
-          <w:rFonts w:hint="eastAsia" w:ascii="Times New Roman" w:hAnsi="Times New Roman" w:eastAsia="FangSong" w:cs="Times New Roman"/>
-        </w:rPr>
-        <w:t xml:space="preserve">位拉电子</w:t>
-      </w:r>
-      <w:r>
-        <w:rPr>
-          <w:rFonts w:ascii="Times New Roman" w:hAnsi="Times New Roman" w:eastAsia="Times New Roman" w:cs="Times New Roman"/>
-        </w:rPr>
-        <w:t xml:space="preserve"> + LG </w:t>
-      </w:r>
-      <w:r>
-        <w:rPr>
-          <w:rFonts w:hint="eastAsia" w:ascii="Times New Roman" w:hAnsi="Times New Roman" w:eastAsia="FangSong" w:cs="Times New Roman"/>
-        </w:rPr>
-        <w:t>不给力</w:t>
-      </w:r>
-      <w:r>
-        <w:rPr>
-          <w:rFonts w:hint="eastAsia" w:ascii="Times New Roman" w:hAnsi="Times New Roman" w:eastAsia="Times New Roman" w:cs="Times New Roman"/>
-        </w:rPr>
-        <w:t>，</w:t>
-      </w:r>
-      <w:r>
-        <w:rPr>
-          <w:rFonts w:hint="eastAsia" w:ascii="Times New Roman" w:hAnsi="Times New Roman" w:eastAsia="FangSong" w:cs="Times New Roman"/>
-        </w:rPr>
-        <w:t>先拔</w:t>
-      </w:r>
-      <w:r>
-        <w:rPr>
-          <w:rFonts w:ascii="Times New Roman" w:hAnsi="Times New Roman" w:eastAsia="Times New Roman" w:cs="Times New Roman"/>
-        </w:rPr>
-        <w:t xml:space="preserve"> H </w:t>
-      </w:r>
-      <w:r>
-        <w:rPr>
-          <w:rFonts w:hint="eastAsia" w:ascii="Times New Roman" w:hAnsi="Times New Roman" w:eastAsia="FangSong" w:cs="Times New Roman"/>
-        </w:rPr>
-        <w:t xml:space="preserve">成负离子再走</w:t>
-      </w:r>
-      <w:r>
-        <w:rPr>
-          <w:rFonts w:ascii="Times New Roman" w:hAnsi="Times New Roman" w:eastAsia="Times New Roman" w:cs="Times New Roman"/>
-        </w:rPr>
-        <w:t xml:space="preserve"> </w:t>
-      </w:r>
-      <w:r>
-        <w:rPr>
-          <w:rFonts w:hint="eastAsia" w:ascii="Times New Roman" w:hAnsi="Times New Roman" w:eastAsia="Times New Roman" w:cs="Times New Roman"/>
-        </w:rPr>
-        <w:t>LG（</w:t>
+        <w:t>判据</w:t>
+      </w:r>
+      <w:r>
+        <w:rPr>
+          <w:rFonts w:hint="eastAsia" w:ascii="Times New Roman" w:hAnsi="Times New Roman" w:eastAsia="Times New Roman" w:cs="Times New Roman"/>
+        </w:rPr>
+        <w:t>：</w:t>
       </w:r>
       <w:r>
         <w:rPr>
@@ -33353,13 +33293,19 @@
         <w:rPr>
           <w:rFonts w:ascii="Times New Roman" w:hAnsi="Times New Roman" w:eastAsia="Times New Roman" w:cs="Times New Roman"/>
         </w:rPr>
-        <w:t xml:space="preserve"> </w:t>
-      </w:r>
-      <w:r>
-        <w:rPr>
-          <w:rFonts w:hint="eastAsia" w:ascii="Times New Roman" w:hAnsi="Times New Roman" w:eastAsia="Times New Roman" w:cs="Times New Roman"/>
-        </w:rPr>
-        <w:t xml:space="preserve">§3.3）。”</w:t>
+        <w:t xml:space="preserve"> §3.3 </w:t>
+      </w:r>
+      <w:r>
+        <w:rPr>
+          <w:rFonts w:hint="eastAsia" w:ascii="Times New Roman" w:hAnsi="Times New Roman" w:eastAsia="FangSong" w:cs="Times New Roman"/>
+        </w:rPr>
+        <w:t>判断口诀</w:t>
+      </w:r>
+      <w:r>
+        <w:rPr>
+          <w:rFonts w:hint="eastAsia" w:ascii="Times New Roman" w:hAnsi="Times New Roman" w:eastAsia="Times New Roman" w:cs="Times New Roman"/>
+        </w:rPr>
+        <w:t>。</w:t>
       </w:r>
     </w:p>
     <w:p>
@@ -33373,7 +33319,7 @@
       </w:r>
     </w:p>
     <w:bookmarkEnd w:id="52"/>
-    <w:bookmarkStart w:id="56" w:name="十核心速查卡"/>
+    <w:bookmarkStart w:id="56" w:name="十本讲速查"/>
     <w:p>
       <w:pPr>
         <w:pStyle w:val="Heading2"/>
@@ -33395,7 +33341,7 @@
         <w:rPr>
           <w:rFonts w:hint="eastAsia" w:ascii="Times New Roman" w:hAnsi="Times New Roman" w:eastAsia="SimHei" w:cs="Times New Roman"/>
         </w:rPr>
-        <w:t>核心速查卡</w:t>
+        <w:t>本讲速查</w:t>
       </w:r>
     </w:p>
     <w:bookmarkStart w:id="53" w:name="sn1sn2e1e2-速查总表"/>
@@ -34429,153 +34375,17 @@
       </w:pPr>
       <w:r>
         <w:rPr>
-          <w:rFonts w:hint="eastAsia" w:ascii="Times New Roman" w:hAnsi="Times New Roman" w:eastAsia="FangSong" w:cs="Times New Roman"/>
+          <w:rFonts w:ascii="Times New Roman" w:hAnsi="Times New Roman" w:eastAsia="Times New Roman" w:cs="Times New Roman"/>
           <w:b/>
           <w:bCs/>
         </w:rPr>
-        <w:t xml:space="preserve">注意</w:t>
-      </w:r>
-      <w:r>
-        <w:rPr>
-          <w:rFonts w:ascii="Times New Roman" w:hAnsi="Times New Roman" w:eastAsia="Times New Roman" w:cs="Times New Roman"/>
-          <w:b/>
-          <w:bCs/>
-        </w:rPr>
-        <w:t xml:space="preserve"> E2 </w:t>
-      </w:r>
-      <w:r>
-        <w:rPr>
-          <w:rFonts w:hint="eastAsia" w:ascii="Times New Roman" w:hAnsi="Times New Roman" w:eastAsia="FangSong" w:cs="Times New Roman"/>
-          <w:b/>
-          <w:bCs/>
-        </w:rPr>
-        <w:t xml:space="preserve">与</w:t>
-      </w:r>
-      <w:r>
-        <w:rPr>
-          <w:rFonts w:ascii="Times New Roman" w:hAnsi="Times New Roman" w:eastAsia="Times New Roman" w:cs="Times New Roman"/>
-          <w:b/>
-          <w:bCs/>
-        </w:rPr>
-        <w:t xml:space="preserve"> SN2 </w:t>
-      </w:r>
-      <w:r>
-        <w:rPr>
-          <w:rFonts w:hint="eastAsia" w:ascii="Times New Roman" w:hAnsi="Times New Roman" w:eastAsia="FangSong" w:cs="Times New Roman"/>
-          <w:b/>
-          <w:bCs/>
-        </w:rPr>
-        <w:t xml:space="preserve">的底物活性顺序相反</w:t>
-      </w:r>
-      <w:r>
-        <w:rPr>
-          <w:rFonts w:hint="eastAsia" w:ascii="Times New Roman" w:hAnsi="Times New Roman" w:eastAsia="Times New Roman" w:cs="Times New Roman"/>
-        </w:rPr>
-        <w:t xml:space="preserve">：SN2</w:t>
-      </w:r>
-      <w:r>
-        <w:rPr>
-          <w:rFonts w:ascii="Times New Roman" w:hAnsi="Times New Roman" w:eastAsia="Times New Roman" w:cs="Times New Roman"/>
-        </w:rPr>
-        <w:t xml:space="preserve"> </w:t>
-      </w:r>
-      <w:r>
-        <w:rPr>
-          <w:rFonts w:hint="eastAsia" w:ascii="Times New Roman" w:hAnsi="Times New Roman" w:eastAsia="FangSong" w:cs="Times New Roman"/>
-        </w:rPr>
-        <w:t>由位阻控制</w:t>
-      </w:r>
-      <w:r>
-        <w:rPr>
-          <w:rFonts w:hint="eastAsia" w:ascii="Times New Roman" w:hAnsi="Times New Roman" w:eastAsia="Times New Roman" w:cs="Times New Roman"/>
-        </w:rPr>
-        <w:t>（CH</w:t>
-      </w:r>
-      <w:r>
-        <w:rPr>
-          <w:rFonts w:hint="eastAsia" w:ascii="Times New Roman" w:hAnsi="Times New Roman" w:eastAsia="Times New Roman" w:cs="Times New Roman"/>
-          <w:vertAlign w:val="subscript"/>
-        </w:rPr>
-        <w:t>3</w:t>
-      </w:r>
-      <w:r>
-        <w:rPr>
-          <w:rFonts w:ascii="Times New Roman" w:hAnsi="Times New Roman" w:eastAsia="Times New Roman" w:cs="Times New Roman"/>
-        </w:rPr>
-        <w:t xml:space="preserve"> &gt; 1° &gt; </w:t>
-      </w:r>
-      <w:r>
-        <w:rPr>
-          <w:rFonts w:hint="eastAsia" w:ascii="Times New Roman" w:hAnsi="Times New Roman" w:eastAsia="Times New Roman" w:cs="Times New Roman"/>
-        </w:rPr>
-        <w:t xml:space="preserve">2°，3°</w:t>
-      </w:r>
-      <w:r>
-        <w:rPr>
-          <w:rFonts w:ascii="Times New Roman" w:hAnsi="Times New Roman" w:eastAsia="Times New Roman" w:cs="Times New Roman"/>
-        </w:rPr>
-        <w:t xml:space="preserve"> </w:t>
-      </w:r>
-      <w:r>
-        <w:rPr>
-          <w:rFonts w:hint="eastAsia" w:ascii="Times New Roman" w:hAnsi="Times New Roman" w:eastAsia="FangSong" w:cs="Times New Roman"/>
-        </w:rPr>
-        <w:t>几乎不反应</w:t>
-      </w:r>
-      <w:r>
-        <w:rPr>
-          <w:rFonts w:hint="eastAsia" w:ascii="Times New Roman" w:hAnsi="Times New Roman" w:eastAsia="Times New Roman" w:cs="Times New Roman"/>
-        </w:rPr>
-        <w:t>），E2</w:t>
-      </w:r>
-      <w:r>
-        <w:rPr>
-          <w:rFonts w:ascii="Times New Roman" w:hAnsi="Times New Roman" w:eastAsia="Times New Roman" w:cs="Times New Roman"/>
-        </w:rPr>
-        <w:t xml:space="preserve"> </w:t>
-      </w:r>
-      <w:r>
-        <w:rPr>
-          <w:rFonts w:hint="eastAsia" w:ascii="Times New Roman" w:hAnsi="Times New Roman" w:eastAsia="FangSong" w:cs="Times New Roman"/>
-        </w:rPr>
-        <w:t>由过渡态的烯烃稳定性控制</w:t>
-      </w:r>
-      <w:r>
-        <w:rPr>
-          <w:rFonts w:hint="eastAsia" w:ascii="Times New Roman" w:hAnsi="Times New Roman" w:eastAsia="Times New Roman" w:cs="Times New Roman"/>
-        </w:rPr>
-        <w:t>（3°</w:t>
-      </w:r>
-      <w:r>
-        <w:rPr>
-          <w:rFonts w:ascii="Times New Roman" w:hAnsi="Times New Roman" w:eastAsia="Times New Roman" w:cs="Times New Roman"/>
-        </w:rPr>
-        <w:t xml:space="preserve"> &gt; 2° &gt; </w:t>
-      </w:r>
-      <w:r>
-        <w:rPr>
-          <w:rFonts w:hint="eastAsia" w:ascii="Times New Roman" w:hAnsi="Times New Roman" w:eastAsia="Times New Roman" w:cs="Times New Roman"/>
-        </w:rPr>
-        <w:t xml:space="preserve">1°）。</w:t>
-      </w:r>
-    </w:p>
-    <w:p>
-      <w:pPr>
-        <w:pStyle w:val="BlockText"/>
-      </w:pPr>
-      <w:r>
-        <w:rPr>
-          <w:rFonts w:ascii="Times New Roman" w:hAnsi="Times New Roman" w:eastAsia="Times New Roman" w:cs="Times New Roman"/>
-          <w:b/>
-          <w:bCs/>
-        </w:rPr>
         <w:t xml:space="preserve">E1cb</w:t>
       </w:r>
       <w:r>
         <w:rPr>
           <w:rFonts w:hint="eastAsia" w:ascii="Times New Roman" w:hAnsi="Times New Roman" w:eastAsia="Times New Roman" w:cs="Times New Roman"/>
         </w:rPr>
-        <w:t>：</w:t>
+        <w:t>（</w:t>
       </w:r>
       <w:r>
         <w:rPr>
@@ -34587,7 +34397,7 @@
         <w:rPr>
           <w:rFonts w:hint="eastAsia" w:ascii="Times New Roman" w:hAnsi="Times New Roman" w:eastAsia="Times New Roman" w:cs="Times New Roman"/>
         </w:rPr>
-        <w:t>（</w:t>
+        <w:t>）：</w:t>
       </w:r>
       <w:r>
         <w:rPr>
@@ -34599,7 +34409,7 @@
         <w:rPr>
           <w:rFonts w:hint="eastAsia" w:ascii="Times New Roman" w:hAnsi="Times New Roman" w:eastAsia="Times New Roman" w:cs="Times New Roman"/>
         </w:rPr>
-        <w:t>：</w:t>
+        <w:t>——</w:t>
       </w:r>
       <w:r>
         <w:rPr>
@@ -34653,7 +34463,7 @@
         <w:rPr>
           <w:rFonts w:hint="eastAsia" w:ascii="Times New Roman" w:hAnsi="Times New Roman" w:eastAsia="Times New Roman" w:cs="Times New Roman"/>
         </w:rPr>
-        <w:t>），</w:t>
+        <w:t>；</w:t>
       </w:r>
       <w:r>
         <w:rPr>
@@ -34689,7 +34499,7 @@
         <w:rPr>
           <w:rFonts w:hint="eastAsia" w:ascii="Times New Roman" w:hAnsi="Times New Roman" w:eastAsia="Times New Roman" w:cs="Times New Roman"/>
         </w:rPr>
-        <w:t>；</w:t>
+        <w:t>，</w:t>
       </w:r>
       <w:r>
         <w:rPr>
@@ -38401,13 +38211,7 @@
         <w:rPr>
           <w:rFonts w:hint="eastAsia" w:ascii="Times New Roman" w:hAnsi="Times New Roman" w:eastAsia="Times New Roman" w:cs="Times New Roman"/>
         </w:rPr>
-        <w:t>，</w:t>
-      </w:r>
-      <w:r>
-        <w:rPr>
-          <w:rFonts w:hint="eastAsia" w:ascii="Times New Roman" w:hAnsi="Times New Roman" w:eastAsia="Times New Roman" w:cs="Times New Roman"/>
-        </w:rPr>
-        <w:t>“</w:t>
+        <w:t>，“</w:t>
       </w:r>
       <w:r>
         <w:rPr>
@@ -38437,7 +38241,7 @@
         <w:rPr>
           <w:rFonts w:hint="eastAsia" w:ascii="Times New Roman" w:hAnsi="Times New Roman" w:eastAsia="FangSong" w:cs="Times New Roman"/>
         </w:rPr>
-        <w:t>注</w:t>
+        <w:t>注意</w:t>
       </w:r>
       <w:r>
         <w:rPr>
@@ -39335,7 +39139,7 @@
         <w:rPr>
           <w:rFonts w:hint="eastAsia" w:ascii="Times New Roman" w:hAnsi="Times New Roman" w:eastAsia="FangSong" w:cs="Times New Roman"/>
         </w:rPr>
-        <w:t>判据</w:t>
+        <w:t>注意</w:t>
       </w:r>
       <w:r>
         <w:rPr>
@@ -40115,7 +39919,19 @@
         <w:rPr>
           <w:rFonts w:hint="eastAsia" w:ascii="Times New Roman" w:hAnsi="Times New Roman" w:eastAsia="Times New Roman" w:cs="Times New Roman"/>
         </w:rPr>
-        <w:t>。C</w:t>
+        <w:t>。</w:t>
+      </w:r>
+      <w:r>
+        <w:rPr>
+          <w:rFonts w:hint="eastAsia" w:ascii="Times New Roman" w:hAnsi="Times New Roman" w:eastAsia="FangSong" w:cs="Times New Roman"/>
+        </w:rPr>
+        <w:t>注意</w:t>
+      </w:r>
+      <w:r>
+        <w:rPr>
+          <w:rFonts w:hint="eastAsia" w:ascii="Times New Roman" w:hAnsi="Times New Roman" w:eastAsia="Times New Roman" w:cs="Times New Roman"/>
+        </w:rPr>
+        <w:t>：C</w:t>
       </w:r>
       <w:r>
         <w:rPr>
@@ -40207,7 +40023,7 @@
         <w:rPr>
           <w:rFonts w:hint="eastAsia" w:ascii="Times New Roman" w:hAnsi="Times New Roman" w:eastAsia="Times New Roman" w:cs="Times New Roman"/>
         </w:rPr>
-        <w:t>”</w:t>
+        <w:t>“</w:t>
       </w:r>
       <w:r>
         <w:rPr>

--- a/06-学生侧材料/讲义/6-有机化学/亲核取代与消除反应.docx
+++ b/06-学生侧材料/讲义/6-有机化学/亲核取代与消除反应.docx
@@ -3072,7 +3072,7 @@
     <w:p>
       <w:pPr>
         <w:pStyle w:val="Heading3"/>
-        <w:spacing w:before="280" w:after="120"/>
+        <w:spacing w:after="120" w:before="280"/>
       </w:pPr>
       <w:r>
         <w:rPr>
@@ -3105,213 +3105,219 @@
         <w:t>一步协同</w:t>
       </w:r>
     </w:p>
-    <w:p>
-      <w:pPr>
-        <w:pStyle w:val="FirstParagraph"/>
-        <w:spacing w:before="160" w:after="80"/>
+    <w:tbl>
+      <w:tblPr>
+        <w:tblStyle w:val="Table"/>
+        <w:tblW w:type="pct" w:w="5000"/>
+        <w:tblLayout w:type="fixed"/>
+        <w:tblLook w:firstRow="1" w:lastRow="0" w:firstColumn="0" w:lastColumn="0" w:noHBand="0" w:noVBand="0" w:val="0020"/>
         <w:jc w:val="center"/>
-      </w:pPr>
-      <w:r>
-        <w:rPr>
-          <w:rFonts w:ascii="Times New Roman" w:hAnsi="Times New Roman" w:eastAsia="FangSong" w:cs="Times New Roman"/>
-          <w:b w:val="0"/>
-          <w:i w:val="0"/>
-          <w:sz w:val="21"/>
-        </w:rPr>
-        <w:drawing>
-          <wp:inline>
-            <wp:extent cx="2667000" cy="540058"/>
-            <wp:effectExtent b="0" l="0" r="0" t="0"/>
-            <wp:docPr descr="SN2 反应示意图——背侧进攻与 Walden 翻转" title="" id="23" name="Picture"/>
-            <a:graphic>
-              <a:graphicData uri="http://schemas.openxmlformats.org/drawingml/2006/picture">
-                <pic:pic>
-                  <pic:nvPicPr>
-                    <pic:cNvPr descr="1e2054db7436bf3a08ada50660c715d8bfb4db2a177436c3f3fa74541e112b65.png" id="24" name="Picture"/>
-                    <pic:cNvPicPr>
-                      <a:picLocks noChangeArrowheads="1" noChangeAspect="1"/>
-                    </pic:cNvPicPr>
-                  </pic:nvPicPr>
-                  <pic:blipFill>
-                    <a:blip r:embed="rId22"/>
-                    <a:stretch>
-                      <a:fillRect/>
-                    </a:stretch>
-                  </pic:blipFill>
-                  <pic:spPr bwMode="auto">
-                    <a:xfrm>
-                      <a:off x="0" y="0"/>
-                      <a:ext cx="2667000" cy="540058"/>
-                    </a:xfrm>
-                    <a:prstGeom prst="rect">
-                      <a:avLst/>
-                    </a:prstGeom>
-                    <a:noFill/>
-                    <a:ln w="9525">
-                      <a:noFill/>
-                      <a:headEnd/>
-                      <a:tailEnd/>
-                    </a:ln>
-                  </pic:spPr>
-                </pic:pic>
-              </a:graphicData>
-            </a:graphic>
-          </wp:inline>
-        </w:drawing>
-      </w:r>
-      <w:r>
-        <w:rPr>
-          <w:rFonts w:ascii="Times New Roman" w:hAnsi="Times New Roman" w:eastAsia="FangSong" w:cs="Times New Roman"/>
-          <w:b w:val="0"/>
-          <w:i w:val="0"/>
-          <w:sz w:val="21"/>
-        </w:rPr>
-        <w:t xml:space="preserve"> </w:t>
-      </w:r>
-      <w:r>
-        <w:rPr>
-          <w:rFonts w:hint="eastAsia" w:ascii="Times New Roman" w:hAnsi="Times New Roman" w:eastAsia="FangSong" w:cs="Times New Roman"/>
-          <w:b w:val="0"/>
-          <w:i w:val="0"/>
-          <w:iCs/>
-          <w:sz w:val="21"/>
-        </w:rPr>
-        <w:t xml:space="preserve">图</w:t>
-      </w:r>
-      <w:r>
-        <w:rPr>
-          <w:rFonts w:ascii="Times New Roman" w:hAnsi="Times New Roman" w:eastAsia="FangSong" w:cs="Times New Roman"/>
-          <w:b w:val="0"/>
-          <w:i w:val="0"/>
-          <w:iCs/>
-          <w:sz w:val="21"/>
-        </w:rPr>
-        <w:t xml:space="preserve"> SN2 </w:t>
-      </w:r>
-      <w:r>
-        <w:rPr>
-          <w:rFonts w:hint="eastAsia" w:ascii="Times New Roman" w:hAnsi="Times New Roman" w:eastAsia="FangSong" w:cs="Times New Roman"/>
-          <w:b w:val="0"/>
-          <w:i w:val="0"/>
-          <w:iCs/>
-          <w:sz w:val="21"/>
-        </w:rPr>
-        <w:t xml:space="preserve">反应的背侧进攻与</w:t>
-      </w:r>
-      <w:r>
-        <w:rPr>
-          <w:rFonts w:ascii="Times New Roman" w:hAnsi="Times New Roman" w:eastAsia="FangSong" w:cs="Times New Roman"/>
-          <w:b w:val="0"/>
-          <w:i w:val="0"/>
-          <w:iCs/>
-          <w:sz w:val="21"/>
-        </w:rPr>
-        <w:t xml:space="preserve"> Walden </w:t>
-      </w:r>
-      <w:r>
-        <w:rPr>
-          <w:rFonts w:hint="eastAsia" w:ascii="Times New Roman" w:hAnsi="Times New Roman" w:eastAsia="FangSong" w:cs="Times New Roman"/>
-          <w:b w:val="0"/>
-          <w:i w:val="0"/>
-          <w:iCs/>
-          <w:sz w:val="21"/>
-        </w:rPr>
-        <w:t>翻转</w:t>
-      </w:r>
-      <w:r>
-        <w:rPr>
-          <w:rFonts w:hint="eastAsia" w:ascii="Times New Roman" w:hAnsi="Times New Roman" w:eastAsia="FangSong" w:cs="Times New Roman"/>
-          <w:b w:val="0"/>
-          <w:i w:val="0"/>
-          <w:iCs/>
-          <w:sz w:val="21"/>
-        </w:rPr>
-        <w:t>。</w:t>
-      </w:r>
-      <w:r>
-        <w:rPr>
-          <w:rFonts w:hint="eastAsia" w:ascii="Times New Roman" w:hAnsi="Times New Roman" w:eastAsia="FangSong" w:cs="Times New Roman"/>
-          <w:b w:val="0"/>
-          <w:i w:val="0"/>
-          <w:iCs/>
-          <w:sz w:val="21"/>
-        </w:rPr>
-        <w:t>亲核试剂从离去基的背面进攻碳原子</w:t>
-      </w:r>
-      <w:r>
-        <w:rPr>
-          <w:rFonts w:hint="eastAsia" w:ascii="Times New Roman" w:hAnsi="Times New Roman" w:eastAsia="FangSong" w:cs="Times New Roman"/>
-          <w:b w:val="0"/>
-          <w:i w:val="0"/>
-          <w:iCs/>
-          <w:sz w:val="21"/>
-        </w:rPr>
-        <w:t>，</w:t>
-      </w:r>
-      <w:r>
-        <w:rPr>
-          <w:rFonts w:hint="eastAsia" w:ascii="Times New Roman" w:hAnsi="Times New Roman" w:eastAsia="FangSong" w:cs="Times New Roman"/>
-          <w:b w:val="0"/>
-          <w:i w:val="0"/>
-          <w:iCs/>
-          <w:sz w:val="21"/>
-        </w:rPr>
-        <w:t>形成五配位过渡态后离去基离去</w:t>
-      </w:r>
-      <w:r>
-        <w:rPr>
-          <w:rFonts w:hint="eastAsia" w:ascii="Times New Roman" w:hAnsi="Times New Roman" w:eastAsia="FangSong" w:cs="Times New Roman"/>
-          <w:b w:val="0"/>
-          <w:i w:val="0"/>
-          <w:iCs/>
-          <w:sz w:val="21"/>
-        </w:rPr>
-        <w:t>，</w:t>
-      </w:r>
-      <w:r>
-        <w:rPr>
-          <w:rFonts w:hint="eastAsia" w:ascii="Times New Roman" w:hAnsi="Times New Roman" w:eastAsia="FangSong" w:cs="Times New Roman"/>
-          <w:b w:val="0"/>
-          <w:i w:val="0"/>
-          <w:iCs/>
-          <w:sz w:val="21"/>
-        </w:rPr>
-        <w:t>产物的构型完全翻转</w:t>
-      </w:r>
-      <w:r>
-        <w:rPr>
-          <w:rFonts w:hint="eastAsia" w:ascii="Times New Roman" w:hAnsi="Times New Roman" w:eastAsia="FangSong" w:cs="Times New Roman"/>
-          <w:b w:val="0"/>
-          <w:i w:val="0"/>
-          <w:iCs/>
-          <w:sz w:val="21"/>
-        </w:rPr>
-        <w:t>（Wikimedia</w:t>
-      </w:r>
-      <w:r>
-        <w:rPr>
-          <w:rFonts w:ascii="Times New Roman" w:hAnsi="Times New Roman" w:eastAsia="FangSong" w:cs="Times New Roman"/>
-          <w:b w:val="0"/>
-          <w:i w:val="0"/>
-          <w:iCs/>
-          <w:sz w:val="21"/>
-        </w:rPr>
-        <w:t xml:space="preserve"> </w:t>
-      </w:r>
-      <w:r>
-        <w:rPr>
-          <w:rFonts w:hint="eastAsia" w:ascii="Times New Roman" w:hAnsi="Times New Roman" w:eastAsia="FangSong" w:cs="Times New Roman"/>
-          <w:b w:val="0"/>
-          <w:i w:val="0"/>
-          <w:iCs/>
-          <w:sz w:val="21"/>
-        </w:rPr>
-        <w:t xml:space="preserve">Commons）</w:t>
-      </w:r>
-    </w:p>
+        <w:tblBorders>
+          <w:top w:val="single" w:sz="12" w:space="0" w:color="333333"/>
+          <w:bottom w:val="single" w:sz="12" w:space="0" w:color="333333"/>
+          <w:left w:val="none"/>
+          <w:right w:val="none"/>
+          <w:insideH w:val="none"/>
+          <w:insideV w:val="none"/>
+        </w:tblBorders>
+      </w:tblPr>
+      <w:tblGrid>
+        <w:gridCol w:w="7920"/>
+      </w:tblGrid>
+      <w:tr>
+        <w:trPr>
+          <w:tblHeader w:val="on"/>
+        </w:trPr>
+        <w:tc>
+          <w:tcPr>
+            <w:tcBorders>
+              <w:bottom w:val="single" w:sz="6" w:space="0" w:color="333333"/>
+            </w:tcBorders>
+          </w:tcPr>
+          <w:p>
+            <w:pPr>
+              <w:pStyle w:val="Compact"/>
+              <w:jc w:val="center"/>
+            </w:pPr>
+            <w:r>
+              <w:rPr>
+                <w:rFonts w:ascii="Times New Roman" w:hAnsi="Times New Roman" w:eastAsia="Times New Roman" w:cs="Times New Roman"/>
+                <w:b/>
+              </w:rPr>
+              <w:t xml:space="preserve">SN2 </w:t>
+            </w:r>
+            <w:r>
+              <w:rPr>
+                <w:rFonts w:hint="eastAsia" w:ascii="Times New Roman" w:hAnsi="Times New Roman" w:eastAsia="SimHei" w:cs="Times New Roman"/>
+                <w:b/>
+              </w:rPr>
+              <w:t xml:space="preserve">反应示意图</w:t>
+            </w:r>
+          </w:p>
+        </w:tc>
+      </w:tr>
+      <w:tr>
+        <w:tc>
+          <w:tcPr/>
+          <w:p>
+            <w:pPr>
+              <w:pStyle w:val="Compact"/>
+              <w:jc w:val="center"/>
+            </w:pPr>
+            <w:r>
+              <w:rPr>
+                <w:rFonts w:ascii="Times New Roman" w:hAnsi="Times New Roman" w:eastAsia="Times New Roman" w:cs="Times New Roman"/>
+              </w:rPr>
+              <w:drawing>
+                <wp:inline>
+                  <wp:extent cx="2667000" cy="540058"/>
+                  <wp:effectExtent b="0" l="0" r="0" t="0"/>
+                  <wp:docPr descr="" title="" id="23" name="Picture"/>
+                  <a:graphic>
+                    <a:graphicData uri="http://schemas.openxmlformats.org/drawingml/2006/picture">
+                      <pic:pic>
+                        <pic:nvPicPr>
+                          <pic:cNvPr descr="1e2054db7436bf3a08ada50660c715d8bfb4db2a177436c3f3fa74541e112b65.png" id="24" name="Picture"/>
+                          <pic:cNvPicPr>
+                            <a:picLocks noChangeArrowheads="1" noChangeAspect="1"/>
+                          </pic:cNvPicPr>
+                        </pic:nvPicPr>
+                        <pic:blipFill>
+                          <a:blip r:embed="rId22"/>
+                          <a:stretch>
+                            <a:fillRect/>
+                          </a:stretch>
+                        </pic:blipFill>
+                        <pic:spPr bwMode="auto">
+                          <a:xfrm>
+                            <a:off x="0" y="0"/>
+                            <a:ext cx="2667000" cy="540058"/>
+                          </a:xfrm>
+                          <a:prstGeom prst="rect">
+                            <a:avLst/>
+                          </a:prstGeom>
+                          <a:noFill/>
+                          <a:ln w="9525">
+                            <a:noFill/>
+                            <a:headEnd/>
+                            <a:tailEnd/>
+                          </a:ln>
+                        </pic:spPr>
+                      </pic:pic>
+                    </a:graphicData>
+                  </a:graphic>
+                </wp:inline>
+              </w:drawing>
+            </w:r>
+          </w:p>
+        </w:tc>
+      </w:tr>
+      <w:tr>
+        <w:tc>
+          <w:tcPr/>
+          <w:p>
+            <w:pPr>
+              <w:pStyle w:val="Compact"/>
+              <w:jc w:val="center"/>
+            </w:pPr>
+            <w:r>
+              <w:rPr>
+                <w:rFonts w:ascii="Times New Roman" w:hAnsi="Times New Roman" w:eastAsia="Times New Roman" w:cs="Times New Roman"/>
+              </w:rPr>
+              <w:t xml:space="preserve">&gt; </w:t>
+            </w:r>
+            <w:r>
+              <w:rPr>
+                <w:rFonts w:hint="eastAsia" w:ascii="Times New Roman" w:hAnsi="Times New Roman" w:eastAsia="FangSong" w:cs="Times New Roman"/>
+              </w:rPr>
+              <w:t xml:space="preserve">图</w:t>
+            </w:r>
+            <w:r>
+              <w:rPr>
+                <w:rFonts w:ascii="Times New Roman" w:hAnsi="Times New Roman" w:eastAsia="Times New Roman" w:cs="Times New Roman"/>
+              </w:rPr>
+              <w:t xml:space="preserve"> </w:t>
+            </w:r>
+            <w:r>
+              <w:rPr>
+                <w:rFonts w:hint="eastAsia" w:ascii="Times New Roman" w:hAnsi="Times New Roman" w:eastAsia="Times New Roman" w:cs="Times New Roman"/>
+              </w:rPr>
+              <w:t xml:space="preserve">2-1：SN2</w:t>
+            </w:r>
+            <w:r>
+              <w:rPr>
+                <w:rFonts w:ascii="Times New Roman" w:hAnsi="Times New Roman" w:eastAsia="Times New Roman" w:cs="Times New Roman"/>
+              </w:rPr>
+              <w:t xml:space="preserve"> </w:t>
+            </w:r>
+            <w:r>
+              <w:rPr>
+                <w:rFonts w:hint="eastAsia" w:ascii="Times New Roman" w:hAnsi="Times New Roman" w:eastAsia="FangSong" w:cs="Times New Roman"/>
+              </w:rPr>
+              <w:t xml:space="preserve">反应的背侧进攻与</w:t>
+            </w:r>
+            <w:r>
+              <w:rPr>
+                <w:rFonts w:ascii="Times New Roman" w:hAnsi="Times New Roman" w:eastAsia="Times New Roman" w:cs="Times New Roman"/>
+              </w:rPr>
+              <w:t xml:space="preserve"> Walden </w:t>
+            </w:r>
+            <w:r>
+              <w:rPr>
+                <w:rFonts w:hint="eastAsia" w:ascii="Times New Roman" w:hAnsi="Times New Roman" w:eastAsia="FangSong" w:cs="Times New Roman"/>
+              </w:rPr>
+              <w:t>翻转</w:t>
+            </w:r>
+            <w:r>
+              <w:rPr>
+                <w:rFonts w:hint="eastAsia" w:ascii="Times New Roman" w:hAnsi="Times New Roman" w:eastAsia="Times New Roman" w:cs="Times New Roman"/>
+              </w:rPr>
+              <w:t>。</w:t>
+            </w:r>
+            <w:r>
+              <w:rPr>
+                <w:rFonts w:hint="eastAsia" w:ascii="Times New Roman" w:hAnsi="Times New Roman" w:eastAsia="FangSong" w:cs="Times New Roman"/>
+              </w:rPr>
+              <w:t>亲核试剂自离去基背面进攻碳原子</w:t>
+            </w:r>
+            <w:r>
+              <w:rPr>
+                <w:rFonts w:hint="eastAsia" w:ascii="Times New Roman" w:hAnsi="Times New Roman" w:eastAsia="Times New Roman" w:cs="Times New Roman"/>
+              </w:rPr>
+              <w:t>，</w:t>
+            </w:r>
+            <w:r>
+              <w:rPr>
+                <w:rFonts w:hint="eastAsia" w:ascii="Times New Roman" w:hAnsi="Times New Roman" w:eastAsia="FangSong" w:cs="Times New Roman"/>
+              </w:rPr>
+              <w:t>经五配位过渡态后离去基离去</w:t>
+            </w:r>
+            <w:r>
+              <w:rPr>
+                <w:rFonts w:hint="eastAsia" w:ascii="Times New Roman" w:hAnsi="Times New Roman" w:eastAsia="Times New Roman" w:cs="Times New Roman"/>
+              </w:rPr>
+              <w:t>，</w:t>
+            </w:r>
+            <w:r>
+              <w:rPr>
+                <w:rFonts w:hint="eastAsia" w:ascii="Times New Roman" w:hAnsi="Times New Roman" w:eastAsia="FangSong" w:cs="Times New Roman"/>
+              </w:rPr>
+              <w:t>产物构型完全翻转</w:t>
+            </w:r>
+            <w:r>
+              <w:rPr>
+                <w:rFonts w:hint="eastAsia" w:ascii="Times New Roman" w:hAnsi="Times New Roman" w:eastAsia="Times New Roman" w:cs="Times New Roman"/>
+              </w:rPr>
+              <w:t>。</w:t>
+            </w:r>
+          </w:p>
+        </w:tc>
+      </w:tr>
+    </w:tbl>
     <w:p>
       <w:pPr>
         <w:pStyle w:val="BodyText"/>
+        <w:spacing w:before="120"/>
         <w:ind w:firstLine="420"/>
       </w:pPr>
       <w:r>
@@ -17843,7 +17849,7 @@
         <w:t xml:space="preserve">竞争</w:t>
       </w:r>
     </w:p>
-    <w:bookmarkStart w:id="39" w:name="sn1e1-共享碳正离子一个中间体两个命运"/>
+    <w:bookmarkStart w:id="39" w:name="sn1e1-共享碳正离子同一中间体的两类竞争分支"/>
     <w:p>
       <w:pPr>
         <w:pStyle w:val="Heading3"/>
@@ -17869,33 +17875,9 @@
       </w:r>
       <w:r>
         <w:rPr>
-          <w:rFonts w:hint="eastAsia" w:ascii="Times New Roman" w:hAnsi="Times New Roman" w:eastAsia="Times New Roman" w:cs="Times New Roman"/>
-        </w:rPr>
-        <w:t>“</w:t>
-      </w:r>
-      <w:r>
-        <w:rPr>
           <w:rFonts w:hint="eastAsia" w:ascii="Times New Roman" w:hAnsi="Times New Roman" w:eastAsia="SimHei" w:cs="Times New Roman"/>
         </w:rPr>
-        <w:t>一个中间体</w:t>
-      </w:r>
-      <w:r>
-        <w:rPr>
-          <w:rFonts w:hint="eastAsia" w:ascii="Times New Roman" w:hAnsi="Times New Roman" w:eastAsia="Times New Roman" w:cs="Times New Roman"/>
-        </w:rPr>
-        <w:t>，</w:t>
-      </w:r>
-      <w:r>
-        <w:rPr>
-          <w:rFonts w:hint="eastAsia" w:ascii="Times New Roman" w:hAnsi="Times New Roman" w:eastAsia="SimHei" w:cs="Times New Roman"/>
-        </w:rPr>
-        <w:t>两个命运</w:t>
-      </w:r>
-      <w:r>
-        <w:rPr>
-          <w:rFonts w:hint="eastAsia" w:ascii="Times New Roman" w:hAnsi="Times New Roman" w:eastAsia="Times New Roman" w:cs="Times New Roman"/>
-        </w:rPr>
-        <w:t>”</w:t>
+        <w:t>同一中间体的两类竞争分支</w:t>
       </w:r>
     </w:p>
     <w:p>
